--- a/docs/UniBus_Huong_Dan_Demo_Luong_Chinh.docx
+++ b/docs/UniBus_Huong_Dan_Demo_Luong_Chinh.docx
@@ -8,32 +8,33 @@
       </w:pPr>
       <w:r>
         <w:rPr>
+          <w:rFonts w:ascii="Calibri" w:hAnsi="Calibri"/>
           <w:b/>
-          <w:i w:val="0"/>
-          <w:color w:val="0B2545"/>
-          <w:sz w:val="44"/>
+          <w:color w:val="14140F"/>
+          <w:sz w:val="48"/>
         </w:rPr>
-        <w:t>UniBus - Báo cáo &amp; Hướng dẫn demo luồng chính</w:t>
+        <w:t>UniBus - Huong dan demo day du</w:t>
       </w:r>
     </w:p>
     <w:p>
+      <w:pPr>
+        <w:spacing w:after="240"/>
+      </w:pPr>
       <w:r>
         <w:rPr>
-          <w:b w:val="0"/>
-          <w:i w:val="0"/>
+          <w:rFonts w:ascii="Calibri" w:hAnsi="Calibri"/>
           <w:color w:val="555555"/>
-          <w:sz w:val="20"/>
+          <w:sz w:val="22"/>
         </w:rPr>
-        <w:t>Phiên bản tài liệu: 18/06/2026 01:00 | Phạm vi: Iteration 1 + Vé &amp; Tuyến + Trợ giá sinh viên Core MVP</w:t>
+        <w:t>Nhanh, dung luong that, va tranh nham voi mock UI trong patch v6</w:t>
       </w:r>
     </w:p>
     <w:tbl>
       <w:tblPr>
-        <w:tblW w:type="dxa" w:w="9360"/>
-        <w:jc w:val="left"/>
-        <w:tblLayout w:type="fixed"/>
+        <w:tblStyle w:val="TableGrid"/>
+        <w:tblW w:type="auto" w:w="0"/>
+        <w:jc w:val="center"/>
         <w:tblLook w:firstColumn="1" w:firstRow="1" w:lastColumn="0" w:lastRow="0" w:noHBand="0" w:noVBand="1" w:val="04A0"/>
-        <w:tblInd w:w="120" w:type="dxa"/>
       </w:tblPr>
       <w:tblGrid>
         <w:gridCol w:w="9360"/>
@@ -42,41 +43,33 @@
         <w:tc>
           <w:tcPr>
             <w:tcW w:type="dxa" w:w="9360"/>
-            <w:vAlign w:val="center"/>
-            <w:tcBorders>
-              <w:top w:val="single" w:sz="6" w:space="0" w:color="B7C4D5"/>
-              <w:left w:val="single" w:sz="6" w:space="0" w:color="B7C4D5"/>
-              <w:bottom w:val="single" w:sz="6" w:space="0" w:color="B7C4D5"/>
-              <w:right w:val="single" w:sz="6" w:space="0" w:color="B7C4D5"/>
-            </w:tcBorders>
-            <w:tcMar>
-              <w:top w:w="80" w:type="dxa"/>
-              <w:start w:w="120" w:type="dxa"/>
-              <w:bottom w:w="80" w:type="dxa"/>
-              <w:end w:w="120" w:type="dxa"/>
-            </w:tcMar>
-            <w:shd w:fill="E8EEF5"/>
+            <w:shd w:fill="FFF4CE"/>
           </w:tcPr>
           <w:p>
-            <w:pPr/>
-            <w:r/>
+            <w:pPr>
+              <w:spacing w:after="80"/>
+            </w:pPr>
             <w:r>
               <w:rPr>
+                <w:rFonts w:ascii="Calibri" w:hAnsi="Calibri"/>
                 <w:b/>
-                <w:i w:val="0"/>
-                <w:color w:val="0B2545"/>
+                <w:color w:val="14140F"/>
+                <w:sz w:val="21"/>
               </w:rPr>
-              <w:t>Mục tiêu tài liệu</w:t>
+              <w:t>Pham vi merge hien tai</w:t>
             </w:r>
           </w:p>
           <w:p>
-            <w:pPr/>
+            <w:pPr>
+              <w:spacing w:after="0"/>
+            </w:pPr>
             <w:r>
               <w:rPr>
-                <w:b w:val="0"/>
-                <w:i w:val="0"/>
+                <w:rFonts w:ascii="Calibri" w:hAnsi="Calibri"/>
+                <w:color w:val="323232"/>
+                <w:sz w:val="20"/>
               </w:rPr>
-              <w:t>Cung cấp kịch bản demo đầy đủ, có thứ tự thao tác rõ ràng, tài khoản thử nghiệm, dữ liệu cần chuẩn bị, kết quả cần thấy và các lỗi thường gặp khi demo UniBus.</w:t>
+              <w:t>Patch v6 khong duoc apply mu. Da port giao dien AI va cac wiring can thiet cho OCR/admin, nhung giu scanner phu xe, SePay, dashboard tien, driver/coordinator contacts va API that. Cac doan prototype-context/mock trong patch role-module lon duoc bo qua co chu dich.</w:t>
             </w:r>
           </w:p>
         </w:tc>
@@ -86,157 +79,160 @@
     <w:p>
       <w:pPr>
         <w:pStyle w:val="Heading1"/>
+        <w:keepNext/>
       </w:pPr>
       <w:r>
         <w:rPr>
-          <w:b w:val="0"/>
-          <w:i w:val="0"/>
+          <w:rFonts w:ascii="Calibri" w:hAnsi="Calibri"/>
+          <w:color w:val="2E74B5"/>
         </w:rPr>
-        <w:t>1. Tóm tắt luồng chính nên demo</w:t>
+        <w:t>1. Muc tieu demo</w:t>
       </w:r>
     </w:p>
     <w:p>
-      <w:pPr/>
+      <w:pPr>
+        <w:pStyle w:val="ListBullet"/>
+        <w:spacing w:after="80"/>
+      </w:pPr>
       <w:r>
         <w:rPr>
-          <w:b w:val="0"/>
-          <w:i w:val="0"/>
+          <w:rFonts w:ascii="Calibri" w:hAnsi="Calibri"/>
+          <w:sz w:val="22"/>
         </w:rPr>
-        <w:t>Luồng chính đề xuất cho buổi demo là: sinh viên xác minh -&gt; admin duyệt hồ sơ -&gt; sinh viên chọn tuyến và trạm mặc định -&gt; sinh viên thanh toán vé tháng -&gt; hệ thống cấp QR và hóa đơn -&gt; tài xế vận hành chuyến -&gt; điều phối xem live fleet -&gt; phụ xe quét QR -&gt; sinh viên xem lịch sử và gửi phản hồi -&gt; điều phối xử lý phản hồi/thông báo.</w:t>
+        <w:t>Chung minh UI completion khong lam mat cac luong that cua team: scanner QR, SePay, dashboard tien, realtime/operations.</w:t>
+      </w:r>
+    </w:p>
+    <w:p>
+      <w:pPr>
+        <w:pStyle w:val="ListBullet"/>
+        <w:spacing w:after="80"/>
+      </w:pPr>
+      <w:r>
+        <w:rPr>
+          <w:rFonts w:ascii="Calibri" w:hAnsi="Calibri"/>
+          <w:sz w:val="22"/>
+        </w:rPr>
+        <w:t>Demo luong OCR sinh vien: student gui anh the, backend OCR tra ket qua, admin xem anh va duyet/tu choi/yeu cau gui lai.</w:t>
+      </w:r>
+    </w:p>
+    <w:p>
+      <w:pPr>
+        <w:pStyle w:val="ListBullet"/>
+        <w:spacing w:after="80"/>
+      </w:pPr>
+      <w:r>
+        <w:rPr>
+          <w:rFonts w:ascii="Calibri" w:hAnsi="Calibri"/>
+          <w:sz w:val="22"/>
+        </w:rPr>
+        <w:t>Demo dashboard/transactions cho admin va university admin de thay thong ke tien, tro gia, ve thang.</w:t>
+      </w:r>
+    </w:p>
+    <w:p>
+      <w:pPr>
+        <w:pStyle w:val="ListBullet"/>
+        <w:spacing w:after="80"/>
+      </w:pPr>
+      <w:r>
+        <w:rPr>
+          <w:rFonts w:ascii="Calibri" w:hAnsi="Calibri"/>
+          <w:sz w:val="22"/>
+        </w:rPr>
+        <w:t>Giu thong diep review: day la branch feature, khong phai reset RDS hay rewrite UI toan bo.</w:t>
+      </w:r>
+    </w:p>
+    <w:p>
+      <w:pPr>
+        <w:pStyle w:val="Heading1"/>
+        <w:keepNext/>
+      </w:pPr>
+      <w:r>
+        <w:rPr>
+          <w:rFonts w:ascii="Calibri" w:hAnsi="Calibri"/>
+          <w:color w:val="2E74B5"/>
+        </w:rPr>
+        <w:t>2. Chuan bi truoc demo</w:t>
       </w:r>
     </w:p>
     <w:tbl>
       <w:tblPr>
-        <w:tblW w:type="dxa" w:w="9360"/>
-        <w:tblLayout w:type="fixed"/>
+        <w:tblStyle w:val="TableGrid"/>
+        <w:tblW w:type="auto" w:w="0"/>
+        <w:jc w:val="center"/>
         <w:tblLook w:firstColumn="1" w:firstRow="1" w:lastColumn="0" w:lastRow="0" w:noHBand="0" w:noVBand="1" w:val="04A0"/>
-        <w:jc w:val="left"/>
-        <w:tblInd w:w="120" w:type="dxa"/>
       </w:tblPr>
       <w:tblGrid>
-        <w:gridCol w:w="648"/>
-        <w:gridCol w:w="1584"/>
-        <w:gridCol w:w="2376"/>
-        <w:gridCol w:w="4752"/>
+        <w:gridCol w:w="3120"/>
+        <w:gridCol w:w="3120"/>
+        <w:gridCol w:w="3120"/>
       </w:tblGrid>
       <w:tr>
+        <w:trPr>
+          <w:tblHeader w:val="true"/>
+        </w:trPr>
         <w:tc>
           <w:tcPr>
-            <w:tcW w:type="dxa" w:w="648"/>
+            <w:tcW w:type="dxa" w:w="1944"/>
+            <w:shd w:fill="E8EEF5"/>
             <w:vAlign w:val="center"/>
-            <w:tcBorders>
-              <w:top w:val="single" w:sz="6" w:space="0" w:color="B7C4D5"/>
-              <w:left w:val="single" w:sz="6" w:space="0" w:color="B7C4D5"/>
-              <w:bottom w:val="single" w:sz="6" w:space="0" w:color="B7C4D5"/>
-              <w:right w:val="single" w:sz="6" w:space="0" w:color="B7C4D5"/>
-            </w:tcBorders>
-            <w:tcMar>
-              <w:top w:w="80" w:type="dxa"/>
-              <w:start w:w="120" w:type="dxa"/>
-              <w:bottom w:w="80" w:type="dxa"/>
-              <w:end w:w="120" w:type="dxa"/>
-            </w:tcMar>
-            <w:shd w:fill="E8EEF5"/>
           </w:tcPr>
           <w:p>
+            <w:pPr>
+              <w:spacing w:after="0"/>
+            </w:pPr>
             <w:r/>
             <w:r>
               <w:rPr>
+                <w:rFonts w:ascii="Calibri" w:hAnsi="Calibri"/>
                 <w:b/>
-                <w:i w:val="0"/>
-                <w:color w:val="0B2545"/>
+                <w:color w:val="14140F"/>
+                <w:sz w:val="20"/>
               </w:rPr>
-              <w:t>Chặng</w:t>
+              <w:t>Hang muc</w:t>
             </w:r>
           </w:p>
         </w:tc>
         <w:tc>
           <w:tcPr>
-            <w:tcW w:type="dxa" w:w="1584"/>
+            <w:tcW w:type="dxa" w:w="4320"/>
+            <w:shd w:fill="E8EEF5"/>
             <w:vAlign w:val="center"/>
-            <w:tcBorders>
-              <w:top w:val="single" w:sz="6" w:space="0" w:color="B7C4D5"/>
-              <w:left w:val="single" w:sz="6" w:space="0" w:color="B7C4D5"/>
-              <w:bottom w:val="single" w:sz="6" w:space="0" w:color="B7C4D5"/>
-              <w:right w:val="single" w:sz="6" w:space="0" w:color="B7C4D5"/>
-            </w:tcBorders>
-            <w:tcMar>
-              <w:top w:w="80" w:type="dxa"/>
-              <w:start w:w="120" w:type="dxa"/>
-              <w:bottom w:w="80" w:type="dxa"/>
-              <w:end w:w="120" w:type="dxa"/>
-            </w:tcMar>
-            <w:shd w:fill="E8EEF5"/>
           </w:tcPr>
           <w:p>
+            <w:pPr>
+              <w:spacing w:after="0"/>
+            </w:pPr>
             <w:r/>
             <w:r>
               <w:rPr>
+                <w:rFonts w:ascii="Calibri" w:hAnsi="Calibri"/>
                 <w:b/>
-                <w:i w:val="0"/>
-                <w:color w:val="0B2545"/>
+                <w:color w:val="14140F"/>
+                <w:sz w:val="20"/>
               </w:rPr>
-              <w:t>Actor</w:t>
+              <w:t>Lenh/du lieu</w:t>
             </w:r>
           </w:p>
         </w:tc>
         <w:tc>
           <w:tcPr>
-            <w:tcW w:type="dxa" w:w="2376"/>
+            <w:tcW w:type="dxa" w:w="3096"/>
+            <w:shd w:fill="E8EEF5"/>
             <w:vAlign w:val="center"/>
-            <w:tcBorders>
-              <w:top w:val="single" w:sz="6" w:space="0" w:color="B7C4D5"/>
-              <w:left w:val="single" w:sz="6" w:space="0" w:color="B7C4D5"/>
-              <w:bottom w:val="single" w:sz="6" w:space="0" w:color="B7C4D5"/>
-              <w:right w:val="single" w:sz="6" w:space="0" w:color="B7C4D5"/>
-            </w:tcBorders>
-            <w:tcMar>
-              <w:top w:w="80" w:type="dxa"/>
-              <w:start w:w="120" w:type="dxa"/>
-              <w:bottom w:w="80" w:type="dxa"/>
-              <w:end w:w="120" w:type="dxa"/>
-            </w:tcMar>
-            <w:shd w:fill="E8EEF5"/>
           </w:tcPr>
           <w:p>
+            <w:pPr>
+              <w:spacing w:after="0"/>
+            </w:pPr>
             <w:r/>
             <w:r>
               <w:rPr>
+                <w:rFonts w:ascii="Calibri" w:hAnsi="Calibri"/>
                 <w:b/>
-                <w:i w:val="0"/>
-                <w:color w:val="0B2545"/>
+                <w:color w:val="14140F"/>
+                <w:sz w:val="20"/>
               </w:rPr>
-              <w:t>Màn hình chính</w:t>
-            </w:r>
-          </w:p>
-        </w:tc>
-        <w:tc>
-          <w:tcPr>
-            <w:tcW w:type="dxa" w:w="4752"/>
-            <w:vAlign w:val="center"/>
-            <w:tcBorders>
-              <w:top w:val="single" w:sz="6" w:space="0" w:color="B7C4D5"/>
-              <w:left w:val="single" w:sz="6" w:space="0" w:color="B7C4D5"/>
-              <w:bottom w:val="single" w:sz="6" w:space="0" w:color="B7C4D5"/>
-              <w:right w:val="single" w:sz="6" w:space="0" w:color="B7C4D5"/>
-            </w:tcBorders>
-            <w:tcMar>
-              <w:top w:w="80" w:type="dxa"/>
-              <w:start w:w="120" w:type="dxa"/>
-              <w:bottom w:w="80" w:type="dxa"/>
-              <w:end w:w="120" w:type="dxa"/>
-            </w:tcMar>
-            <w:shd w:fill="E8EEF5"/>
-          </w:tcPr>
-          <w:p>
-            <w:r/>
-            <w:r>
-              <w:rPr>
-                <w:b/>
-                <w:i w:val="0"/>
-                <w:color w:val="0B2545"/>
-              </w:rPr>
-              <w:t>Điểm cần chứng minh</w:t>
+              <w:t>Ghi chu</w:t>
             </w:r>
           </w:p>
         </w:tc>
@@ -244,113 +240,61 @@
       <w:tr>
         <w:tc>
           <w:tcPr>
-            <w:tcW w:type="dxa" w:w="648"/>
+            <w:tcW w:type="dxa" w:w="3120"/>
             <w:vAlign w:val="center"/>
-            <w:tcBorders>
-              <w:top w:val="single" w:sz="6" w:space="0" w:color="B7C4D5"/>
-              <w:left w:val="single" w:sz="6" w:space="0" w:color="B7C4D5"/>
-              <w:bottom w:val="single" w:sz="6" w:space="0" w:color="B7C4D5"/>
-              <w:right w:val="single" w:sz="6" w:space="0" w:color="B7C4D5"/>
-            </w:tcBorders>
-            <w:tcMar>
-              <w:top w:w="80" w:type="dxa"/>
-              <w:start w:w="120" w:type="dxa"/>
-              <w:bottom w:w="80" w:type="dxa"/>
-              <w:end w:w="120" w:type="dxa"/>
-            </w:tcMar>
           </w:tcPr>
           <w:p>
+            <w:pPr>
+              <w:spacing w:after="0"/>
+            </w:pPr>
             <w:r/>
             <w:r>
               <w:rPr>
+                <w:rFonts w:ascii="Calibri" w:hAnsi="Calibri"/>
                 <w:b w:val="0"/>
-                <w:i w:val="0"/>
+                <w:sz w:val="20"/>
               </w:rPr>
-              <w:t>1</w:t>
+              <w:t>Branch</w:t>
             </w:r>
           </w:p>
         </w:tc>
         <w:tc>
           <w:tcPr>
-            <w:tcW w:type="dxa" w:w="1584"/>
+            <w:tcW w:type="dxa" w:w="3120"/>
             <w:vAlign w:val="center"/>
-            <w:tcBorders>
-              <w:top w:val="single" w:sz="6" w:space="0" w:color="B7C4D5"/>
-              <w:left w:val="single" w:sz="6" w:space="0" w:color="B7C4D5"/>
-              <w:bottom w:val="single" w:sz="6" w:space="0" w:color="B7C4D5"/>
-              <w:right w:val="single" w:sz="6" w:space="0" w:color="B7C4D5"/>
-            </w:tcBorders>
-            <w:tcMar>
-              <w:top w:w="80" w:type="dxa"/>
-              <w:start w:w="120" w:type="dxa"/>
-              <w:bottom w:w="80" w:type="dxa"/>
-              <w:end w:w="120" w:type="dxa"/>
-            </w:tcMar>
           </w:tcPr>
           <w:p>
+            <w:pPr>
+              <w:spacing w:after="0"/>
+            </w:pPr>
             <w:r/>
             <w:r>
               <w:rPr>
+                <w:rFonts w:ascii="Calibri" w:hAnsi="Calibri"/>
                 <w:b w:val="0"/>
-                <w:i w:val="0"/>
+                <w:sz w:val="20"/>
               </w:rPr>
-              <w:t>Sinh viên</w:t>
+              <w:t>codex/ui-v2-ocr</w:t>
             </w:r>
           </w:p>
         </w:tc>
         <w:tc>
           <w:tcPr>
-            <w:tcW w:type="dxa" w:w="2376"/>
+            <w:tcW w:type="dxa" w:w="3120"/>
             <w:vAlign w:val="center"/>
-            <w:tcBorders>
-              <w:top w:val="single" w:sz="6" w:space="0" w:color="B7C4D5"/>
-              <w:left w:val="single" w:sz="6" w:space="0" w:color="B7C4D5"/>
-              <w:bottom w:val="single" w:sz="6" w:space="0" w:color="B7C4D5"/>
-              <w:right w:val="single" w:sz="6" w:space="0" w:color="B7C4D5"/>
-            </w:tcBorders>
-            <w:tcMar>
-              <w:top w:w="80" w:type="dxa"/>
-              <w:start w:w="120" w:type="dxa"/>
-              <w:bottom w:w="80" w:type="dxa"/>
-              <w:end w:w="120" w:type="dxa"/>
-            </w:tcMar>
           </w:tcPr>
           <w:p>
+            <w:pPr>
+              <w:spacing w:after="0"/>
+            </w:pPr>
             <w:r/>
             <w:r>
               <w:rPr>
+                <w:rFonts w:ascii="Calibri" w:hAnsi="Calibri"/>
                 <w:b w:val="0"/>
-                <w:i w:val="0"/>
+                <w:sz w:val="20"/>
               </w:rPr>
-              <w:t>/student/verify</w:t>
-            </w:r>
-          </w:p>
-        </w:tc>
-        <w:tc>
-          <w:tcPr>
-            <w:tcW w:type="dxa" w:w="4752"/>
-            <w:vAlign w:val="center"/>
-            <w:tcBorders>
-              <w:top w:val="single" w:sz="6" w:space="0" w:color="B7C4D5"/>
-              <w:left w:val="single" w:sz="6" w:space="0" w:color="B7C4D5"/>
-              <w:bottom w:val="single" w:sz="6" w:space="0" w:color="B7C4D5"/>
-              <w:right w:val="single" w:sz="6" w:space="0" w:color="B7C4D5"/>
-            </w:tcBorders>
-            <w:tcMar>
-              <w:top w:w="80" w:type="dxa"/>
-              <w:start w:w="120" w:type="dxa"/>
-              <w:bottom w:w="80" w:type="dxa"/>
-              <w:end w:w="120" w:type="dxa"/>
-            </w:tcMar>
-          </w:tcPr>
-          <w:p>
-            <w:r/>
-            <w:r>
-              <w:rPr>
-                <w:b w:val="0"/>
-                <w:i w:val="0"/>
-              </w:rPr>
-              <w:t>Hồ sơ sinh viên có trạng thái xác minh rõ ràng.</w:t>
+              <w:t>Nhanh PR moi thay the PR #30.</w:t>
             </w:r>
           </w:p>
         </w:tc>
@@ -358,113 +302,61 @@
       <w:tr>
         <w:tc>
           <w:tcPr>
-            <w:tcW w:type="dxa" w:w="648"/>
+            <w:tcW w:type="dxa" w:w="3120"/>
             <w:vAlign w:val="center"/>
-            <w:tcBorders>
-              <w:top w:val="single" w:sz="6" w:space="0" w:color="B7C4D5"/>
-              <w:left w:val="single" w:sz="6" w:space="0" w:color="B7C4D5"/>
-              <w:bottom w:val="single" w:sz="6" w:space="0" w:color="B7C4D5"/>
-              <w:right w:val="single" w:sz="6" w:space="0" w:color="B7C4D5"/>
-            </w:tcBorders>
-            <w:tcMar>
-              <w:top w:w="80" w:type="dxa"/>
-              <w:start w:w="120" w:type="dxa"/>
-              <w:bottom w:w="80" w:type="dxa"/>
-              <w:end w:w="120" w:type="dxa"/>
-            </w:tcMar>
           </w:tcPr>
           <w:p>
+            <w:pPr>
+              <w:spacing w:after="0"/>
+            </w:pPr>
             <w:r/>
             <w:r>
               <w:rPr>
+                <w:rFonts w:ascii="Calibri" w:hAnsi="Calibri"/>
                 <w:b w:val="0"/>
-                <w:i w:val="0"/>
+                <w:sz w:val="20"/>
               </w:rPr>
-              <w:t>2</w:t>
+              <w:t>Backend</w:t>
             </w:r>
           </w:p>
         </w:tc>
         <w:tc>
           <w:tcPr>
-            <w:tcW w:type="dxa" w:w="1584"/>
+            <w:tcW w:type="dxa" w:w="3120"/>
             <w:vAlign w:val="center"/>
-            <w:tcBorders>
-              <w:top w:val="single" w:sz="6" w:space="0" w:color="B7C4D5"/>
-              <w:left w:val="single" w:sz="6" w:space="0" w:color="B7C4D5"/>
-              <w:bottom w:val="single" w:sz="6" w:space="0" w:color="B7C4D5"/>
-              <w:right w:val="single" w:sz="6" w:space="0" w:color="B7C4D5"/>
-            </w:tcBorders>
-            <w:tcMar>
-              <w:top w:w="80" w:type="dxa"/>
-              <w:start w:w="120" w:type="dxa"/>
-              <w:bottom w:w="80" w:type="dxa"/>
-              <w:end w:w="120" w:type="dxa"/>
-            </w:tcMar>
           </w:tcPr>
           <w:p>
+            <w:pPr>
+              <w:spacing w:after="0"/>
+            </w:pPr>
             <w:r/>
             <w:r>
               <w:rPr>
+                <w:rFonts w:ascii="Calibri" w:hAnsi="Calibri"/>
                 <w:b w:val="0"/>
-                <w:i w:val="0"/>
+                <w:sz w:val="20"/>
               </w:rPr>
-              <w:t>Admin</w:t>
+              <w:t>mvn test; chay Spring Boot voi DB demo/RDS</w:t>
             </w:r>
           </w:p>
         </w:tc>
         <w:tc>
           <w:tcPr>
-            <w:tcW w:type="dxa" w:w="2376"/>
+            <w:tcW w:type="dxa" w:w="3120"/>
             <w:vAlign w:val="center"/>
-            <w:tcBorders>
-              <w:top w:val="single" w:sz="6" w:space="0" w:color="B7C4D5"/>
-              <w:left w:val="single" w:sz="6" w:space="0" w:color="B7C4D5"/>
-              <w:bottom w:val="single" w:sz="6" w:space="0" w:color="B7C4D5"/>
-              <w:right w:val="single" w:sz="6" w:space="0" w:color="B7C4D5"/>
-            </w:tcBorders>
-            <w:tcMar>
-              <w:top w:w="80" w:type="dxa"/>
-              <w:start w:w="120" w:type="dxa"/>
-              <w:bottom w:w="80" w:type="dxa"/>
-              <w:end w:w="120" w:type="dxa"/>
-            </w:tcMar>
           </w:tcPr>
           <w:p>
+            <w:pPr>
+              <w:spacing w:after="0"/>
+            </w:pPr>
             <w:r/>
             <w:r>
               <w:rPr>
+                <w:rFonts w:ascii="Calibri" w:hAnsi="Calibri"/>
                 <w:b w:val="0"/>
-                <w:i w:val="0"/>
+                <w:sz w:val="20"/>
               </w:rPr>
-              <w:t>/admin/student-verifications</w:t>
-            </w:r>
-          </w:p>
-        </w:tc>
-        <w:tc>
-          <w:tcPr>
-            <w:tcW w:type="dxa" w:w="4752"/>
-            <w:vAlign w:val="center"/>
-            <w:tcBorders>
-              <w:top w:val="single" w:sz="6" w:space="0" w:color="B7C4D5"/>
-              <w:left w:val="single" w:sz="6" w:space="0" w:color="B7C4D5"/>
-              <w:bottom w:val="single" w:sz="6" w:space="0" w:color="B7C4D5"/>
-              <w:right w:val="single" w:sz="6" w:space="0" w:color="B7C4D5"/>
-            </w:tcBorders>
-            <w:tcMar>
-              <w:top w:w="80" w:type="dxa"/>
-              <w:start w:w="120" w:type="dxa"/>
-              <w:bottom w:w="80" w:type="dxa"/>
-              <w:end w:w="120" w:type="dxa"/>
-            </w:tcMar>
-          </w:tcPr>
-          <w:p>
-            <w:r/>
-            <w:r>
-              <w:rPr>
-                <w:b w:val="0"/>
-                <w:i w:val="0"/>
-              </w:rPr>
-              <w:t>Admin duyệt/từ chối/yêu cầu nộp lại hồ sơ.</w:t>
+              <w:t>Neu test OCR local, dung profile local.</w:t>
             </w:r>
           </w:p>
         </w:tc>
@@ -472,113 +364,61 @@
       <w:tr>
         <w:tc>
           <w:tcPr>
-            <w:tcW w:type="dxa" w:w="648"/>
+            <w:tcW w:type="dxa" w:w="3120"/>
             <w:vAlign w:val="center"/>
-            <w:tcBorders>
-              <w:top w:val="single" w:sz="6" w:space="0" w:color="B7C4D5"/>
-              <w:left w:val="single" w:sz="6" w:space="0" w:color="B7C4D5"/>
-              <w:bottom w:val="single" w:sz="6" w:space="0" w:color="B7C4D5"/>
-              <w:right w:val="single" w:sz="6" w:space="0" w:color="B7C4D5"/>
-            </w:tcBorders>
-            <w:tcMar>
-              <w:top w:w="80" w:type="dxa"/>
-              <w:start w:w="120" w:type="dxa"/>
-              <w:bottom w:w="80" w:type="dxa"/>
-              <w:end w:w="120" w:type="dxa"/>
-            </w:tcMar>
           </w:tcPr>
           <w:p>
+            <w:pPr>
+              <w:spacing w:after="0"/>
+            </w:pPr>
             <w:r/>
             <w:r>
               <w:rPr>
+                <w:rFonts w:ascii="Calibri" w:hAnsi="Calibri"/>
                 <w:b w:val="0"/>
-                <w:i w:val="0"/>
+                <w:sz w:val="20"/>
               </w:rPr>
-              <w:t>3</w:t>
+              <w:t>Frontend</w:t>
             </w:r>
           </w:p>
         </w:tc>
         <w:tc>
           <w:tcPr>
-            <w:tcW w:type="dxa" w:w="1584"/>
+            <w:tcW w:type="dxa" w:w="3120"/>
             <w:vAlign w:val="center"/>
-            <w:tcBorders>
-              <w:top w:val="single" w:sz="6" w:space="0" w:color="B7C4D5"/>
-              <w:left w:val="single" w:sz="6" w:space="0" w:color="B7C4D5"/>
-              <w:bottom w:val="single" w:sz="6" w:space="0" w:color="B7C4D5"/>
-              <w:right w:val="single" w:sz="6" w:space="0" w:color="B7C4D5"/>
-            </w:tcBorders>
-            <w:tcMar>
-              <w:top w:w="80" w:type="dxa"/>
-              <w:start w:w="120" w:type="dxa"/>
-              <w:bottom w:w="80" w:type="dxa"/>
-              <w:end w:w="120" w:type="dxa"/>
-            </w:tcMar>
           </w:tcPr>
           <w:p>
+            <w:pPr>
+              <w:spacing w:after="0"/>
+            </w:pPr>
             <w:r/>
             <w:r>
               <w:rPr>
+                <w:rFonts w:ascii="Calibri" w:hAnsi="Calibri"/>
                 <w:b w:val="0"/>
-                <w:i w:val="0"/>
+                <w:sz w:val="20"/>
               </w:rPr>
-              <w:t>Sinh viên</w:t>
+              <w:t>npm run lint; npm run build; npm run dev</w:t>
             </w:r>
           </w:p>
         </w:tc>
         <w:tc>
           <w:tcPr>
-            <w:tcW w:type="dxa" w:w="2376"/>
+            <w:tcW w:type="dxa" w:w="3120"/>
             <w:vAlign w:val="center"/>
-            <w:tcBorders>
-              <w:top w:val="single" w:sz="6" w:space="0" w:color="B7C4D5"/>
-              <w:left w:val="single" w:sz="6" w:space="0" w:color="B7C4D5"/>
-              <w:bottom w:val="single" w:sz="6" w:space="0" w:color="B7C4D5"/>
-              <w:right w:val="single" w:sz="6" w:space="0" w:color="B7C4D5"/>
-            </w:tcBorders>
-            <w:tcMar>
-              <w:top w:w="80" w:type="dxa"/>
-              <w:start w:w="120" w:type="dxa"/>
-              <w:bottom w:w="80" w:type="dxa"/>
-              <w:end w:w="120" w:type="dxa"/>
-            </w:tcMar>
           </w:tcPr>
           <w:p>
+            <w:pPr>
+              <w:spacing w:after="0"/>
+            </w:pPr>
             <w:r/>
             <w:r>
               <w:rPr>
+                <w:rFonts w:ascii="Calibri" w:hAnsi="Calibri"/>
                 <w:b w:val="0"/>
-                <w:i w:val="0"/>
+                <w:sz w:val="20"/>
               </w:rPr>
-              <w:t>/student/routes</w:t>
-            </w:r>
-          </w:p>
-        </w:tc>
-        <w:tc>
-          <w:tcPr>
-            <w:tcW w:type="dxa" w:w="4752"/>
-            <w:vAlign w:val="center"/>
-            <w:tcBorders>
-              <w:top w:val="single" w:sz="6" w:space="0" w:color="B7C4D5"/>
-              <w:left w:val="single" w:sz="6" w:space="0" w:color="B7C4D5"/>
-              <w:bottom w:val="single" w:sz="6" w:space="0" w:color="B7C4D5"/>
-              <w:right w:val="single" w:sz="6" w:space="0" w:color="B7C4D5"/>
-            </w:tcBorders>
-            <w:tcMar>
-              <w:top w:w="80" w:type="dxa"/>
-              <w:start w:w="120" w:type="dxa"/>
-              <w:bottom w:w="80" w:type="dxa"/>
-              <w:end w:w="120" w:type="dxa"/>
-            </w:tcMar>
-          </w:tcPr>
-          <w:p>
-            <w:r/>
-            <w:r>
-              <w:rPr>
-                <w:b w:val="0"/>
-                <w:i w:val="0"/>
-              </w:rPr>
-              <w:t>Tuyến được lọc theo trường; trạm chỉ là mặc định.</w:t>
+              <w:t>Lint co the con warning hook cu, khong co error.</w:t>
             </w:r>
           </w:p>
         </w:tc>
@@ -586,113 +426,61 @@
       <w:tr>
         <w:tc>
           <w:tcPr>
-            <w:tcW w:type="dxa" w:w="648"/>
+            <w:tcW w:type="dxa" w:w="3120"/>
             <w:vAlign w:val="center"/>
-            <w:tcBorders>
-              <w:top w:val="single" w:sz="6" w:space="0" w:color="B7C4D5"/>
-              <w:left w:val="single" w:sz="6" w:space="0" w:color="B7C4D5"/>
-              <w:bottom w:val="single" w:sz="6" w:space="0" w:color="B7C4D5"/>
-              <w:right w:val="single" w:sz="6" w:space="0" w:color="B7C4D5"/>
-            </w:tcBorders>
-            <w:tcMar>
-              <w:top w:w="80" w:type="dxa"/>
-              <w:start w:w="120" w:type="dxa"/>
-              <w:bottom w:w="80" w:type="dxa"/>
-              <w:end w:w="120" w:type="dxa"/>
-            </w:tcMar>
           </w:tcPr>
           <w:p>
+            <w:pPr>
+              <w:spacing w:after="0"/>
+            </w:pPr>
             <w:r/>
             <w:r>
               <w:rPr>
+                <w:rFonts w:ascii="Calibri" w:hAnsi="Calibri"/>
                 <w:b w:val="0"/>
-                <w:i w:val="0"/>
+                <w:sz w:val="20"/>
               </w:rPr>
-              <w:t>4</w:t>
+              <w:t>OCR local</w:t>
             </w:r>
           </w:p>
         </w:tc>
         <w:tc>
           <w:tcPr>
-            <w:tcW w:type="dxa" w:w="1584"/>
+            <w:tcW w:type="dxa" w:w="3120"/>
             <w:vAlign w:val="center"/>
-            <w:tcBorders>
-              <w:top w:val="single" w:sz="6" w:space="0" w:color="B7C4D5"/>
-              <w:left w:val="single" w:sz="6" w:space="0" w:color="B7C4D5"/>
-              <w:bottom w:val="single" w:sz="6" w:space="0" w:color="B7C4D5"/>
-              <w:right w:val="single" w:sz="6" w:space="0" w:color="B7C4D5"/>
-            </w:tcBorders>
-            <w:tcMar>
-              <w:top w:w="80" w:type="dxa"/>
-              <w:start w:w="120" w:type="dxa"/>
-              <w:bottom w:w="80" w:type="dxa"/>
-              <w:end w:w="120" w:type="dxa"/>
-            </w:tcMar>
           </w:tcPr>
           <w:p>
+            <w:pPr>
+              <w:spacing w:after="0"/>
+            </w:pPr>
             <w:r/>
             <w:r>
               <w:rPr>
+                <w:rFonts w:ascii="Calibri" w:hAnsi="Calibri"/>
                 <w:b w:val="0"/>
-                <w:i w:val="0"/>
+                <w:sz w:val="20"/>
               </w:rPr>
-              <w:t>Sinh viên</w:t>
+              <w:t>SPRING_PROFILES_ACTIVE=local; OCR_ENABLED=true; OCR_PROVIDER=google</w:t>
             </w:r>
           </w:p>
         </w:tc>
         <w:tc>
           <w:tcPr>
-            <w:tcW w:type="dxa" w:w="2376"/>
+            <w:tcW w:type="dxa" w:w="3120"/>
             <w:vAlign w:val="center"/>
-            <w:tcBorders>
-              <w:top w:val="single" w:sz="6" w:space="0" w:color="B7C4D5"/>
-              <w:left w:val="single" w:sz="6" w:space="0" w:color="B7C4D5"/>
-              <w:bottom w:val="single" w:sz="6" w:space="0" w:color="B7C4D5"/>
-              <w:right w:val="single" w:sz="6" w:space="0" w:color="B7C4D5"/>
-            </w:tcBorders>
-            <w:tcMar>
-              <w:top w:w="80" w:type="dxa"/>
-              <w:start w:w="120" w:type="dxa"/>
-              <w:bottom w:w="80" w:type="dxa"/>
-              <w:end w:w="120" w:type="dxa"/>
-            </w:tcMar>
           </w:tcPr>
           <w:p>
+            <w:pPr>
+              <w:spacing w:after="0"/>
+            </w:pPr>
             <w:r/>
             <w:r>
               <w:rPr>
+                <w:rFonts w:ascii="Calibri" w:hAnsi="Calibri"/>
                 <w:b w:val="0"/>
-                <w:i w:val="0"/>
+                <w:sz w:val="20"/>
               </w:rPr>
-              <w:t>/student/passes</w:t>
-            </w:r>
-          </w:p>
-        </w:tc>
-        <w:tc>
-          <w:tcPr>
-            <w:tcW w:type="dxa" w:w="4752"/>
-            <w:vAlign w:val="center"/>
-            <w:tcBorders>
-              <w:top w:val="single" w:sz="6" w:space="0" w:color="B7C4D5"/>
-              <w:left w:val="single" w:sz="6" w:space="0" w:color="B7C4D5"/>
-              <w:bottom w:val="single" w:sz="6" w:space="0" w:color="B7C4D5"/>
-              <w:right w:val="single" w:sz="6" w:space="0" w:color="B7C4D5"/>
-            </w:tcBorders>
-            <w:tcMar>
-              <w:top w:w="80" w:type="dxa"/>
-              <w:start w:w="120" w:type="dxa"/>
-              <w:bottom w:w="80" w:type="dxa"/>
-              <w:end w:w="120" w:type="dxa"/>
-            </w:tcMar>
-          </w:tcPr>
-          <w:p>
-            <w:r/>
-            <w:r>
-              <w:rPr>
-                <w:b w:val="0"/>
-                <w:i w:val="0"/>
-              </w:rPr>
-              <w:t>Thanh toán vé tháng, thấy QR và hóa đơn.</w:t>
+              <w:t>Credential path mac dinh ../unibus-vision-ocr.json hoac GOOGLE_APPLICATION_CREDENTIALS.</w:t>
             </w:r>
           </w:p>
         </w:tc>
@@ -700,455 +488,108 @@
       <w:tr>
         <w:tc>
           <w:tcPr>
-            <w:tcW w:type="dxa" w:w="648"/>
+            <w:tcW w:type="dxa" w:w="3120"/>
             <w:vAlign w:val="center"/>
-            <w:tcBorders>
-              <w:top w:val="single" w:sz="6" w:space="0" w:color="B7C4D5"/>
-              <w:left w:val="single" w:sz="6" w:space="0" w:color="B7C4D5"/>
-              <w:bottom w:val="single" w:sz="6" w:space="0" w:color="B7C4D5"/>
-              <w:right w:val="single" w:sz="6" w:space="0" w:color="B7C4D5"/>
-            </w:tcBorders>
-            <w:tcMar>
-              <w:top w:w="80" w:type="dxa"/>
-              <w:start w:w="120" w:type="dxa"/>
-              <w:bottom w:w="80" w:type="dxa"/>
-              <w:end w:w="120" w:type="dxa"/>
-            </w:tcMar>
           </w:tcPr>
           <w:p>
+            <w:pPr>
+              <w:spacing w:after="0"/>
+            </w:pPr>
             <w:r/>
             <w:r>
               <w:rPr>
+                <w:rFonts w:ascii="Calibri" w:hAnsi="Calibri"/>
                 <w:b w:val="0"/>
-                <w:i w:val="0"/>
+                <w:sz w:val="20"/>
               </w:rPr>
-              <w:t>5</w:t>
+              <w:t>Database seed</w:t>
             </w:r>
           </w:p>
         </w:tc>
         <w:tc>
           <w:tcPr>
-            <w:tcW w:type="dxa" w:w="1584"/>
+            <w:tcW w:type="dxa" w:w="3120"/>
             <w:vAlign w:val="center"/>
-            <w:tcBorders>
-              <w:top w:val="single" w:sz="6" w:space="0" w:color="B7C4D5"/>
-              <w:left w:val="single" w:sz="6" w:space="0" w:color="B7C4D5"/>
-              <w:bottom w:val="single" w:sz="6" w:space="0" w:color="B7C4D5"/>
-              <w:right w:val="single" w:sz="6" w:space="0" w:color="B7C4D5"/>
-            </w:tcBorders>
-            <w:tcMar>
-              <w:top w:w="80" w:type="dxa"/>
-              <w:start w:w="120" w:type="dxa"/>
-              <w:bottom w:w="80" w:type="dxa"/>
-              <w:end w:w="120" w:type="dxa"/>
-            </w:tcMar>
           </w:tcPr>
           <w:p>
+            <w:pPr>
+              <w:spacing w:after="0"/>
+            </w:pPr>
             <w:r/>
             <w:r>
               <w:rPr>
+                <w:rFonts w:ascii="Calibri" w:hAnsi="Calibri"/>
                 <w:b w:val="0"/>
-                <w:i w:val="0"/>
+                <w:sz w:val="20"/>
               </w:rPr>
-              <w:t>Tài xế</w:t>
+              <w:t>database/SeedStudentVerificationTestData.sql, SeedUniversitySubsidyDemo.sql, SeedUiV11MvpDemo.sql, SeedKhanhStudentUiTestData.sql</w:t>
             </w:r>
           </w:p>
         </w:tc>
         <w:tc>
           <w:tcPr>
-            <w:tcW w:type="dxa" w:w="2376"/>
+            <w:tcW w:type="dxa" w:w="3120"/>
             <w:vAlign w:val="center"/>
-            <w:tcBorders>
-              <w:top w:val="single" w:sz="6" w:space="0" w:color="B7C4D5"/>
-              <w:left w:val="single" w:sz="6" w:space="0" w:color="B7C4D5"/>
-              <w:bottom w:val="single" w:sz="6" w:space="0" w:color="B7C4D5"/>
-              <w:right w:val="single" w:sz="6" w:space="0" w:color="B7C4D5"/>
-            </w:tcBorders>
-            <w:tcMar>
-              <w:top w:w="80" w:type="dxa"/>
-              <w:start w:w="120" w:type="dxa"/>
-              <w:bottom w:w="80" w:type="dxa"/>
-              <w:end w:w="120" w:type="dxa"/>
-            </w:tcMar>
           </w:tcPr>
           <w:p>
+            <w:pPr>
+              <w:spacing w:after="0"/>
+            </w:pPr>
             <w:r/>
             <w:r>
               <w:rPr>
+                <w:rFonts w:ascii="Calibri" w:hAnsi="Calibri"/>
                 <w:b w:val="0"/>
-                <w:i w:val="0"/>
+                <w:sz w:val="20"/>
               </w:rPr>
-              <w:t>/driver/trips</w:t>
-            </w:r>
-          </w:p>
-        </w:tc>
-        <w:tc>
-          <w:tcPr>
-            <w:tcW w:type="dxa" w:w="4752"/>
-            <w:vAlign w:val="center"/>
-            <w:tcBorders>
-              <w:top w:val="single" w:sz="6" w:space="0" w:color="B7C4D5"/>
-              <w:left w:val="single" w:sz="6" w:space="0" w:color="B7C4D5"/>
-              <w:bottom w:val="single" w:sz="6" w:space="0" w:color="B7C4D5"/>
-              <w:right w:val="single" w:sz="6" w:space="0" w:color="B7C4D5"/>
-            </w:tcBorders>
-            <w:tcMar>
-              <w:top w:w="80" w:type="dxa"/>
-              <w:start w:w="120" w:type="dxa"/>
-              <w:bottom w:w="80" w:type="dxa"/>
-              <w:end w:w="120" w:type="dxa"/>
-            </w:tcMar>
-          </w:tcPr>
-          <w:p>
-            <w:r/>
-            <w:r>
-              <w:rPr>
-                <w:b w:val="0"/>
-                <w:i w:val="0"/>
-              </w:rPr>
-              <w:t>Bắt đầu/kết thúc chuyến và gửi GPS nếu được cấp quyền.</w:t>
+              <w:t>Chi chay tren DB demo. Backup neu dung RDS chung.</w:t>
             </w:r>
           </w:p>
         </w:tc>
       </w:tr>
+    </w:tbl>
+    <w:p/>
+    <w:tbl>
+      <w:tblPr>
+        <w:tblStyle w:val="TableGrid"/>
+        <w:tblW w:type="auto" w:w="0"/>
+        <w:jc w:val="center"/>
+        <w:tblLook w:firstColumn="1" w:firstRow="1" w:lastColumn="0" w:lastRow="0" w:noHBand="0" w:noVBand="1" w:val="04A0"/>
+      </w:tblPr>
+      <w:tblGrid>
+        <w:gridCol w:w="9360"/>
+      </w:tblGrid>
       <w:tr>
         <w:tc>
           <w:tcPr>
-            <w:tcW w:type="dxa" w:w="648"/>
-            <w:vAlign w:val="center"/>
-            <w:tcBorders>
-              <w:top w:val="single" w:sz="6" w:space="0" w:color="B7C4D5"/>
-              <w:left w:val="single" w:sz="6" w:space="0" w:color="B7C4D5"/>
-              <w:bottom w:val="single" w:sz="6" w:space="0" w:color="B7C4D5"/>
-              <w:right w:val="single" w:sz="6" w:space="0" w:color="B7C4D5"/>
-            </w:tcBorders>
-            <w:tcMar>
-              <w:top w:w="80" w:type="dxa"/>
-              <w:start w:w="120" w:type="dxa"/>
-              <w:bottom w:w="80" w:type="dxa"/>
-              <w:end w:w="120" w:type="dxa"/>
-            </w:tcMar>
+            <w:tcW w:type="dxa" w:w="9360"/>
+            <w:shd w:fill="F4F6F9"/>
           </w:tcPr>
           <w:p>
-            <w:r/>
+            <w:pPr>
+              <w:spacing w:after="80"/>
+            </w:pPr>
             <w:r>
               <w:rPr>
-                <w:b w:val="0"/>
-                <w:i w:val="0"/>
+                <w:rFonts w:ascii="Calibri" w:hAnsi="Calibri"/>
+                <w:b/>
+                <w:color w:val="14140F"/>
+                <w:sz w:val="21"/>
               </w:rPr>
-              <w:t>6</w:t>
+              <w:t>Luu y ve RDS</w:t>
             </w:r>
           </w:p>
-        </w:tc>
-        <w:tc>
-          <w:tcPr>
-            <w:tcW w:type="dxa" w:w="1584"/>
-            <w:vAlign w:val="center"/>
-            <w:tcBorders>
-              <w:top w:val="single" w:sz="6" w:space="0" w:color="B7C4D5"/>
-              <w:left w:val="single" w:sz="6" w:space="0" w:color="B7C4D5"/>
-              <w:bottom w:val="single" w:sz="6" w:space="0" w:color="B7C4D5"/>
-              <w:right w:val="single" w:sz="6" w:space="0" w:color="B7C4D5"/>
-            </w:tcBorders>
-            <w:tcMar>
-              <w:top w:w="80" w:type="dxa"/>
-              <w:start w:w="120" w:type="dxa"/>
-              <w:bottom w:w="80" w:type="dxa"/>
-              <w:end w:w="120" w:type="dxa"/>
-            </w:tcMar>
-          </w:tcPr>
           <w:p>
-            <w:r/>
+            <w:pPr>
+              <w:spacing w:after="0"/>
+            </w:pPr>
             <w:r>
               <w:rPr>
-                <w:b w:val="0"/>
-                <w:i w:val="0"/>
+                <w:rFonts w:ascii="Calibri" w:hAnsi="Calibri"/>
+                <w:color w:val="323232"/>
+                <w:sz w:val="20"/>
               </w:rPr>
-              <w:t>Điều phối</w:t>
-            </w:r>
-          </w:p>
-        </w:tc>
-        <w:tc>
-          <w:tcPr>
-            <w:tcW w:type="dxa" w:w="2376"/>
-            <w:vAlign w:val="center"/>
-            <w:tcBorders>
-              <w:top w:val="single" w:sz="6" w:space="0" w:color="B7C4D5"/>
-              <w:left w:val="single" w:sz="6" w:space="0" w:color="B7C4D5"/>
-              <w:bottom w:val="single" w:sz="6" w:space="0" w:color="B7C4D5"/>
-              <w:right w:val="single" w:sz="6" w:space="0" w:color="B7C4D5"/>
-            </w:tcBorders>
-            <w:tcMar>
-              <w:top w:w="80" w:type="dxa"/>
-              <w:start w:w="120" w:type="dxa"/>
-              <w:bottom w:w="80" w:type="dxa"/>
-              <w:end w:w="120" w:type="dxa"/>
-            </w:tcMar>
-          </w:tcPr>
-          <w:p>
-            <w:r/>
-            <w:r>
-              <w:rPr>
-                <w:b w:val="0"/>
-                <w:i w:val="0"/>
-              </w:rPr>
-              <w:t>/coordinator</w:t>
-            </w:r>
-          </w:p>
-        </w:tc>
-        <w:tc>
-          <w:tcPr>
-            <w:tcW w:type="dxa" w:w="4752"/>
-            <w:vAlign w:val="center"/>
-            <w:tcBorders>
-              <w:top w:val="single" w:sz="6" w:space="0" w:color="B7C4D5"/>
-              <w:left w:val="single" w:sz="6" w:space="0" w:color="B7C4D5"/>
-              <w:bottom w:val="single" w:sz="6" w:space="0" w:color="B7C4D5"/>
-              <w:right w:val="single" w:sz="6" w:space="0" w:color="B7C4D5"/>
-            </w:tcBorders>
-            <w:tcMar>
-              <w:top w:w="80" w:type="dxa"/>
-              <w:start w:w="120" w:type="dxa"/>
-              <w:bottom w:w="80" w:type="dxa"/>
-              <w:end w:w="120" w:type="dxa"/>
-            </w:tcMar>
-          </w:tcPr>
-          <w:p>
-            <w:r/>
-            <w:r>
-              <w:rPr>
-                <w:b w:val="0"/>
-                <w:i w:val="0"/>
-              </w:rPr>
-              <w:t>Theo dõi đội xe live và trạng thái GPS.</w:t>
-            </w:r>
-          </w:p>
-        </w:tc>
-      </w:tr>
-      <w:tr>
-        <w:tc>
-          <w:tcPr>
-            <w:tcW w:type="dxa" w:w="648"/>
-            <w:vAlign w:val="center"/>
-            <w:tcBorders>
-              <w:top w:val="single" w:sz="6" w:space="0" w:color="B7C4D5"/>
-              <w:left w:val="single" w:sz="6" w:space="0" w:color="B7C4D5"/>
-              <w:bottom w:val="single" w:sz="6" w:space="0" w:color="B7C4D5"/>
-              <w:right w:val="single" w:sz="6" w:space="0" w:color="B7C4D5"/>
-            </w:tcBorders>
-            <w:tcMar>
-              <w:top w:w="80" w:type="dxa"/>
-              <w:start w:w="120" w:type="dxa"/>
-              <w:bottom w:w="80" w:type="dxa"/>
-              <w:end w:w="120" w:type="dxa"/>
-            </w:tcMar>
-          </w:tcPr>
-          <w:p>
-            <w:r/>
-            <w:r>
-              <w:rPr>
-                <w:b w:val="0"/>
-                <w:i w:val="0"/>
-              </w:rPr>
-              <w:t>7</w:t>
-            </w:r>
-          </w:p>
-        </w:tc>
-        <w:tc>
-          <w:tcPr>
-            <w:tcW w:type="dxa" w:w="1584"/>
-            <w:vAlign w:val="center"/>
-            <w:tcBorders>
-              <w:top w:val="single" w:sz="6" w:space="0" w:color="B7C4D5"/>
-              <w:left w:val="single" w:sz="6" w:space="0" w:color="B7C4D5"/>
-              <w:bottom w:val="single" w:sz="6" w:space="0" w:color="B7C4D5"/>
-              <w:right w:val="single" w:sz="6" w:space="0" w:color="B7C4D5"/>
-            </w:tcBorders>
-            <w:tcMar>
-              <w:top w:w="80" w:type="dxa"/>
-              <w:start w:w="120" w:type="dxa"/>
-              <w:bottom w:w="80" w:type="dxa"/>
-              <w:end w:w="120" w:type="dxa"/>
-            </w:tcMar>
-          </w:tcPr>
-          <w:p>
-            <w:r/>
-            <w:r>
-              <w:rPr>
-                <w:b w:val="0"/>
-                <w:i w:val="0"/>
-              </w:rPr>
-              <w:t>Phụ xe</w:t>
-            </w:r>
-          </w:p>
-        </w:tc>
-        <w:tc>
-          <w:tcPr>
-            <w:tcW w:type="dxa" w:w="2376"/>
-            <w:vAlign w:val="center"/>
-            <w:tcBorders>
-              <w:top w:val="single" w:sz="6" w:space="0" w:color="B7C4D5"/>
-              <w:left w:val="single" w:sz="6" w:space="0" w:color="B7C4D5"/>
-              <w:bottom w:val="single" w:sz="6" w:space="0" w:color="B7C4D5"/>
-              <w:right w:val="single" w:sz="6" w:space="0" w:color="B7C4D5"/>
-            </w:tcBorders>
-            <w:tcMar>
-              <w:top w:w="80" w:type="dxa"/>
-              <w:start w:w="120" w:type="dxa"/>
-              <w:bottom w:w="80" w:type="dxa"/>
-              <w:end w:w="120" w:type="dxa"/>
-            </w:tcMar>
-          </w:tcPr>
-          <w:p>
-            <w:r/>
-            <w:r>
-              <w:rPr>
-                <w:b w:val="0"/>
-                <w:i w:val="0"/>
-              </w:rPr>
-              <w:t>/assistant/scanner</w:t>
-            </w:r>
-          </w:p>
-        </w:tc>
-        <w:tc>
-          <w:tcPr>
-            <w:tcW w:type="dxa" w:w="4752"/>
-            <w:vAlign w:val="center"/>
-            <w:tcBorders>
-              <w:top w:val="single" w:sz="6" w:space="0" w:color="B7C4D5"/>
-              <w:left w:val="single" w:sz="6" w:space="0" w:color="B7C4D5"/>
-              <w:bottom w:val="single" w:sz="6" w:space="0" w:color="B7C4D5"/>
-              <w:right w:val="single" w:sz="6" w:space="0" w:color="B7C4D5"/>
-            </w:tcBorders>
-            <w:tcMar>
-              <w:top w:w="80" w:type="dxa"/>
-              <w:start w:w="120" w:type="dxa"/>
-              <w:bottom w:w="80" w:type="dxa"/>
-              <w:end w:w="120" w:type="dxa"/>
-            </w:tcMar>
-          </w:tcPr>
-          <w:p>
-            <w:r/>
-            <w:r>
-              <w:rPr>
-                <w:b w:val="0"/>
-                <w:i w:val="0"/>
-              </w:rPr>
-              <w:t>Quét hoặc nhập mã QR để xác thực vé.</w:t>
-            </w:r>
-          </w:p>
-        </w:tc>
-      </w:tr>
-      <w:tr>
-        <w:tc>
-          <w:tcPr>
-            <w:tcW w:type="dxa" w:w="648"/>
-            <w:vAlign w:val="center"/>
-            <w:tcBorders>
-              <w:top w:val="single" w:sz="6" w:space="0" w:color="B7C4D5"/>
-              <w:left w:val="single" w:sz="6" w:space="0" w:color="B7C4D5"/>
-              <w:bottom w:val="single" w:sz="6" w:space="0" w:color="B7C4D5"/>
-              <w:right w:val="single" w:sz="6" w:space="0" w:color="B7C4D5"/>
-            </w:tcBorders>
-            <w:tcMar>
-              <w:top w:w="80" w:type="dxa"/>
-              <w:start w:w="120" w:type="dxa"/>
-              <w:bottom w:w="80" w:type="dxa"/>
-              <w:end w:w="120" w:type="dxa"/>
-            </w:tcMar>
-          </w:tcPr>
-          <w:p>
-            <w:r/>
-            <w:r>
-              <w:rPr>
-                <w:b w:val="0"/>
-                <w:i w:val="0"/>
-              </w:rPr>
-              <w:t>8</w:t>
-            </w:r>
-          </w:p>
-        </w:tc>
-        <w:tc>
-          <w:tcPr>
-            <w:tcW w:type="dxa" w:w="1584"/>
-            <w:vAlign w:val="center"/>
-            <w:tcBorders>
-              <w:top w:val="single" w:sz="6" w:space="0" w:color="B7C4D5"/>
-              <w:left w:val="single" w:sz="6" w:space="0" w:color="B7C4D5"/>
-              <w:bottom w:val="single" w:sz="6" w:space="0" w:color="B7C4D5"/>
-              <w:right w:val="single" w:sz="6" w:space="0" w:color="B7C4D5"/>
-            </w:tcBorders>
-            <w:tcMar>
-              <w:top w:w="80" w:type="dxa"/>
-              <w:start w:w="120" w:type="dxa"/>
-              <w:bottom w:w="80" w:type="dxa"/>
-              <w:end w:w="120" w:type="dxa"/>
-            </w:tcMar>
-          </w:tcPr>
-          <w:p>
-            <w:r/>
-            <w:r>
-              <w:rPr>
-                <w:b w:val="0"/>
-                <w:i w:val="0"/>
-              </w:rPr>
-              <w:t>Sinh viên/Điều phối</w:t>
-            </w:r>
-          </w:p>
-        </w:tc>
-        <w:tc>
-          <w:tcPr>
-            <w:tcW w:type="dxa" w:w="2376"/>
-            <w:vAlign w:val="center"/>
-            <w:tcBorders>
-              <w:top w:val="single" w:sz="6" w:space="0" w:color="B7C4D5"/>
-              <w:left w:val="single" w:sz="6" w:space="0" w:color="B7C4D5"/>
-              <w:bottom w:val="single" w:sz="6" w:space="0" w:color="B7C4D5"/>
-              <w:right w:val="single" w:sz="6" w:space="0" w:color="B7C4D5"/>
-            </w:tcBorders>
-            <w:tcMar>
-              <w:top w:w="80" w:type="dxa"/>
-              <w:start w:w="120" w:type="dxa"/>
-              <w:bottom w:w="80" w:type="dxa"/>
-              <w:end w:w="120" w:type="dxa"/>
-            </w:tcMar>
-          </w:tcPr>
-          <w:p>
-            <w:r/>
-            <w:r>
-              <w:rPr>
-                <w:b w:val="0"/>
-                <w:i w:val="0"/>
-              </w:rPr>
-              <w:t>/student/history, /student/feedback, /coordinator/feedback</w:t>
-            </w:r>
-          </w:p>
-        </w:tc>
-        <w:tc>
-          <w:tcPr>
-            <w:tcW w:type="dxa" w:w="4752"/>
-            <w:vAlign w:val="center"/>
-            <w:tcBorders>
-              <w:top w:val="single" w:sz="6" w:space="0" w:color="B7C4D5"/>
-              <w:left w:val="single" w:sz="6" w:space="0" w:color="B7C4D5"/>
-              <w:bottom w:val="single" w:sz="6" w:space="0" w:color="B7C4D5"/>
-              <w:right w:val="single" w:sz="6" w:space="0" w:color="B7C4D5"/>
-            </w:tcBorders>
-            <w:tcMar>
-              <w:top w:w="80" w:type="dxa"/>
-              <w:start w:w="120" w:type="dxa"/>
-              <w:bottom w:w="80" w:type="dxa"/>
-              <w:end w:w="120" w:type="dxa"/>
-            </w:tcMar>
-          </w:tcPr>
-          <w:p>
-            <w:r/>
-            <w:r>
-              <w:rPr>
-                <w:b w:val="0"/>
-                <w:i w:val="0"/>
-              </w:rPr>
-              <w:t>Lịch sử đi xe, gửi phản hồi, xử lý phản hồi và thông báo.</w:t>
+              <w:t>Khong drop database chi de demo UI. Neu can nap lai seed, hay backup/snapshot truoc va chay tung script seed theo thu tu. Cac seed trong database/ la du lieu demo, khong phai migration bat buoc.</w:t>
             </w:r>
           </w:p>
         </w:tc>
@@ -1158,128 +599,115 @@
     <w:p>
       <w:pPr>
         <w:pStyle w:val="Heading1"/>
+        <w:keepNext/>
       </w:pPr>
       <w:r>
         <w:rPr>
-          <w:b w:val="0"/>
-          <w:i w:val="0"/>
+          <w:rFonts w:ascii="Calibri" w:hAnsi="Calibri"/>
+          <w:color w:val="2E74B5"/>
         </w:rPr>
-        <w:t>2. Chuẩn bị trước khi demo</w:t>
+        <w:t>3. Tai khoan demo</w:t>
       </w:r>
     </w:p>
     <w:p>
       <w:pPr>
-        <w:pStyle w:val="Heading2"/>
+        <w:spacing w:after="120"/>
       </w:pPr>
       <w:r>
         <w:rPr>
-          <w:b w:val="0"/>
-          <w:i w:val="0"/>
+          <w:rFonts w:ascii="Calibri" w:hAnsi="Calibri"/>
+          <w:b/>
+          <w:sz w:val="22"/>
         </w:rPr>
-        <w:t>2.1. Dịch vụ cần chạy</w:t>
+        <w:t>Mat khau chung</w:t>
+      </w:r>
+      <w:r>
+        <w:rPr>
+          <w:rFonts w:ascii="Calibri" w:hAnsi="Calibri"/>
+          <w:sz w:val="22"/>
+        </w:rPr>
+        <w:t xml:space="preserve"> cho cac account password-based seed: Password123!</w:t>
       </w:r>
     </w:p>
     <w:tbl>
       <w:tblPr>
-        <w:tblW w:type="dxa" w:w="9360"/>
-        <w:tblLayout w:type="fixed"/>
+        <w:tblStyle w:val="TableGrid"/>
+        <w:tblW w:type="auto" w:w="0"/>
+        <w:jc w:val="center"/>
         <w:tblLook w:firstColumn="1" w:firstRow="1" w:lastColumn="0" w:lastRow="0" w:noHBand="0" w:noVBand="1" w:val="04A0"/>
-        <w:jc w:val="left"/>
-        <w:tblInd w:w="120" w:type="dxa"/>
       </w:tblPr>
       <w:tblGrid>
-        <w:gridCol w:w="1800"/>
-        <w:gridCol w:w="2448"/>
-        <w:gridCol w:w="5112"/>
+        <w:gridCol w:w="3120"/>
+        <w:gridCol w:w="3120"/>
+        <w:gridCol w:w="3120"/>
       </w:tblGrid>
       <w:tr>
+        <w:trPr>
+          <w:tblHeader w:val="true"/>
+        </w:trPr>
         <w:tc>
           <w:tcPr>
-            <w:tcW w:type="dxa" w:w="1800"/>
+            <w:tcW w:type="dxa" w:w="1944"/>
+            <w:shd w:fill="E8EEF5"/>
             <w:vAlign w:val="center"/>
-            <w:tcBorders>
-              <w:top w:val="single" w:sz="6" w:space="0" w:color="B7C4D5"/>
-              <w:left w:val="single" w:sz="6" w:space="0" w:color="B7C4D5"/>
-              <w:bottom w:val="single" w:sz="6" w:space="0" w:color="B7C4D5"/>
-              <w:right w:val="single" w:sz="6" w:space="0" w:color="B7C4D5"/>
-            </w:tcBorders>
-            <w:tcMar>
-              <w:top w:w="80" w:type="dxa"/>
-              <w:start w:w="120" w:type="dxa"/>
-              <w:bottom w:w="80" w:type="dxa"/>
-              <w:end w:w="120" w:type="dxa"/>
-            </w:tcMar>
-            <w:shd w:fill="E8EEF5"/>
           </w:tcPr>
           <w:p>
+            <w:pPr>
+              <w:spacing w:after="0"/>
+            </w:pPr>
             <w:r/>
             <w:r>
               <w:rPr>
+                <w:rFonts w:ascii="Calibri" w:hAnsi="Calibri"/>
                 <w:b/>
-                <w:i w:val="0"/>
-                <w:color w:val="0B2545"/>
+                <w:color w:val="14140F"/>
+                <w:sz w:val="20"/>
               </w:rPr>
-              <w:t>Thành phần</w:t>
+              <w:t>Role</w:t>
             </w:r>
           </w:p>
         </w:tc>
         <w:tc>
           <w:tcPr>
-            <w:tcW w:type="dxa" w:w="2448"/>
+            <w:tcW w:type="dxa" w:w="3528"/>
+            <w:shd w:fill="E8EEF5"/>
             <w:vAlign w:val="center"/>
-            <w:tcBorders>
-              <w:top w:val="single" w:sz="6" w:space="0" w:color="B7C4D5"/>
-              <w:left w:val="single" w:sz="6" w:space="0" w:color="B7C4D5"/>
-              <w:bottom w:val="single" w:sz="6" w:space="0" w:color="B7C4D5"/>
-              <w:right w:val="single" w:sz="6" w:space="0" w:color="B7C4D5"/>
-            </w:tcBorders>
-            <w:tcMar>
-              <w:top w:w="80" w:type="dxa"/>
-              <w:start w:w="120" w:type="dxa"/>
-              <w:bottom w:w="80" w:type="dxa"/>
-              <w:end w:w="120" w:type="dxa"/>
-            </w:tcMar>
-            <w:shd w:fill="E8EEF5"/>
           </w:tcPr>
           <w:p>
+            <w:pPr>
+              <w:spacing w:after="0"/>
+            </w:pPr>
             <w:r/>
             <w:r>
               <w:rPr>
+                <w:rFonts w:ascii="Calibri" w:hAnsi="Calibri"/>
                 <w:b/>
-                <w:i w:val="0"/>
-                <w:color w:val="0B2545"/>
+                <w:color w:val="14140F"/>
+                <w:sz w:val="20"/>
               </w:rPr>
-              <w:t>URL/Port</w:t>
+              <w:t>Email</w:t>
             </w:r>
           </w:p>
         </w:tc>
         <w:tc>
           <w:tcPr>
-            <w:tcW w:type="dxa" w:w="5112"/>
+            <w:tcW w:type="dxa" w:w="3888"/>
+            <w:shd w:fill="E8EEF5"/>
             <w:vAlign w:val="center"/>
-            <w:tcBorders>
-              <w:top w:val="single" w:sz="6" w:space="0" w:color="B7C4D5"/>
-              <w:left w:val="single" w:sz="6" w:space="0" w:color="B7C4D5"/>
-              <w:bottom w:val="single" w:sz="6" w:space="0" w:color="B7C4D5"/>
-              <w:right w:val="single" w:sz="6" w:space="0" w:color="B7C4D5"/>
-            </w:tcBorders>
-            <w:tcMar>
-              <w:top w:w="80" w:type="dxa"/>
-              <w:start w:w="120" w:type="dxa"/>
-              <w:bottom w:w="80" w:type="dxa"/>
-              <w:end w:w="120" w:type="dxa"/>
-            </w:tcMar>
-            <w:shd w:fill="E8EEF5"/>
           </w:tcPr>
           <w:p>
+            <w:pPr>
+              <w:spacing w:after="0"/>
+            </w:pPr>
             <w:r/>
             <w:r>
               <w:rPr>
+                <w:rFonts w:ascii="Calibri" w:hAnsi="Calibri"/>
                 <w:b/>
-                <w:i w:val="0"/>
-                <w:color w:val="0B2545"/>
+                <w:color w:val="14140F"/>
+                <w:sz w:val="20"/>
               </w:rPr>
-              <w:t>Cách kiểm tra nhanh</w:t>
+              <w:t>Demo chinh</w:t>
             </w:r>
           </w:p>
         </w:tc>
@@ -1287,85 +715,61 @@
       <w:tr>
         <w:tc>
           <w:tcPr>
-            <w:tcW w:type="dxa" w:w="1800"/>
+            <w:tcW w:type="dxa" w:w="3120"/>
             <w:vAlign w:val="center"/>
-            <w:tcBorders>
-              <w:top w:val="single" w:sz="6" w:space="0" w:color="B7C4D5"/>
-              <w:left w:val="single" w:sz="6" w:space="0" w:color="B7C4D5"/>
-              <w:bottom w:val="single" w:sz="6" w:space="0" w:color="B7C4D5"/>
-              <w:right w:val="single" w:sz="6" w:space="0" w:color="B7C4D5"/>
-            </w:tcBorders>
-            <w:tcMar>
-              <w:top w:w="80" w:type="dxa"/>
-              <w:start w:w="120" w:type="dxa"/>
-              <w:bottom w:w="80" w:type="dxa"/>
-              <w:end w:w="120" w:type="dxa"/>
-            </w:tcMar>
           </w:tcPr>
           <w:p>
+            <w:pPr>
+              <w:spacing w:after="0"/>
+            </w:pPr>
             <w:r/>
             <w:r>
               <w:rPr>
+                <w:rFonts w:ascii="Calibri" w:hAnsi="Calibri"/>
                 <w:b w:val="0"/>
-                <w:i w:val="0"/>
+                <w:sz w:val="20"/>
               </w:rPr>
-              <w:t>Frontend</w:t>
+              <w:t>Admin</w:t>
             </w:r>
           </w:p>
         </w:tc>
         <w:tc>
           <w:tcPr>
-            <w:tcW w:type="dxa" w:w="2448"/>
+            <w:tcW w:type="dxa" w:w="3120"/>
             <w:vAlign w:val="center"/>
-            <w:tcBorders>
-              <w:top w:val="single" w:sz="6" w:space="0" w:color="B7C4D5"/>
-              <w:left w:val="single" w:sz="6" w:space="0" w:color="B7C4D5"/>
-              <w:bottom w:val="single" w:sz="6" w:space="0" w:color="B7C4D5"/>
-              <w:right w:val="single" w:sz="6" w:space="0" w:color="B7C4D5"/>
-            </w:tcBorders>
-            <w:tcMar>
-              <w:top w:w="80" w:type="dxa"/>
-              <w:start w:w="120" w:type="dxa"/>
-              <w:bottom w:w="80" w:type="dxa"/>
-              <w:end w:w="120" w:type="dxa"/>
-            </w:tcMar>
           </w:tcPr>
           <w:p>
+            <w:pPr>
+              <w:spacing w:after="0"/>
+            </w:pPr>
             <w:r/>
             <w:r>
               <w:rPr>
+                <w:rFonts w:ascii="Calibri" w:hAnsi="Calibri"/>
                 <w:b w:val="0"/>
-                <w:i w:val="0"/>
+                <w:sz w:val="20"/>
               </w:rPr>
-              <w:t>http://localhost:3000</w:t>
+              <w:t>admin.verify@unibus.local</w:t>
             </w:r>
           </w:p>
         </w:tc>
         <w:tc>
           <w:tcPr>
-            <w:tcW w:type="dxa" w:w="5112"/>
+            <w:tcW w:type="dxa" w:w="3120"/>
             <w:vAlign w:val="center"/>
-            <w:tcBorders>
-              <w:top w:val="single" w:sz="6" w:space="0" w:color="B7C4D5"/>
-              <w:left w:val="single" w:sz="6" w:space="0" w:color="B7C4D5"/>
-              <w:bottom w:val="single" w:sz="6" w:space="0" w:color="B7C4D5"/>
-              <w:right w:val="single" w:sz="6" w:space="0" w:color="B7C4D5"/>
-            </w:tcBorders>
-            <w:tcMar>
-              <w:top w:w="80" w:type="dxa"/>
-              <w:start w:w="120" w:type="dxa"/>
-              <w:bottom w:w="80" w:type="dxa"/>
-              <w:end w:w="120" w:type="dxa"/>
-            </w:tcMar>
           </w:tcPr>
           <w:p>
+            <w:pPr>
+              <w:spacing w:after="0"/>
+            </w:pPr>
             <w:r/>
             <w:r>
               <w:rPr>
+                <w:rFonts w:ascii="Calibri" w:hAnsi="Calibri"/>
                 <w:b w:val="0"/>
-                <w:i w:val="0"/>
+                <w:sz w:val="20"/>
               </w:rPr>
-              <w:t>Mở trang login hoặc dashboard tương ứng role.</w:t>
+              <w:t>Duyet OCR, xem dashboard tien, users, transactions.</w:t>
             </w:r>
           </w:p>
         </w:tc>
@@ -1373,85 +777,61 @@
       <w:tr>
         <w:tc>
           <w:tcPr>
-            <w:tcW w:type="dxa" w:w="1800"/>
+            <w:tcW w:type="dxa" w:w="3120"/>
             <w:vAlign w:val="center"/>
-            <w:tcBorders>
-              <w:top w:val="single" w:sz="6" w:space="0" w:color="B7C4D5"/>
-              <w:left w:val="single" w:sz="6" w:space="0" w:color="B7C4D5"/>
-              <w:bottom w:val="single" w:sz="6" w:space="0" w:color="B7C4D5"/>
-              <w:right w:val="single" w:sz="6" w:space="0" w:color="B7C4D5"/>
-            </w:tcBorders>
-            <w:tcMar>
-              <w:top w:w="80" w:type="dxa"/>
-              <w:start w:w="120" w:type="dxa"/>
-              <w:bottom w:w="80" w:type="dxa"/>
-              <w:end w:w="120" w:type="dxa"/>
-            </w:tcMar>
           </w:tcPr>
           <w:p>
+            <w:pPr>
+              <w:spacing w:after="0"/>
+            </w:pPr>
             <w:r/>
             <w:r>
               <w:rPr>
+                <w:rFonts w:ascii="Calibri" w:hAnsi="Calibri"/>
                 <w:b w:val="0"/>
-                <w:i w:val="0"/>
+                <w:sz w:val="20"/>
               </w:rPr>
-              <w:t>Backend API</w:t>
+              <w:t>University Admin</w:t>
             </w:r>
           </w:p>
         </w:tc>
         <w:tc>
           <w:tcPr>
-            <w:tcW w:type="dxa" w:w="2448"/>
+            <w:tcW w:type="dxa" w:w="3120"/>
             <w:vAlign w:val="center"/>
-            <w:tcBorders>
-              <w:top w:val="single" w:sz="6" w:space="0" w:color="B7C4D5"/>
-              <w:left w:val="single" w:sz="6" w:space="0" w:color="B7C4D5"/>
-              <w:bottom w:val="single" w:sz="6" w:space="0" w:color="B7C4D5"/>
-              <w:right w:val="single" w:sz="6" w:space="0" w:color="B7C4D5"/>
-            </w:tcBorders>
-            <w:tcMar>
-              <w:top w:w="80" w:type="dxa"/>
-              <w:start w:w="120" w:type="dxa"/>
-              <w:bottom w:w="80" w:type="dxa"/>
-              <w:end w:w="120" w:type="dxa"/>
-            </w:tcMar>
           </w:tcPr>
           <w:p>
+            <w:pPr>
+              <w:spacing w:after="0"/>
+            </w:pPr>
             <w:r/>
             <w:r>
               <w:rPr>
+                <w:rFonts w:ascii="Calibri" w:hAnsi="Calibri"/>
                 <w:b w:val="0"/>
-                <w:i w:val="0"/>
+                <w:sz w:val="20"/>
               </w:rPr>
-              <w:t>http://localhost:8080/api/v1</w:t>
+              <w:t>uni.admin@unibus.local</w:t>
             </w:r>
           </w:p>
         </w:tc>
         <w:tc>
           <w:tcPr>
-            <w:tcW w:type="dxa" w:w="5112"/>
+            <w:tcW w:type="dxa" w:w="3120"/>
             <w:vAlign w:val="center"/>
-            <w:tcBorders>
-              <w:top w:val="single" w:sz="6" w:space="0" w:color="B7C4D5"/>
-              <w:left w:val="single" w:sz="6" w:space="0" w:color="B7C4D5"/>
-              <w:bottom w:val="single" w:sz="6" w:space="0" w:color="B7C4D5"/>
-              <w:right w:val="single" w:sz="6" w:space="0" w:color="B7C4D5"/>
-            </w:tcBorders>
-            <w:tcMar>
-              <w:top w:w="80" w:type="dxa"/>
-              <w:start w:w="120" w:type="dxa"/>
-              <w:bottom w:w="80" w:type="dxa"/>
-              <w:end w:w="120" w:type="dxa"/>
-            </w:tcMar>
           </w:tcPr>
           <w:p>
+            <w:pPr>
+              <w:spacing w:after="0"/>
+            </w:pPr>
             <w:r/>
             <w:r>
               <w:rPr>
+                <w:rFonts w:ascii="Calibri" w:hAnsi="Calibri"/>
                 <w:b w:val="0"/>
-                <w:i w:val="0"/>
+                <w:sz w:val="20"/>
               </w:rPr>
-              <w:t>Gọi login hoặc xem log Spring Boot không có lỗi DB.</w:t>
+              <w:t>Roster, subsidy, stats, reconciliation, payment transactions.</w:t>
             </w:r>
           </w:p>
         </w:tc>
@@ -1459,85 +839,61 @@
       <w:tr>
         <w:tc>
           <w:tcPr>
-            <w:tcW w:type="dxa" w:w="1800"/>
+            <w:tcW w:type="dxa" w:w="3120"/>
             <w:vAlign w:val="center"/>
-            <w:tcBorders>
-              <w:top w:val="single" w:sz="6" w:space="0" w:color="B7C4D5"/>
-              <w:left w:val="single" w:sz="6" w:space="0" w:color="B7C4D5"/>
-              <w:bottom w:val="single" w:sz="6" w:space="0" w:color="B7C4D5"/>
-              <w:right w:val="single" w:sz="6" w:space="0" w:color="B7C4D5"/>
-            </w:tcBorders>
-            <w:tcMar>
-              <w:top w:w="80" w:type="dxa"/>
-              <w:start w:w="120" w:type="dxa"/>
-              <w:bottom w:w="80" w:type="dxa"/>
-              <w:end w:w="120" w:type="dxa"/>
-            </w:tcMar>
           </w:tcPr>
           <w:p>
+            <w:pPr>
+              <w:spacing w:after="0"/>
+            </w:pPr>
             <w:r/>
             <w:r>
               <w:rPr>
+                <w:rFonts w:ascii="Calibri" w:hAnsi="Calibri"/>
                 <w:b w:val="0"/>
-                <w:i w:val="0"/>
+                <w:sz w:val="20"/>
               </w:rPr>
-              <w:t>Database</w:t>
+              <w:t>Student verified</w:t>
             </w:r>
           </w:p>
         </w:tc>
         <w:tc>
           <w:tcPr>
-            <w:tcW w:type="dxa" w:w="2448"/>
+            <w:tcW w:type="dxa" w:w="3120"/>
             <w:vAlign w:val="center"/>
-            <w:tcBorders>
-              <w:top w:val="single" w:sz="6" w:space="0" w:color="B7C4D5"/>
-              <w:left w:val="single" w:sz="6" w:space="0" w:color="B7C4D5"/>
-              <w:bottom w:val="single" w:sz="6" w:space="0" w:color="B7C4D5"/>
-              <w:right w:val="single" w:sz="6" w:space="0" w:color="B7C4D5"/>
-            </w:tcBorders>
-            <w:tcMar>
-              <w:top w:w="80" w:type="dxa"/>
-              <w:start w:w="120" w:type="dxa"/>
-              <w:bottom w:w="80" w:type="dxa"/>
-              <w:end w:w="120" w:type="dxa"/>
-            </w:tcMar>
           </w:tcPr>
           <w:p>
+            <w:pPr>
+              <w:spacing w:after="0"/>
+            </w:pPr>
             <w:r/>
             <w:r>
               <w:rPr>
+                <w:rFonts w:ascii="Calibri" w:hAnsi="Calibri"/>
                 <w:b w:val="0"/>
-                <w:i w:val="0"/>
+                <w:sz w:val="20"/>
               </w:rPr>
-              <w:t>RDS PostgreSQL hoặc DB local đã migrate</w:t>
+              <w:t>student.verified@unibus.local</w:t>
             </w:r>
           </w:p>
         </w:tc>
         <w:tc>
           <w:tcPr>
-            <w:tcW w:type="dxa" w:w="5112"/>
+            <w:tcW w:type="dxa" w:w="3120"/>
             <w:vAlign w:val="center"/>
-            <w:tcBorders>
-              <w:top w:val="single" w:sz="6" w:space="0" w:color="B7C4D5"/>
-              <w:left w:val="single" w:sz="6" w:space="0" w:color="B7C4D5"/>
-              <w:bottom w:val="single" w:sz="6" w:space="0" w:color="B7C4D5"/>
-              <w:right w:val="single" w:sz="6" w:space="0" w:color="B7C4D5"/>
-            </w:tcBorders>
-            <w:tcMar>
-              <w:top w:w="80" w:type="dxa"/>
-              <w:start w:w="120" w:type="dxa"/>
-              <w:bottom w:w="80" w:type="dxa"/>
-              <w:end w:w="120" w:type="dxa"/>
-            </w:tcMar>
           </w:tcPr>
           <w:p>
+            <w:pPr>
+              <w:spacing w:after="0"/>
+            </w:pPr>
             <w:r/>
             <w:r>
               <w:rPr>
+                <w:rFonts w:ascii="Calibri" w:hAnsi="Calibri"/>
                 <w:b w:val="0"/>
-                <w:i w:val="0"/>
+                <w:sz w:val="20"/>
               </w:rPr>
-              <w:t>Flyway chạy đến các migration mới, đặc biệt V8 subsidy.</w:t>
+              <w:t>Truong cua toi, ve thang, QR, payment/invoice, AI suggestions.</w:t>
             </w:r>
           </w:p>
         </w:tc>
@@ -1545,234 +901,61 @@
       <w:tr>
         <w:tc>
           <w:tcPr>
-            <w:tcW w:type="dxa" w:w="1800"/>
+            <w:tcW w:type="dxa" w:w="3120"/>
             <w:vAlign w:val="center"/>
-            <w:tcBorders>
-              <w:top w:val="single" w:sz="6" w:space="0" w:color="B7C4D5"/>
-              <w:left w:val="single" w:sz="6" w:space="0" w:color="B7C4D5"/>
-              <w:bottom w:val="single" w:sz="6" w:space="0" w:color="B7C4D5"/>
-              <w:right w:val="single" w:sz="6" w:space="0" w:color="B7C4D5"/>
-            </w:tcBorders>
-            <w:tcMar>
-              <w:top w:w="80" w:type="dxa"/>
-              <w:start w:w="120" w:type="dxa"/>
-              <w:bottom w:w="80" w:type="dxa"/>
-              <w:end w:w="120" w:type="dxa"/>
-            </w:tcMar>
           </w:tcPr>
           <w:p>
+            <w:pPr>
+              <w:spacing w:after="0"/>
+            </w:pPr>
             <w:r/>
             <w:r>
               <w:rPr>
+                <w:rFonts w:ascii="Calibri" w:hAnsi="Calibri"/>
                 <w:b w:val="0"/>
-                <w:i w:val="0"/>
+                <w:sz w:val="20"/>
               </w:rPr>
-              <w:t>CloudFront/ECS nếu demo online</w:t>
+              <w:t>Student pending</w:t>
             </w:r>
           </w:p>
         </w:tc>
         <w:tc>
           <w:tcPr>
-            <w:tcW w:type="dxa" w:w="2448"/>
+            <w:tcW w:type="dxa" w:w="3120"/>
             <w:vAlign w:val="center"/>
-            <w:tcBorders>
-              <w:top w:val="single" w:sz="6" w:space="0" w:color="B7C4D5"/>
-              <w:left w:val="single" w:sz="6" w:space="0" w:color="B7C4D5"/>
-              <w:bottom w:val="single" w:sz="6" w:space="0" w:color="B7C4D5"/>
-              <w:right w:val="single" w:sz="6" w:space="0" w:color="B7C4D5"/>
-            </w:tcBorders>
-            <w:tcMar>
-              <w:top w:w="80" w:type="dxa"/>
-              <w:start w:w="120" w:type="dxa"/>
-              <w:bottom w:w="80" w:type="dxa"/>
-              <w:end w:w="120" w:type="dxa"/>
-            </w:tcMar>
           </w:tcPr>
           <w:p>
+            <w:pPr>
+              <w:spacing w:after="0"/>
+            </w:pPr>
             <w:r/>
             <w:r>
               <w:rPr>
+                <w:rFonts w:ascii="Calibri" w:hAnsi="Calibri"/>
                 <w:b w:val="0"/>
-                <w:i w:val="0"/>
+                <w:sz w:val="20"/>
               </w:rPr>
-              <w:t>Dùng domain CloudFront thay localhost</w:t>
+              <w:t>student.pending@unibus.local</w:t>
             </w:r>
           </w:p>
         </w:tc>
         <w:tc>
           <w:tcPr>
-            <w:tcW w:type="dxa" w:w="5112"/>
+            <w:tcW w:type="dxa" w:w="3120"/>
             <w:vAlign w:val="center"/>
-            <w:tcBorders>
-              <w:top w:val="single" w:sz="6" w:space="0" w:color="B7C4D5"/>
-              <w:left w:val="single" w:sz="6" w:space="0" w:color="B7C4D5"/>
-              <w:bottom w:val="single" w:sz="6" w:space="0" w:color="B7C4D5"/>
-              <w:right w:val="single" w:sz="6" w:space="0" w:color="B7C4D5"/>
-            </w:tcBorders>
-            <w:tcMar>
-              <w:top w:w="80" w:type="dxa"/>
-              <w:start w:w="120" w:type="dxa"/>
-              <w:bottom w:w="80" w:type="dxa"/>
-              <w:end w:w="120" w:type="dxa"/>
-            </w:tcMar>
           </w:tcPr>
           <w:p>
+            <w:pPr>
+              <w:spacing w:after="0"/>
+            </w:pPr>
             <w:r/>
             <w:r>
               <w:rPr>
+                <w:rFonts w:ascii="Calibri" w:hAnsi="Calibri"/>
                 <w:b w:val="0"/>
-                <w:i w:val="0"/>
+                <w:sz w:val="20"/>
               </w:rPr>
-              <w:t>Google OAuth/Browser GPS cần chạy trên HTTPS khi demo ngoài local.</w:t>
-            </w:r>
-          </w:p>
-        </w:tc>
-      </w:tr>
-    </w:tbl>
-    <w:p/>
-    <w:p>
-      <w:pPr/>
-      <w:r>
-        <w:rPr>
-          <w:b w:val="0"/>
-          <w:i w:val="0"/>
-        </w:rPr>
-        <w:t>Lệnh tham khảo khi chạy local:</w:t>
-      </w:r>
-    </w:p>
-    <w:p>
-      <w:pPr/>
-      <w:r>
-        <w:rPr>
-          <w:b w:val="0"/>
-          <w:i w:val="0"/>
-        </w:rPr>
-        <w:t>Backend: cd backend; mvn spring-boot:run</w:t>
-      </w:r>
-    </w:p>
-    <w:p>
-      <w:pPr/>
-      <w:r>
-        <w:rPr>
-          <w:b w:val="0"/>
-          <w:i w:val="0"/>
-        </w:rPr>
-        <w:t>Frontend: cd frontend; npm run dev</w:t>
-      </w:r>
-    </w:p>
-    <w:p>
-      <w:pPr>
-        <w:pStyle w:val="Heading2"/>
-      </w:pPr>
-      <w:r>
-        <w:rPr>
-          <w:b w:val="0"/>
-          <w:i w:val="0"/>
-        </w:rPr>
-        <w:t>2.2. Seed dữ liệu demo</w:t>
-      </w:r>
-    </w:p>
-    <w:tbl>
-      <w:tblPr>
-        <w:tblW w:type="dxa" w:w="9360"/>
-        <w:tblLayout w:type="fixed"/>
-        <w:tblLook w:firstColumn="1" w:firstRow="1" w:lastColumn="0" w:lastRow="0" w:noHBand="0" w:noVBand="1" w:val="04A0"/>
-        <w:jc w:val="left"/>
-        <w:tblInd w:w="120" w:type="dxa"/>
-      </w:tblPr>
-      <w:tblGrid>
-        <w:gridCol w:w="2304"/>
-        <w:gridCol w:w="3672"/>
-        <w:gridCol w:w="3384"/>
-      </w:tblGrid>
-      <w:tr>
-        <w:tc>
-          <w:tcPr>
-            <w:tcW w:type="dxa" w:w="2304"/>
-            <w:vAlign w:val="center"/>
-            <w:tcBorders>
-              <w:top w:val="single" w:sz="6" w:space="0" w:color="B7C4D5"/>
-              <w:left w:val="single" w:sz="6" w:space="0" w:color="B7C4D5"/>
-              <w:bottom w:val="single" w:sz="6" w:space="0" w:color="B7C4D5"/>
-              <w:right w:val="single" w:sz="6" w:space="0" w:color="B7C4D5"/>
-            </w:tcBorders>
-            <w:tcMar>
-              <w:top w:w="80" w:type="dxa"/>
-              <w:start w:w="120" w:type="dxa"/>
-              <w:bottom w:w="80" w:type="dxa"/>
-              <w:end w:w="120" w:type="dxa"/>
-            </w:tcMar>
-            <w:shd w:fill="E8EEF5"/>
-          </w:tcPr>
-          <w:p>
-            <w:r/>
-            <w:r>
-              <w:rPr>
-                <w:b/>
-                <w:i w:val="0"/>
-                <w:color w:val="0B2545"/>
-              </w:rPr>
-              <w:t>Mục đích</w:t>
-            </w:r>
-          </w:p>
-        </w:tc>
-        <w:tc>
-          <w:tcPr>
-            <w:tcW w:type="dxa" w:w="3672"/>
-            <w:vAlign w:val="center"/>
-            <w:tcBorders>
-              <w:top w:val="single" w:sz="6" w:space="0" w:color="B7C4D5"/>
-              <w:left w:val="single" w:sz="6" w:space="0" w:color="B7C4D5"/>
-              <w:bottom w:val="single" w:sz="6" w:space="0" w:color="B7C4D5"/>
-              <w:right w:val="single" w:sz="6" w:space="0" w:color="B7C4D5"/>
-            </w:tcBorders>
-            <w:tcMar>
-              <w:top w:w="80" w:type="dxa"/>
-              <w:start w:w="120" w:type="dxa"/>
-              <w:bottom w:w="80" w:type="dxa"/>
-              <w:end w:w="120" w:type="dxa"/>
-            </w:tcMar>
-            <w:shd w:fill="E8EEF5"/>
-          </w:tcPr>
-          <w:p>
-            <w:r/>
-            <w:r>
-              <w:rPr>
-                <w:b/>
-                <w:i w:val="0"/>
-                <w:color w:val="0B2545"/>
-              </w:rPr>
-              <w:t>Script</w:t>
-            </w:r>
-          </w:p>
-        </w:tc>
-        <w:tc>
-          <w:tcPr>
-            <w:tcW w:type="dxa" w:w="3384"/>
-            <w:vAlign w:val="center"/>
-            <w:tcBorders>
-              <w:top w:val="single" w:sz="6" w:space="0" w:color="B7C4D5"/>
-              <w:left w:val="single" w:sz="6" w:space="0" w:color="B7C4D5"/>
-              <w:bottom w:val="single" w:sz="6" w:space="0" w:color="B7C4D5"/>
-              <w:right w:val="single" w:sz="6" w:space="0" w:color="B7C4D5"/>
-            </w:tcBorders>
-            <w:tcMar>
-              <w:top w:w="80" w:type="dxa"/>
-              <w:start w:w="120" w:type="dxa"/>
-              <w:bottom w:w="80" w:type="dxa"/>
-              <w:end w:w="120" w:type="dxa"/>
-            </w:tcMar>
-            <w:shd w:fill="E8EEF5"/>
-          </w:tcPr>
-          <w:p>
-            <w:r/>
-            <w:r>
-              <w:rPr>
-                <w:b/>
-                <w:i w:val="0"/>
-                <w:color w:val="0B2545"/>
-              </w:rPr>
-              <w:t>Khi nào dùng</w:t>
+              <w:t>Trang thai OCR dang cho duyet, admin co ho so pending.</w:t>
             </w:r>
           </w:p>
         </w:tc>
@@ -1780,85 +963,61 @@
       <w:tr>
         <w:tc>
           <w:tcPr>
-            <w:tcW w:type="dxa" w:w="2304"/>
+            <w:tcW w:type="dxa" w:w="3120"/>
             <w:vAlign w:val="center"/>
-            <w:tcBorders>
-              <w:top w:val="single" w:sz="6" w:space="0" w:color="B7C4D5"/>
-              <w:left w:val="single" w:sz="6" w:space="0" w:color="B7C4D5"/>
-              <w:bottom w:val="single" w:sz="6" w:space="0" w:color="B7C4D5"/>
-              <w:right w:val="single" w:sz="6" w:space="0" w:color="B7C4D5"/>
-            </w:tcBorders>
-            <w:tcMar>
-              <w:top w:w="80" w:type="dxa"/>
-              <w:start w:w="120" w:type="dxa"/>
-              <w:bottom w:w="80" w:type="dxa"/>
-              <w:end w:w="120" w:type="dxa"/>
-            </w:tcMar>
           </w:tcPr>
           <w:p>
+            <w:pPr>
+              <w:spacing w:after="0"/>
+            </w:pPr>
             <w:r/>
             <w:r>
               <w:rPr>
+                <w:rFonts w:ascii="Calibri" w:hAnsi="Calibri"/>
                 <w:b w:val="0"/>
-                <w:i w:val="0"/>
+                <w:sz w:val="20"/>
               </w:rPr>
-              <w:t>Demo nhanh có QR sẵn</w:t>
+              <w:t>Student rejected</w:t>
             </w:r>
           </w:p>
         </w:tc>
         <w:tc>
           <w:tcPr>
-            <w:tcW w:type="dxa" w:w="3672"/>
+            <w:tcW w:type="dxa" w:w="3120"/>
             <w:vAlign w:val="center"/>
-            <w:tcBorders>
-              <w:top w:val="single" w:sz="6" w:space="0" w:color="B7C4D5"/>
-              <w:left w:val="single" w:sz="6" w:space="0" w:color="B7C4D5"/>
-              <w:bottom w:val="single" w:sz="6" w:space="0" w:color="B7C4D5"/>
-              <w:right w:val="single" w:sz="6" w:space="0" w:color="B7C4D5"/>
-            </w:tcBorders>
-            <w:tcMar>
-              <w:top w:w="80" w:type="dxa"/>
-              <w:start w:w="120" w:type="dxa"/>
-              <w:bottom w:w="80" w:type="dxa"/>
-              <w:end w:w="120" w:type="dxa"/>
-            </w:tcMar>
           </w:tcPr>
           <w:p>
+            <w:pPr>
+              <w:spacing w:after="0"/>
+            </w:pPr>
             <w:r/>
             <w:r>
               <w:rPr>
+                <w:rFonts w:ascii="Calibri" w:hAnsi="Calibri"/>
                 <w:b w:val="0"/>
-                <w:i w:val="0"/>
+                <w:sz w:val="20"/>
               </w:rPr>
-              <w:t>database/SeedStudentVerificationTestData.sql</w:t>
+              <w:t>student.rejected@unibus.local</w:t>
             </w:r>
           </w:p>
         </w:tc>
         <w:tc>
           <w:tcPr>
-            <w:tcW w:type="dxa" w:w="3384"/>
+            <w:tcW w:type="dxa" w:w="3120"/>
             <w:vAlign w:val="center"/>
-            <w:tcBorders>
-              <w:top w:val="single" w:sz="6" w:space="0" w:color="B7C4D5"/>
-              <w:left w:val="single" w:sz="6" w:space="0" w:color="B7C4D5"/>
-              <w:bottom w:val="single" w:sz="6" w:space="0" w:color="B7C4D5"/>
-              <w:right w:val="single" w:sz="6" w:space="0" w:color="B7C4D5"/>
-            </w:tcBorders>
-            <w:tcMar>
-              <w:top w:w="80" w:type="dxa"/>
-              <w:start w:w="120" w:type="dxa"/>
-              <w:bottom w:w="80" w:type="dxa"/>
-              <w:end w:w="120" w:type="dxa"/>
-            </w:tcMar>
           </w:tcPr>
           <w:p>
+            <w:pPr>
+              <w:spacing w:after="0"/>
+            </w:pPr>
             <w:r/>
             <w:r>
               <w:rPr>
+                <w:rFonts w:ascii="Calibri" w:hAnsi="Calibri"/>
                 <w:b w:val="0"/>
-                <w:i w:val="0"/>
+                <w:sz w:val="20"/>
               </w:rPr>
-              <w:t>Dùng khi muốn login student.verified và thấy tuyến/vé/QR ngay.</w:t>
+              <w:t>Form gui lai sau khi bi tu choi.</w:t>
             </w:r>
           </w:p>
         </w:tc>
@@ -1866,85 +1025,61 @@
       <w:tr>
         <w:tc>
           <w:tcPr>
-            <w:tcW w:type="dxa" w:w="2304"/>
+            <w:tcW w:type="dxa" w:w="3120"/>
             <w:vAlign w:val="center"/>
-            <w:tcBorders>
-              <w:top w:val="single" w:sz="6" w:space="0" w:color="B7C4D5"/>
-              <w:left w:val="single" w:sz="6" w:space="0" w:color="B7C4D5"/>
-              <w:bottom w:val="single" w:sz="6" w:space="0" w:color="B7C4D5"/>
-              <w:right w:val="single" w:sz="6" w:space="0" w:color="B7C4D5"/>
-            </w:tcBorders>
-            <w:tcMar>
-              <w:top w:w="80" w:type="dxa"/>
-              <w:start w:w="120" w:type="dxa"/>
-              <w:bottom w:w="80" w:type="dxa"/>
-              <w:end w:w="120" w:type="dxa"/>
-            </w:tcMar>
           </w:tcPr>
           <w:p>
+            <w:pPr>
+              <w:spacing w:after="0"/>
+            </w:pPr>
             <w:r/>
             <w:r>
               <w:rPr>
+                <w:rFonts w:ascii="Calibri" w:hAnsi="Calibri"/>
                 <w:b w:val="0"/>
-                <w:i w:val="0"/>
+                <w:sz w:val="20"/>
               </w:rPr>
-              <w:t>Demo đầy đủ từ chọn tuyến đến thanh toán</w:t>
+              <w:t>Student resubmit</w:t>
             </w:r>
           </w:p>
         </w:tc>
         <w:tc>
           <w:tcPr>
-            <w:tcW w:type="dxa" w:w="3672"/>
+            <w:tcW w:type="dxa" w:w="3120"/>
             <w:vAlign w:val="center"/>
-            <w:tcBorders>
-              <w:top w:val="single" w:sz="6" w:space="0" w:color="B7C4D5"/>
-              <w:left w:val="single" w:sz="6" w:space="0" w:color="B7C4D5"/>
-              <w:bottom w:val="single" w:sz="6" w:space="0" w:color="B7C4D5"/>
-              <w:right w:val="single" w:sz="6" w:space="0" w:color="B7C4D5"/>
-            </w:tcBorders>
-            <w:tcMar>
-              <w:top w:w="80" w:type="dxa"/>
-              <w:start w:w="120" w:type="dxa"/>
-              <w:bottom w:w="80" w:type="dxa"/>
-              <w:end w:w="120" w:type="dxa"/>
-            </w:tcMar>
           </w:tcPr>
           <w:p>
+            <w:pPr>
+              <w:spacing w:after="0"/>
+            </w:pPr>
             <w:r/>
             <w:r>
               <w:rPr>
+                <w:rFonts w:ascii="Calibri" w:hAnsi="Calibri"/>
                 <w:b w:val="0"/>
-                <w:i w:val="0"/>
+                <w:sz w:val="20"/>
               </w:rPr>
-              <w:t>database/SeedStudentVerificationTestData.sql rồi database/SeedUniversitySubsidyDemo.sql</w:t>
+              <w:t>student.resubmit@unibus.local</w:t>
             </w:r>
           </w:p>
         </w:tc>
         <w:tc>
           <w:tcPr>
-            <w:tcW w:type="dxa" w:w="3384"/>
+            <w:tcW w:type="dxa" w:w="3120"/>
             <w:vAlign w:val="center"/>
-            <w:tcBorders>
-              <w:top w:val="single" w:sz="6" w:space="0" w:color="B7C4D5"/>
-              <w:left w:val="single" w:sz="6" w:space="0" w:color="B7C4D5"/>
-              <w:bottom w:val="single" w:sz="6" w:space="0" w:color="B7C4D5"/>
-              <w:right w:val="single" w:sz="6" w:space="0" w:color="B7C4D5"/>
-            </w:tcBorders>
-            <w:tcMar>
-              <w:top w:w="80" w:type="dxa"/>
-              <w:start w:w="120" w:type="dxa"/>
-              <w:bottom w:w="80" w:type="dxa"/>
-              <w:end w:w="120" w:type="dxa"/>
-            </w:tcMar>
           </w:tcPr>
           <w:p>
+            <w:pPr>
+              <w:spacing w:after="0"/>
+            </w:pPr>
             <w:r/>
             <w:r>
               <w:rPr>
+                <w:rFonts w:ascii="Calibri" w:hAnsi="Calibri"/>
                 <w:b w:val="0"/>
-                <w:i w:val="0"/>
+                <w:sz w:val="20"/>
               </w:rPr>
-              <w:t>Dùng khi muốn reset SV-VER-001 để tự chọn tuyến và mua vé tháng trong buổi demo.</w:t>
+              <w:t>Form gui lai theo yeu cau admin.</w:t>
             </w:r>
           </w:p>
         </w:tc>
@@ -1952,141 +1087,185 @@
       <w:tr>
         <w:tc>
           <w:tcPr>
-            <w:tcW w:type="dxa" w:w="2304"/>
+            <w:tcW w:type="dxa" w:w="3120"/>
             <w:vAlign w:val="center"/>
-            <w:tcBorders>
-              <w:top w:val="single" w:sz="6" w:space="0" w:color="B7C4D5"/>
-              <w:left w:val="single" w:sz="6" w:space="0" w:color="B7C4D5"/>
-              <w:bottom w:val="single" w:sz="6" w:space="0" w:color="B7C4D5"/>
-              <w:right w:val="single" w:sz="6" w:space="0" w:color="B7C4D5"/>
-            </w:tcBorders>
-            <w:tcMar>
-              <w:top w:w="80" w:type="dxa"/>
-              <w:start w:w="120" w:type="dxa"/>
-              <w:bottom w:w="80" w:type="dxa"/>
-              <w:end w:w="120" w:type="dxa"/>
-            </w:tcMar>
           </w:tcPr>
           <w:p>
+            <w:pPr>
+              <w:spacing w:after="0"/>
+            </w:pPr>
             <w:r/>
             <w:r>
               <w:rPr>
+                <w:rFonts w:ascii="Calibri" w:hAnsi="Calibri"/>
                 <w:b w:val="0"/>
-                <w:i w:val="0"/>
+                <w:sz w:val="20"/>
               </w:rPr>
-              <w:t>Rollback schema trợ giá</w:t>
+              <w:t>Driver</w:t>
             </w:r>
           </w:p>
         </w:tc>
         <w:tc>
           <w:tcPr>
-            <w:tcW w:type="dxa" w:w="3672"/>
+            <w:tcW w:type="dxa" w:w="3120"/>
             <w:vAlign w:val="center"/>
-            <w:tcBorders>
-              <w:top w:val="single" w:sz="6" w:space="0" w:color="B7C4D5"/>
-              <w:left w:val="single" w:sz="6" w:space="0" w:color="B7C4D5"/>
-              <w:bottom w:val="single" w:sz="6" w:space="0" w:color="B7C4D5"/>
-              <w:right w:val="single" w:sz="6" w:space="0" w:color="B7C4D5"/>
-            </w:tcBorders>
-            <w:tcMar>
-              <w:top w:w="80" w:type="dxa"/>
-              <w:start w:w="120" w:type="dxa"/>
-              <w:bottom w:w="80" w:type="dxa"/>
-              <w:end w:w="120" w:type="dxa"/>
-            </w:tcMar>
           </w:tcPr>
           <w:p>
+            <w:pPr>
+              <w:spacing w:after="0"/>
+            </w:pPr>
             <w:r/>
             <w:r>
               <w:rPr>
+                <w:rFonts w:ascii="Calibri" w:hAnsi="Calibri"/>
                 <w:b w:val="0"/>
-                <w:i w:val="0"/>
+                <w:sz w:val="20"/>
               </w:rPr>
-              <w:t>database/rollback/V8__rollback_university_subsidy_foundation.sql</w:t>
+              <w:t>driver.demo@unibus.local</w:t>
             </w:r>
           </w:p>
         </w:tc>
         <w:tc>
           <w:tcPr>
-            <w:tcW w:type="dxa" w:w="3384"/>
+            <w:tcW w:type="dxa" w:w="3120"/>
             <w:vAlign w:val="center"/>
-            <w:tcBorders>
-              <w:top w:val="single" w:sz="6" w:space="0" w:color="B7C4D5"/>
-              <w:left w:val="single" w:sz="6" w:space="0" w:color="B7C4D5"/>
-              <w:bottom w:val="single" w:sz="6" w:space="0" w:color="B7C4D5"/>
-              <w:right w:val="single" w:sz="6" w:space="0" w:color="B7C4D5"/>
-            </w:tcBorders>
-            <w:tcMar>
-              <w:top w:w="80" w:type="dxa"/>
-              <w:start w:w="120" w:type="dxa"/>
-              <w:bottom w:w="80" w:type="dxa"/>
-              <w:end w:w="120" w:type="dxa"/>
-            </w:tcMar>
           </w:tcPr>
           <w:p>
+            <w:pPr>
+              <w:spacing w:after="0"/>
+            </w:pPr>
             <w:r/>
             <w:r>
               <w:rPr>
+                <w:rFonts w:ascii="Calibri" w:hAnsi="Calibri"/>
                 <w:b w:val="0"/>
-                <w:i w:val="0"/>
+                <w:sz w:val="20"/>
               </w:rPr>
-              <w:t>Chỉ dùng khi cần gỡ foundation subsidy khỏi môi trường thử nghiệm.</w:t>
+              <w:t>Lich chay, chuyen dang chay, lien he dieu phoi.</w:t>
             </w:r>
           </w:p>
         </w:tc>
       </w:tr>
-    </w:tbl>
-    <w:p/>
-    <w:tbl>
-      <w:tblPr>
-        <w:tblW w:type="dxa" w:w="9360"/>
-        <w:jc w:val="left"/>
-        <w:tblLayout w:type="fixed"/>
-        <w:tblLook w:firstColumn="1" w:firstRow="1" w:lastColumn="0" w:lastRow="0" w:noHBand="0" w:noVBand="1" w:val="04A0"/>
-        <w:tblInd w:w="120" w:type="dxa"/>
-      </w:tblPr>
-      <w:tblGrid>
-        <w:gridCol w:w="9360"/>
-      </w:tblGrid>
       <w:tr>
         <w:tc>
           <w:tcPr>
-            <w:tcW w:type="dxa" w:w="9360"/>
+            <w:tcW w:type="dxa" w:w="3120"/>
             <w:vAlign w:val="center"/>
-            <w:tcBorders>
-              <w:top w:val="single" w:sz="6" w:space="0" w:color="B7C4D5"/>
-              <w:left w:val="single" w:sz="6" w:space="0" w:color="B7C4D5"/>
-              <w:bottom w:val="single" w:sz="6" w:space="0" w:color="B7C4D5"/>
-              <w:right w:val="single" w:sz="6" w:space="0" w:color="B7C4D5"/>
-            </w:tcBorders>
-            <w:tcMar>
-              <w:top w:w="80" w:type="dxa"/>
-              <w:start w:w="120" w:type="dxa"/>
-              <w:bottom w:w="80" w:type="dxa"/>
-              <w:end w:w="120" w:type="dxa"/>
-            </w:tcMar>
-            <w:shd w:fill="FFF7E6"/>
           </w:tcPr>
           <w:p>
-            <w:pPr/>
+            <w:pPr>
+              <w:spacing w:after="0"/>
+            </w:pPr>
             <w:r/>
             <w:r>
               <w:rPr>
-                <w:b/>
-                <w:i w:val="0"/>
-                <w:color w:val="0B2545"/>
+                <w:rFonts w:ascii="Calibri" w:hAnsi="Calibri"/>
+                <w:b w:val="0"/>
+                <w:sz w:val="20"/>
               </w:rPr>
-              <w:t>Khuyến nghị trước buổi demo</w:t>
+              <w:t>Conductor</w:t>
             </w:r>
           </w:p>
+        </w:tc>
+        <w:tc>
+          <w:tcPr>
+            <w:tcW w:type="dxa" w:w="3120"/>
+            <w:vAlign w:val="center"/>
+          </w:tcPr>
           <w:p>
-            <w:pPr/>
+            <w:pPr>
+              <w:spacing w:after="0"/>
+            </w:pPr>
+            <w:r/>
             <w:r>
               <w:rPr>
+                <w:rFonts w:ascii="Calibri" w:hAnsi="Calibri"/>
                 <w:b w:val="0"/>
-                <w:i w:val="0"/>
+                <w:sz w:val="20"/>
               </w:rPr>
-              <w:t>Nếu muốn trình diễn trọn vẹn thao tác thanh toán, hãy chạy seed theo chế độ “demo đầy đủ”. Nếu demo đang gần giờ và chỉ cần chứng minh QR/hóa đơn, dùng chế độ “demo nhanh có QR sẵn”.</w:t>
+              <w:t>conductor.demo@unibus.local</w:t>
+            </w:r>
+          </w:p>
+        </w:tc>
+        <w:tc>
+          <w:tcPr>
+            <w:tcW w:type="dxa" w:w="3120"/>
+            <w:vAlign w:val="center"/>
+          </w:tcPr>
+          <w:p>
+            <w:pPr>
+              <w:spacing w:after="0"/>
+            </w:pPr>
+            <w:r/>
+            <w:r>
+              <w:rPr>
+                <w:rFonts w:ascii="Calibri" w:hAnsi="Calibri"/>
+                <w:b w:val="0"/>
+                <w:sz w:val="20"/>
+              </w:rPr>
+              <w:t>Quet QR ve that bang camera modal hoac nhap ma thu cong.</w:t>
+            </w:r>
+          </w:p>
+        </w:tc>
+      </w:tr>
+      <w:tr>
+        <w:tc>
+          <w:tcPr>
+            <w:tcW w:type="dxa" w:w="3120"/>
+            <w:vAlign w:val="center"/>
+          </w:tcPr>
+          <w:p>
+            <w:pPr>
+              <w:spacing w:after="0"/>
+            </w:pPr>
+            <w:r/>
+            <w:r>
+              <w:rPr>
+                <w:rFonts w:ascii="Calibri" w:hAnsi="Calibri"/>
+                <w:b w:val="0"/>
+                <w:sz w:val="20"/>
+              </w:rPr>
+              <w:t>Dispatcher</w:t>
+            </w:r>
+          </w:p>
+        </w:tc>
+        <w:tc>
+          <w:tcPr>
+            <w:tcW w:type="dxa" w:w="3120"/>
+            <w:vAlign w:val="center"/>
+          </w:tcPr>
+          <w:p>
+            <w:pPr>
+              <w:spacing w:after="0"/>
+            </w:pPr>
+            <w:r/>
+            <w:r>
+              <w:rPr>
+                <w:rFonts w:ascii="Calibri" w:hAnsi="Calibri"/>
+                <w:b w:val="0"/>
+                <w:sz w:val="20"/>
+              </w:rPr>
+              <w:t>dispatcher.demo@unibus.local</w:t>
+            </w:r>
+          </w:p>
+        </w:tc>
+        <w:tc>
+          <w:tcPr>
+            <w:tcW w:type="dxa" w:w="3120"/>
+            <w:vAlign w:val="center"/>
+          </w:tcPr>
+          <w:p>
+            <w:pPr>
+              <w:spacing w:after="0"/>
+            </w:pPr>
+            <w:r/>
+            <w:r>
+              <w:rPr>
+                <w:rFonts w:ascii="Calibri" w:hAnsi="Calibri"/>
+                <w:b w:val="0"/>
+                <w:sz w:val="20"/>
+              </w:rPr>
+              <w:t>Dieu phoi, live fleet, schedule, by-university.</w:t>
             </w:r>
           </w:p>
         </w:tc>
@@ -2095,148 +1274,212 @@
     <w:p/>
     <w:p>
       <w:pPr>
-        <w:pStyle w:val="Heading2"/>
+        <w:spacing w:after="120"/>
       </w:pPr>
       <w:r>
         <w:rPr>
-          <w:b w:val="0"/>
-          <w:i w:val="0"/>
+          <w:rFonts w:ascii="Calibri" w:hAnsi="Calibri"/>
+          <w:sz w:val="22"/>
         </w:rPr>
-        <w:t>2.3. Tài khoản demo</w:t>
+        <w:t>Tai khoan student.google@unibus.local la OAuth seed, khong dung password. Tai khoan khanhnv20a02@gmail.com giu login/password state co san va chi dung khi DB cua may da co account nay.</w:t>
+      </w:r>
+    </w:p>
+    <w:p>
+      <w:pPr>
+        <w:pStyle w:val="Heading1"/>
+        <w:keepNext/>
+      </w:pPr>
+      <w:r>
+        <w:rPr>
+          <w:rFonts w:ascii="Calibri" w:hAnsi="Calibri"/>
+          <w:color w:val="2E74B5"/>
+        </w:rPr>
+        <w:t>4. Luong demo goi y</w:t>
+      </w:r>
+    </w:p>
+    <w:p>
+      <w:pPr>
+        <w:pStyle w:val="ListNumber"/>
+        <w:spacing w:after="80"/>
+      </w:pPr>
+      <w:r>
+        <w:rPr>
+          <w:rFonts w:ascii="Calibri" w:hAnsi="Calibri"/>
+          <w:sz w:val="22"/>
+        </w:rPr>
+        <w:t>Mo frontend, dang nhap student.verified@unibus.local. Vao Trang chu, Truong cua toi, Ve cua toi, Thanh toan &amp; ve, Hoa don, AI goi y tuyen.</w:t>
+      </w:r>
+    </w:p>
+    <w:p>
+      <w:pPr>
+        <w:pStyle w:val="ListNumber"/>
+        <w:spacing w:after="80"/>
+      </w:pPr>
+      <w:r>
+        <w:rPr>
+          <w:rFonts w:ascii="Calibri" w:hAnsi="Calibri"/>
+          <w:sz w:val="22"/>
+        </w:rPr>
+        <w:t>Dang nhap student.rejected@unibus.local hoac student.resubmit@unibus.local. Mo avatar dropdown, chon Xac minh sinh vien, nhap truong/MSSV va upload anh the.</w:t>
+      </w:r>
+    </w:p>
+    <w:p>
+      <w:pPr>
+        <w:pStyle w:val="ListNumber"/>
+        <w:spacing w:after="80"/>
+      </w:pPr>
+      <w:r>
+        <w:rPr>
+          <w:rFonts w:ascii="Calibri" w:hAnsi="Calibri"/>
+          <w:sz w:val="22"/>
+        </w:rPr>
+        <w:t>Dang nhap admin.verify@unibus.local. Mo Xac minh sinh vien, loc Cho duyet, xem anh the protected, OCR fields, confidence, raw OCR, sau do Duyet/Tu choi/Yeu cau gui lai.</w:t>
+      </w:r>
+    </w:p>
+    <w:p>
+      <w:pPr>
+        <w:pStyle w:val="ListNumber"/>
+        <w:spacing w:after="80"/>
+      </w:pPr>
+      <w:r>
+        <w:rPr>
+          <w:rFonts w:ascii="Calibri" w:hAnsi="Calibri"/>
+          <w:sz w:val="22"/>
+        </w:rPr>
+        <w:t>Mo Lich su giao dich cua admin de xem tong tien/so giao dich. Sau do mo dashboard de xem thong ke he thong.</w:t>
+      </w:r>
+    </w:p>
+    <w:p>
+      <w:pPr>
+        <w:pStyle w:val="ListNumber"/>
+        <w:spacing w:after="80"/>
+      </w:pPr>
+      <w:r>
+        <w:rPr>
+          <w:rFonts w:ascii="Calibri" w:hAnsi="Calibri"/>
+          <w:sz w:val="22"/>
+        </w:rPr>
+        <w:t>Dang nhap uni.admin@unibus.local de demo dashboard truong, roster, subsidy, reconciliation va transaction theo truong.</w:t>
+      </w:r>
+    </w:p>
+    <w:p>
+      <w:pPr>
+        <w:pStyle w:val="ListNumber"/>
+        <w:spacing w:after="80"/>
+      </w:pPr>
+      <w:r>
+        <w:rPr>
+          <w:rFonts w:ascii="Calibri" w:hAnsi="Calibri"/>
+          <w:sz w:val="22"/>
+        </w:rPr>
+        <w:t>Dang nhap conductor.demo@unibus.local. Mo Quet QR ve, bat camera modal neu co camera, hoac nhap thu cong ma UB-DEMO-MONTHLY-SV-VER-001.</w:t>
+      </w:r>
+    </w:p>
+    <w:p>
+      <w:pPr>
+        <w:pStyle w:val="ListNumber"/>
+        <w:spacing w:after="80"/>
+      </w:pPr>
+      <w:r>
+        <w:rPr>
+          <w:rFonts w:ascii="Calibri" w:hAnsi="Calibri"/>
+          <w:sz w:val="22"/>
+        </w:rPr>
+        <w:t>Dang nhap driver.demo@unibus.local va dispatcher.demo@unibus.local de demo operations: chuyen dang chay, live fleet, schedule, by-university, contacts.</w:t>
+      </w:r>
+    </w:p>
+    <w:p>
+      <w:pPr>
+        <w:pStyle w:val="Heading1"/>
+        <w:keepNext/>
+      </w:pPr>
+      <w:r>
+        <w:rPr>
+          <w:rFonts w:ascii="Calibri" w:hAnsi="Calibri"/>
+          <w:color w:val="2E74B5"/>
+        </w:rPr>
+        <w:t>5. OCR sinh vien - chi tiet</w:t>
       </w:r>
     </w:p>
     <w:tbl>
       <w:tblPr>
-        <w:tblW w:type="dxa" w:w="9360"/>
-        <w:tblLayout w:type="fixed"/>
+        <w:tblStyle w:val="TableGrid"/>
+        <w:tblW w:type="auto" w:w="0"/>
+        <w:jc w:val="center"/>
         <w:tblLook w:firstColumn="1" w:firstRow="1" w:lastColumn="0" w:lastRow="0" w:noHBand="0" w:noVBand="1" w:val="04A0"/>
-        <w:jc w:val="left"/>
-        <w:tblInd w:w="120" w:type="dxa"/>
       </w:tblPr>
       <w:tblGrid>
-        <w:gridCol w:w="1656"/>
-        <w:gridCol w:w="3240"/>
-        <w:gridCol w:w="1584"/>
-        <w:gridCol w:w="2880"/>
+        <w:gridCol w:w="3120"/>
+        <w:gridCol w:w="3120"/>
+        <w:gridCol w:w="3120"/>
       </w:tblGrid>
       <w:tr>
+        <w:trPr>
+          <w:tblHeader w:val="true"/>
+        </w:trPr>
         <w:tc>
           <w:tcPr>
-            <w:tcW w:type="dxa" w:w="1656"/>
+            <w:tcW w:type="dxa" w:w="2088"/>
+            <w:shd w:fill="E8EEF5"/>
             <w:vAlign w:val="center"/>
-            <w:tcBorders>
-              <w:top w:val="single" w:sz="6" w:space="0" w:color="B7C4D5"/>
-              <w:left w:val="single" w:sz="6" w:space="0" w:color="B7C4D5"/>
-              <w:bottom w:val="single" w:sz="6" w:space="0" w:color="B7C4D5"/>
-              <w:right w:val="single" w:sz="6" w:space="0" w:color="B7C4D5"/>
-            </w:tcBorders>
-            <w:tcMar>
-              <w:top w:w="80" w:type="dxa"/>
-              <w:start w:w="120" w:type="dxa"/>
-              <w:bottom w:w="80" w:type="dxa"/>
-              <w:end w:w="120" w:type="dxa"/>
-            </w:tcMar>
-            <w:shd w:fill="E8EEF5"/>
           </w:tcPr>
           <w:p>
+            <w:pPr>
+              <w:spacing w:after="0"/>
+            </w:pPr>
             <w:r/>
             <w:r>
               <w:rPr>
+                <w:rFonts w:ascii="Calibri" w:hAnsi="Calibri"/>
                 <w:b/>
-                <w:i w:val="0"/>
-                <w:color w:val="0B2545"/>
+                <w:color w:val="14140F"/>
+                <w:sz w:val="20"/>
               </w:rPr>
-              <w:t>Role</w:t>
+              <w:t>Trang thai</w:t>
             </w:r>
           </w:p>
         </w:tc>
         <w:tc>
           <w:tcPr>
-            <w:tcW w:type="dxa" w:w="3240"/>
+            <w:tcW w:type="dxa" w:w="3672"/>
+            <w:shd w:fill="E8EEF5"/>
             <w:vAlign w:val="center"/>
-            <w:tcBorders>
-              <w:top w:val="single" w:sz="6" w:space="0" w:color="B7C4D5"/>
-              <w:left w:val="single" w:sz="6" w:space="0" w:color="B7C4D5"/>
-              <w:bottom w:val="single" w:sz="6" w:space="0" w:color="B7C4D5"/>
-              <w:right w:val="single" w:sz="6" w:space="0" w:color="B7C4D5"/>
-            </w:tcBorders>
-            <w:tcMar>
-              <w:top w:w="80" w:type="dxa"/>
-              <w:start w:w="120" w:type="dxa"/>
-              <w:bottom w:w="80" w:type="dxa"/>
-              <w:end w:w="120" w:type="dxa"/>
-            </w:tcMar>
-            <w:shd w:fill="E8EEF5"/>
           </w:tcPr>
           <w:p>
+            <w:pPr>
+              <w:spacing w:after="0"/>
+            </w:pPr>
             <w:r/>
             <w:r>
               <w:rPr>
+                <w:rFonts w:ascii="Calibri" w:hAnsi="Calibri"/>
                 <w:b/>
-                <w:i w:val="0"/>
-                <w:color w:val="0B2545"/>
+                <w:color w:val="14140F"/>
+                <w:sz w:val="20"/>
               </w:rPr>
-              <w:t>Email</w:t>
+              <w:t>Student UI</w:t>
             </w:r>
           </w:p>
         </w:tc>
         <w:tc>
           <w:tcPr>
-            <w:tcW w:type="dxa" w:w="1584"/>
+            <w:tcW w:type="dxa" w:w="3600"/>
+            <w:shd w:fill="E8EEF5"/>
             <w:vAlign w:val="center"/>
-            <w:tcBorders>
-              <w:top w:val="single" w:sz="6" w:space="0" w:color="B7C4D5"/>
-              <w:left w:val="single" w:sz="6" w:space="0" w:color="B7C4D5"/>
-              <w:bottom w:val="single" w:sz="6" w:space="0" w:color="B7C4D5"/>
-              <w:right w:val="single" w:sz="6" w:space="0" w:color="B7C4D5"/>
-            </w:tcBorders>
-            <w:tcMar>
-              <w:top w:w="80" w:type="dxa"/>
-              <w:start w:w="120" w:type="dxa"/>
-              <w:bottom w:w="80" w:type="dxa"/>
-              <w:end w:w="120" w:type="dxa"/>
-            </w:tcMar>
-            <w:shd w:fill="E8EEF5"/>
           </w:tcPr>
           <w:p>
+            <w:pPr>
+              <w:spacing w:after="0"/>
+            </w:pPr>
             <w:r/>
             <w:r>
               <w:rPr>
+                <w:rFonts w:ascii="Calibri" w:hAnsi="Calibri"/>
                 <w:b/>
-                <w:i w:val="0"/>
-                <w:color w:val="0B2545"/>
+                <w:color w:val="14140F"/>
+                <w:sz w:val="20"/>
               </w:rPr>
-              <w:t>Mật khẩu</w:t>
-            </w:r>
-          </w:p>
-        </w:tc>
-        <w:tc>
-          <w:tcPr>
-            <w:tcW w:type="dxa" w:w="2880"/>
-            <w:vAlign w:val="center"/>
-            <w:tcBorders>
-              <w:top w:val="single" w:sz="6" w:space="0" w:color="B7C4D5"/>
-              <w:left w:val="single" w:sz="6" w:space="0" w:color="B7C4D5"/>
-              <w:bottom w:val="single" w:sz="6" w:space="0" w:color="B7C4D5"/>
-              <w:right w:val="single" w:sz="6" w:space="0" w:color="B7C4D5"/>
-            </w:tcBorders>
-            <w:tcMar>
-              <w:top w:w="80" w:type="dxa"/>
-              <w:start w:w="120" w:type="dxa"/>
-              <w:bottom w:w="80" w:type="dxa"/>
-              <w:end w:w="120" w:type="dxa"/>
-            </w:tcMar>
-            <w:shd w:fill="E8EEF5"/>
-          </w:tcPr>
-          <w:p>
-            <w:r/>
-            <w:r>
-              <w:rPr>
-                <w:b/>
-                <w:i w:val="0"/>
-                <w:color w:val="0B2545"/>
-              </w:rPr>
-              <w:t>Dùng cho bước</w:t>
+              <w:t>Admin UI</w:t>
             </w:r>
           </w:p>
         </w:tc>
@@ -2244,113 +1487,61 @@
       <w:tr>
         <w:tc>
           <w:tcPr>
-            <w:tcW w:type="dxa" w:w="1656"/>
+            <w:tcW w:type="dxa" w:w="3120"/>
             <w:vAlign w:val="center"/>
-            <w:tcBorders>
-              <w:top w:val="single" w:sz="6" w:space="0" w:color="B7C4D5"/>
-              <w:left w:val="single" w:sz="6" w:space="0" w:color="B7C4D5"/>
-              <w:bottom w:val="single" w:sz="6" w:space="0" w:color="B7C4D5"/>
-              <w:right w:val="single" w:sz="6" w:space="0" w:color="B7C4D5"/>
-            </w:tcBorders>
-            <w:tcMar>
-              <w:top w:w="80" w:type="dxa"/>
-              <w:start w:w="120" w:type="dxa"/>
-              <w:bottom w:w="80" w:type="dxa"/>
-              <w:end w:w="120" w:type="dxa"/>
-            </w:tcMar>
           </w:tcPr>
           <w:p>
+            <w:pPr>
+              <w:spacing w:after="0"/>
+            </w:pPr>
             <w:r/>
             <w:r>
               <w:rPr>
+                <w:rFonts w:ascii="Calibri" w:hAnsi="Calibri"/>
                 <w:b w:val="0"/>
-                <w:i w:val="0"/>
+                <w:sz w:val="20"/>
               </w:rPr>
-              <w:t>Admin</w:t>
+              <w:t>NOT_SUBMITTED</w:t>
             </w:r>
           </w:p>
         </w:tc>
         <w:tc>
           <w:tcPr>
-            <w:tcW w:type="dxa" w:w="3240"/>
+            <w:tcW w:type="dxa" w:w="3120"/>
             <w:vAlign w:val="center"/>
-            <w:tcBorders>
-              <w:top w:val="single" w:sz="6" w:space="0" w:color="B7C4D5"/>
-              <w:left w:val="single" w:sz="6" w:space="0" w:color="B7C4D5"/>
-              <w:bottom w:val="single" w:sz="6" w:space="0" w:color="B7C4D5"/>
-              <w:right w:val="single" w:sz="6" w:space="0" w:color="B7C4D5"/>
-            </w:tcBorders>
-            <w:tcMar>
-              <w:top w:w="80" w:type="dxa"/>
-              <w:start w:w="120" w:type="dxa"/>
-              <w:bottom w:w="80" w:type="dxa"/>
-              <w:end w:w="120" w:type="dxa"/>
-            </w:tcMar>
           </w:tcPr>
           <w:p>
+            <w:pPr>
+              <w:spacing w:after="0"/>
+            </w:pPr>
             <w:r/>
             <w:r>
               <w:rPr>
+                <w:rFonts w:ascii="Calibri" w:hAnsi="Calibri"/>
                 <w:b w:val="0"/>
-                <w:i w:val="0"/>
+                <w:sz w:val="20"/>
               </w:rPr>
-              <w:t>admin.verify@unibus.local</w:t>
+              <w:t>Hien form chon truong, MSSV, anh the.</w:t>
             </w:r>
           </w:p>
         </w:tc>
         <w:tc>
           <w:tcPr>
-            <w:tcW w:type="dxa" w:w="1584"/>
+            <w:tcW w:type="dxa" w:w="3120"/>
             <w:vAlign w:val="center"/>
-            <w:tcBorders>
-              <w:top w:val="single" w:sz="6" w:space="0" w:color="B7C4D5"/>
-              <w:left w:val="single" w:sz="6" w:space="0" w:color="B7C4D5"/>
-              <w:bottom w:val="single" w:sz="6" w:space="0" w:color="B7C4D5"/>
-              <w:right w:val="single" w:sz="6" w:space="0" w:color="B7C4D5"/>
-            </w:tcBorders>
-            <w:tcMar>
-              <w:top w:w="80" w:type="dxa"/>
-              <w:start w:w="120" w:type="dxa"/>
-              <w:bottom w:w="80" w:type="dxa"/>
-              <w:end w:w="120" w:type="dxa"/>
-            </w:tcMar>
           </w:tcPr>
           <w:p>
+            <w:pPr>
+              <w:spacing w:after="0"/>
+            </w:pPr>
             <w:r/>
             <w:r>
               <w:rPr>
+                <w:rFonts w:ascii="Calibri" w:hAnsi="Calibri"/>
                 <w:b w:val="0"/>
-                <w:i w:val="0"/>
+                <w:sz w:val="20"/>
               </w:rPr>
-              <w:t>Password123!</w:t>
-            </w:r>
-          </w:p>
-        </w:tc>
-        <w:tc>
-          <w:tcPr>
-            <w:tcW w:type="dxa" w:w="2880"/>
-            <w:vAlign w:val="center"/>
-            <w:tcBorders>
-              <w:top w:val="single" w:sz="6" w:space="0" w:color="B7C4D5"/>
-              <w:left w:val="single" w:sz="6" w:space="0" w:color="B7C4D5"/>
-              <w:bottom w:val="single" w:sz="6" w:space="0" w:color="B7C4D5"/>
-              <w:right w:val="single" w:sz="6" w:space="0" w:color="B7C4D5"/>
-            </w:tcBorders>
-            <w:tcMar>
-              <w:top w:w="80" w:type="dxa"/>
-              <w:start w:w="120" w:type="dxa"/>
-              <w:bottom w:w="80" w:type="dxa"/>
-              <w:end w:w="120" w:type="dxa"/>
-            </w:tcMar>
-          </w:tcPr>
-          <w:p>
-            <w:r/>
-            <w:r>
-              <w:rPr>
-                <w:b w:val="0"/>
-                <w:i w:val="0"/>
-              </w:rPr>
-              <w:t>Duyệt hồ sơ sinh viên, quản lý user.</w:t>
+              <w:t>Khong co trong queue cho duyet neu chua gui.</w:t>
             </w:r>
           </w:p>
         </w:tc>
@@ -2358,113 +1549,61 @@
       <w:tr>
         <w:tc>
           <w:tcPr>
-            <w:tcW w:type="dxa" w:w="1656"/>
+            <w:tcW w:type="dxa" w:w="3120"/>
             <w:vAlign w:val="center"/>
-            <w:tcBorders>
-              <w:top w:val="single" w:sz="6" w:space="0" w:color="B7C4D5"/>
-              <w:left w:val="single" w:sz="6" w:space="0" w:color="B7C4D5"/>
-              <w:bottom w:val="single" w:sz="6" w:space="0" w:color="B7C4D5"/>
-              <w:right w:val="single" w:sz="6" w:space="0" w:color="B7C4D5"/>
-            </w:tcBorders>
-            <w:tcMar>
-              <w:top w:w="80" w:type="dxa"/>
-              <w:start w:w="120" w:type="dxa"/>
-              <w:bottom w:w="80" w:type="dxa"/>
-              <w:end w:w="120" w:type="dxa"/>
-            </w:tcMar>
           </w:tcPr>
           <w:p>
+            <w:pPr>
+              <w:spacing w:after="0"/>
+            </w:pPr>
             <w:r/>
             <w:r>
               <w:rPr>
+                <w:rFonts w:ascii="Calibri" w:hAnsi="Calibri"/>
                 <w:b w:val="0"/>
-                <w:i w:val="0"/>
+                <w:sz w:val="20"/>
               </w:rPr>
-              <w:t>Sinh viên đã xác minh</w:t>
+              <w:t>REJECTED</w:t>
             </w:r>
           </w:p>
         </w:tc>
         <w:tc>
           <w:tcPr>
-            <w:tcW w:type="dxa" w:w="3240"/>
+            <w:tcW w:type="dxa" w:w="3120"/>
             <w:vAlign w:val="center"/>
-            <w:tcBorders>
-              <w:top w:val="single" w:sz="6" w:space="0" w:color="B7C4D5"/>
-              <w:left w:val="single" w:sz="6" w:space="0" w:color="B7C4D5"/>
-              <w:bottom w:val="single" w:sz="6" w:space="0" w:color="B7C4D5"/>
-              <w:right w:val="single" w:sz="6" w:space="0" w:color="B7C4D5"/>
-            </w:tcBorders>
-            <w:tcMar>
-              <w:top w:w="80" w:type="dxa"/>
-              <w:start w:w="120" w:type="dxa"/>
-              <w:bottom w:w="80" w:type="dxa"/>
-              <w:end w:w="120" w:type="dxa"/>
-            </w:tcMar>
           </w:tcPr>
           <w:p>
+            <w:pPr>
+              <w:spacing w:after="0"/>
+            </w:pPr>
             <w:r/>
             <w:r>
               <w:rPr>
+                <w:rFonts w:ascii="Calibri" w:hAnsi="Calibri"/>
                 <w:b w:val="0"/>
-                <w:i w:val="0"/>
+                <w:sz w:val="20"/>
               </w:rPr>
-              <w:t>student.verified@unibus.local</w:t>
+              <w:t>Hien ly do va cho gui lai.</w:t>
             </w:r>
           </w:p>
         </w:tc>
         <w:tc>
           <w:tcPr>
-            <w:tcW w:type="dxa" w:w="1584"/>
+            <w:tcW w:type="dxa" w:w="3120"/>
             <w:vAlign w:val="center"/>
-            <w:tcBorders>
-              <w:top w:val="single" w:sz="6" w:space="0" w:color="B7C4D5"/>
-              <w:left w:val="single" w:sz="6" w:space="0" w:color="B7C4D5"/>
-              <w:bottom w:val="single" w:sz="6" w:space="0" w:color="B7C4D5"/>
-              <w:right w:val="single" w:sz="6" w:space="0" w:color="B7C4D5"/>
-            </w:tcBorders>
-            <w:tcMar>
-              <w:top w:w="80" w:type="dxa"/>
-              <w:start w:w="120" w:type="dxa"/>
-              <w:bottom w:w="80" w:type="dxa"/>
-              <w:end w:w="120" w:type="dxa"/>
-            </w:tcMar>
           </w:tcPr>
           <w:p>
+            <w:pPr>
+              <w:spacing w:after="0"/>
+            </w:pPr>
             <w:r/>
             <w:r>
               <w:rPr>
+                <w:rFonts w:ascii="Calibri" w:hAnsi="Calibri"/>
                 <w:b w:val="0"/>
-                <w:i w:val="0"/>
+                <w:sz w:val="20"/>
               </w:rPr>
-              <w:t>Password123!</w:t>
-            </w:r>
-          </w:p>
-        </w:tc>
-        <w:tc>
-          <w:tcPr>
-            <w:tcW w:type="dxa" w:w="2880"/>
-            <w:vAlign w:val="center"/>
-            <w:tcBorders>
-              <w:top w:val="single" w:sz="6" w:space="0" w:color="B7C4D5"/>
-              <w:left w:val="single" w:sz="6" w:space="0" w:color="B7C4D5"/>
-              <w:bottom w:val="single" w:sz="6" w:space="0" w:color="B7C4D5"/>
-              <w:right w:val="single" w:sz="6" w:space="0" w:color="B7C4D5"/>
-            </w:tcBorders>
-            <w:tcMar>
-              <w:top w:w="80" w:type="dxa"/>
-              <w:start w:w="120" w:type="dxa"/>
-              <w:bottom w:w="80" w:type="dxa"/>
-              <w:end w:w="120" w:type="dxa"/>
-            </w:tcMar>
-          </w:tcPr>
-          <w:p>
-            <w:r/>
-            <w:r>
-              <w:rPr>
-                <w:b w:val="0"/>
-                <w:i w:val="0"/>
-              </w:rPr>
-              <w:t>Chọn tuyến, mua vé tháng, QR, lịch sử, feedback.</w:t>
+              <w:t>Co the loc Rejected de xem lich su.</w:t>
             </w:r>
           </w:p>
         </w:tc>
@@ -2472,113 +1611,61 @@
       <w:tr>
         <w:tc>
           <w:tcPr>
-            <w:tcW w:type="dxa" w:w="1656"/>
+            <w:tcW w:type="dxa" w:w="3120"/>
             <w:vAlign w:val="center"/>
-            <w:tcBorders>
-              <w:top w:val="single" w:sz="6" w:space="0" w:color="B7C4D5"/>
-              <w:left w:val="single" w:sz="6" w:space="0" w:color="B7C4D5"/>
-              <w:bottom w:val="single" w:sz="6" w:space="0" w:color="B7C4D5"/>
-              <w:right w:val="single" w:sz="6" w:space="0" w:color="B7C4D5"/>
-            </w:tcBorders>
-            <w:tcMar>
-              <w:top w:w="80" w:type="dxa"/>
-              <w:start w:w="120" w:type="dxa"/>
-              <w:bottom w:w="80" w:type="dxa"/>
-              <w:end w:w="120" w:type="dxa"/>
-            </w:tcMar>
           </w:tcPr>
           <w:p>
+            <w:pPr>
+              <w:spacing w:after="0"/>
+            </w:pPr>
             <w:r/>
             <w:r>
               <w:rPr>
+                <w:rFonts w:ascii="Calibri" w:hAnsi="Calibri"/>
                 <w:b w:val="0"/>
-                <w:i w:val="0"/>
+                <w:sz w:val="20"/>
               </w:rPr>
-              <w:t>Sinh viên chờ duyệt</w:t>
+              <w:t>RESUBMISSION_REQUIRED</w:t>
             </w:r>
           </w:p>
         </w:tc>
         <w:tc>
           <w:tcPr>
-            <w:tcW w:type="dxa" w:w="3240"/>
+            <w:tcW w:type="dxa" w:w="3120"/>
             <w:vAlign w:val="center"/>
-            <w:tcBorders>
-              <w:top w:val="single" w:sz="6" w:space="0" w:color="B7C4D5"/>
-              <w:left w:val="single" w:sz="6" w:space="0" w:color="B7C4D5"/>
-              <w:bottom w:val="single" w:sz="6" w:space="0" w:color="B7C4D5"/>
-              <w:right w:val="single" w:sz="6" w:space="0" w:color="B7C4D5"/>
-            </w:tcBorders>
-            <w:tcMar>
-              <w:top w:w="80" w:type="dxa"/>
-              <w:start w:w="120" w:type="dxa"/>
-              <w:bottom w:w="80" w:type="dxa"/>
-              <w:end w:w="120" w:type="dxa"/>
-            </w:tcMar>
           </w:tcPr>
           <w:p>
+            <w:pPr>
+              <w:spacing w:after="0"/>
+            </w:pPr>
             <w:r/>
             <w:r>
               <w:rPr>
+                <w:rFonts w:ascii="Calibri" w:hAnsi="Calibri"/>
                 <w:b w:val="0"/>
-                <w:i w:val="0"/>
+                <w:sz w:val="20"/>
               </w:rPr>
-              <w:t>student.pending@unibus.local</w:t>
+              <w:t>Hien ly do va cho gui lai.</w:t>
             </w:r>
           </w:p>
         </w:tc>
         <w:tc>
           <w:tcPr>
-            <w:tcW w:type="dxa" w:w="1584"/>
+            <w:tcW w:type="dxa" w:w="3120"/>
             <w:vAlign w:val="center"/>
-            <w:tcBorders>
-              <w:top w:val="single" w:sz="6" w:space="0" w:color="B7C4D5"/>
-              <w:left w:val="single" w:sz="6" w:space="0" w:color="B7C4D5"/>
-              <w:bottom w:val="single" w:sz="6" w:space="0" w:color="B7C4D5"/>
-              <w:right w:val="single" w:sz="6" w:space="0" w:color="B7C4D5"/>
-            </w:tcBorders>
-            <w:tcMar>
-              <w:top w:w="80" w:type="dxa"/>
-              <w:start w:w="120" w:type="dxa"/>
-              <w:bottom w:w="80" w:type="dxa"/>
-              <w:end w:w="120" w:type="dxa"/>
-            </w:tcMar>
           </w:tcPr>
           <w:p>
+            <w:pPr>
+              <w:spacing w:after="0"/>
+            </w:pPr>
             <w:r/>
             <w:r>
               <w:rPr>
+                <w:rFonts w:ascii="Calibri" w:hAnsi="Calibri"/>
                 <w:b w:val="0"/>
-                <w:i w:val="0"/>
+                <w:sz w:val="20"/>
               </w:rPr>
-              <w:t>Password123!</w:t>
-            </w:r>
-          </w:p>
-        </w:tc>
-        <w:tc>
-          <w:tcPr>
-            <w:tcW w:type="dxa" w:w="2880"/>
-            <w:vAlign w:val="center"/>
-            <w:tcBorders>
-              <w:top w:val="single" w:sz="6" w:space="0" w:color="B7C4D5"/>
-              <w:left w:val="single" w:sz="6" w:space="0" w:color="B7C4D5"/>
-              <w:bottom w:val="single" w:sz="6" w:space="0" w:color="B7C4D5"/>
-              <w:right w:val="single" w:sz="6" w:space="0" w:color="B7C4D5"/>
-            </w:tcBorders>
-            <w:tcMar>
-              <w:top w:w="80" w:type="dxa"/>
-              <w:start w:w="120" w:type="dxa"/>
-              <w:bottom w:w="80" w:type="dxa"/>
-              <w:end w:w="120" w:type="dxa"/>
-            </w:tcMar>
-          </w:tcPr>
-          <w:p>
-            <w:r/>
-            <w:r>
-              <w:rPr>
-                <w:b w:val="0"/>
-                <w:i w:val="0"/>
-              </w:rPr>
-              <w:t>Minh họa trạng thái chờ duyệt và luồng admin approve.</w:t>
+              <w:t>Co the loc Can gui lai.</w:t>
             </w:r>
           </w:p>
         </w:tc>
@@ -2586,113 +1673,61 @@
       <w:tr>
         <w:tc>
           <w:tcPr>
-            <w:tcW w:type="dxa" w:w="1656"/>
+            <w:tcW w:type="dxa" w:w="3120"/>
             <w:vAlign w:val="center"/>
-            <w:tcBorders>
-              <w:top w:val="single" w:sz="6" w:space="0" w:color="B7C4D5"/>
-              <w:left w:val="single" w:sz="6" w:space="0" w:color="B7C4D5"/>
-              <w:bottom w:val="single" w:sz="6" w:space="0" w:color="B7C4D5"/>
-              <w:right w:val="single" w:sz="6" w:space="0" w:color="B7C4D5"/>
-            </w:tcBorders>
-            <w:tcMar>
-              <w:top w:w="80" w:type="dxa"/>
-              <w:start w:w="120" w:type="dxa"/>
-              <w:bottom w:w="80" w:type="dxa"/>
-              <w:end w:w="120" w:type="dxa"/>
-            </w:tcMar>
           </w:tcPr>
           <w:p>
+            <w:pPr>
+              <w:spacing w:after="0"/>
+            </w:pPr>
             <w:r/>
             <w:r>
               <w:rPr>
+                <w:rFonts w:ascii="Calibri" w:hAnsi="Calibri"/>
                 <w:b w:val="0"/>
-                <w:i w:val="0"/>
+                <w:sz w:val="20"/>
               </w:rPr>
-              <w:t>Tài xế</w:t>
+              <w:t>PENDING_REVIEW</w:t>
             </w:r>
           </w:p>
         </w:tc>
         <w:tc>
           <w:tcPr>
-            <w:tcW w:type="dxa" w:w="3240"/>
+            <w:tcW w:type="dxa" w:w="3120"/>
             <w:vAlign w:val="center"/>
-            <w:tcBorders>
-              <w:top w:val="single" w:sz="6" w:space="0" w:color="B7C4D5"/>
-              <w:left w:val="single" w:sz="6" w:space="0" w:color="B7C4D5"/>
-              <w:bottom w:val="single" w:sz="6" w:space="0" w:color="B7C4D5"/>
-              <w:right w:val="single" w:sz="6" w:space="0" w:color="B7C4D5"/>
-            </w:tcBorders>
-            <w:tcMar>
-              <w:top w:w="80" w:type="dxa"/>
-              <w:start w:w="120" w:type="dxa"/>
-              <w:bottom w:w="80" w:type="dxa"/>
-              <w:end w:w="120" w:type="dxa"/>
-            </w:tcMar>
           </w:tcPr>
           <w:p>
+            <w:pPr>
+              <w:spacing w:after="0"/>
+            </w:pPr>
             <w:r/>
             <w:r>
               <w:rPr>
+                <w:rFonts w:ascii="Calibri" w:hAnsi="Calibri"/>
                 <w:b w:val="0"/>
-                <w:i w:val="0"/>
+                <w:sz w:val="20"/>
               </w:rPr>
-              <w:t>driver.iter1@unibus.local</w:t>
+              <w:t>Khoa form, hien anh/ket qua OCR neu co.</w:t>
             </w:r>
           </w:p>
         </w:tc>
         <w:tc>
           <w:tcPr>
-            <w:tcW w:type="dxa" w:w="1584"/>
+            <w:tcW w:type="dxa" w:w="3120"/>
             <w:vAlign w:val="center"/>
-            <w:tcBorders>
-              <w:top w:val="single" w:sz="6" w:space="0" w:color="B7C4D5"/>
-              <w:left w:val="single" w:sz="6" w:space="0" w:color="B7C4D5"/>
-              <w:bottom w:val="single" w:sz="6" w:space="0" w:color="B7C4D5"/>
-              <w:right w:val="single" w:sz="6" w:space="0" w:color="B7C4D5"/>
-            </w:tcBorders>
-            <w:tcMar>
-              <w:top w:w="80" w:type="dxa"/>
-              <w:start w:w="120" w:type="dxa"/>
-              <w:bottom w:w="80" w:type="dxa"/>
-              <w:end w:w="120" w:type="dxa"/>
-            </w:tcMar>
           </w:tcPr>
           <w:p>
+            <w:pPr>
+              <w:spacing w:after="0"/>
+            </w:pPr>
             <w:r/>
             <w:r>
               <w:rPr>
+                <w:rFonts w:ascii="Calibri" w:hAnsi="Calibri"/>
                 <w:b w:val="0"/>
-                <w:i w:val="0"/>
+                <w:sz w:val="20"/>
               </w:rPr>
-              <w:t>Password123!</w:t>
-            </w:r>
-          </w:p>
-        </w:tc>
-        <w:tc>
-          <w:tcPr>
-            <w:tcW w:type="dxa" w:w="2880"/>
-            <w:vAlign w:val="center"/>
-            <w:tcBorders>
-              <w:top w:val="single" w:sz="6" w:space="0" w:color="B7C4D5"/>
-              <w:left w:val="single" w:sz="6" w:space="0" w:color="B7C4D5"/>
-              <w:bottom w:val="single" w:sz="6" w:space="0" w:color="B7C4D5"/>
-              <w:right w:val="single" w:sz="6" w:space="0" w:color="B7C4D5"/>
-            </w:tcBorders>
-            <w:tcMar>
-              <w:top w:w="80" w:type="dxa"/>
-              <w:start w:w="120" w:type="dxa"/>
-              <w:bottom w:w="80" w:type="dxa"/>
-              <w:end w:w="120" w:type="dxa"/>
-            </w:tcMar>
-          </w:tcPr>
-          <w:p>
-            <w:r/>
-            <w:r>
-              <w:rPr>
-                <w:b w:val="0"/>
-                <w:i w:val="0"/>
-              </w:rPr>
-              <w:t>Bắt đầu/kết thúc chuyến, gửi GPS.</w:t>
+              <w:t>Co nut Duyet, Tu choi, Yeu cau gui lai.</w:t>
             </w:r>
           </w:p>
         </w:tc>
@@ -2700,113 +1735,341 @@
       <w:tr>
         <w:tc>
           <w:tcPr>
-            <w:tcW w:type="dxa" w:w="1656"/>
+            <w:tcW w:type="dxa" w:w="3120"/>
             <w:vAlign w:val="center"/>
-            <w:tcBorders>
-              <w:top w:val="single" w:sz="6" w:space="0" w:color="B7C4D5"/>
-              <w:left w:val="single" w:sz="6" w:space="0" w:color="B7C4D5"/>
-              <w:bottom w:val="single" w:sz="6" w:space="0" w:color="B7C4D5"/>
-              <w:right w:val="single" w:sz="6" w:space="0" w:color="B7C4D5"/>
-            </w:tcBorders>
-            <w:tcMar>
-              <w:top w:w="80" w:type="dxa"/>
-              <w:start w:w="120" w:type="dxa"/>
-              <w:bottom w:w="80" w:type="dxa"/>
-              <w:end w:w="120" w:type="dxa"/>
-            </w:tcMar>
           </w:tcPr>
           <w:p>
+            <w:pPr>
+              <w:spacing w:after="0"/>
+            </w:pPr>
             <w:r/>
             <w:r>
               <w:rPr>
+                <w:rFonts w:ascii="Calibri" w:hAnsi="Calibri"/>
                 <w:b w:val="0"/>
-                <w:i w:val="0"/>
+                <w:sz w:val="20"/>
               </w:rPr>
-              <w:t>Phụ xe</w:t>
+              <w:t>VERIFIED</w:t>
             </w:r>
           </w:p>
         </w:tc>
         <w:tc>
           <w:tcPr>
-            <w:tcW w:type="dxa" w:w="3240"/>
+            <w:tcW w:type="dxa" w:w="3120"/>
             <w:vAlign w:val="center"/>
-            <w:tcBorders>
-              <w:top w:val="single" w:sz="6" w:space="0" w:color="B7C4D5"/>
-              <w:left w:val="single" w:sz="6" w:space="0" w:color="B7C4D5"/>
-              <w:bottom w:val="single" w:sz="6" w:space="0" w:color="B7C4D5"/>
-              <w:right w:val="single" w:sz="6" w:space="0" w:color="B7C4D5"/>
-            </w:tcBorders>
-            <w:tcMar>
-              <w:top w:w="80" w:type="dxa"/>
-              <w:start w:w="120" w:type="dxa"/>
-              <w:bottom w:w="80" w:type="dxa"/>
-              <w:end w:w="120" w:type="dxa"/>
-            </w:tcMar>
           </w:tcPr>
           <w:p>
+            <w:pPr>
+              <w:spacing w:after="0"/>
+            </w:pPr>
             <w:r/>
             <w:r>
               <w:rPr>
+                <w:rFonts w:ascii="Calibri" w:hAnsi="Calibri"/>
                 <w:b w:val="0"/>
-                <w:i w:val="0"/>
+                <w:sz w:val="20"/>
               </w:rPr>
-              <w:t>conductor.iter1@unibus.local</w:t>
+              <w:t>Chi hien Truong cua toi va thong tin lien ket.</w:t>
             </w:r>
           </w:p>
         </w:tc>
         <w:tc>
           <w:tcPr>
-            <w:tcW w:type="dxa" w:w="1584"/>
+            <w:tcW w:type="dxa" w:w="3120"/>
             <w:vAlign w:val="center"/>
-            <w:tcBorders>
-              <w:top w:val="single" w:sz="6" w:space="0" w:color="B7C4D5"/>
-              <w:left w:val="single" w:sz="6" w:space="0" w:color="B7C4D5"/>
-              <w:bottom w:val="single" w:sz="6" w:space="0" w:color="B7C4D5"/>
-              <w:right w:val="single" w:sz="6" w:space="0" w:color="B7C4D5"/>
-            </w:tcBorders>
-            <w:tcMar>
-              <w:top w:w="80" w:type="dxa"/>
-              <w:start w:w="120" w:type="dxa"/>
-              <w:bottom w:w="80" w:type="dxa"/>
-              <w:end w:w="120" w:type="dxa"/>
-            </w:tcMar>
           </w:tcPr>
           <w:p>
+            <w:pPr>
+              <w:spacing w:after="0"/>
+            </w:pPr>
             <w:r/>
             <w:r>
               <w:rPr>
+                <w:rFonts w:ascii="Calibri" w:hAnsi="Calibri"/>
                 <w:b w:val="0"/>
-                <w:i w:val="0"/>
+                <w:sz w:val="20"/>
               </w:rPr>
-              <w:t>Password123!</w:t>
+              <w:t>Co the loc Da duyet de xem record.</w:t>
+            </w:r>
+          </w:p>
+        </w:tc>
+      </w:tr>
+    </w:tbl>
+    <w:p/>
+    <w:p>
+      <w:pPr>
+        <w:pStyle w:val="ListBullet"/>
+        <w:spacing w:after="80"/>
+      </w:pPr>
+      <w:r>
+        <w:rPr>
+          <w:rFonts w:ascii="Calibri" w:hAnsi="Calibri"/>
+          <w:sz w:val="22"/>
+        </w:rPr>
+        <w:t>Frontend upload chi nhan JPG, PNG, WebP toi da 10MB; backend cung validate lai.</w:t>
+      </w:r>
+    </w:p>
+    <w:p>
+      <w:pPr>
+        <w:pStyle w:val="ListBullet"/>
+        <w:spacing w:after="80"/>
+      </w:pPr>
+      <w:r>
+        <w:rPr>
+          <w:rFonts w:ascii="Calibri" w:hAnsi="Calibri"/>
+          <w:sz w:val="22"/>
+        </w:rPr>
+        <w:t>Anh the hien qua ProtectedImage vi endpoint can Authorization token.</w:t>
+      </w:r>
+    </w:p>
+    <w:p>
+      <w:pPr>
+        <w:pStyle w:val="ListBullet"/>
+        <w:spacing w:after="80"/>
+      </w:pPr>
+      <w:r>
+        <w:rPr>
+          <w:rFonts w:ascii="Calibri" w:hAnsi="Calibri"/>
+          <w:sz w:val="22"/>
+        </w:rPr>
+        <w:t>Sau khi student submit, profile reload de avatar dropdown doi thanh Ho so dang cho duyet.</w:t>
+      </w:r>
+    </w:p>
+    <w:p>
+      <w:pPr>
+        <w:pStyle w:val="ListBullet"/>
+        <w:spacing w:after="80"/>
+      </w:pPr>
+      <w:r>
+        <w:rPr>
+          <w:rFonts w:ascii="Calibri" w:hAnsi="Calibri"/>
+          <w:sz w:val="22"/>
+        </w:rPr>
+        <w:t>Admin can nhap ly do khi Tu choi hoac Yeu cau gui lai de student biet can sua gi.</w:t>
+      </w:r>
+    </w:p>
+    <w:p>
+      <w:pPr>
+        <w:pStyle w:val="Heading1"/>
+        <w:keepNext/>
+      </w:pPr>
+      <w:r>
+        <w:rPr>
+          <w:rFonts w:ascii="Calibri" w:hAnsi="Calibri"/>
+          <w:color w:val="2E74B5"/>
+        </w:rPr>
+        <w:t>6. Scanner QR phu xe</w:t>
+      </w:r>
+    </w:p>
+    <w:p>
+      <w:pPr>
+        <w:pStyle w:val="ListBullet"/>
+        <w:spacing w:after="80"/>
+      </w:pPr>
+      <w:r>
+        <w:rPr>
+          <w:rFonts w:ascii="Calibri" w:hAnsi="Calibri"/>
+          <w:sz w:val="22"/>
+        </w:rPr>
+        <w:t>Scanner khong bi doi sang camera fake. Man phu xe van dung QrScannerModal va operationsApi.scanTicket.</w:t>
+      </w:r>
+    </w:p>
+    <w:p>
+      <w:pPr>
+        <w:pStyle w:val="ListBullet"/>
+        <w:spacing w:after="80"/>
+      </w:pPr>
+      <w:r>
+        <w:rPr>
+          <w:rFonts w:ascii="Calibri" w:hAnsi="Calibri"/>
+          <w:sz w:val="22"/>
+        </w:rPr>
+        <w:t>Test nhanh: dang nhap conductor.demo@unibus.local, vao Quet QR ve, chon chuyen, nhap UB-DEMO-MONTHLY-SV-VER-001.</w:t>
+      </w:r>
+    </w:p>
+    <w:p>
+      <w:pPr>
+        <w:pStyle w:val="ListBullet"/>
+        <w:spacing w:after="80"/>
+      </w:pPr>
+      <w:r>
+        <w:rPr>
+          <w:rFonts w:ascii="Calibri" w:hAnsi="Calibri"/>
+          <w:sz w:val="22"/>
+        </w:rPr>
+        <w:t>Ky vong: ve hop le tra SUCCESS/VALID; quet lai cung ma trong cung ngu canh co the bao duplicate hoac da scan tuy backend state.</w:t>
+      </w:r>
+    </w:p>
+    <w:p>
+      <w:pPr>
+        <w:pStyle w:val="ListBullet"/>
+        <w:spacing w:after="80"/>
+      </w:pPr>
+      <w:r>
+        <w:rPr>
+          <w:rFonts w:ascii="Calibri" w:hAnsi="Calibri"/>
+          <w:sz w:val="22"/>
+        </w:rPr>
+        <w:t>Test invalid: nhap QR bat ky nhu INVALID-QR-001 de thay thong bao loi tu API.</w:t>
+      </w:r>
+    </w:p>
+    <w:p>
+      <w:pPr>
+        <w:pStyle w:val="Heading1"/>
+        <w:keepNext/>
+      </w:pPr>
+      <w:r>
+        <w:rPr>
+          <w:rFonts w:ascii="Calibri" w:hAnsi="Calibri"/>
+          <w:color w:val="2E74B5"/>
+        </w:rPr>
+        <w:t>7. SePay va dashboard tien</w:t>
+      </w:r>
+    </w:p>
+    <w:p>
+      <w:pPr>
+        <w:pStyle w:val="ListBullet"/>
+        <w:spacing w:after="80"/>
+      </w:pPr>
+      <w:r>
+        <w:rPr>
+          <w:rFonts w:ascii="Calibri" w:hAnsi="Calibri"/>
+          <w:sz w:val="22"/>
+        </w:rPr>
+        <w:t>Khong dua mock payment tu patch cu. Student payment van dung SePay order/status API hien co.</w:t>
+      </w:r>
+    </w:p>
+    <w:p>
+      <w:pPr>
+        <w:pStyle w:val="ListBullet"/>
+        <w:spacing w:after="80"/>
+      </w:pPr>
+      <w:r>
+        <w:rPr>
+          <w:rFonts w:ascii="Calibri" w:hAnsi="Calibri"/>
+          <w:sz w:val="22"/>
+        </w:rPr>
+        <w:t>Admin co man Lich su giao dich moi dung adminApi.paymentTransactions de xem order, trang thai, tong tien.</w:t>
+      </w:r>
+    </w:p>
+    <w:p>
+      <w:pPr>
+        <w:pStyle w:val="ListBullet"/>
+        <w:spacing w:after="80"/>
+      </w:pPr>
+      <w:r>
+        <w:rPr>
+          <w:rFonts w:ascii="Calibri" w:hAnsi="Calibri"/>
+          <w:sz w:val="22"/>
+        </w:rPr>
+        <w:t>University admin da co stats/reconciliation/payment transactions theo truong.</w:t>
+      </w:r>
+    </w:p>
+    <w:p>
+      <w:pPr>
+        <w:pStyle w:val="ListBullet"/>
+        <w:spacing w:after="80"/>
+      </w:pPr>
+      <w:r>
+        <w:rPr>
+          <w:rFonts w:ascii="Calibri" w:hAnsi="Calibri"/>
+          <w:sz w:val="22"/>
+        </w:rPr>
+        <w:t>Neu muon demo webhook SePay that, can dung webhook key/cau hinh moi truong hien tai; khong can cho luong OCR.</w:t>
+      </w:r>
+    </w:p>
+    <w:p>
+      <w:pPr>
+        <w:pStyle w:val="Heading1"/>
+        <w:keepNext/>
+      </w:pPr>
+      <w:r>
+        <w:rPr>
+          <w:rFonts w:ascii="Calibri" w:hAnsi="Calibri"/>
+          <w:color w:val="2E74B5"/>
+        </w:rPr>
+        <w:t>8. Phan UI da va khong thay doi tu patch v6</w:t>
+      </w:r>
+    </w:p>
+    <w:tbl>
+      <w:tblPr>
+        <w:tblStyle w:val="TableGrid"/>
+        <w:tblW w:type="auto" w:w="0"/>
+        <w:jc w:val="center"/>
+        <w:tblLook w:firstColumn="1" w:firstRow="1" w:lastColumn="0" w:lastRow="0" w:noHBand="0" w:noVBand="1" w:val="04A0"/>
+      </w:tblPr>
+      <w:tblGrid>
+        <w:gridCol w:w="3120"/>
+        <w:gridCol w:w="3120"/>
+        <w:gridCol w:w="3120"/>
+      </w:tblGrid>
+      <w:tr>
+        <w:trPr>
+          <w:tblHeader w:val="true"/>
+        </w:trPr>
+        <w:tc>
+          <w:tcPr>
+            <w:tcW w:type="dxa" w:w="2232"/>
+            <w:shd w:fill="E8EEF5"/>
+            <w:vAlign w:val="center"/>
+          </w:tcPr>
+          <w:p>
+            <w:pPr>
+              <w:spacing w:after="0"/>
+            </w:pPr>
+            <w:r/>
+            <w:r>
+              <w:rPr>
+                <w:rFonts w:ascii="Calibri" w:hAnsi="Calibri"/>
+                <w:b/>
+                <w:color w:val="14140F"/>
+                <w:sz w:val="20"/>
+              </w:rPr>
+              <w:t>Khu vuc</w:t>
             </w:r>
           </w:p>
         </w:tc>
         <w:tc>
           <w:tcPr>
-            <w:tcW w:type="dxa" w:w="2880"/>
+            <w:tcW w:type="dxa" w:w="3168"/>
+            <w:shd w:fill="E8EEF5"/>
             <w:vAlign w:val="center"/>
-            <w:tcBorders>
-              <w:top w:val="single" w:sz="6" w:space="0" w:color="B7C4D5"/>
-              <w:left w:val="single" w:sz="6" w:space="0" w:color="B7C4D5"/>
-              <w:bottom w:val="single" w:sz="6" w:space="0" w:color="B7C4D5"/>
-              <w:right w:val="single" w:sz="6" w:space="0" w:color="B7C4D5"/>
-            </w:tcBorders>
-            <w:tcMar>
-              <w:top w:w="80" w:type="dxa"/>
-              <w:start w:w="120" w:type="dxa"/>
-              <w:bottom w:w="80" w:type="dxa"/>
-              <w:end w:w="120" w:type="dxa"/>
-            </w:tcMar>
           </w:tcPr>
           <w:p>
+            <w:pPr>
+              <w:spacing w:after="0"/>
+            </w:pPr>
             <w:r/>
             <w:r>
               <w:rPr>
-                <w:b w:val="0"/>
-                <w:i w:val="0"/>
+                <w:rFonts w:ascii="Calibri" w:hAnsi="Calibri"/>
+                <w:b/>
+                <w:color w:val="14140F"/>
+                <w:sz w:val="20"/>
               </w:rPr>
-              <w:t>Quét QR/kiểm tra vé.</w:t>
+              <w:t>Quyet dinh</w:t>
+            </w:r>
+          </w:p>
+        </w:tc>
+        <w:tc>
+          <w:tcPr>
+            <w:tcW w:type="dxa" w:w="3960"/>
+            <w:shd w:fill="E8EEF5"/>
+            <w:vAlign w:val="center"/>
+          </w:tcPr>
+          <w:p>
+            <w:pPr>
+              <w:spacing w:after="0"/>
+            </w:pPr>
+            <w:r/>
+            <w:r>
+              <w:rPr>
+                <w:rFonts w:ascii="Calibri" w:hAnsi="Calibri"/>
+                <w:b/>
+                <w:color w:val="14140F"/>
+                <w:sz w:val="20"/>
+              </w:rPr>
+              <w:t>Ly do</w:t>
             </w:r>
           </w:p>
         </w:tc>
@@ -2814,169 +2077,371 @@
       <w:tr>
         <w:tc>
           <w:tcPr>
-            <w:tcW w:type="dxa" w:w="1656"/>
+            <w:tcW w:type="dxa" w:w="3120"/>
             <w:vAlign w:val="center"/>
-            <w:tcBorders>
-              <w:top w:val="single" w:sz="6" w:space="0" w:color="B7C4D5"/>
-              <w:left w:val="single" w:sz="6" w:space="0" w:color="B7C4D5"/>
-              <w:bottom w:val="single" w:sz="6" w:space="0" w:color="B7C4D5"/>
-              <w:right w:val="single" w:sz="6" w:space="0" w:color="B7C4D5"/>
-            </w:tcBorders>
-            <w:tcMar>
-              <w:top w:w="80" w:type="dxa"/>
-              <w:start w:w="120" w:type="dxa"/>
-              <w:bottom w:w="80" w:type="dxa"/>
-              <w:end w:w="120" w:type="dxa"/>
-            </w:tcMar>
           </w:tcPr>
           <w:p>
+            <w:pPr>
+              <w:spacing w:after="0"/>
+            </w:pPr>
             <w:r/>
             <w:r>
               <w:rPr>
+                <w:rFonts w:ascii="Calibri" w:hAnsi="Calibri"/>
                 <w:b w:val="0"/>
-                <w:i w:val="0"/>
+                <w:sz w:val="20"/>
               </w:rPr>
-              <w:t>Điều phối viên</w:t>
+              <w:t>AI Suggestions</w:t>
             </w:r>
           </w:p>
         </w:tc>
         <w:tc>
           <w:tcPr>
-            <w:tcW w:type="dxa" w:w="3240"/>
+            <w:tcW w:type="dxa" w:w="3120"/>
             <w:vAlign w:val="center"/>
-            <w:tcBorders>
-              <w:top w:val="single" w:sz="6" w:space="0" w:color="B7C4D5"/>
-              <w:left w:val="single" w:sz="6" w:space="0" w:color="B7C4D5"/>
-              <w:bottom w:val="single" w:sz="6" w:space="0" w:color="B7C4D5"/>
-              <w:right w:val="single" w:sz="6" w:space="0" w:color="B7C4D5"/>
-            </w:tcBorders>
-            <w:tcMar>
-              <w:top w:w="80" w:type="dxa"/>
-              <w:start w:w="120" w:type="dxa"/>
-              <w:bottom w:w="80" w:type="dxa"/>
-              <w:end w:w="120" w:type="dxa"/>
-            </w:tcMar>
           </w:tcPr>
           <w:p>
+            <w:pPr>
+              <w:spacing w:after="0"/>
+            </w:pPr>
             <w:r/>
             <w:r>
               <w:rPr>
+                <w:rFonts w:ascii="Calibri" w:hAnsi="Calibri"/>
                 <w:b w:val="0"/>
-                <w:i w:val="0"/>
+                <w:sz w:val="20"/>
               </w:rPr>
-              <w:t>dispatcher.iter1@unibus.local</w:t>
+              <w:t>Nhan UI patch v6 va sua call ve experienceApi.studentRouteSuggestions()</w:t>
             </w:r>
           </w:p>
         </w:tc>
         <w:tc>
           <w:tcPr>
-            <w:tcW w:type="dxa" w:w="1584"/>
+            <w:tcW w:type="dxa" w:w="3120"/>
             <w:vAlign w:val="center"/>
-            <w:tcBorders>
-              <w:top w:val="single" w:sz="6" w:space="0" w:color="B7C4D5"/>
-              <w:left w:val="single" w:sz="6" w:space="0" w:color="B7C4D5"/>
-              <w:bottom w:val="single" w:sz="6" w:space="0" w:color="B7C4D5"/>
-              <w:right w:val="single" w:sz="6" w:space="0" w:color="B7C4D5"/>
-            </w:tcBorders>
-            <w:tcMar>
-              <w:top w:w="80" w:type="dxa"/>
-              <w:start w:w="120" w:type="dxa"/>
-              <w:bottom w:w="80" w:type="dxa"/>
-              <w:end w:w="120" w:type="dxa"/>
-            </w:tcMar>
           </w:tcPr>
           <w:p>
+            <w:pPr>
+              <w:spacing w:after="0"/>
+            </w:pPr>
             <w:r/>
             <w:r>
               <w:rPr>
+                <w:rFonts w:ascii="Calibri" w:hAnsi="Calibri"/>
                 <w:b w:val="0"/>
-                <w:i w:val="0"/>
+                <w:sz w:val="20"/>
               </w:rPr>
-              <w:t>Password123!</w:t>
+              <w:t>Giu giao dien dep nhung khong dung raw fetch/endpoint POST chua ton tai.</w:t>
+            </w:r>
+          </w:p>
+        </w:tc>
+      </w:tr>
+      <w:tr>
+        <w:tc>
+          <w:tcPr>
+            <w:tcW w:type="dxa" w:w="3120"/>
+            <w:vAlign w:val="center"/>
+          </w:tcPr>
+          <w:p>
+            <w:pPr>
+              <w:spacing w:after="0"/>
+            </w:pPr>
+            <w:r/>
+            <w:r>
+              <w:rPr>
+                <w:rFonts w:ascii="Calibri" w:hAnsi="Calibri"/>
+                <w:b w:val="0"/>
+                <w:sz w:val="20"/>
+              </w:rPr>
+              <w:t>Student verification</w:t>
             </w:r>
           </w:p>
         </w:tc>
         <w:tc>
           <w:tcPr>
-            <w:tcW w:type="dxa" w:w="2880"/>
+            <w:tcW w:type="dxa" w:w="3120"/>
             <w:vAlign w:val="center"/>
-            <w:tcBorders>
-              <w:top w:val="single" w:sz="6" w:space="0" w:color="B7C4D5"/>
-              <w:left w:val="single" w:sz="6" w:space="0" w:color="B7C4D5"/>
-              <w:bottom w:val="single" w:sz="6" w:space="0" w:color="B7C4D5"/>
-              <w:right w:val="single" w:sz="6" w:space="0" w:color="B7C4D5"/>
-            </w:tcBorders>
-            <w:tcMar>
-              <w:top w:w="80" w:type="dxa"/>
-              <w:start w:w="120" w:type="dxa"/>
-              <w:bottom w:w="80" w:type="dxa"/>
-              <w:end w:w="120" w:type="dxa"/>
-            </w:tcMar>
           </w:tcPr>
           <w:p>
+            <w:pPr>
+              <w:spacing w:after="0"/>
+            </w:pPr>
             <w:r/>
             <w:r>
               <w:rPr>
+                <w:rFonts w:ascii="Calibri" w:hAnsi="Calibri"/>
                 <w:b w:val="0"/>
-                <w:i w:val="0"/>
+                <w:sz w:val="20"/>
               </w:rPr>
-              <w:t>Live fleet, feedback, thông báo.</w:t>
+              <w:t>Bo sung UI OCR that</w:t>
+            </w:r>
+          </w:p>
+        </w:tc>
+        <w:tc>
+          <w:tcPr>
+            <w:tcW w:type="dxa" w:w="3120"/>
+            <w:vAlign w:val="center"/>
+          </w:tcPr>
+          <w:p>
+            <w:pPr>
+              <w:spacing w:after="0"/>
+            </w:pPr>
+            <w:r/>
+            <w:r>
+              <w:rPr>
+                <w:rFonts w:ascii="Calibri" w:hAnsi="Calibri"/>
+                <w:b w:val="0"/>
+                <w:sz w:val="20"/>
+              </w:rPr>
+              <w:t>Backend OCR da co, can wiring frontend va trang thai avatar dropdown.</w:t>
             </w:r>
           </w:p>
         </w:tc>
       </w:tr>
-    </w:tbl>
-    <w:p/>
-    <w:tbl>
-      <w:tblPr>
-        <w:tblW w:type="dxa" w:w="9360"/>
-        <w:jc w:val="left"/>
-        <w:tblLayout w:type="fixed"/>
-        <w:tblLook w:firstColumn="1" w:firstRow="1" w:lastColumn="0" w:lastRow="0" w:noHBand="0" w:noVBand="1" w:val="04A0"/>
-        <w:tblInd w:w="120" w:type="dxa"/>
-      </w:tblPr>
-      <w:tblGrid>
-        <w:gridCol w:w="9360"/>
-      </w:tblGrid>
       <w:tr>
         <w:tc>
           <w:tcPr>
-            <w:tcW w:type="dxa" w:w="9360"/>
+            <w:tcW w:type="dxa" w:w="3120"/>
             <w:vAlign w:val="center"/>
-            <w:tcBorders>
-              <w:top w:val="single" w:sz="6" w:space="0" w:color="B7C4D5"/>
-              <w:left w:val="single" w:sz="6" w:space="0" w:color="B7C4D5"/>
-              <w:bottom w:val="single" w:sz="6" w:space="0" w:color="B7C4D5"/>
-              <w:right w:val="single" w:sz="6" w:space="0" w:color="B7C4D5"/>
-            </w:tcBorders>
-            <w:tcMar>
-              <w:top w:w="80" w:type="dxa"/>
-              <w:start w:w="120" w:type="dxa"/>
-              <w:bottom w:w="80" w:type="dxa"/>
-              <w:end w:w="120" w:type="dxa"/>
-            </w:tcMar>
-            <w:shd w:fill="FDECEC"/>
           </w:tcPr>
           <w:p>
-            <w:pPr/>
+            <w:pPr>
+              <w:spacing w:after="0"/>
+            </w:pPr>
             <w:r/>
             <w:r>
               <w:rPr>
-                <w:b/>
-                <w:i w:val="0"/>
-                <w:color w:val="0B2545"/>
+                <w:rFonts w:ascii="Calibri" w:hAnsi="Calibri"/>
+                <w:b w:val="0"/>
+                <w:sz w:val="20"/>
               </w:rPr>
-              <w:t>Lưu ý bảo mật</w:t>
+              <w:t>Admin verification</w:t>
             </w:r>
           </w:p>
+        </w:tc>
+        <w:tc>
+          <w:tcPr>
+            <w:tcW w:type="dxa" w:w="3120"/>
+            <w:vAlign w:val="center"/>
+          </w:tcPr>
           <w:p>
-            <w:pPr/>
+            <w:pPr>
+              <w:spacing w:after="0"/>
+            </w:pPr>
+            <w:r/>
             <w:r>
               <w:rPr>
+                <w:rFonts w:ascii="Calibri" w:hAnsi="Calibri"/>
                 <w:b w:val="0"/>
-                <w:i w:val="0"/>
+                <w:sz w:val="20"/>
               </w:rPr>
-              <w:t>Các tài khoản trên là dữ liệu seed cho demo. Không dùng mật khẩu này cho tài khoản thật hoặc môi trường production.</w:t>
+              <w:t>Them queue duyet OCR</w:t>
+            </w:r>
+          </w:p>
+        </w:tc>
+        <w:tc>
+          <w:tcPr>
+            <w:tcW w:type="dxa" w:w="3120"/>
+            <w:vAlign w:val="center"/>
+          </w:tcPr>
+          <w:p>
+            <w:pPr>
+              <w:spacing w:after="0"/>
+            </w:pPr>
+            <w:r/>
+            <w:r>
+              <w:rPr>
+                <w:rFonts w:ascii="Calibri" w:hAnsi="Calibri"/>
+                <w:b w:val="0"/>
+                <w:sz w:val="20"/>
+              </w:rPr>
+              <w:t>Endpoint admin da co nhung chua co man dung du.</w:t>
+            </w:r>
+          </w:p>
+        </w:tc>
+      </w:tr>
+      <w:tr>
+        <w:tc>
+          <w:tcPr>
+            <w:tcW w:type="dxa" w:w="3120"/>
+            <w:vAlign w:val="center"/>
+          </w:tcPr>
+          <w:p>
+            <w:pPr>
+              <w:spacing w:after="0"/>
+            </w:pPr>
+            <w:r/>
+            <w:r>
+              <w:rPr>
+                <w:rFonts w:ascii="Calibri" w:hAnsi="Calibri"/>
+                <w:b w:val="0"/>
+                <w:sz w:val="20"/>
+              </w:rPr>
+              <w:t>Role modules patch lon</w:t>
+            </w:r>
+          </w:p>
+        </w:tc>
+        <w:tc>
+          <w:tcPr>
+            <w:tcW w:type="dxa" w:w="3120"/>
+            <w:vAlign w:val="center"/>
+          </w:tcPr>
+          <w:p>
+            <w:pPr>
+              <w:spacing w:after="0"/>
+            </w:pPr>
+            <w:r/>
+            <w:r>
+              <w:rPr>
+                <w:rFonts w:ascii="Calibri" w:hAnsi="Calibri"/>
+                <w:b w:val="0"/>
+                <w:sz w:val="20"/>
+              </w:rPr>
+              <w:t>Khong apply nguyen xi</w:t>
+            </w:r>
+          </w:p>
+        </w:tc>
+        <w:tc>
+          <w:tcPr>
+            <w:tcW w:type="dxa" w:w="3120"/>
+            <w:vAlign w:val="center"/>
+          </w:tcPr>
+          <w:p>
+            <w:pPr>
+              <w:spacing w:after="0"/>
+            </w:pPr>
+            <w:r/>
+            <w:r>
+              <w:rPr>
+                <w:rFonts w:ascii="Calibri" w:hAnsi="Calibri"/>
+                <w:b w:val="0"/>
+                <w:sz w:val="20"/>
+              </w:rPr>
+              <w:t>Patch thay API that bang mock/prototype context, co nguy co lam mat scanner/SePay.</w:t>
+            </w:r>
+          </w:p>
+        </w:tc>
+      </w:tr>
+      <w:tr>
+        <w:tc>
+          <w:tcPr>
+            <w:tcW w:type="dxa" w:w="3120"/>
+            <w:vAlign w:val="center"/>
+          </w:tcPr>
+          <w:p>
+            <w:pPr>
+              <w:spacing w:after="0"/>
+            </w:pPr>
+            <w:r/>
+            <w:r>
+              <w:rPr>
+                <w:rFonts w:ascii="Calibri" w:hAnsi="Calibri"/>
+                <w:b w:val="0"/>
+                <w:sz w:val="20"/>
+              </w:rPr>
+              <w:t>Conductor scanner</w:t>
+            </w:r>
+          </w:p>
+        </w:tc>
+        <w:tc>
+          <w:tcPr>
+            <w:tcW w:type="dxa" w:w="3120"/>
+            <w:vAlign w:val="center"/>
+          </w:tcPr>
+          <w:p>
+            <w:pPr>
+              <w:spacing w:after="0"/>
+            </w:pPr>
+            <w:r/>
+            <w:r>
+              <w:rPr>
+                <w:rFonts w:ascii="Calibri" w:hAnsi="Calibri"/>
+                <w:b w:val="0"/>
+                <w:sz w:val="20"/>
+              </w:rPr>
+              <w:t>Giu QrScannerModal + operationsApi.scanTicket</w:t>
+            </w:r>
+          </w:p>
+        </w:tc>
+        <w:tc>
+          <w:tcPr>
+            <w:tcW w:type="dxa" w:w="3120"/>
+            <w:vAlign w:val="center"/>
+          </w:tcPr>
+          <w:p>
+            <w:pPr>
+              <w:spacing w:after="0"/>
+            </w:pPr>
+            <w:r/>
+            <w:r>
+              <w:rPr>
+                <w:rFonts w:ascii="Calibri" w:hAnsi="Calibri"/>
+                <w:b w:val="0"/>
+                <w:sz w:val="20"/>
+              </w:rPr>
+              <w:t>Day la luong that tren main/team.</w:t>
+            </w:r>
+          </w:p>
+        </w:tc>
+      </w:tr>
+      <w:tr>
+        <w:tc>
+          <w:tcPr>
+            <w:tcW w:type="dxa" w:w="3120"/>
+            <w:vAlign w:val="center"/>
+          </w:tcPr>
+          <w:p>
+            <w:pPr>
+              <w:spacing w:after="0"/>
+            </w:pPr>
+            <w:r/>
+            <w:r>
+              <w:rPr>
+                <w:rFonts w:ascii="Calibri" w:hAnsi="Calibri"/>
+                <w:b w:val="0"/>
+                <w:sz w:val="20"/>
+              </w:rPr>
+              <w:t>SePay/dashboard/contacts</w:t>
+            </w:r>
+          </w:p>
+        </w:tc>
+        <w:tc>
+          <w:tcPr>
+            <w:tcW w:type="dxa" w:w="3120"/>
+            <w:vAlign w:val="center"/>
+          </w:tcPr>
+          <w:p>
+            <w:pPr>
+              <w:spacing w:after="0"/>
+            </w:pPr>
+            <w:r/>
+            <w:r>
+              <w:rPr>
+                <w:rFonts w:ascii="Calibri" w:hAnsi="Calibri"/>
+                <w:b w:val="0"/>
+                <w:sz w:val="20"/>
+              </w:rPr>
+              <w:t>Giu logic hien tai, chi noi them transactions admin</w:t>
+            </w:r>
+          </w:p>
+        </w:tc>
+        <w:tc>
+          <w:tcPr>
+            <w:tcW w:type="dxa" w:w="3120"/>
+            <w:vAlign w:val="center"/>
+          </w:tcPr>
+          <w:p>
+            <w:pPr>
+              <w:spacing w:after="0"/>
+            </w:pPr>
+            <w:r/>
+            <w:r>
+              <w:rPr>
+                <w:rFonts w:ascii="Calibri" w:hAnsi="Calibri"/>
+                <w:b w:val="0"/>
+                <w:sz w:val="20"/>
+              </w:rPr>
+              <w:t>Tranh de UI dep nhung mat chuc nang that.</w:t>
             </w:r>
           </w:p>
         </w:tc>
@@ -2986,5352 +2451,109 @@
     <w:p>
       <w:pPr>
         <w:pStyle w:val="Heading1"/>
+        <w:keepNext/>
       </w:pPr>
       <w:r>
         <w:rPr>
-          <w:b w:val="0"/>
-          <w:i w:val="0"/>
+          <w:rFonts w:ascii="Calibri" w:hAnsi="Calibri"/>
+          <w:color w:val="2E74B5"/>
         </w:rPr>
-        <w:t>3. Kịch bản demo chi tiết</w:t>
-      </w:r>
-    </w:p>
-    <w:p>
-      <w:pPr/>
-      <w:r>
-        <w:rPr>
-          <w:b w:val="0"/>
-          <w:i w:val="0"/>
-        </w:rPr>
-        <w:t>Thứ tự dưới đây là thứ tự nên dùng trong buổi demo. Nếu thời gian ngắn, có thể bỏ qua bước 1-2 và dùng trực tiếp tài khoản student.verified@unibus.local.</w:t>
-      </w:r>
-    </w:p>
-    <w:p>
-      <w:pPr>
-        <w:pStyle w:val="Heading3"/>
-      </w:pPr>
-      <w:r>
-        <w:rPr>
-          <w:b w:val="0"/>
-          <w:i w:val="0"/>
-        </w:rPr>
-        <w:t>Bước 1. Sinh viên xem trạng thái xác minh</w:t>
-      </w:r>
-    </w:p>
-    <w:tbl>
-      <w:tblPr>
-        <w:tblW w:type="dxa" w:w="9360"/>
-        <w:tblLayout w:type="fixed"/>
-        <w:tblLook w:firstColumn="1" w:firstRow="1" w:lastColumn="0" w:lastRow="0" w:noHBand="0" w:noVBand="1" w:val="04A0"/>
-        <w:jc w:val="left"/>
-        <w:tblInd w:w="120" w:type="dxa"/>
-      </w:tblPr>
-      <w:tblGrid>
-        <w:gridCol w:w="1944"/>
-        <w:gridCol w:w="7416"/>
-      </w:tblGrid>
-      <w:tr>
-        <w:tc>
-          <w:tcPr>
-            <w:tcW w:type="dxa" w:w="1944"/>
-            <w:vAlign w:val="center"/>
-            <w:tcBorders>
-              <w:top w:val="single" w:sz="6" w:space="0" w:color="B7C4D5"/>
-              <w:left w:val="single" w:sz="6" w:space="0" w:color="B7C4D5"/>
-              <w:bottom w:val="single" w:sz="6" w:space="0" w:color="B7C4D5"/>
-              <w:right w:val="single" w:sz="6" w:space="0" w:color="B7C4D5"/>
-            </w:tcBorders>
-            <w:tcMar>
-              <w:top w:w="80" w:type="dxa"/>
-              <w:start w:w="120" w:type="dxa"/>
-              <w:bottom w:w="80" w:type="dxa"/>
-              <w:end w:w="120" w:type="dxa"/>
-            </w:tcMar>
-            <w:shd w:fill="F2F4F7"/>
-          </w:tcPr>
-          <w:p>
-            <w:r/>
-            <w:r>
-              <w:rPr>
-                <w:b/>
-                <w:i w:val="0"/>
-                <w:color w:val="0B2545"/>
-              </w:rPr>
-              <w:t>Trường</w:t>
-            </w:r>
-          </w:p>
-        </w:tc>
-        <w:tc>
-          <w:tcPr>
-            <w:tcW w:type="dxa" w:w="7416"/>
-            <w:vAlign w:val="center"/>
-            <w:tcBorders>
-              <w:top w:val="single" w:sz="6" w:space="0" w:color="B7C4D5"/>
-              <w:left w:val="single" w:sz="6" w:space="0" w:color="B7C4D5"/>
-              <w:bottom w:val="single" w:sz="6" w:space="0" w:color="B7C4D5"/>
-              <w:right w:val="single" w:sz="6" w:space="0" w:color="B7C4D5"/>
-            </w:tcBorders>
-            <w:tcMar>
-              <w:top w:w="80" w:type="dxa"/>
-              <w:start w:w="120" w:type="dxa"/>
-              <w:bottom w:w="80" w:type="dxa"/>
-              <w:end w:w="120" w:type="dxa"/>
-            </w:tcMar>
-            <w:shd w:fill="F2F4F7"/>
-          </w:tcPr>
-          <w:p>
-            <w:r/>
-            <w:r>
-              <w:rPr>
-                <w:b/>
-                <w:i w:val="0"/>
-                <w:color w:val="0B2545"/>
-              </w:rPr>
-              <w:t>Nội dung</w:t>
-            </w:r>
-          </w:p>
-        </w:tc>
-      </w:tr>
-      <w:tr>
-        <w:tc>
-          <w:tcPr>
-            <w:tcW w:type="dxa" w:w="1944"/>
-            <w:vAlign w:val="center"/>
-            <w:tcBorders>
-              <w:top w:val="single" w:sz="6" w:space="0" w:color="B7C4D5"/>
-              <w:left w:val="single" w:sz="6" w:space="0" w:color="B7C4D5"/>
-              <w:bottom w:val="single" w:sz="6" w:space="0" w:color="B7C4D5"/>
-              <w:right w:val="single" w:sz="6" w:space="0" w:color="B7C4D5"/>
-            </w:tcBorders>
-            <w:tcMar>
-              <w:top w:w="80" w:type="dxa"/>
-              <w:start w:w="120" w:type="dxa"/>
-              <w:bottom w:w="80" w:type="dxa"/>
-              <w:end w:w="120" w:type="dxa"/>
-            </w:tcMar>
-          </w:tcPr>
-          <w:p>
-            <w:r/>
-            <w:r>
-              <w:rPr>
-                <w:b w:val="0"/>
-                <w:i w:val="0"/>
-              </w:rPr>
-              <w:t>Actor</w:t>
-            </w:r>
-          </w:p>
-        </w:tc>
-        <w:tc>
-          <w:tcPr>
-            <w:tcW w:type="dxa" w:w="7416"/>
-            <w:vAlign w:val="center"/>
-            <w:tcBorders>
-              <w:top w:val="single" w:sz="6" w:space="0" w:color="B7C4D5"/>
-              <w:left w:val="single" w:sz="6" w:space="0" w:color="B7C4D5"/>
-              <w:bottom w:val="single" w:sz="6" w:space="0" w:color="B7C4D5"/>
-              <w:right w:val="single" w:sz="6" w:space="0" w:color="B7C4D5"/>
-            </w:tcBorders>
-            <w:tcMar>
-              <w:top w:w="80" w:type="dxa"/>
-              <w:start w:w="120" w:type="dxa"/>
-              <w:bottom w:w="80" w:type="dxa"/>
-              <w:end w:w="120" w:type="dxa"/>
-            </w:tcMar>
-          </w:tcPr>
-          <w:p>
-            <w:r/>
-            <w:r>
-              <w:rPr>
-                <w:b w:val="0"/>
-                <w:i w:val="0"/>
-              </w:rPr>
-              <w:t>student.pending@unibus.local</w:t>
-            </w:r>
-          </w:p>
-        </w:tc>
-      </w:tr>
-      <w:tr>
-        <w:tc>
-          <w:tcPr>
-            <w:tcW w:type="dxa" w:w="1944"/>
-            <w:vAlign w:val="center"/>
-            <w:tcBorders>
-              <w:top w:val="single" w:sz="6" w:space="0" w:color="B7C4D5"/>
-              <w:left w:val="single" w:sz="6" w:space="0" w:color="B7C4D5"/>
-              <w:bottom w:val="single" w:sz="6" w:space="0" w:color="B7C4D5"/>
-              <w:right w:val="single" w:sz="6" w:space="0" w:color="B7C4D5"/>
-            </w:tcBorders>
-            <w:tcMar>
-              <w:top w:w="80" w:type="dxa"/>
-              <w:start w:w="120" w:type="dxa"/>
-              <w:bottom w:w="80" w:type="dxa"/>
-              <w:end w:w="120" w:type="dxa"/>
-            </w:tcMar>
-          </w:tcPr>
-          <w:p>
-            <w:r/>
-            <w:r>
-              <w:rPr>
-                <w:b w:val="0"/>
-                <w:i w:val="0"/>
-              </w:rPr>
-              <w:t>Đường dẫn</w:t>
-            </w:r>
-          </w:p>
-        </w:tc>
-        <w:tc>
-          <w:tcPr>
-            <w:tcW w:type="dxa" w:w="7416"/>
-            <w:vAlign w:val="center"/>
-            <w:tcBorders>
-              <w:top w:val="single" w:sz="6" w:space="0" w:color="B7C4D5"/>
-              <w:left w:val="single" w:sz="6" w:space="0" w:color="B7C4D5"/>
-              <w:bottom w:val="single" w:sz="6" w:space="0" w:color="B7C4D5"/>
-              <w:right w:val="single" w:sz="6" w:space="0" w:color="B7C4D5"/>
-            </w:tcBorders>
-            <w:tcMar>
-              <w:top w:w="80" w:type="dxa"/>
-              <w:start w:w="120" w:type="dxa"/>
-              <w:bottom w:w="80" w:type="dxa"/>
-              <w:end w:w="120" w:type="dxa"/>
-            </w:tcMar>
-          </w:tcPr>
-          <w:p>
-            <w:r/>
-            <w:r>
-              <w:rPr>
-                <w:b w:val="0"/>
-                <w:i w:val="0"/>
-              </w:rPr>
-              <w:t>/student/verify</w:t>
-            </w:r>
-          </w:p>
-        </w:tc>
-      </w:tr>
-      <w:tr>
-        <w:tc>
-          <w:tcPr>
-            <w:tcW w:type="dxa" w:w="1944"/>
-            <w:vAlign w:val="center"/>
-            <w:tcBorders>
-              <w:top w:val="single" w:sz="6" w:space="0" w:color="B7C4D5"/>
-              <w:left w:val="single" w:sz="6" w:space="0" w:color="B7C4D5"/>
-              <w:bottom w:val="single" w:sz="6" w:space="0" w:color="B7C4D5"/>
-              <w:right w:val="single" w:sz="6" w:space="0" w:color="B7C4D5"/>
-            </w:tcBorders>
-            <w:tcMar>
-              <w:top w:w="80" w:type="dxa"/>
-              <w:start w:w="120" w:type="dxa"/>
-              <w:bottom w:w="80" w:type="dxa"/>
-              <w:end w:w="120" w:type="dxa"/>
-            </w:tcMar>
-          </w:tcPr>
-          <w:p>
-            <w:r/>
-            <w:r>
-              <w:rPr>
-                <w:b w:val="0"/>
-                <w:i w:val="0"/>
-              </w:rPr>
-              <w:t>Kết quả cần thấy</w:t>
-            </w:r>
-          </w:p>
-        </w:tc>
-        <w:tc>
-          <w:tcPr>
-            <w:tcW w:type="dxa" w:w="7416"/>
-            <w:vAlign w:val="center"/>
-            <w:tcBorders>
-              <w:top w:val="single" w:sz="6" w:space="0" w:color="B7C4D5"/>
-              <w:left w:val="single" w:sz="6" w:space="0" w:color="B7C4D5"/>
-              <w:bottom w:val="single" w:sz="6" w:space="0" w:color="B7C4D5"/>
-              <w:right w:val="single" w:sz="6" w:space="0" w:color="B7C4D5"/>
-            </w:tcBorders>
-            <w:tcMar>
-              <w:top w:w="80" w:type="dxa"/>
-              <w:start w:w="120" w:type="dxa"/>
-              <w:bottom w:w="80" w:type="dxa"/>
-              <w:end w:w="120" w:type="dxa"/>
-            </w:tcMar>
-          </w:tcPr>
-          <w:p>
-            <w:r/>
-            <w:r>
-              <w:rPr>
-                <w:b w:val="0"/>
-                <w:i w:val="0"/>
-              </w:rPr>
-              <w:t>Sinh viên thấy hồ sơ ở trạng thái Chờ duyệt, chưa đi vào flow mua vé nếu chưa được duyệt.</w:t>
-            </w:r>
-          </w:p>
-        </w:tc>
-      </w:tr>
-    </w:tbl>
-    <w:p/>
-    <w:p>
-      <w:pPr>
-        <w:pStyle w:val="ListNumber"/>
-      </w:pPr>
-      <w:r>
-        <w:rPr>
-          <w:b w:val="0"/>
-          <w:i w:val="0"/>
-        </w:rPr>
-        <w:t>Đăng nhập bằng tài khoản student.pending@unibus.local.</w:t>
-      </w:r>
-    </w:p>
-    <w:p>
-      <w:pPr>
-        <w:pStyle w:val="ListNumber"/>
-      </w:pPr>
-      <w:r>
-        <w:rPr>
-          <w:b w:val="0"/>
-          <w:i w:val="0"/>
-        </w:rPr>
-        <w:t>Mở menu Xác minh sinh viên.</w:t>
-      </w:r>
-    </w:p>
-    <w:p>
-      <w:pPr>
-        <w:pStyle w:val="ListNumber"/>
-      </w:pPr>
-      <w:r>
-        <w:rPr>
-          <w:b w:val="0"/>
-          <w:i w:val="0"/>
-        </w:rPr>
-        <w:t>Chỉ ra trạng thái hồ sơ đang chờ duyệt và thông tin thẻ sinh viên.</w:t>
-      </w:r>
-    </w:p>
-    <w:p>
-      <w:pPr>
-        <w:pStyle w:val="Heading3"/>
-      </w:pPr>
-      <w:r>
-        <w:rPr>
-          <w:b w:val="0"/>
-          <w:i w:val="0"/>
-        </w:rPr>
-        <w:t>Bước 2. Admin duyệt hồ sơ sinh viên</w:t>
-      </w:r>
-    </w:p>
-    <w:tbl>
-      <w:tblPr>
-        <w:tblW w:type="dxa" w:w="9360"/>
-        <w:tblLayout w:type="fixed"/>
-        <w:tblLook w:firstColumn="1" w:firstRow="1" w:lastColumn="0" w:lastRow="0" w:noHBand="0" w:noVBand="1" w:val="04A0"/>
-        <w:jc w:val="left"/>
-        <w:tblInd w:w="120" w:type="dxa"/>
-      </w:tblPr>
-      <w:tblGrid>
-        <w:gridCol w:w="1944"/>
-        <w:gridCol w:w="7416"/>
-      </w:tblGrid>
-      <w:tr>
-        <w:tc>
-          <w:tcPr>
-            <w:tcW w:type="dxa" w:w="1944"/>
-            <w:vAlign w:val="center"/>
-            <w:tcBorders>
-              <w:top w:val="single" w:sz="6" w:space="0" w:color="B7C4D5"/>
-              <w:left w:val="single" w:sz="6" w:space="0" w:color="B7C4D5"/>
-              <w:bottom w:val="single" w:sz="6" w:space="0" w:color="B7C4D5"/>
-              <w:right w:val="single" w:sz="6" w:space="0" w:color="B7C4D5"/>
-            </w:tcBorders>
-            <w:tcMar>
-              <w:top w:w="80" w:type="dxa"/>
-              <w:start w:w="120" w:type="dxa"/>
-              <w:bottom w:w="80" w:type="dxa"/>
-              <w:end w:w="120" w:type="dxa"/>
-            </w:tcMar>
-            <w:shd w:fill="F2F4F7"/>
-          </w:tcPr>
-          <w:p>
-            <w:r/>
-            <w:r>
-              <w:rPr>
-                <w:b/>
-                <w:i w:val="0"/>
-                <w:color w:val="0B2545"/>
-              </w:rPr>
-              <w:t>Trường</w:t>
-            </w:r>
-          </w:p>
-        </w:tc>
-        <w:tc>
-          <w:tcPr>
-            <w:tcW w:type="dxa" w:w="7416"/>
-            <w:vAlign w:val="center"/>
-            <w:tcBorders>
-              <w:top w:val="single" w:sz="6" w:space="0" w:color="B7C4D5"/>
-              <w:left w:val="single" w:sz="6" w:space="0" w:color="B7C4D5"/>
-              <w:bottom w:val="single" w:sz="6" w:space="0" w:color="B7C4D5"/>
-              <w:right w:val="single" w:sz="6" w:space="0" w:color="B7C4D5"/>
-            </w:tcBorders>
-            <w:tcMar>
-              <w:top w:w="80" w:type="dxa"/>
-              <w:start w:w="120" w:type="dxa"/>
-              <w:bottom w:w="80" w:type="dxa"/>
-              <w:end w:w="120" w:type="dxa"/>
-            </w:tcMar>
-            <w:shd w:fill="F2F4F7"/>
-          </w:tcPr>
-          <w:p>
-            <w:r/>
-            <w:r>
-              <w:rPr>
-                <w:b/>
-                <w:i w:val="0"/>
-                <w:color w:val="0B2545"/>
-              </w:rPr>
-              <w:t>Nội dung</w:t>
-            </w:r>
-          </w:p>
-        </w:tc>
-      </w:tr>
-      <w:tr>
-        <w:tc>
-          <w:tcPr>
-            <w:tcW w:type="dxa" w:w="1944"/>
-            <w:vAlign w:val="center"/>
-            <w:tcBorders>
-              <w:top w:val="single" w:sz="6" w:space="0" w:color="B7C4D5"/>
-              <w:left w:val="single" w:sz="6" w:space="0" w:color="B7C4D5"/>
-              <w:bottom w:val="single" w:sz="6" w:space="0" w:color="B7C4D5"/>
-              <w:right w:val="single" w:sz="6" w:space="0" w:color="B7C4D5"/>
-            </w:tcBorders>
-            <w:tcMar>
-              <w:top w:w="80" w:type="dxa"/>
-              <w:start w:w="120" w:type="dxa"/>
-              <w:bottom w:w="80" w:type="dxa"/>
-              <w:end w:w="120" w:type="dxa"/>
-            </w:tcMar>
-          </w:tcPr>
-          <w:p>
-            <w:r/>
-            <w:r>
-              <w:rPr>
-                <w:b w:val="0"/>
-                <w:i w:val="0"/>
-              </w:rPr>
-              <w:t>Actor</w:t>
-            </w:r>
-          </w:p>
-        </w:tc>
-        <w:tc>
-          <w:tcPr>
-            <w:tcW w:type="dxa" w:w="7416"/>
-            <w:vAlign w:val="center"/>
-            <w:tcBorders>
-              <w:top w:val="single" w:sz="6" w:space="0" w:color="B7C4D5"/>
-              <w:left w:val="single" w:sz="6" w:space="0" w:color="B7C4D5"/>
-              <w:bottom w:val="single" w:sz="6" w:space="0" w:color="B7C4D5"/>
-              <w:right w:val="single" w:sz="6" w:space="0" w:color="B7C4D5"/>
-            </w:tcBorders>
-            <w:tcMar>
-              <w:top w:w="80" w:type="dxa"/>
-              <w:start w:w="120" w:type="dxa"/>
-              <w:bottom w:w="80" w:type="dxa"/>
-              <w:end w:w="120" w:type="dxa"/>
-            </w:tcMar>
-          </w:tcPr>
-          <w:p>
-            <w:r/>
-            <w:r>
-              <w:rPr>
-                <w:b w:val="0"/>
-                <w:i w:val="0"/>
-              </w:rPr>
-              <w:t>admin.verify@unibus.local</w:t>
-            </w:r>
-          </w:p>
-        </w:tc>
-      </w:tr>
-      <w:tr>
-        <w:tc>
-          <w:tcPr>
-            <w:tcW w:type="dxa" w:w="1944"/>
-            <w:vAlign w:val="center"/>
-            <w:tcBorders>
-              <w:top w:val="single" w:sz="6" w:space="0" w:color="B7C4D5"/>
-              <w:left w:val="single" w:sz="6" w:space="0" w:color="B7C4D5"/>
-              <w:bottom w:val="single" w:sz="6" w:space="0" w:color="B7C4D5"/>
-              <w:right w:val="single" w:sz="6" w:space="0" w:color="B7C4D5"/>
-            </w:tcBorders>
-            <w:tcMar>
-              <w:top w:w="80" w:type="dxa"/>
-              <w:start w:w="120" w:type="dxa"/>
-              <w:bottom w:w="80" w:type="dxa"/>
-              <w:end w:w="120" w:type="dxa"/>
-            </w:tcMar>
-          </w:tcPr>
-          <w:p>
-            <w:r/>
-            <w:r>
-              <w:rPr>
-                <w:b w:val="0"/>
-                <w:i w:val="0"/>
-              </w:rPr>
-              <w:t>Đường dẫn</w:t>
-            </w:r>
-          </w:p>
-        </w:tc>
-        <w:tc>
-          <w:tcPr>
-            <w:tcW w:type="dxa" w:w="7416"/>
-            <w:vAlign w:val="center"/>
-            <w:tcBorders>
-              <w:top w:val="single" w:sz="6" w:space="0" w:color="B7C4D5"/>
-              <w:left w:val="single" w:sz="6" w:space="0" w:color="B7C4D5"/>
-              <w:bottom w:val="single" w:sz="6" w:space="0" w:color="B7C4D5"/>
-              <w:right w:val="single" w:sz="6" w:space="0" w:color="B7C4D5"/>
-            </w:tcBorders>
-            <w:tcMar>
-              <w:top w:w="80" w:type="dxa"/>
-              <w:start w:w="120" w:type="dxa"/>
-              <w:bottom w:w="80" w:type="dxa"/>
-              <w:end w:w="120" w:type="dxa"/>
-            </w:tcMar>
-          </w:tcPr>
-          <w:p>
-            <w:r/>
-            <w:r>
-              <w:rPr>
-                <w:b w:val="0"/>
-                <w:i w:val="0"/>
-              </w:rPr>
-              <w:t>/admin/student-verifications</w:t>
-            </w:r>
-          </w:p>
-        </w:tc>
-      </w:tr>
-      <w:tr>
-        <w:tc>
-          <w:tcPr>
-            <w:tcW w:type="dxa" w:w="1944"/>
-            <w:vAlign w:val="center"/>
-            <w:tcBorders>
-              <w:top w:val="single" w:sz="6" w:space="0" w:color="B7C4D5"/>
-              <w:left w:val="single" w:sz="6" w:space="0" w:color="B7C4D5"/>
-              <w:bottom w:val="single" w:sz="6" w:space="0" w:color="B7C4D5"/>
-              <w:right w:val="single" w:sz="6" w:space="0" w:color="B7C4D5"/>
-            </w:tcBorders>
-            <w:tcMar>
-              <w:top w:w="80" w:type="dxa"/>
-              <w:start w:w="120" w:type="dxa"/>
-              <w:bottom w:w="80" w:type="dxa"/>
-              <w:end w:w="120" w:type="dxa"/>
-            </w:tcMar>
-          </w:tcPr>
-          <w:p>
-            <w:r/>
-            <w:r>
-              <w:rPr>
-                <w:b w:val="0"/>
-                <w:i w:val="0"/>
-              </w:rPr>
-              <w:t>Kết quả cần thấy</w:t>
-            </w:r>
-          </w:p>
-        </w:tc>
-        <w:tc>
-          <w:tcPr>
-            <w:tcW w:type="dxa" w:w="7416"/>
-            <w:vAlign w:val="center"/>
-            <w:tcBorders>
-              <w:top w:val="single" w:sz="6" w:space="0" w:color="B7C4D5"/>
-              <w:left w:val="single" w:sz="6" w:space="0" w:color="B7C4D5"/>
-              <w:bottom w:val="single" w:sz="6" w:space="0" w:color="B7C4D5"/>
-              <w:right w:val="single" w:sz="6" w:space="0" w:color="B7C4D5"/>
-            </w:tcBorders>
-            <w:tcMar>
-              <w:top w:w="80" w:type="dxa"/>
-              <w:start w:w="120" w:type="dxa"/>
-              <w:bottom w:w="80" w:type="dxa"/>
-              <w:end w:w="120" w:type="dxa"/>
-            </w:tcMar>
-          </w:tcPr>
-          <w:p>
-            <w:r/>
-            <w:r>
-              <w:rPr>
-                <w:b w:val="0"/>
-                <w:i w:val="0"/>
-              </w:rPr>
-              <w:t>Hồ sơ chuyển sang Đã xác minh; sinh viên được phép đi tiếp các bước chọn tuyến và vé.</w:t>
-            </w:r>
-          </w:p>
-        </w:tc>
-      </w:tr>
-    </w:tbl>
-    <w:p/>
-    <w:p>
-      <w:pPr>
-        <w:pStyle w:val="ListNumber"/>
-      </w:pPr>
-      <w:r>
-        <w:rPr>
-          <w:b w:val="0"/>
-          <w:i w:val="0"/>
-        </w:rPr>
-        <w:t>Đăng xuất student và đăng nhập admin.verify@unibus.local.</w:t>
-      </w:r>
-    </w:p>
-    <w:p>
-      <w:pPr>
-        <w:pStyle w:val="ListNumber"/>
-      </w:pPr>
-      <w:r>
-        <w:rPr>
-          <w:b w:val="0"/>
-          <w:i w:val="0"/>
-        </w:rPr>
-        <w:t>Mở Xác minh sinh viên, chọn bộ lọc Chờ duyệt.</w:t>
-      </w:r>
-    </w:p>
-    <w:p>
-      <w:pPr>
-        <w:pStyle w:val="ListNumber"/>
-      </w:pPr>
-      <w:r>
-        <w:rPr>
-          <w:b w:val="0"/>
-          <w:i w:val="0"/>
-        </w:rPr>
-        <w:t>Chọn hồ sơ Pending Student / SV-PEN-001.</w:t>
-      </w:r>
-    </w:p>
-    <w:p>
-      <w:pPr>
-        <w:pStyle w:val="ListNumber"/>
-      </w:pPr>
-      <w:r>
-        <w:rPr>
-          <w:b w:val="0"/>
-          <w:i w:val="0"/>
-        </w:rPr>
-        <w:t>Bấm Xác nhận để duyệt hồ sơ.</w:t>
-      </w:r>
-    </w:p>
-    <w:p>
-      <w:pPr>
-        <w:pStyle w:val="ListNumber"/>
-      </w:pPr>
-      <w:r>
-        <w:rPr>
-          <w:b w:val="0"/>
-          <w:i w:val="0"/>
-        </w:rPr>
-        <w:t>Tải lại danh sách hoặc chuyển bộ lọc Đã xác minh để kiểm tra.</w:t>
-      </w:r>
-    </w:p>
-    <w:p>
-      <w:pPr>
-        <w:pStyle w:val="Heading3"/>
-      </w:pPr>
-      <w:r>
-        <w:rPr>
-          <w:b w:val="0"/>
-          <w:i w:val="0"/>
-        </w:rPr>
-        <w:t>Bước 3. Sinh viên chọn tuyến và trạm mặc định</w:t>
-      </w:r>
-    </w:p>
-    <w:tbl>
-      <w:tblPr>
-        <w:tblW w:type="dxa" w:w="9360"/>
-        <w:tblLayout w:type="fixed"/>
-        <w:tblLook w:firstColumn="1" w:firstRow="1" w:lastColumn="0" w:lastRow="0" w:noHBand="0" w:noVBand="1" w:val="04A0"/>
-        <w:jc w:val="left"/>
-        <w:tblInd w:w="120" w:type="dxa"/>
-      </w:tblPr>
-      <w:tblGrid>
-        <w:gridCol w:w="1944"/>
-        <w:gridCol w:w="7416"/>
-      </w:tblGrid>
-      <w:tr>
-        <w:tc>
-          <w:tcPr>
-            <w:tcW w:type="dxa" w:w="1944"/>
-            <w:vAlign w:val="center"/>
-            <w:tcBorders>
-              <w:top w:val="single" w:sz="6" w:space="0" w:color="B7C4D5"/>
-              <w:left w:val="single" w:sz="6" w:space="0" w:color="B7C4D5"/>
-              <w:bottom w:val="single" w:sz="6" w:space="0" w:color="B7C4D5"/>
-              <w:right w:val="single" w:sz="6" w:space="0" w:color="B7C4D5"/>
-            </w:tcBorders>
-            <w:tcMar>
-              <w:top w:w="80" w:type="dxa"/>
-              <w:start w:w="120" w:type="dxa"/>
-              <w:bottom w:w="80" w:type="dxa"/>
-              <w:end w:w="120" w:type="dxa"/>
-            </w:tcMar>
-            <w:shd w:fill="F2F4F7"/>
-          </w:tcPr>
-          <w:p>
-            <w:r/>
-            <w:r>
-              <w:rPr>
-                <w:b/>
-                <w:i w:val="0"/>
-                <w:color w:val="0B2545"/>
-              </w:rPr>
-              <w:t>Trường</w:t>
-            </w:r>
-          </w:p>
-        </w:tc>
-        <w:tc>
-          <w:tcPr>
-            <w:tcW w:type="dxa" w:w="7416"/>
-            <w:vAlign w:val="center"/>
-            <w:tcBorders>
-              <w:top w:val="single" w:sz="6" w:space="0" w:color="B7C4D5"/>
-              <w:left w:val="single" w:sz="6" w:space="0" w:color="B7C4D5"/>
-              <w:bottom w:val="single" w:sz="6" w:space="0" w:color="B7C4D5"/>
-              <w:right w:val="single" w:sz="6" w:space="0" w:color="B7C4D5"/>
-            </w:tcBorders>
-            <w:tcMar>
-              <w:top w:w="80" w:type="dxa"/>
-              <w:start w:w="120" w:type="dxa"/>
-              <w:bottom w:w="80" w:type="dxa"/>
-              <w:end w:w="120" w:type="dxa"/>
-            </w:tcMar>
-            <w:shd w:fill="F2F4F7"/>
-          </w:tcPr>
-          <w:p>
-            <w:r/>
-            <w:r>
-              <w:rPr>
-                <w:b/>
-                <w:i w:val="0"/>
-                <w:color w:val="0B2545"/>
-              </w:rPr>
-              <w:t>Nội dung</w:t>
-            </w:r>
-          </w:p>
-        </w:tc>
-      </w:tr>
-      <w:tr>
-        <w:tc>
-          <w:tcPr>
-            <w:tcW w:type="dxa" w:w="1944"/>
-            <w:vAlign w:val="center"/>
-            <w:tcBorders>
-              <w:top w:val="single" w:sz="6" w:space="0" w:color="B7C4D5"/>
-              <w:left w:val="single" w:sz="6" w:space="0" w:color="B7C4D5"/>
-              <w:bottom w:val="single" w:sz="6" w:space="0" w:color="B7C4D5"/>
-              <w:right w:val="single" w:sz="6" w:space="0" w:color="B7C4D5"/>
-            </w:tcBorders>
-            <w:tcMar>
-              <w:top w:w="80" w:type="dxa"/>
-              <w:start w:w="120" w:type="dxa"/>
-              <w:bottom w:w="80" w:type="dxa"/>
-              <w:end w:w="120" w:type="dxa"/>
-            </w:tcMar>
-          </w:tcPr>
-          <w:p>
-            <w:r/>
-            <w:r>
-              <w:rPr>
-                <w:b w:val="0"/>
-                <w:i w:val="0"/>
-              </w:rPr>
-              <w:t>Actor</w:t>
-            </w:r>
-          </w:p>
-        </w:tc>
-        <w:tc>
-          <w:tcPr>
-            <w:tcW w:type="dxa" w:w="7416"/>
-            <w:vAlign w:val="center"/>
-            <w:tcBorders>
-              <w:top w:val="single" w:sz="6" w:space="0" w:color="B7C4D5"/>
-              <w:left w:val="single" w:sz="6" w:space="0" w:color="B7C4D5"/>
-              <w:bottom w:val="single" w:sz="6" w:space="0" w:color="B7C4D5"/>
-              <w:right w:val="single" w:sz="6" w:space="0" w:color="B7C4D5"/>
-            </w:tcBorders>
-            <w:tcMar>
-              <w:top w:w="80" w:type="dxa"/>
-              <w:start w:w="120" w:type="dxa"/>
-              <w:bottom w:w="80" w:type="dxa"/>
-              <w:end w:w="120" w:type="dxa"/>
-            </w:tcMar>
-          </w:tcPr>
-          <w:p>
-            <w:r/>
-            <w:r>
-              <w:rPr>
-                <w:b w:val="0"/>
-                <w:i w:val="0"/>
-              </w:rPr>
-              <w:t>student.verified@unibus.local hoặc student.pending sau khi được duyệt</w:t>
-            </w:r>
-          </w:p>
-        </w:tc>
-      </w:tr>
-      <w:tr>
-        <w:tc>
-          <w:tcPr>
-            <w:tcW w:type="dxa" w:w="1944"/>
-            <w:vAlign w:val="center"/>
-            <w:tcBorders>
-              <w:top w:val="single" w:sz="6" w:space="0" w:color="B7C4D5"/>
-              <w:left w:val="single" w:sz="6" w:space="0" w:color="B7C4D5"/>
-              <w:bottom w:val="single" w:sz="6" w:space="0" w:color="B7C4D5"/>
-              <w:right w:val="single" w:sz="6" w:space="0" w:color="B7C4D5"/>
-            </w:tcBorders>
-            <w:tcMar>
-              <w:top w:w="80" w:type="dxa"/>
-              <w:start w:w="120" w:type="dxa"/>
-              <w:bottom w:w="80" w:type="dxa"/>
-              <w:end w:w="120" w:type="dxa"/>
-            </w:tcMar>
-          </w:tcPr>
-          <w:p>
-            <w:r/>
-            <w:r>
-              <w:rPr>
-                <w:b w:val="0"/>
-                <w:i w:val="0"/>
-              </w:rPr>
-              <w:t>Đường dẫn</w:t>
-            </w:r>
-          </w:p>
-        </w:tc>
-        <w:tc>
-          <w:tcPr>
-            <w:tcW w:type="dxa" w:w="7416"/>
-            <w:vAlign w:val="center"/>
-            <w:tcBorders>
-              <w:top w:val="single" w:sz="6" w:space="0" w:color="B7C4D5"/>
-              <w:left w:val="single" w:sz="6" w:space="0" w:color="B7C4D5"/>
-              <w:bottom w:val="single" w:sz="6" w:space="0" w:color="B7C4D5"/>
-              <w:right w:val="single" w:sz="6" w:space="0" w:color="B7C4D5"/>
-            </w:tcBorders>
-            <w:tcMar>
-              <w:top w:w="80" w:type="dxa"/>
-              <w:start w:w="120" w:type="dxa"/>
-              <w:bottom w:w="80" w:type="dxa"/>
-              <w:end w:w="120" w:type="dxa"/>
-            </w:tcMar>
-          </w:tcPr>
-          <w:p>
-            <w:r/>
-            <w:r>
-              <w:rPr>
-                <w:b w:val="0"/>
-                <w:i w:val="0"/>
-              </w:rPr>
-              <w:t>/student/routes</w:t>
-            </w:r>
-          </w:p>
-        </w:tc>
-      </w:tr>
-      <w:tr>
-        <w:tc>
-          <w:tcPr>
-            <w:tcW w:type="dxa" w:w="1944"/>
-            <w:vAlign w:val="center"/>
-            <w:tcBorders>
-              <w:top w:val="single" w:sz="6" w:space="0" w:color="B7C4D5"/>
-              <w:left w:val="single" w:sz="6" w:space="0" w:color="B7C4D5"/>
-              <w:bottom w:val="single" w:sz="6" w:space="0" w:color="B7C4D5"/>
-              <w:right w:val="single" w:sz="6" w:space="0" w:color="B7C4D5"/>
-            </w:tcBorders>
-            <w:tcMar>
-              <w:top w:w="80" w:type="dxa"/>
-              <w:start w:w="120" w:type="dxa"/>
-              <w:bottom w:w="80" w:type="dxa"/>
-              <w:end w:w="120" w:type="dxa"/>
-            </w:tcMar>
-          </w:tcPr>
-          <w:p>
-            <w:r/>
-            <w:r>
-              <w:rPr>
-                <w:b w:val="0"/>
-                <w:i w:val="0"/>
-              </w:rPr>
-              <w:t>Kết quả cần thấy</w:t>
-            </w:r>
-          </w:p>
-        </w:tc>
-        <w:tc>
-          <w:tcPr>
-            <w:tcW w:type="dxa" w:w="7416"/>
-            <w:vAlign w:val="center"/>
-            <w:tcBorders>
-              <w:top w:val="single" w:sz="6" w:space="0" w:color="B7C4D5"/>
-              <w:left w:val="single" w:sz="6" w:space="0" w:color="B7C4D5"/>
-              <w:bottom w:val="single" w:sz="6" w:space="0" w:color="B7C4D5"/>
-              <w:right w:val="single" w:sz="6" w:space="0" w:color="B7C4D5"/>
-            </w:tcBorders>
-            <w:tcMar>
-              <w:top w:w="80" w:type="dxa"/>
-              <w:start w:w="120" w:type="dxa"/>
-              <w:bottom w:w="80" w:type="dxa"/>
-              <w:end w:w="120" w:type="dxa"/>
-            </w:tcMar>
-          </w:tcPr>
-          <w:p>
-            <w:r/>
-            <w:r>
-              <w:rPr>
-                <w:b w:val="0"/>
-                <w:i w:val="0"/>
-              </w:rPr>
-              <w:t>Tuyến hiển thị từ dữ liệu thật, được giới hạn theo trường liên kết; sau khi chọn, hệ thống lưu route registration.</w:t>
-            </w:r>
-          </w:p>
-        </w:tc>
-      </w:tr>
-    </w:tbl>
-    <w:p/>
-    <w:p>
-      <w:pPr>
-        <w:pStyle w:val="ListNumber"/>
-      </w:pPr>
-      <w:r>
-        <w:rPr>
-          <w:b w:val="0"/>
-          <w:i w:val="0"/>
-        </w:rPr>
-        <w:t>Đăng nhập sinh viên đã xác minh.</w:t>
-      </w:r>
-    </w:p>
-    <w:p>
-      <w:pPr>
-        <w:pStyle w:val="ListNumber"/>
-      </w:pPr>
-      <w:r>
-        <w:rPr>
-          <w:b w:val="0"/>
-          <w:i w:val="0"/>
-        </w:rPr>
-        <w:t>Mở Tuyến xe &amp; Theo dõi.</w:t>
-      </w:r>
-    </w:p>
-    <w:p>
-      <w:pPr>
-        <w:pStyle w:val="ListNumber"/>
-      </w:pPr>
-      <w:r>
-        <w:rPr>
-          <w:b w:val="0"/>
-          <w:i w:val="0"/>
-        </w:rPr>
-        <w:t>Chọn Điểm lên mặc định, ví dụ Đại học Bách khoa Đà Nẵng.</w:t>
-      </w:r>
-    </w:p>
-    <w:p>
-      <w:pPr>
-        <w:pStyle w:val="ListNumber"/>
-      </w:pPr>
-      <w:r>
-        <w:rPr>
-          <w:b w:val="0"/>
-          <w:i w:val="0"/>
-        </w:rPr>
-        <w:t>Chọn Điểm xuống mặc định, ví dụ Cầu Rồng.</w:t>
-      </w:r>
-    </w:p>
-    <w:p>
-      <w:pPr>
-        <w:pStyle w:val="ListNumber"/>
-      </w:pPr>
-      <w:r>
-        <w:rPr>
-          <w:b w:val="0"/>
-          <w:i w:val="0"/>
-        </w:rPr>
-        <w:t>Bấm Tìm tuyến, chọn tuyến phù hợp làm tuyến mặc định.</w:t>
-      </w:r>
-    </w:p>
-    <w:p>
-      <w:pPr>
-        <w:pStyle w:val="ListNumber"/>
-      </w:pPr>
-      <w:r>
-        <w:rPr>
-          <w:b w:val="0"/>
-          <w:i w:val="0"/>
-        </w:rPr>
-        <w:t>Giải thích: vé tháng hợp lệ theo tuyến; trạm lên/xuống là mặc định để ETA, thống kê và điều phối.</w:t>
-      </w:r>
-    </w:p>
-    <w:p>
-      <w:pPr>
-        <w:pStyle w:val="Heading3"/>
-      </w:pPr>
-      <w:r>
-        <w:rPr>
-          <w:b w:val="0"/>
-          <w:i w:val="0"/>
-        </w:rPr>
-        <w:t>Bước 4. Sinh viên mua vé tháng và nhận QR</w:t>
-      </w:r>
-    </w:p>
-    <w:tbl>
-      <w:tblPr>
-        <w:tblW w:type="dxa" w:w="9360"/>
-        <w:tblLayout w:type="fixed"/>
-        <w:tblLook w:firstColumn="1" w:firstRow="1" w:lastColumn="0" w:lastRow="0" w:noHBand="0" w:noVBand="1" w:val="04A0"/>
-        <w:jc w:val="left"/>
-        <w:tblInd w:w="120" w:type="dxa"/>
-      </w:tblPr>
-      <w:tblGrid>
-        <w:gridCol w:w="1944"/>
-        <w:gridCol w:w="7416"/>
-      </w:tblGrid>
-      <w:tr>
-        <w:tc>
-          <w:tcPr>
-            <w:tcW w:type="dxa" w:w="1944"/>
-            <w:vAlign w:val="center"/>
-            <w:tcBorders>
-              <w:top w:val="single" w:sz="6" w:space="0" w:color="B7C4D5"/>
-              <w:left w:val="single" w:sz="6" w:space="0" w:color="B7C4D5"/>
-              <w:bottom w:val="single" w:sz="6" w:space="0" w:color="B7C4D5"/>
-              <w:right w:val="single" w:sz="6" w:space="0" w:color="B7C4D5"/>
-            </w:tcBorders>
-            <w:tcMar>
-              <w:top w:w="80" w:type="dxa"/>
-              <w:start w:w="120" w:type="dxa"/>
-              <w:bottom w:w="80" w:type="dxa"/>
-              <w:end w:w="120" w:type="dxa"/>
-            </w:tcMar>
-            <w:shd w:fill="F2F4F7"/>
-          </w:tcPr>
-          <w:p>
-            <w:r/>
-            <w:r>
-              <w:rPr>
-                <w:b/>
-                <w:i w:val="0"/>
-                <w:color w:val="0B2545"/>
-              </w:rPr>
-              <w:t>Trường</w:t>
-            </w:r>
-          </w:p>
-        </w:tc>
-        <w:tc>
-          <w:tcPr>
-            <w:tcW w:type="dxa" w:w="7416"/>
-            <w:vAlign w:val="center"/>
-            <w:tcBorders>
-              <w:top w:val="single" w:sz="6" w:space="0" w:color="B7C4D5"/>
-              <w:left w:val="single" w:sz="6" w:space="0" w:color="B7C4D5"/>
-              <w:bottom w:val="single" w:sz="6" w:space="0" w:color="B7C4D5"/>
-              <w:right w:val="single" w:sz="6" w:space="0" w:color="B7C4D5"/>
-            </w:tcBorders>
-            <w:tcMar>
-              <w:top w:w="80" w:type="dxa"/>
-              <w:start w:w="120" w:type="dxa"/>
-              <w:bottom w:w="80" w:type="dxa"/>
-              <w:end w:w="120" w:type="dxa"/>
-            </w:tcMar>
-            <w:shd w:fill="F2F4F7"/>
-          </w:tcPr>
-          <w:p>
-            <w:r/>
-            <w:r>
-              <w:rPr>
-                <w:b/>
-                <w:i w:val="0"/>
-                <w:color w:val="0B2545"/>
-              </w:rPr>
-              <w:t>Nội dung</w:t>
-            </w:r>
-          </w:p>
-        </w:tc>
-      </w:tr>
-      <w:tr>
-        <w:tc>
-          <w:tcPr>
-            <w:tcW w:type="dxa" w:w="1944"/>
-            <w:vAlign w:val="center"/>
-            <w:tcBorders>
-              <w:top w:val="single" w:sz="6" w:space="0" w:color="B7C4D5"/>
-              <w:left w:val="single" w:sz="6" w:space="0" w:color="B7C4D5"/>
-              <w:bottom w:val="single" w:sz="6" w:space="0" w:color="B7C4D5"/>
-              <w:right w:val="single" w:sz="6" w:space="0" w:color="B7C4D5"/>
-            </w:tcBorders>
-            <w:tcMar>
-              <w:top w:w="80" w:type="dxa"/>
-              <w:start w:w="120" w:type="dxa"/>
-              <w:bottom w:w="80" w:type="dxa"/>
-              <w:end w:w="120" w:type="dxa"/>
-            </w:tcMar>
-          </w:tcPr>
-          <w:p>
-            <w:r/>
-            <w:r>
-              <w:rPr>
-                <w:b w:val="0"/>
-                <w:i w:val="0"/>
-              </w:rPr>
-              <w:t>Actor</w:t>
-            </w:r>
-          </w:p>
-        </w:tc>
-        <w:tc>
-          <w:tcPr>
-            <w:tcW w:type="dxa" w:w="7416"/>
-            <w:vAlign w:val="center"/>
-            <w:tcBorders>
-              <w:top w:val="single" w:sz="6" w:space="0" w:color="B7C4D5"/>
-              <w:left w:val="single" w:sz="6" w:space="0" w:color="B7C4D5"/>
-              <w:bottom w:val="single" w:sz="6" w:space="0" w:color="B7C4D5"/>
-              <w:right w:val="single" w:sz="6" w:space="0" w:color="B7C4D5"/>
-            </w:tcBorders>
-            <w:tcMar>
-              <w:top w:w="80" w:type="dxa"/>
-              <w:start w:w="120" w:type="dxa"/>
-              <w:bottom w:w="80" w:type="dxa"/>
-              <w:end w:w="120" w:type="dxa"/>
-            </w:tcMar>
-          </w:tcPr>
-          <w:p>
-            <w:r/>
-            <w:r>
-              <w:rPr>
-                <w:b w:val="0"/>
-                <w:i w:val="0"/>
-              </w:rPr>
-              <w:t>Sinh viên</w:t>
-            </w:r>
-          </w:p>
-        </w:tc>
-      </w:tr>
-      <w:tr>
-        <w:tc>
-          <w:tcPr>
-            <w:tcW w:type="dxa" w:w="1944"/>
-            <w:vAlign w:val="center"/>
-            <w:tcBorders>
-              <w:top w:val="single" w:sz="6" w:space="0" w:color="B7C4D5"/>
-              <w:left w:val="single" w:sz="6" w:space="0" w:color="B7C4D5"/>
-              <w:bottom w:val="single" w:sz="6" w:space="0" w:color="B7C4D5"/>
-              <w:right w:val="single" w:sz="6" w:space="0" w:color="B7C4D5"/>
-            </w:tcBorders>
-            <w:tcMar>
-              <w:top w:w="80" w:type="dxa"/>
-              <w:start w:w="120" w:type="dxa"/>
-              <w:bottom w:w="80" w:type="dxa"/>
-              <w:end w:w="120" w:type="dxa"/>
-            </w:tcMar>
-          </w:tcPr>
-          <w:p>
-            <w:r/>
-            <w:r>
-              <w:rPr>
-                <w:b w:val="0"/>
-                <w:i w:val="0"/>
-              </w:rPr>
-              <w:t>Đường dẫn</w:t>
-            </w:r>
-          </w:p>
-        </w:tc>
-        <w:tc>
-          <w:tcPr>
-            <w:tcW w:type="dxa" w:w="7416"/>
-            <w:vAlign w:val="center"/>
-            <w:tcBorders>
-              <w:top w:val="single" w:sz="6" w:space="0" w:color="B7C4D5"/>
-              <w:left w:val="single" w:sz="6" w:space="0" w:color="B7C4D5"/>
-              <w:bottom w:val="single" w:sz="6" w:space="0" w:color="B7C4D5"/>
-              <w:right w:val="single" w:sz="6" w:space="0" w:color="B7C4D5"/>
-            </w:tcBorders>
-            <w:tcMar>
-              <w:top w:w="80" w:type="dxa"/>
-              <w:start w:w="120" w:type="dxa"/>
-              <w:bottom w:w="80" w:type="dxa"/>
-              <w:end w:w="120" w:type="dxa"/>
-            </w:tcMar>
-          </w:tcPr>
-          <w:p>
-            <w:r/>
-            <w:r>
-              <w:rPr>
-                <w:b w:val="0"/>
-                <w:i w:val="0"/>
-              </w:rPr>
-              <w:t>/student/passes</w:t>
-            </w:r>
-          </w:p>
-        </w:tc>
-      </w:tr>
-      <w:tr>
-        <w:tc>
-          <w:tcPr>
-            <w:tcW w:type="dxa" w:w="1944"/>
-            <w:vAlign w:val="center"/>
-            <w:tcBorders>
-              <w:top w:val="single" w:sz="6" w:space="0" w:color="B7C4D5"/>
-              <w:left w:val="single" w:sz="6" w:space="0" w:color="B7C4D5"/>
-              <w:bottom w:val="single" w:sz="6" w:space="0" w:color="B7C4D5"/>
-              <w:right w:val="single" w:sz="6" w:space="0" w:color="B7C4D5"/>
-            </w:tcBorders>
-            <w:tcMar>
-              <w:top w:w="80" w:type="dxa"/>
-              <w:start w:w="120" w:type="dxa"/>
-              <w:bottom w:w="80" w:type="dxa"/>
-              <w:end w:w="120" w:type="dxa"/>
-            </w:tcMar>
-          </w:tcPr>
-          <w:p>
-            <w:r/>
-            <w:r>
-              <w:rPr>
-                <w:b w:val="0"/>
-                <w:i w:val="0"/>
-              </w:rPr>
-              <w:t>Kết quả cần thấy</w:t>
-            </w:r>
-          </w:p>
-        </w:tc>
-        <w:tc>
-          <w:tcPr>
-            <w:tcW w:type="dxa" w:w="7416"/>
-            <w:vAlign w:val="center"/>
-            <w:tcBorders>
-              <w:top w:val="single" w:sz="6" w:space="0" w:color="B7C4D5"/>
-              <w:left w:val="single" w:sz="6" w:space="0" w:color="B7C4D5"/>
-              <w:bottom w:val="single" w:sz="6" w:space="0" w:color="B7C4D5"/>
-              <w:right w:val="single" w:sz="6" w:space="0" w:color="B7C4D5"/>
-            </w:tcBorders>
-            <w:tcMar>
-              <w:top w:w="80" w:type="dxa"/>
-              <w:start w:w="120" w:type="dxa"/>
-              <w:bottom w:w="80" w:type="dxa"/>
-              <w:end w:w="120" w:type="dxa"/>
-            </w:tcMar>
-          </w:tcPr>
-          <w:p>
-            <w:r/>
-            <w:r>
-              <w:rPr>
-                <w:b w:val="0"/>
-                <w:i w:val="0"/>
-              </w:rPr>
-              <w:t>Trang hiển thị vé tháng đang hoạt động, QR có mã, hóa đơn có breakdown giá gốc/trợ giá/thanh toán.</w:t>
-            </w:r>
-          </w:p>
-        </w:tc>
-      </w:tr>
-    </w:tbl>
-    <w:p/>
-    <w:p>
-      <w:pPr>
-        <w:pStyle w:val="ListNumber"/>
-      </w:pPr>
-      <w:r>
-        <w:rPr>
-          <w:b w:val="0"/>
-          <w:i w:val="0"/>
-        </w:rPr>
-        <w:t>Mở Vé &amp; Tuyến.</w:t>
-      </w:r>
-    </w:p>
-    <w:p>
-      <w:pPr>
-        <w:pStyle w:val="ListNumber"/>
-      </w:pPr>
-      <w:r>
-        <w:rPr>
-          <w:b w:val="0"/>
-          <w:i w:val="0"/>
-        </w:rPr>
-        <w:t>Kiểm tra stepper: Xác minh -&gt; Chọn tuyến -&gt; Thanh toán -&gt; QR.</w:t>
-      </w:r>
-    </w:p>
-    <w:p>
-      <w:pPr>
-        <w:pStyle w:val="ListNumber"/>
-      </w:pPr>
-      <w:r>
-        <w:rPr>
-          <w:b w:val="0"/>
-          <w:i w:val="0"/>
-        </w:rPr>
-        <w:t>Xem bảng tiền: Giá gốc, Trợ giá trường nếu có, Sinh viên thanh toán.</w:t>
-      </w:r>
-    </w:p>
-    <w:p>
-      <w:pPr>
-        <w:pStyle w:val="ListNumber"/>
-      </w:pPr>
-      <w:r>
-        <w:rPr>
-          <w:b w:val="0"/>
-          <w:i w:val="0"/>
-        </w:rPr>
-        <w:t>Bấm Thanh toán vé tháng.</w:t>
-      </w:r>
-    </w:p>
-    <w:p>
-      <w:pPr>
-        <w:pStyle w:val="ListNumber"/>
-      </w:pPr>
-      <w:r>
-        <w:rPr>
-          <w:b w:val="0"/>
-          <w:i w:val="0"/>
-        </w:rPr>
-        <w:t>Sau khi thành công, kiểm tra QR, mã QR, tuyến, trạm mặc định và hóa đơn gần đây.</w:t>
-      </w:r>
-    </w:p>
-    <w:p>
-      <w:pPr>
-        <w:pStyle w:val="Heading3"/>
-      </w:pPr>
-      <w:r>
-        <w:rPr>
-          <w:b w:val="0"/>
-          <w:i w:val="0"/>
-        </w:rPr>
-        <w:t>Bước 5. Tài xế bắt đầu chuyến và gửi GPS</w:t>
-      </w:r>
-    </w:p>
-    <w:tbl>
-      <w:tblPr>
-        <w:tblW w:type="dxa" w:w="9360"/>
-        <w:tblLayout w:type="fixed"/>
-        <w:tblLook w:firstColumn="1" w:firstRow="1" w:lastColumn="0" w:lastRow="0" w:noHBand="0" w:noVBand="1" w:val="04A0"/>
-        <w:jc w:val="left"/>
-        <w:tblInd w:w="120" w:type="dxa"/>
-      </w:tblPr>
-      <w:tblGrid>
-        <w:gridCol w:w="1944"/>
-        <w:gridCol w:w="7416"/>
-      </w:tblGrid>
-      <w:tr>
-        <w:tc>
-          <w:tcPr>
-            <w:tcW w:type="dxa" w:w="1944"/>
-            <w:vAlign w:val="center"/>
-            <w:tcBorders>
-              <w:top w:val="single" w:sz="6" w:space="0" w:color="B7C4D5"/>
-              <w:left w:val="single" w:sz="6" w:space="0" w:color="B7C4D5"/>
-              <w:bottom w:val="single" w:sz="6" w:space="0" w:color="B7C4D5"/>
-              <w:right w:val="single" w:sz="6" w:space="0" w:color="B7C4D5"/>
-            </w:tcBorders>
-            <w:tcMar>
-              <w:top w:w="80" w:type="dxa"/>
-              <w:start w:w="120" w:type="dxa"/>
-              <w:bottom w:w="80" w:type="dxa"/>
-              <w:end w:w="120" w:type="dxa"/>
-            </w:tcMar>
-            <w:shd w:fill="F2F4F7"/>
-          </w:tcPr>
-          <w:p>
-            <w:r/>
-            <w:r>
-              <w:rPr>
-                <w:b/>
-                <w:i w:val="0"/>
-                <w:color w:val="0B2545"/>
-              </w:rPr>
-              <w:t>Trường</w:t>
-            </w:r>
-          </w:p>
-        </w:tc>
-        <w:tc>
-          <w:tcPr>
-            <w:tcW w:type="dxa" w:w="7416"/>
-            <w:vAlign w:val="center"/>
-            <w:tcBorders>
-              <w:top w:val="single" w:sz="6" w:space="0" w:color="B7C4D5"/>
-              <w:left w:val="single" w:sz="6" w:space="0" w:color="B7C4D5"/>
-              <w:bottom w:val="single" w:sz="6" w:space="0" w:color="B7C4D5"/>
-              <w:right w:val="single" w:sz="6" w:space="0" w:color="B7C4D5"/>
-            </w:tcBorders>
-            <w:tcMar>
-              <w:top w:w="80" w:type="dxa"/>
-              <w:start w:w="120" w:type="dxa"/>
-              <w:bottom w:w="80" w:type="dxa"/>
-              <w:end w:w="120" w:type="dxa"/>
-            </w:tcMar>
-            <w:shd w:fill="F2F4F7"/>
-          </w:tcPr>
-          <w:p>
-            <w:r/>
-            <w:r>
-              <w:rPr>
-                <w:b/>
-                <w:i w:val="0"/>
-                <w:color w:val="0B2545"/>
-              </w:rPr>
-              <w:t>Nội dung</w:t>
-            </w:r>
-          </w:p>
-        </w:tc>
-      </w:tr>
-      <w:tr>
-        <w:tc>
-          <w:tcPr>
-            <w:tcW w:type="dxa" w:w="1944"/>
-            <w:vAlign w:val="center"/>
-            <w:tcBorders>
-              <w:top w:val="single" w:sz="6" w:space="0" w:color="B7C4D5"/>
-              <w:left w:val="single" w:sz="6" w:space="0" w:color="B7C4D5"/>
-              <w:bottom w:val="single" w:sz="6" w:space="0" w:color="B7C4D5"/>
-              <w:right w:val="single" w:sz="6" w:space="0" w:color="B7C4D5"/>
-            </w:tcBorders>
-            <w:tcMar>
-              <w:top w:w="80" w:type="dxa"/>
-              <w:start w:w="120" w:type="dxa"/>
-              <w:bottom w:w="80" w:type="dxa"/>
-              <w:end w:w="120" w:type="dxa"/>
-            </w:tcMar>
-          </w:tcPr>
-          <w:p>
-            <w:r/>
-            <w:r>
-              <w:rPr>
-                <w:b w:val="0"/>
-                <w:i w:val="0"/>
-              </w:rPr>
-              <w:t>Actor</w:t>
-            </w:r>
-          </w:p>
-        </w:tc>
-        <w:tc>
-          <w:tcPr>
-            <w:tcW w:type="dxa" w:w="7416"/>
-            <w:vAlign w:val="center"/>
-            <w:tcBorders>
-              <w:top w:val="single" w:sz="6" w:space="0" w:color="B7C4D5"/>
-              <w:left w:val="single" w:sz="6" w:space="0" w:color="B7C4D5"/>
-              <w:bottom w:val="single" w:sz="6" w:space="0" w:color="B7C4D5"/>
-              <w:right w:val="single" w:sz="6" w:space="0" w:color="B7C4D5"/>
-            </w:tcBorders>
-            <w:tcMar>
-              <w:top w:w="80" w:type="dxa"/>
-              <w:start w:w="120" w:type="dxa"/>
-              <w:bottom w:w="80" w:type="dxa"/>
-              <w:end w:w="120" w:type="dxa"/>
-            </w:tcMar>
-          </w:tcPr>
-          <w:p>
-            <w:r/>
-            <w:r>
-              <w:rPr>
-                <w:b w:val="0"/>
-                <w:i w:val="0"/>
-              </w:rPr>
-              <w:t>driver.iter1@unibus.local</w:t>
-            </w:r>
-          </w:p>
-        </w:tc>
-      </w:tr>
-      <w:tr>
-        <w:tc>
-          <w:tcPr>
-            <w:tcW w:type="dxa" w:w="1944"/>
-            <w:vAlign w:val="center"/>
-            <w:tcBorders>
-              <w:top w:val="single" w:sz="6" w:space="0" w:color="B7C4D5"/>
-              <w:left w:val="single" w:sz="6" w:space="0" w:color="B7C4D5"/>
-              <w:bottom w:val="single" w:sz="6" w:space="0" w:color="B7C4D5"/>
-              <w:right w:val="single" w:sz="6" w:space="0" w:color="B7C4D5"/>
-            </w:tcBorders>
-            <w:tcMar>
-              <w:top w:w="80" w:type="dxa"/>
-              <w:start w:w="120" w:type="dxa"/>
-              <w:bottom w:w="80" w:type="dxa"/>
-              <w:end w:w="120" w:type="dxa"/>
-            </w:tcMar>
-          </w:tcPr>
-          <w:p>
-            <w:r/>
-            <w:r>
-              <w:rPr>
-                <w:b w:val="0"/>
-                <w:i w:val="0"/>
-              </w:rPr>
-              <w:t>Đường dẫn</w:t>
-            </w:r>
-          </w:p>
-        </w:tc>
-        <w:tc>
-          <w:tcPr>
-            <w:tcW w:type="dxa" w:w="7416"/>
-            <w:vAlign w:val="center"/>
-            <w:tcBorders>
-              <w:top w:val="single" w:sz="6" w:space="0" w:color="B7C4D5"/>
-              <w:left w:val="single" w:sz="6" w:space="0" w:color="B7C4D5"/>
-              <w:bottom w:val="single" w:sz="6" w:space="0" w:color="B7C4D5"/>
-              <w:right w:val="single" w:sz="6" w:space="0" w:color="B7C4D5"/>
-            </w:tcBorders>
-            <w:tcMar>
-              <w:top w:w="80" w:type="dxa"/>
-              <w:start w:w="120" w:type="dxa"/>
-              <w:bottom w:w="80" w:type="dxa"/>
-              <w:end w:w="120" w:type="dxa"/>
-            </w:tcMar>
-          </w:tcPr>
-          <w:p>
-            <w:r/>
-            <w:r>
-              <w:rPr>
-                <w:b w:val="0"/>
-                <w:i w:val="0"/>
-              </w:rPr>
-              <w:t>/driver/trips</w:t>
-            </w:r>
-          </w:p>
-        </w:tc>
-      </w:tr>
-      <w:tr>
-        <w:tc>
-          <w:tcPr>
-            <w:tcW w:type="dxa" w:w="1944"/>
-            <w:vAlign w:val="center"/>
-            <w:tcBorders>
-              <w:top w:val="single" w:sz="6" w:space="0" w:color="B7C4D5"/>
-              <w:left w:val="single" w:sz="6" w:space="0" w:color="B7C4D5"/>
-              <w:bottom w:val="single" w:sz="6" w:space="0" w:color="B7C4D5"/>
-              <w:right w:val="single" w:sz="6" w:space="0" w:color="B7C4D5"/>
-            </w:tcBorders>
-            <w:tcMar>
-              <w:top w:w="80" w:type="dxa"/>
-              <w:start w:w="120" w:type="dxa"/>
-              <w:bottom w:w="80" w:type="dxa"/>
-              <w:end w:w="120" w:type="dxa"/>
-            </w:tcMar>
-          </w:tcPr>
-          <w:p>
-            <w:r/>
-            <w:r>
-              <w:rPr>
-                <w:b w:val="0"/>
-                <w:i w:val="0"/>
-              </w:rPr>
-              <w:t>Kết quả cần thấy</w:t>
-            </w:r>
-          </w:p>
-        </w:tc>
-        <w:tc>
-          <w:tcPr>
-            <w:tcW w:type="dxa" w:w="7416"/>
-            <w:vAlign w:val="center"/>
-            <w:tcBorders>
-              <w:top w:val="single" w:sz="6" w:space="0" w:color="B7C4D5"/>
-              <w:left w:val="single" w:sz="6" w:space="0" w:color="B7C4D5"/>
-              <w:bottom w:val="single" w:sz="6" w:space="0" w:color="B7C4D5"/>
-              <w:right w:val="single" w:sz="6" w:space="0" w:color="B7C4D5"/>
-            </w:tcBorders>
-            <w:tcMar>
-              <w:top w:w="80" w:type="dxa"/>
-              <w:start w:w="120" w:type="dxa"/>
-              <w:bottom w:w="80" w:type="dxa"/>
-              <w:end w:w="120" w:type="dxa"/>
-            </w:tcMar>
-          </w:tcPr>
-          <w:p>
-            <w:r/>
-            <w:r>
-              <w:rPr>
-                <w:b w:val="0"/>
-                <w:i w:val="0"/>
-              </w:rPr>
-              <w:t>Chuyến chuyển RUNNING/COMPLETED đúng trạng thái; nếu cấp quyền vị trí, hệ thống gửi GPS định kỳ.</w:t>
-            </w:r>
-          </w:p>
-        </w:tc>
-      </w:tr>
-    </w:tbl>
-    <w:p/>
-    <w:p>
-      <w:pPr>
-        <w:pStyle w:val="ListNumber"/>
-      </w:pPr>
-      <w:r>
-        <w:rPr>
-          <w:b w:val="0"/>
-          <w:i w:val="0"/>
-        </w:rPr>
-        <w:t>Đăng nhập tài xế.</w:t>
-      </w:r>
-    </w:p>
-    <w:p>
-      <w:pPr>
-        <w:pStyle w:val="ListNumber"/>
-      </w:pPr>
-      <w:r>
-        <w:rPr>
-          <w:b w:val="0"/>
-          <w:i w:val="0"/>
-        </w:rPr>
-        <w:t>Mở Chuyến đi hiện tại.</w:t>
-      </w:r>
-    </w:p>
-    <w:p>
-      <w:pPr>
-        <w:pStyle w:val="ListNumber"/>
-      </w:pPr>
-      <w:r>
-        <w:rPr>
-          <w:b w:val="0"/>
-          <w:i w:val="0"/>
-        </w:rPr>
-        <w:t>Chọn ngày hôm nay nếu cần.</w:t>
-      </w:r>
-    </w:p>
-    <w:p>
-      <w:pPr>
-        <w:pStyle w:val="ListNumber"/>
-      </w:pPr>
-      <w:r>
-        <w:rPr>
-          <w:b w:val="0"/>
-          <w:i w:val="0"/>
-        </w:rPr>
-        <w:t>Bấm Bắt đầu chuyến nếu chuyến chưa chạy.</w:t>
-      </w:r>
-    </w:p>
-    <w:p>
-      <w:pPr>
-        <w:pStyle w:val="ListNumber"/>
-      </w:pPr>
-      <w:r>
-        <w:rPr>
-          <w:b w:val="0"/>
-          <w:i w:val="0"/>
-        </w:rPr>
-        <w:t>Khi trình duyệt hỏi quyền vị trí, cho phép nếu muốn demo live GPS.</w:t>
-      </w:r>
-    </w:p>
-    <w:p>
-      <w:pPr>
-        <w:pStyle w:val="ListNumber"/>
-      </w:pPr>
-      <w:r>
-        <w:rPr>
-          <w:b w:val="0"/>
-          <w:i w:val="0"/>
-        </w:rPr>
-        <w:t>Bấm Đã đến trạm để mô phỏng tiến độ hoặc Kết thúc chuyến khi cần.</w:t>
-      </w:r>
-    </w:p>
-    <w:p>
-      <w:pPr>
-        <w:pStyle w:val="Heading3"/>
-      </w:pPr>
-      <w:r>
-        <w:rPr>
-          <w:b w:val="0"/>
-          <w:i w:val="0"/>
-        </w:rPr>
-        <w:t>Bước 6. Điều phối viên xem live fleet</w:t>
-      </w:r>
-    </w:p>
-    <w:tbl>
-      <w:tblPr>
-        <w:tblW w:type="dxa" w:w="9360"/>
-        <w:tblLayout w:type="fixed"/>
-        <w:tblLook w:firstColumn="1" w:firstRow="1" w:lastColumn="0" w:lastRow="0" w:noHBand="0" w:noVBand="1" w:val="04A0"/>
-        <w:jc w:val="left"/>
-        <w:tblInd w:w="120" w:type="dxa"/>
-      </w:tblPr>
-      <w:tblGrid>
-        <w:gridCol w:w="1944"/>
-        <w:gridCol w:w="7416"/>
-      </w:tblGrid>
-      <w:tr>
-        <w:tc>
-          <w:tcPr>
-            <w:tcW w:type="dxa" w:w="1944"/>
-            <w:vAlign w:val="center"/>
-            <w:tcBorders>
-              <w:top w:val="single" w:sz="6" w:space="0" w:color="B7C4D5"/>
-              <w:left w:val="single" w:sz="6" w:space="0" w:color="B7C4D5"/>
-              <w:bottom w:val="single" w:sz="6" w:space="0" w:color="B7C4D5"/>
-              <w:right w:val="single" w:sz="6" w:space="0" w:color="B7C4D5"/>
-            </w:tcBorders>
-            <w:tcMar>
-              <w:top w:w="80" w:type="dxa"/>
-              <w:start w:w="120" w:type="dxa"/>
-              <w:bottom w:w="80" w:type="dxa"/>
-              <w:end w:w="120" w:type="dxa"/>
-            </w:tcMar>
-            <w:shd w:fill="F2F4F7"/>
-          </w:tcPr>
-          <w:p>
-            <w:r/>
-            <w:r>
-              <w:rPr>
-                <w:b/>
-                <w:i w:val="0"/>
-                <w:color w:val="0B2545"/>
-              </w:rPr>
-              <w:t>Trường</w:t>
-            </w:r>
-          </w:p>
-        </w:tc>
-        <w:tc>
-          <w:tcPr>
-            <w:tcW w:type="dxa" w:w="7416"/>
-            <w:vAlign w:val="center"/>
-            <w:tcBorders>
-              <w:top w:val="single" w:sz="6" w:space="0" w:color="B7C4D5"/>
-              <w:left w:val="single" w:sz="6" w:space="0" w:color="B7C4D5"/>
-              <w:bottom w:val="single" w:sz="6" w:space="0" w:color="B7C4D5"/>
-              <w:right w:val="single" w:sz="6" w:space="0" w:color="B7C4D5"/>
-            </w:tcBorders>
-            <w:tcMar>
-              <w:top w:w="80" w:type="dxa"/>
-              <w:start w:w="120" w:type="dxa"/>
-              <w:bottom w:w="80" w:type="dxa"/>
-              <w:end w:w="120" w:type="dxa"/>
-            </w:tcMar>
-            <w:shd w:fill="F2F4F7"/>
-          </w:tcPr>
-          <w:p>
-            <w:r/>
-            <w:r>
-              <w:rPr>
-                <w:b/>
-                <w:i w:val="0"/>
-                <w:color w:val="0B2545"/>
-              </w:rPr>
-              <w:t>Nội dung</w:t>
-            </w:r>
-          </w:p>
-        </w:tc>
-      </w:tr>
-      <w:tr>
-        <w:tc>
-          <w:tcPr>
-            <w:tcW w:type="dxa" w:w="1944"/>
-            <w:vAlign w:val="center"/>
-            <w:tcBorders>
-              <w:top w:val="single" w:sz="6" w:space="0" w:color="B7C4D5"/>
-              <w:left w:val="single" w:sz="6" w:space="0" w:color="B7C4D5"/>
-              <w:bottom w:val="single" w:sz="6" w:space="0" w:color="B7C4D5"/>
-              <w:right w:val="single" w:sz="6" w:space="0" w:color="B7C4D5"/>
-            </w:tcBorders>
-            <w:tcMar>
-              <w:top w:w="80" w:type="dxa"/>
-              <w:start w:w="120" w:type="dxa"/>
-              <w:bottom w:w="80" w:type="dxa"/>
-              <w:end w:w="120" w:type="dxa"/>
-            </w:tcMar>
-          </w:tcPr>
-          <w:p>
-            <w:r/>
-            <w:r>
-              <w:rPr>
-                <w:b w:val="0"/>
-                <w:i w:val="0"/>
-              </w:rPr>
-              <w:t>Actor</w:t>
-            </w:r>
-          </w:p>
-        </w:tc>
-        <w:tc>
-          <w:tcPr>
-            <w:tcW w:type="dxa" w:w="7416"/>
-            <w:vAlign w:val="center"/>
-            <w:tcBorders>
-              <w:top w:val="single" w:sz="6" w:space="0" w:color="B7C4D5"/>
-              <w:left w:val="single" w:sz="6" w:space="0" w:color="B7C4D5"/>
-              <w:bottom w:val="single" w:sz="6" w:space="0" w:color="B7C4D5"/>
-              <w:right w:val="single" w:sz="6" w:space="0" w:color="B7C4D5"/>
-            </w:tcBorders>
-            <w:tcMar>
-              <w:top w:w="80" w:type="dxa"/>
-              <w:start w:w="120" w:type="dxa"/>
-              <w:bottom w:w="80" w:type="dxa"/>
-              <w:end w:w="120" w:type="dxa"/>
-            </w:tcMar>
-          </w:tcPr>
-          <w:p>
-            <w:r/>
-            <w:r>
-              <w:rPr>
-                <w:b w:val="0"/>
-                <w:i w:val="0"/>
-              </w:rPr>
-              <w:t>dispatcher.iter1@unibus.local</w:t>
-            </w:r>
-          </w:p>
-        </w:tc>
-      </w:tr>
-      <w:tr>
-        <w:tc>
-          <w:tcPr>
-            <w:tcW w:type="dxa" w:w="1944"/>
-            <w:vAlign w:val="center"/>
-            <w:tcBorders>
-              <w:top w:val="single" w:sz="6" w:space="0" w:color="B7C4D5"/>
-              <w:left w:val="single" w:sz="6" w:space="0" w:color="B7C4D5"/>
-              <w:bottom w:val="single" w:sz="6" w:space="0" w:color="B7C4D5"/>
-              <w:right w:val="single" w:sz="6" w:space="0" w:color="B7C4D5"/>
-            </w:tcBorders>
-            <w:tcMar>
-              <w:top w:w="80" w:type="dxa"/>
-              <w:start w:w="120" w:type="dxa"/>
-              <w:bottom w:w="80" w:type="dxa"/>
-              <w:end w:w="120" w:type="dxa"/>
-            </w:tcMar>
-          </w:tcPr>
-          <w:p>
-            <w:r/>
-            <w:r>
-              <w:rPr>
-                <w:b w:val="0"/>
-                <w:i w:val="0"/>
-              </w:rPr>
-              <w:t>Đường dẫn</w:t>
-            </w:r>
-          </w:p>
-        </w:tc>
-        <w:tc>
-          <w:tcPr>
-            <w:tcW w:type="dxa" w:w="7416"/>
-            <w:vAlign w:val="center"/>
-            <w:tcBorders>
-              <w:top w:val="single" w:sz="6" w:space="0" w:color="B7C4D5"/>
-              <w:left w:val="single" w:sz="6" w:space="0" w:color="B7C4D5"/>
-              <w:bottom w:val="single" w:sz="6" w:space="0" w:color="B7C4D5"/>
-              <w:right w:val="single" w:sz="6" w:space="0" w:color="B7C4D5"/>
-            </w:tcBorders>
-            <w:tcMar>
-              <w:top w:w="80" w:type="dxa"/>
-              <w:start w:w="120" w:type="dxa"/>
-              <w:bottom w:w="80" w:type="dxa"/>
-              <w:end w:w="120" w:type="dxa"/>
-            </w:tcMar>
-          </w:tcPr>
-          <w:p>
-            <w:r/>
-            <w:r>
-              <w:rPr>
-                <w:b w:val="0"/>
-                <w:i w:val="0"/>
-              </w:rPr>
-              <w:t>/coordinator</w:t>
-            </w:r>
-          </w:p>
-        </w:tc>
-      </w:tr>
-      <w:tr>
-        <w:tc>
-          <w:tcPr>
-            <w:tcW w:type="dxa" w:w="1944"/>
-            <w:vAlign w:val="center"/>
-            <w:tcBorders>
-              <w:top w:val="single" w:sz="6" w:space="0" w:color="B7C4D5"/>
-              <w:left w:val="single" w:sz="6" w:space="0" w:color="B7C4D5"/>
-              <w:bottom w:val="single" w:sz="6" w:space="0" w:color="B7C4D5"/>
-              <w:right w:val="single" w:sz="6" w:space="0" w:color="B7C4D5"/>
-            </w:tcBorders>
-            <w:tcMar>
-              <w:top w:w="80" w:type="dxa"/>
-              <w:start w:w="120" w:type="dxa"/>
-              <w:bottom w:w="80" w:type="dxa"/>
-              <w:end w:w="120" w:type="dxa"/>
-            </w:tcMar>
-          </w:tcPr>
-          <w:p>
-            <w:r/>
-            <w:r>
-              <w:rPr>
-                <w:b w:val="0"/>
-                <w:i w:val="0"/>
-              </w:rPr>
-              <w:t>Kết quả cần thấy</w:t>
-            </w:r>
-          </w:p>
-        </w:tc>
-        <w:tc>
-          <w:tcPr>
-            <w:tcW w:type="dxa" w:w="7416"/>
-            <w:vAlign w:val="center"/>
-            <w:tcBorders>
-              <w:top w:val="single" w:sz="6" w:space="0" w:color="B7C4D5"/>
-              <w:left w:val="single" w:sz="6" w:space="0" w:color="B7C4D5"/>
-              <w:bottom w:val="single" w:sz="6" w:space="0" w:color="B7C4D5"/>
-              <w:right w:val="single" w:sz="6" w:space="0" w:color="B7C4D5"/>
-            </w:tcBorders>
-            <w:tcMar>
-              <w:top w:w="80" w:type="dxa"/>
-              <w:start w:w="120" w:type="dxa"/>
-              <w:bottom w:w="80" w:type="dxa"/>
-              <w:end w:w="120" w:type="dxa"/>
-            </w:tcMar>
-          </w:tcPr>
-          <w:p>
-            <w:r/>
-            <w:r>
-              <w:rPr>
-                <w:b w:val="0"/>
-                <w:i w:val="0"/>
-              </w:rPr>
-              <w:t>Điều phối thấy danh sách đội xe, trạng thái chuyến, biển số, tài xế và vị trí GPS nếu có dữ liệu.</w:t>
-            </w:r>
-          </w:p>
-        </w:tc>
-      </w:tr>
-    </w:tbl>
-    <w:p/>
-    <w:p>
-      <w:pPr>
-        <w:pStyle w:val="ListNumber"/>
-      </w:pPr>
-      <w:r>
-        <w:rPr>
-          <w:b w:val="0"/>
-          <w:i w:val="0"/>
-        </w:rPr>
-        <w:t>Đăng nhập điều phối viên.</w:t>
-      </w:r>
-    </w:p>
-    <w:p>
-      <w:pPr>
-        <w:pStyle w:val="ListNumber"/>
-      </w:pPr>
-      <w:r>
-        <w:rPr>
-          <w:b w:val="0"/>
-          <w:i w:val="0"/>
-        </w:rPr>
-        <w:t>Mở màn Giám sát trực tuyến.</w:t>
-      </w:r>
-    </w:p>
-    <w:p>
-      <w:pPr>
-        <w:pStyle w:val="ListNumber"/>
-      </w:pPr>
-      <w:r>
-        <w:rPr>
-          <w:b w:val="0"/>
-          <w:i w:val="0"/>
-        </w:rPr>
-        <w:t>Chọn ngày hôm nay.</w:t>
-      </w:r>
-    </w:p>
-    <w:p>
-      <w:pPr>
-        <w:pStyle w:val="ListNumber"/>
-      </w:pPr>
-      <w:r>
-        <w:rPr>
-          <w:b w:val="0"/>
-          <w:i w:val="0"/>
-        </w:rPr>
-        <w:t>Kiểm tra số xe đang chạy, xe có GPS live, xe chưa gửi GPS.</w:t>
-      </w:r>
-    </w:p>
-    <w:p>
-      <w:pPr>
-        <w:pStyle w:val="ListNumber"/>
-      </w:pPr>
-      <w:r>
-        <w:rPr>
-          <w:b w:val="0"/>
-          <w:i w:val="0"/>
-        </w:rPr>
-        <w:t>Tìm theo biển số 43B-ITER1-01 hoặc tên tuyến nếu cần.</w:t>
-      </w:r>
-    </w:p>
-    <w:p>
-      <w:pPr>
-        <w:pStyle w:val="Heading3"/>
-      </w:pPr>
-      <w:r>
-        <w:rPr>
-          <w:b w:val="0"/>
-          <w:i w:val="0"/>
-        </w:rPr>
-        <w:t>Bước 7. Phụ xe quét/nhập mã QR</w:t>
-      </w:r>
-    </w:p>
-    <w:tbl>
-      <w:tblPr>
-        <w:tblW w:type="dxa" w:w="9360"/>
-        <w:tblLayout w:type="fixed"/>
-        <w:tblLook w:firstColumn="1" w:firstRow="1" w:lastColumn="0" w:lastRow="0" w:noHBand="0" w:noVBand="1" w:val="04A0"/>
-        <w:jc w:val="left"/>
-        <w:tblInd w:w="120" w:type="dxa"/>
-      </w:tblPr>
-      <w:tblGrid>
-        <w:gridCol w:w="1944"/>
-        <w:gridCol w:w="7416"/>
-      </w:tblGrid>
-      <w:tr>
-        <w:tc>
-          <w:tcPr>
-            <w:tcW w:type="dxa" w:w="1944"/>
-            <w:vAlign w:val="center"/>
-            <w:tcBorders>
-              <w:top w:val="single" w:sz="6" w:space="0" w:color="B7C4D5"/>
-              <w:left w:val="single" w:sz="6" w:space="0" w:color="B7C4D5"/>
-              <w:bottom w:val="single" w:sz="6" w:space="0" w:color="B7C4D5"/>
-              <w:right w:val="single" w:sz="6" w:space="0" w:color="B7C4D5"/>
-            </w:tcBorders>
-            <w:tcMar>
-              <w:top w:w="80" w:type="dxa"/>
-              <w:start w:w="120" w:type="dxa"/>
-              <w:bottom w:w="80" w:type="dxa"/>
-              <w:end w:w="120" w:type="dxa"/>
-            </w:tcMar>
-            <w:shd w:fill="F2F4F7"/>
-          </w:tcPr>
-          <w:p>
-            <w:r/>
-            <w:r>
-              <w:rPr>
-                <w:b/>
-                <w:i w:val="0"/>
-                <w:color w:val="0B2545"/>
-              </w:rPr>
-              <w:t>Trường</w:t>
-            </w:r>
-          </w:p>
-        </w:tc>
-        <w:tc>
-          <w:tcPr>
-            <w:tcW w:type="dxa" w:w="7416"/>
-            <w:vAlign w:val="center"/>
-            <w:tcBorders>
-              <w:top w:val="single" w:sz="6" w:space="0" w:color="B7C4D5"/>
-              <w:left w:val="single" w:sz="6" w:space="0" w:color="B7C4D5"/>
-              <w:bottom w:val="single" w:sz="6" w:space="0" w:color="B7C4D5"/>
-              <w:right w:val="single" w:sz="6" w:space="0" w:color="B7C4D5"/>
-            </w:tcBorders>
-            <w:tcMar>
-              <w:top w:w="80" w:type="dxa"/>
-              <w:start w:w="120" w:type="dxa"/>
-              <w:bottom w:w="80" w:type="dxa"/>
-              <w:end w:w="120" w:type="dxa"/>
-            </w:tcMar>
-            <w:shd w:fill="F2F4F7"/>
-          </w:tcPr>
-          <w:p>
-            <w:r/>
-            <w:r>
-              <w:rPr>
-                <w:b/>
-                <w:i w:val="0"/>
-                <w:color w:val="0B2545"/>
-              </w:rPr>
-              <w:t>Nội dung</w:t>
-            </w:r>
-          </w:p>
-        </w:tc>
-      </w:tr>
-      <w:tr>
-        <w:tc>
-          <w:tcPr>
-            <w:tcW w:type="dxa" w:w="1944"/>
-            <w:vAlign w:val="center"/>
-            <w:tcBorders>
-              <w:top w:val="single" w:sz="6" w:space="0" w:color="B7C4D5"/>
-              <w:left w:val="single" w:sz="6" w:space="0" w:color="B7C4D5"/>
-              <w:bottom w:val="single" w:sz="6" w:space="0" w:color="B7C4D5"/>
-              <w:right w:val="single" w:sz="6" w:space="0" w:color="B7C4D5"/>
-            </w:tcBorders>
-            <w:tcMar>
-              <w:top w:w="80" w:type="dxa"/>
-              <w:start w:w="120" w:type="dxa"/>
-              <w:bottom w:w="80" w:type="dxa"/>
-              <w:end w:w="120" w:type="dxa"/>
-            </w:tcMar>
-          </w:tcPr>
-          <w:p>
-            <w:r/>
-            <w:r>
-              <w:rPr>
-                <w:b w:val="0"/>
-                <w:i w:val="0"/>
-              </w:rPr>
-              <w:t>Actor</w:t>
-            </w:r>
-          </w:p>
-        </w:tc>
-        <w:tc>
-          <w:tcPr>
-            <w:tcW w:type="dxa" w:w="7416"/>
-            <w:vAlign w:val="center"/>
-            <w:tcBorders>
-              <w:top w:val="single" w:sz="6" w:space="0" w:color="B7C4D5"/>
-              <w:left w:val="single" w:sz="6" w:space="0" w:color="B7C4D5"/>
-              <w:bottom w:val="single" w:sz="6" w:space="0" w:color="B7C4D5"/>
-              <w:right w:val="single" w:sz="6" w:space="0" w:color="B7C4D5"/>
-            </w:tcBorders>
-            <w:tcMar>
-              <w:top w:w="80" w:type="dxa"/>
-              <w:start w:w="120" w:type="dxa"/>
-              <w:bottom w:w="80" w:type="dxa"/>
-              <w:end w:w="120" w:type="dxa"/>
-            </w:tcMar>
-          </w:tcPr>
-          <w:p>
-            <w:r/>
-            <w:r>
-              <w:rPr>
-                <w:b w:val="0"/>
-                <w:i w:val="0"/>
-              </w:rPr>
-              <w:t>conductor.iter1@unibus.local</w:t>
-            </w:r>
-          </w:p>
-        </w:tc>
-      </w:tr>
-      <w:tr>
-        <w:tc>
-          <w:tcPr>
-            <w:tcW w:type="dxa" w:w="1944"/>
-            <w:vAlign w:val="center"/>
-            <w:tcBorders>
-              <w:top w:val="single" w:sz="6" w:space="0" w:color="B7C4D5"/>
-              <w:left w:val="single" w:sz="6" w:space="0" w:color="B7C4D5"/>
-              <w:bottom w:val="single" w:sz="6" w:space="0" w:color="B7C4D5"/>
-              <w:right w:val="single" w:sz="6" w:space="0" w:color="B7C4D5"/>
-            </w:tcBorders>
-            <w:tcMar>
-              <w:top w:w="80" w:type="dxa"/>
-              <w:start w:w="120" w:type="dxa"/>
-              <w:bottom w:w="80" w:type="dxa"/>
-              <w:end w:w="120" w:type="dxa"/>
-            </w:tcMar>
-          </w:tcPr>
-          <w:p>
-            <w:r/>
-            <w:r>
-              <w:rPr>
-                <w:b w:val="0"/>
-                <w:i w:val="0"/>
-              </w:rPr>
-              <w:t>Đường dẫn</w:t>
-            </w:r>
-          </w:p>
-        </w:tc>
-        <w:tc>
-          <w:tcPr>
-            <w:tcW w:type="dxa" w:w="7416"/>
-            <w:vAlign w:val="center"/>
-            <w:tcBorders>
-              <w:top w:val="single" w:sz="6" w:space="0" w:color="B7C4D5"/>
-              <w:left w:val="single" w:sz="6" w:space="0" w:color="B7C4D5"/>
-              <w:bottom w:val="single" w:sz="6" w:space="0" w:color="B7C4D5"/>
-              <w:right w:val="single" w:sz="6" w:space="0" w:color="B7C4D5"/>
-            </w:tcBorders>
-            <w:tcMar>
-              <w:top w:w="80" w:type="dxa"/>
-              <w:start w:w="120" w:type="dxa"/>
-              <w:bottom w:w="80" w:type="dxa"/>
-              <w:end w:w="120" w:type="dxa"/>
-            </w:tcMar>
-          </w:tcPr>
-          <w:p>
-            <w:r/>
-            <w:r>
-              <w:rPr>
-                <w:b w:val="0"/>
-                <w:i w:val="0"/>
-              </w:rPr>
-              <w:t>/assistant/scanner</w:t>
-            </w:r>
-          </w:p>
-        </w:tc>
-      </w:tr>
-      <w:tr>
-        <w:tc>
-          <w:tcPr>
-            <w:tcW w:type="dxa" w:w="1944"/>
-            <w:vAlign w:val="center"/>
-            <w:tcBorders>
-              <w:top w:val="single" w:sz="6" w:space="0" w:color="B7C4D5"/>
-              <w:left w:val="single" w:sz="6" w:space="0" w:color="B7C4D5"/>
-              <w:bottom w:val="single" w:sz="6" w:space="0" w:color="B7C4D5"/>
-              <w:right w:val="single" w:sz="6" w:space="0" w:color="B7C4D5"/>
-            </w:tcBorders>
-            <w:tcMar>
-              <w:top w:w="80" w:type="dxa"/>
-              <w:start w:w="120" w:type="dxa"/>
-              <w:bottom w:w="80" w:type="dxa"/>
-              <w:end w:w="120" w:type="dxa"/>
-            </w:tcMar>
-          </w:tcPr>
-          <w:p>
-            <w:r/>
-            <w:r>
-              <w:rPr>
-                <w:b w:val="0"/>
-                <w:i w:val="0"/>
-              </w:rPr>
-              <w:t>Kết quả cần thấy</w:t>
-            </w:r>
-          </w:p>
-        </w:tc>
-        <w:tc>
-          <w:tcPr>
-            <w:tcW w:type="dxa" w:w="7416"/>
-            <w:vAlign w:val="center"/>
-            <w:tcBorders>
-              <w:top w:val="single" w:sz="6" w:space="0" w:color="B7C4D5"/>
-              <w:left w:val="single" w:sz="6" w:space="0" w:color="B7C4D5"/>
-              <w:bottom w:val="single" w:sz="6" w:space="0" w:color="B7C4D5"/>
-              <w:right w:val="single" w:sz="6" w:space="0" w:color="B7C4D5"/>
-            </w:tcBorders>
-            <w:tcMar>
-              <w:top w:w="80" w:type="dxa"/>
-              <w:start w:w="120" w:type="dxa"/>
-              <w:bottom w:w="80" w:type="dxa"/>
-              <w:end w:w="120" w:type="dxa"/>
-            </w:tcMar>
-          </w:tcPr>
-          <w:p>
-            <w:r/>
-            <w:r>
-              <w:rPr>
-                <w:b w:val="0"/>
-                <w:i w:val="0"/>
-              </w:rPr>
-              <w:t>Kết quả vé hợp lệ nếu QR thuộc vé active, còn hạn và đúng tuyến/chuyến; hệ thống ghi nhận lịch sử đi xe khi phù hợp.</w:t>
-            </w:r>
-          </w:p>
-        </w:tc>
-      </w:tr>
-    </w:tbl>
-    <w:p/>
-    <w:p>
-      <w:pPr>
-        <w:pStyle w:val="ListNumber"/>
-      </w:pPr>
-      <w:r>
-        <w:rPr>
-          <w:b w:val="0"/>
-          <w:i w:val="0"/>
-        </w:rPr>
-        <w:t>Đăng nhập phụ xe.</w:t>
-      </w:r>
-    </w:p>
-    <w:p>
-      <w:pPr>
-        <w:pStyle w:val="ListNumber"/>
-      </w:pPr>
-      <w:r>
-        <w:rPr>
-          <w:b w:val="0"/>
-          <w:i w:val="0"/>
-        </w:rPr>
-        <w:t>Mở Quét vé QR.</w:t>
-      </w:r>
-    </w:p>
-    <w:p>
-      <w:pPr>
-        <w:pStyle w:val="ListNumber"/>
-      </w:pPr>
-      <w:r>
-        <w:rPr>
-          <w:b w:val="0"/>
-          <w:i w:val="0"/>
-        </w:rPr>
-        <w:t>Chọn chuyến hôm nay, ưu tiên chuyến ITER1 - Campus Loop đang RUNNING.</w:t>
-      </w:r>
-    </w:p>
-    <w:p>
-      <w:pPr>
-        <w:pStyle w:val="ListNumber"/>
-      </w:pPr>
-      <w:r>
-        <w:rPr>
-          <w:b w:val="0"/>
-          <w:i w:val="0"/>
-        </w:rPr>
-        <w:t>Dùng camera để quét QR hoặc copy mã QR từ trang sinh viên và dán vào ô Mã QR vé.</w:t>
-      </w:r>
-    </w:p>
-    <w:p>
-      <w:pPr>
-        <w:pStyle w:val="ListNumber"/>
-      </w:pPr>
-      <w:r>
-        <w:rPr>
-          <w:b w:val="0"/>
-          <w:i w:val="0"/>
-        </w:rPr>
-        <w:t>Bấm Kiểm tra vé.</w:t>
-      </w:r>
-    </w:p>
-    <w:p>
-      <w:pPr>
-        <w:pStyle w:val="Heading3"/>
-      </w:pPr>
-      <w:r>
-        <w:rPr>
-          <w:b w:val="0"/>
-          <w:i w:val="0"/>
-        </w:rPr>
-        <w:t>Bước 8. Sinh viên xem lịch sử và gửi phản hồi</w:t>
-      </w:r>
-    </w:p>
-    <w:tbl>
-      <w:tblPr>
-        <w:tblW w:type="dxa" w:w="9360"/>
-        <w:tblLayout w:type="fixed"/>
-        <w:tblLook w:firstColumn="1" w:firstRow="1" w:lastColumn="0" w:lastRow="0" w:noHBand="0" w:noVBand="1" w:val="04A0"/>
-        <w:jc w:val="left"/>
-        <w:tblInd w:w="120" w:type="dxa"/>
-      </w:tblPr>
-      <w:tblGrid>
-        <w:gridCol w:w="1944"/>
-        <w:gridCol w:w="7416"/>
-      </w:tblGrid>
-      <w:tr>
-        <w:tc>
-          <w:tcPr>
-            <w:tcW w:type="dxa" w:w="1944"/>
-            <w:vAlign w:val="center"/>
-            <w:tcBorders>
-              <w:top w:val="single" w:sz="6" w:space="0" w:color="B7C4D5"/>
-              <w:left w:val="single" w:sz="6" w:space="0" w:color="B7C4D5"/>
-              <w:bottom w:val="single" w:sz="6" w:space="0" w:color="B7C4D5"/>
-              <w:right w:val="single" w:sz="6" w:space="0" w:color="B7C4D5"/>
-            </w:tcBorders>
-            <w:tcMar>
-              <w:top w:w="80" w:type="dxa"/>
-              <w:start w:w="120" w:type="dxa"/>
-              <w:bottom w:w="80" w:type="dxa"/>
-              <w:end w:w="120" w:type="dxa"/>
-            </w:tcMar>
-            <w:shd w:fill="F2F4F7"/>
-          </w:tcPr>
-          <w:p>
-            <w:r/>
-            <w:r>
-              <w:rPr>
-                <w:b/>
-                <w:i w:val="0"/>
-                <w:color w:val="0B2545"/>
-              </w:rPr>
-              <w:t>Trường</w:t>
-            </w:r>
-          </w:p>
-        </w:tc>
-        <w:tc>
-          <w:tcPr>
-            <w:tcW w:type="dxa" w:w="7416"/>
-            <w:vAlign w:val="center"/>
-            <w:tcBorders>
-              <w:top w:val="single" w:sz="6" w:space="0" w:color="B7C4D5"/>
-              <w:left w:val="single" w:sz="6" w:space="0" w:color="B7C4D5"/>
-              <w:bottom w:val="single" w:sz="6" w:space="0" w:color="B7C4D5"/>
-              <w:right w:val="single" w:sz="6" w:space="0" w:color="B7C4D5"/>
-            </w:tcBorders>
-            <w:tcMar>
-              <w:top w:w="80" w:type="dxa"/>
-              <w:start w:w="120" w:type="dxa"/>
-              <w:bottom w:w="80" w:type="dxa"/>
-              <w:end w:w="120" w:type="dxa"/>
-            </w:tcMar>
-            <w:shd w:fill="F2F4F7"/>
-          </w:tcPr>
-          <w:p>
-            <w:r/>
-            <w:r>
-              <w:rPr>
-                <w:b/>
-                <w:i w:val="0"/>
-                <w:color w:val="0B2545"/>
-              </w:rPr>
-              <w:t>Nội dung</w:t>
-            </w:r>
-          </w:p>
-        </w:tc>
-      </w:tr>
-      <w:tr>
-        <w:tc>
-          <w:tcPr>
-            <w:tcW w:type="dxa" w:w="1944"/>
-            <w:vAlign w:val="center"/>
-            <w:tcBorders>
-              <w:top w:val="single" w:sz="6" w:space="0" w:color="B7C4D5"/>
-              <w:left w:val="single" w:sz="6" w:space="0" w:color="B7C4D5"/>
-              <w:bottom w:val="single" w:sz="6" w:space="0" w:color="B7C4D5"/>
-              <w:right w:val="single" w:sz="6" w:space="0" w:color="B7C4D5"/>
-            </w:tcBorders>
-            <w:tcMar>
-              <w:top w:w="80" w:type="dxa"/>
-              <w:start w:w="120" w:type="dxa"/>
-              <w:bottom w:w="80" w:type="dxa"/>
-              <w:end w:w="120" w:type="dxa"/>
-            </w:tcMar>
-          </w:tcPr>
-          <w:p>
-            <w:r/>
-            <w:r>
-              <w:rPr>
-                <w:b w:val="0"/>
-                <w:i w:val="0"/>
-              </w:rPr>
-              <w:t>Actor</w:t>
-            </w:r>
-          </w:p>
-        </w:tc>
-        <w:tc>
-          <w:tcPr>
-            <w:tcW w:type="dxa" w:w="7416"/>
-            <w:vAlign w:val="center"/>
-            <w:tcBorders>
-              <w:top w:val="single" w:sz="6" w:space="0" w:color="B7C4D5"/>
-              <w:left w:val="single" w:sz="6" w:space="0" w:color="B7C4D5"/>
-              <w:bottom w:val="single" w:sz="6" w:space="0" w:color="B7C4D5"/>
-              <w:right w:val="single" w:sz="6" w:space="0" w:color="B7C4D5"/>
-            </w:tcBorders>
-            <w:tcMar>
-              <w:top w:w="80" w:type="dxa"/>
-              <w:start w:w="120" w:type="dxa"/>
-              <w:bottom w:w="80" w:type="dxa"/>
-              <w:end w:w="120" w:type="dxa"/>
-            </w:tcMar>
-          </w:tcPr>
-          <w:p>
-            <w:r/>
-            <w:r>
-              <w:rPr>
-                <w:b w:val="0"/>
-                <w:i w:val="0"/>
-              </w:rPr>
-              <w:t>Sinh viên</w:t>
-            </w:r>
-          </w:p>
-        </w:tc>
-      </w:tr>
-      <w:tr>
-        <w:tc>
-          <w:tcPr>
-            <w:tcW w:type="dxa" w:w="1944"/>
-            <w:vAlign w:val="center"/>
-            <w:tcBorders>
-              <w:top w:val="single" w:sz="6" w:space="0" w:color="B7C4D5"/>
-              <w:left w:val="single" w:sz="6" w:space="0" w:color="B7C4D5"/>
-              <w:bottom w:val="single" w:sz="6" w:space="0" w:color="B7C4D5"/>
-              <w:right w:val="single" w:sz="6" w:space="0" w:color="B7C4D5"/>
-            </w:tcBorders>
-            <w:tcMar>
-              <w:top w:w="80" w:type="dxa"/>
-              <w:start w:w="120" w:type="dxa"/>
-              <w:bottom w:w="80" w:type="dxa"/>
-              <w:end w:w="120" w:type="dxa"/>
-            </w:tcMar>
-          </w:tcPr>
-          <w:p>
-            <w:r/>
-            <w:r>
-              <w:rPr>
-                <w:b w:val="0"/>
-                <w:i w:val="0"/>
-              </w:rPr>
-              <w:t>Đường dẫn</w:t>
-            </w:r>
-          </w:p>
-        </w:tc>
-        <w:tc>
-          <w:tcPr>
-            <w:tcW w:type="dxa" w:w="7416"/>
-            <w:vAlign w:val="center"/>
-            <w:tcBorders>
-              <w:top w:val="single" w:sz="6" w:space="0" w:color="B7C4D5"/>
-              <w:left w:val="single" w:sz="6" w:space="0" w:color="B7C4D5"/>
-              <w:bottom w:val="single" w:sz="6" w:space="0" w:color="B7C4D5"/>
-              <w:right w:val="single" w:sz="6" w:space="0" w:color="B7C4D5"/>
-            </w:tcBorders>
-            <w:tcMar>
-              <w:top w:w="80" w:type="dxa"/>
-              <w:start w:w="120" w:type="dxa"/>
-              <w:bottom w:w="80" w:type="dxa"/>
-              <w:end w:w="120" w:type="dxa"/>
-            </w:tcMar>
-          </w:tcPr>
-          <w:p>
-            <w:r/>
-            <w:r>
-              <w:rPr>
-                <w:b w:val="0"/>
-                <w:i w:val="0"/>
-              </w:rPr>
-              <w:t>/student/history và /student/feedback</w:t>
-            </w:r>
-          </w:p>
-        </w:tc>
-      </w:tr>
-      <w:tr>
-        <w:tc>
-          <w:tcPr>
-            <w:tcW w:type="dxa" w:w="1944"/>
-            <w:vAlign w:val="center"/>
-            <w:tcBorders>
-              <w:top w:val="single" w:sz="6" w:space="0" w:color="B7C4D5"/>
-              <w:left w:val="single" w:sz="6" w:space="0" w:color="B7C4D5"/>
-              <w:bottom w:val="single" w:sz="6" w:space="0" w:color="B7C4D5"/>
-              <w:right w:val="single" w:sz="6" w:space="0" w:color="B7C4D5"/>
-            </w:tcBorders>
-            <w:tcMar>
-              <w:top w:w="80" w:type="dxa"/>
-              <w:start w:w="120" w:type="dxa"/>
-              <w:bottom w:w="80" w:type="dxa"/>
-              <w:end w:w="120" w:type="dxa"/>
-            </w:tcMar>
-          </w:tcPr>
-          <w:p>
-            <w:r/>
-            <w:r>
-              <w:rPr>
-                <w:b w:val="0"/>
-                <w:i w:val="0"/>
-              </w:rPr>
-              <w:t>Kết quả cần thấy</w:t>
-            </w:r>
-          </w:p>
-        </w:tc>
-        <w:tc>
-          <w:tcPr>
-            <w:tcW w:type="dxa" w:w="7416"/>
-            <w:vAlign w:val="center"/>
-            <w:tcBorders>
-              <w:top w:val="single" w:sz="6" w:space="0" w:color="B7C4D5"/>
-              <w:left w:val="single" w:sz="6" w:space="0" w:color="B7C4D5"/>
-              <w:bottom w:val="single" w:sz="6" w:space="0" w:color="B7C4D5"/>
-              <w:right w:val="single" w:sz="6" w:space="0" w:color="B7C4D5"/>
-            </w:tcBorders>
-            <w:tcMar>
-              <w:top w:w="80" w:type="dxa"/>
-              <w:start w:w="120" w:type="dxa"/>
-              <w:bottom w:w="80" w:type="dxa"/>
-              <w:end w:w="120" w:type="dxa"/>
-            </w:tcMar>
-          </w:tcPr>
-          <w:p>
-            <w:r/>
-            <w:r>
-              <w:rPr>
-                <w:b w:val="0"/>
-                <w:i w:val="0"/>
-              </w:rPr>
-              <w:t>Lịch sử có chuyến từ QR scan hoặc seed; phản hồi được lưu để điều phối xử lý.</w:t>
-            </w:r>
-          </w:p>
-        </w:tc>
-      </w:tr>
-    </w:tbl>
-    <w:p/>
-    <w:p>
-      <w:pPr>
-        <w:pStyle w:val="ListNumber"/>
-      </w:pPr>
-      <w:r>
-        <w:rPr>
-          <w:b w:val="0"/>
-          <w:i w:val="0"/>
-        </w:rPr>
-        <w:t>Đăng nhập lại sinh viên.</w:t>
-      </w:r>
-    </w:p>
-    <w:p>
-      <w:pPr>
-        <w:pStyle w:val="ListNumber"/>
-      </w:pPr>
-      <w:r>
-        <w:rPr>
-          <w:b w:val="0"/>
-          <w:i w:val="0"/>
-        </w:rPr>
-        <w:t>Mở Lịch sử chuyến đi để kiểm tra chuyến đã được ghi nhận.</w:t>
-      </w:r>
-    </w:p>
-    <w:p>
-      <w:pPr>
-        <w:pStyle w:val="ListNumber"/>
-      </w:pPr>
-      <w:r>
-        <w:rPr>
-          <w:b w:val="0"/>
-          <w:i w:val="0"/>
-        </w:rPr>
-        <w:t>Mở Phản hồi chuyến xe.</w:t>
-      </w:r>
-    </w:p>
-    <w:p>
-      <w:pPr>
-        <w:pStyle w:val="ListNumber"/>
-      </w:pPr>
-      <w:r>
-        <w:rPr>
-          <w:b w:val="0"/>
-          <w:i w:val="0"/>
-        </w:rPr>
-        <w:t>Chọn nội dung/rating phù hợp và gửi phản hồi.</w:t>
-      </w:r>
-    </w:p>
-    <w:p>
-      <w:pPr>
-        <w:pStyle w:val="Heading3"/>
-      </w:pPr>
-      <w:r>
-        <w:rPr>
-          <w:b w:val="0"/>
-          <w:i w:val="0"/>
-        </w:rPr>
-        <w:t>Bước 9. Điều phối xử lý phản hồi và phát thông báo</w:t>
-      </w:r>
-    </w:p>
-    <w:tbl>
-      <w:tblPr>
-        <w:tblW w:type="dxa" w:w="9360"/>
-        <w:tblLayout w:type="fixed"/>
-        <w:tblLook w:firstColumn="1" w:firstRow="1" w:lastColumn="0" w:lastRow="0" w:noHBand="0" w:noVBand="1" w:val="04A0"/>
-        <w:jc w:val="left"/>
-        <w:tblInd w:w="120" w:type="dxa"/>
-      </w:tblPr>
-      <w:tblGrid>
-        <w:gridCol w:w="1944"/>
-        <w:gridCol w:w="7416"/>
-      </w:tblGrid>
-      <w:tr>
-        <w:tc>
-          <w:tcPr>
-            <w:tcW w:type="dxa" w:w="1944"/>
-            <w:vAlign w:val="center"/>
-            <w:tcBorders>
-              <w:top w:val="single" w:sz="6" w:space="0" w:color="B7C4D5"/>
-              <w:left w:val="single" w:sz="6" w:space="0" w:color="B7C4D5"/>
-              <w:bottom w:val="single" w:sz="6" w:space="0" w:color="B7C4D5"/>
-              <w:right w:val="single" w:sz="6" w:space="0" w:color="B7C4D5"/>
-            </w:tcBorders>
-            <w:tcMar>
-              <w:top w:w="80" w:type="dxa"/>
-              <w:start w:w="120" w:type="dxa"/>
-              <w:bottom w:w="80" w:type="dxa"/>
-              <w:end w:w="120" w:type="dxa"/>
-            </w:tcMar>
-            <w:shd w:fill="F2F4F7"/>
-          </w:tcPr>
-          <w:p>
-            <w:r/>
-            <w:r>
-              <w:rPr>
-                <w:b/>
-                <w:i w:val="0"/>
-                <w:color w:val="0B2545"/>
-              </w:rPr>
-              <w:t>Trường</w:t>
-            </w:r>
-          </w:p>
-        </w:tc>
-        <w:tc>
-          <w:tcPr>
-            <w:tcW w:type="dxa" w:w="7416"/>
-            <w:vAlign w:val="center"/>
-            <w:tcBorders>
-              <w:top w:val="single" w:sz="6" w:space="0" w:color="B7C4D5"/>
-              <w:left w:val="single" w:sz="6" w:space="0" w:color="B7C4D5"/>
-              <w:bottom w:val="single" w:sz="6" w:space="0" w:color="B7C4D5"/>
-              <w:right w:val="single" w:sz="6" w:space="0" w:color="B7C4D5"/>
-            </w:tcBorders>
-            <w:tcMar>
-              <w:top w:w="80" w:type="dxa"/>
-              <w:start w:w="120" w:type="dxa"/>
-              <w:bottom w:w="80" w:type="dxa"/>
-              <w:end w:w="120" w:type="dxa"/>
-            </w:tcMar>
-            <w:shd w:fill="F2F4F7"/>
-          </w:tcPr>
-          <w:p>
-            <w:r/>
-            <w:r>
-              <w:rPr>
-                <w:b/>
-                <w:i w:val="0"/>
-                <w:color w:val="0B2545"/>
-              </w:rPr>
-              <w:t>Nội dung</w:t>
-            </w:r>
-          </w:p>
-        </w:tc>
-      </w:tr>
-      <w:tr>
-        <w:tc>
-          <w:tcPr>
-            <w:tcW w:type="dxa" w:w="1944"/>
-            <w:vAlign w:val="center"/>
-            <w:tcBorders>
-              <w:top w:val="single" w:sz="6" w:space="0" w:color="B7C4D5"/>
-              <w:left w:val="single" w:sz="6" w:space="0" w:color="B7C4D5"/>
-              <w:bottom w:val="single" w:sz="6" w:space="0" w:color="B7C4D5"/>
-              <w:right w:val="single" w:sz="6" w:space="0" w:color="B7C4D5"/>
-            </w:tcBorders>
-            <w:tcMar>
-              <w:top w:w="80" w:type="dxa"/>
-              <w:start w:w="120" w:type="dxa"/>
-              <w:bottom w:w="80" w:type="dxa"/>
-              <w:end w:w="120" w:type="dxa"/>
-            </w:tcMar>
-          </w:tcPr>
-          <w:p>
-            <w:r/>
-            <w:r>
-              <w:rPr>
-                <w:b w:val="0"/>
-                <w:i w:val="0"/>
-              </w:rPr>
-              <w:t>Actor</w:t>
-            </w:r>
-          </w:p>
-        </w:tc>
-        <w:tc>
-          <w:tcPr>
-            <w:tcW w:type="dxa" w:w="7416"/>
-            <w:vAlign w:val="center"/>
-            <w:tcBorders>
-              <w:top w:val="single" w:sz="6" w:space="0" w:color="B7C4D5"/>
-              <w:left w:val="single" w:sz="6" w:space="0" w:color="B7C4D5"/>
-              <w:bottom w:val="single" w:sz="6" w:space="0" w:color="B7C4D5"/>
-              <w:right w:val="single" w:sz="6" w:space="0" w:color="B7C4D5"/>
-            </w:tcBorders>
-            <w:tcMar>
-              <w:top w:w="80" w:type="dxa"/>
-              <w:start w:w="120" w:type="dxa"/>
-              <w:bottom w:w="80" w:type="dxa"/>
-              <w:end w:w="120" w:type="dxa"/>
-            </w:tcMar>
-          </w:tcPr>
-          <w:p>
-            <w:r/>
-            <w:r>
-              <w:rPr>
-                <w:b w:val="0"/>
-                <w:i w:val="0"/>
-              </w:rPr>
-              <w:t>dispatcher.iter1@unibus.local</w:t>
-            </w:r>
-          </w:p>
-        </w:tc>
-      </w:tr>
-      <w:tr>
-        <w:tc>
-          <w:tcPr>
-            <w:tcW w:type="dxa" w:w="1944"/>
-            <w:vAlign w:val="center"/>
-            <w:tcBorders>
-              <w:top w:val="single" w:sz="6" w:space="0" w:color="B7C4D5"/>
-              <w:left w:val="single" w:sz="6" w:space="0" w:color="B7C4D5"/>
-              <w:bottom w:val="single" w:sz="6" w:space="0" w:color="B7C4D5"/>
-              <w:right w:val="single" w:sz="6" w:space="0" w:color="B7C4D5"/>
-            </w:tcBorders>
-            <w:tcMar>
-              <w:top w:w="80" w:type="dxa"/>
-              <w:start w:w="120" w:type="dxa"/>
-              <w:bottom w:w="80" w:type="dxa"/>
-              <w:end w:w="120" w:type="dxa"/>
-            </w:tcMar>
-          </w:tcPr>
-          <w:p>
-            <w:r/>
-            <w:r>
-              <w:rPr>
-                <w:b w:val="0"/>
-                <w:i w:val="0"/>
-              </w:rPr>
-              <w:t>Đường dẫn</w:t>
-            </w:r>
-          </w:p>
-        </w:tc>
-        <w:tc>
-          <w:tcPr>
-            <w:tcW w:type="dxa" w:w="7416"/>
-            <w:vAlign w:val="center"/>
-            <w:tcBorders>
-              <w:top w:val="single" w:sz="6" w:space="0" w:color="B7C4D5"/>
-              <w:left w:val="single" w:sz="6" w:space="0" w:color="B7C4D5"/>
-              <w:bottom w:val="single" w:sz="6" w:space="0" w:color="B7C4D5"/>
-              <w:right w:val="single" w:sz="6" w:space="0" w:color="B7C4D5"/>
-            </w:tcBorders>
-            <w:tcMar>
-              <w:top w:w="80" w:type="dxa"/>
-              <w:start w:w="120" w:type="dxa"/>
-              <w:bottom w:w="80" w:type="dxa"/>
-              <w:end w:w="120" w:type="dxa"/>
-            </w:tcMar>
-          </w:tcPr>
-          <w:p>
-            <w:r/>
-            <w:r>
-              <w:rPr>
-                <w:b w:val="0"/>
-                <w:i w:val="0"/>
-              </w:rPr>
-              <w:t>/coordinator/feedback</w:t>
-            </w:r>
-          </w:p>
-        </w:tc>
-      </w:tr>
-      <w:tr>
-        <w:tc>
-          <w:tcPr>
-            <w:tcW w:type="dxa" w:w="1944"/>
-            <w:vAlign w:val="center"/>
-            <w:tcBorders>
-              <w:top w:val="single" w:sz="6" w:space="0" w:color="B7C4D5"/>
-              <w:left w:val="single" w:sz="6" w:space="0" w:color="B7C4D5"/>
-              <w:bottom w:val="single" w:sz="6" w:space="0" w:color="B7C4D5"/>
-              <w:right w:val="single" w:sz="6" w:space="0" w:color="B7C4D5"/>
-            </w:tcBorders>
-            <w:tcMar>
-              <w:top w:w="80" w:type="dxa"/>
-              <w:start w:w="120" w:type="dxa"/>
-              <w:bottom w:w="80" w:type="dxa"/>
-              <w:end w:w="120" w:type="dxa"/>
-            </w:tcMar>
-          </w:tcPr>
-          <w:p>
-            <w:r/>
-            <w:r>
-              <w:rPr>
-                <w:b w:val="0"/>
-                <w:i w:val="0"/>
-              </w:rPr>
-              <w:t>Kết quả cần thấy</w:t>
-            </w:r>
-          </w:p>
-        </w:tc>
-        <w:tc>
-          <w:tcPr>
-            <w:tcW w:type="dxa" w:w="7416"/>
-            <w:vAlign w:val="center"/>
-            <w:tcBorders>
-              <w:top w:val="single" w:sz="6" w:space="0" w:color="B7C4D5"/>
-              <w:left w:val="single" w:sz="6" w:space="0" w:color="B7C4D5"/>
-              <w:bottom w:val="single" w:sz="6" w:space="0" w:color="B7C4D5"/>
-              <w:right w:val="single" w:sz="6" w:space="0" w:color="B7C4D5"/>
-            </w:tcBorders>
-            <w:tcMar>
-              <w:top w:w="80" w:type="dxa"/>
-              <w:start w:w="120" w:type="dxa"/>
-              <w:bottom w:w="80" w:type="dxa"/>
-              <w:end w:w="120" w:type="dxa"/>
-            </w:tcMar>
-          </w:tcPr>
-          <w:p>
-            <w:r/>
-            <w:r>
-              <w:rPr>
-                <w:b w:val="0"/>
-                <w:i w:val="0"/>
-              </w:rPr>
-              <w:t>Phản hồi chuyển trạng thái Đã xử lý; thông báo mới xuất hiện ở phía người nhận tương ứng.</w:t>
-            </w:r>
-          </w:p>
-        </w:tc>
-      </w:tr>
-    </w:tbl>
-    <w:p/>
-    <w:p>
-      <w:pPr>
-        <w:pStyle w:val="ListNumber"/>
-      </w:pPr>
-      <w:r>
-        <w:rPr>
-          <w:b w:val="0"/>
-          <w:i w:val="0"/>
-        </w:rPr>
-        <w:t>Đăng nhập điều phối viên.</w:t>
-      </w:r>
-    </w:p>
-    <w:p>
-      <w:pPr>
-        <w:pStyle w:val="ListNumber"/>
-      </w:pPr>
-      <w:r>
-        <w:rPr>
-          <w:b w:val="0"/>
-          <w:i w:val="0"/>
-        </w:rPr>
-        <w:t>Mở Phản hồi &amp; Thông báo.</w:t>
-      </w:r>
-    </w:p>
-    <w:p>
-      <w:pPr>
-        <w:pStyle w:val="ListNumber"/>
-      </w:pPr>
-      <w:r>
-        <w:rPr>
-          <w:b w:val="0"/>
-          <w:i w:val="0"/>
-        </w:rPr>
-        <w:t>Lọc Chờ xử lý, chọn phản hồi mới.</w:t>
-      </w:r>
-    </w:p>
-    <w:p>
-      <w:pPr>
-        <w:pStyle w:val="ListNumber"/>
-      </w:pPr>
-      <w:r>
-        <w:rPr>
-          <w:b w:val="0"/>
-          <w:i w:val="0"/>
-        </w:rPr>
-        <w:t>Bấm Đánh dấu đã xử lý.</w:t>
-      </w:r>
-    </w:p>
-    <w:p>
-      <w:pPr>
-        <w:pStyle w:val="ListNumber"/>
-      </w:pPr>
-      <w:r>
-        <w:rPr>
-          <w:b w:val="0"/>
-          <w:i w:val="0"/>
-        </w:rPr>
-        <w:t>Ở khung Phát thông báo mới, nhập tiêu đề/nội dung và gửi đến nhóm phù hợp.</w:t>
-      </w:r>
-    </w:p>
-    <w:p>
-      <w:pPr>
-        <w:pStyle w:val="Heading1"/>
-      </w:pPr>
-      <w:r>
-        <w:rPr>
-          <w:b w:val="0"/>
-          <w:i w:val="0"/>
-        </w:rPr>
-        <w:t>4. Những điểm nghiệp vụ cần nói rõ khi demo</w:t>
-      </w:r>
-    </w:p>
-    <w:tbl>
-      <w:tblPr>
-        <w:tblW w:type="dxa" w:w="9360"/>
-        <w:tblLayout w:type="fixed"/>
-        <w:tblLook w:firstColumn="1" w:firstRow="1" w:lastColumn="0" w:lastRow="0" w:noHBand="0" w:noVBand="1" w:val="04A0"/>
-        <w:jc w:val="left"/>
-        <w:tblInd w:w="120" w:type="dxa"/>
-      </w:tblPr>
-      <w:tblGrid>
-        <w:gridCol w:w="2232"/>
-        <w:gridCol w:w="7128"/>
-      </w:tblGrid>
-      <w:tr>
-        <w:tc>
-          <w:tcPr>
-            <w:tcW w:type="dxa" w:w="2232"/>
-            <w:vAlign w:val="center"/>
-            <w:tcBorders>
-              <w:top w:val="single" w:sz="6" w:space="0" w:color="B7C4D5"/>
-              <w:left w:val="single" w:sz="6" w:space="0" w:color="B7C4D5"/>
-              <w:bottom w:val="single" w:sz="6" w:space="0" w:color="B7C4D5"/>
-              <w:right w:val="single" w:sz="6" w:space="0" w:color="B7C4D5"/>
-            </w:tcBorders>
-            <w:tcMar>
-              <w:top w:w="80" w:type="dxa"/>
-              <w:start w:w="120" w:type="dxa"/>
-              <w:bottom w:w="80" w:type="dxa"/>
-              <w:end w:w="120" w:type="dxa"/>
-            </w:tcMar>
-            <w:shd w:fill="E8EEF5"/>
-          </w:tcPr>
-          <w:p>
-            <w:r/>
-            <w:r>
-              <w:rPr>
-                <w:b/>
-                <w:i w:val="0"/>
-                <w:color w:val="0B2545"/>
-              </w:rPr>
-              <w:t>Chủ đề</w:t>
-            </w:r>
-          </w:p>
-        </w:tc>
-        <w:tc>
-          <w:tcPr>
-            <w:tcW w:type="dxa" w:w="7128"/>
-            <w:vAlign w:val="center"/>
-            <w:tcBorders>
-              <w:top w:val="single" w:sz="6" w:space="0" w:color="B7C4D5"/>
-              <w:left w:val="single" w:sz="6" w:space="0" w:color="B7C4D5"/>
-              <w:bottom w:val="single" w:sz="6" w:space="0" w:color="B7C4D5"/>
-              <w:right w:val="single" w:sz="6" w:space="0" w:color="B7C4D5"/>
-            </w:tcBorders>
-            <w:tcMar>
-              <w:top w:w="80" w:type="dxa"/>
-              <w:start w:w="120" w:type="dxa"/>
-              <w:bottom w:w="80" w:type="dxa"/>
-              <w:end w:w="120" w:type="dxa"/>
-            </w:tcMar>
-            <w:shd w:fill="E8EEF5"/>
-          </w:tcPr>
-          <w:p>
-            <w:r/>
-            <w:r>
-              <w:rPr>
-                <w:b/>
-                <w:i w:val="0"/>
-                <w:color w:val="0B2545"/>
-              </w:rPr>
-              <w:t>Cách giải thích ngắn gọn</w:t>
-            </w:r>
-          </w:p>
-        </w:tc>
-      </w:tr>
-      <w:tr>
-        <w:tc>
-          <w:tcPr>
-            <w:tcW w:type="dxa" w:w="2232"/>
-            <w:vAlign w:val="center"/>
-            <w:tcBorders>
-              <w:top w:val="single" w:sz="6" w:space="0" w:color="B7C4D5"/>
-              <w:left w:val="single" w:sz="6" w:space="0" w:color="B7C4D5"/>
-              <w:bottom w:val="single" w:sz="6" w:space="0" w:color="B7C4D5"/>
-              <w:right w:val="single" w:sz="6" w:space="0" w:color="B7C4D5"/>
-            </w:tcBorders>
-            <w:tcMar>
-              <w:top w:w="80" w:type="dxa"/>
-              <w:start w:w="120" w:type="dxa"/>
-              <w:bottom w:w="80" w:type="dxa"/>
-              <w:end w:w="120" w:type="dxa"/>
-            </w:tcMar>
-          </w:tcPr>
-          <w:p>
-            <w:r/>
-            <w:r>
-              <w:rPr>
-                <w:b w:val="0"/>
-                <w:i w:val="0"/>
-              </w:rPr>
-              <w:t>Đăng ký tuyến và mua vé</w:t>
-            </w:r>
-          </w:p>
-        </w:tc>
-        <w:tc>
-          <w:tcPr>
-            <w:tcW w:type="dxa" w:w="7128"/>
-            <w:vAlign w:val="center"/>
-            <w:tcBorders>
-              <w:top w:val="single" w:sz="6" w:space="0" w:color="B7C4D5"/>
-              <w:left w:val="single" w:sz="6" w:space="0" w:color="B7C4D5"/>
-              <w:bottom w:val="single" w:sz="6" w:space="0" w:color="B7C4D5"/>
-              <w:right w:val="single" w:sz="6" w:space="0" w:color="B7C4D5"/>
-            </w:tcBorders>
-            <w:tcMar>
-              <w:top w:w="80" w:type="dxa"/>
-              <w:start w:w="120" w:type="dxa"/>
-              <w:bottom w:w="80" w:type="dxa"/>
-              <w:end w:w="120" w:type="dxa"/>
-            </w:tcMar>
-          </w:tcPr>
-          <w:p>
-            <w:r/>
-            <w:r>
-              <w:rPr>
-                <w:b w:val="0"/>
-                <w:i w:val="0"/>
-              </w:rPr>
-              <w:t>Đăng ký tuyến là chọn tuyến/trạm mặc định. Mua vé tháng là bước thanh toán để nhận QR. Hai bước tách nhau.</w:t>
-            </w:r>
-          </w:p>
-        </w:tc>
-      </w:tr>
-      <w:tr>
-        <w:tc>
-          <w:tcPr>
-            <w:tcW w:type="dxa" w:w="2232"/>
-            <w:vAlign w:val="center"/>
-            <w:tcBorders>
-              <w:top w:val="single" w:sz="6" w:space="0" w:color="B7C4D5"/>
-              <w:left w:val="single" w:sz="6" w:space="0" w:color="B7C4D5"/>
-              <w:bottom w:val="single" w:sz="6" w:space="0" w:color="B7C4D5"/>
-              <w:right w:val="single" w:sz="6" w:space="0" w:color="B7C4D5"/>
-            </w:tcBorders>
-            <w:tcMar>
-              <w:top w:w="80" w:type="dxa"/>
-              <w:start w:w="120" w:type="dxa"/>
-              <w:bottom w:w="80" w:type="dxa"/>
-              <w:end w:w="120" w:type="dxa"/>
-            </w:tcMar>
-          </w:tcPr>
-          <w:p>
-            <w:r/>
-            <w:r>
-              <w:rPr>
-                <w:b w:val="0"/>
-                <w:i w:val="0"/>
-              </w:rPr>
-              <w:t>Trạm mặc định</w:t>
-            </w:r>
-          </w:p>
-        </w:tc>
-        <w:tc>
-          <w:tcPr>
-            <w:tcW w:type="dxa" w:w="7128"/>
-            <w:vAlign w:val="center"/>
-            <w:tcBorders>
-              <w:top w:val="single" w:sz="6" w:space="0" w:color="B7C4D5"/>
-              <w:left w:val="single" w:sz="6" w:space="0" w:color="B7C4D5"/>
-              <w:bottom w:val="single" w:sz="6" w:space="0" w:color="B7C4D5"/>
-              <w:right w:val="single" w:sz="6" w:space="0" w:color="B7C4D5"/>
-            </w:tcBorders>
-            <w:tcMar>
-              <w:top w:w="80" w:type="dxa"/>
-              <w:start w:w="120" w:type="dxa"/>
-              <w:bottom w:w="80" w:type="dxa"/>
-              <w:end w:w="120" w:type="dxa"/>
-            </w:tcMar>
-          </w:tcPr>
-          <w:p>
-            <w:r/>
-            <w:r>
-              <w:rPr>
-                <w:b w:val="0"/>
-                <w:i w:val="0"/>
-              </w:rPr>
-              <w:t>Trạm lên/xuống không khóa cứng vé. Vé tháng hợp lệ theo tuyến; trạm giúp ETA, thống kê và điều phối.</w:t>
-            </w:r>
-          </w:p>
-        </w:tc>
-      </w:tr>
-      <w:tr>
-        <w:tc>
-          <w:tcPr>
-            <w:tcW w:type="dxa" w:w="2232"/>
-            <w:vAlign w:val="center"/>
-            <w:tcBorders>
-              <w:top w:val="single" w:sz="6" w:space="0" w:color="B7C4D5"/>
-              <w:left w:val="single" w:sz="6" w:space="0" w:color="B7C4D5"/>
-              <w:bottom w:val="single" w:sz="6" w:space="0" w:color="B7C4D5"/>
-              <w:right w:val="single" w:sz="6" w:space="0" w:color="B7C4D5"/>
-            </w:tcBorders>
-            <w:tcMar>
-              <w:top w:w="80" w:type="dxa"/>
-              <w:start w:w="120" w:type="dxa"/>
-              <w:bottom w:w="80" w:type="dxa"/>
-              <w:end w:w="120" w:type="dxa"/>
-            </w:tcMar>
-          </w:tcPr>
-          <w:p>
-            <w:r/>
-            <w:r>
-              <w:rPr>
-                <w:b w:val="0"/>
-                <w:i w:val="0"/>
-              </w:rPr>
-              <w:t>Trợ giá trường</w:t>
-            </w:r>
-          </w:p>
-        </w:tc>
-        <w:tc>
-          <w:tcPr>
-            <w:tcW w:type="dxa" w:w="7128"/>
-            <w:vAlign w:val="center"/>
-            <w:tcBorders>
-              <w:top w:val="single" w:sz="6" w:space="0" w:color="B7C4D5"/>
-              <w:left w:val="single" w:sz="6" w:space="0" w:color="B7C4D5"/>
-              <w:bottom w:val="single" w:sz="6" w:space="0" w:color="B7C4D5"/>
-              <w:right w:val="single" w:sz="6" w:space="0" w:color="B7C4D5"/>
-            </w:tcBorders>
-            <w:tcMar>
-              <w:top w:w="80" w:type="dxa"/>
-              <w:start w:w="120" w:type="dxa"/>
-              <w:bottom w:w="80" w:type="dxa"/>
-              <w:end w:w="120" w:type="dxa"/>
-            </w:tcMar>
-          </w:tcPr>
-          <w:p>
-            <w:r/>
-            <w:r>
-              <w:rPr>
-                <w:b w:val="0"/>
-                <w:i w:val="0"/>
-              </w:rPr>
-              <w:t>Sinh viên đã xác minh và được map trường chỉ thấy tuyến liên kết với trường. Nếu có chính sách trợ giá active, hệ thống trừ vào giá vé tháng.</w:t>
-            </w:r>
-          </w:p>
-        </w:tc>
-      </w:tr>
-      <w:tr>
-        <w:tc>
-          <w:tcPr>
-            <w:tcW w:type="dxa" w:w="2232"/>
-            <w:vAlign w:val="center"/>
-            <w:tcBorders>
-              <w:top w:val="single" w:sz="6" w:space="0" w:color="B7C4D5"/>
-              <w:left w:val="single" w:sz="6" w:space="0" w:color="B7C4D5"/>
-              <w:bottom w:val="single" w:sz="6" w:space="0" w:color="B7C4D5"/>
-              <w:right w:val="single" w:sz="6" w:space="0" w:color="B7C4D5"/>
-            </w:tcBorders>
-            <w:tcMar>
-              <w:top w:w="80" w:type="dxa"/>
-              <w:start w:w="120" w:type="dxa"/>
-              <w:bottom w:w="80" w:type="dxa"/>
-              <w:end w:w="120" w:type="dxa"/>
-            </w:tcMar>
-          </w:tcPr>
-          <w:p>
-            <w:r/>
-            <w:r>
-              <w:rPr>
-                <w:b w:val="0"/>
-                <w:i w:val="0"/>
-              </w:rPr>
-              <w:t>Thanh toán</w:t>
-            </w:r>
-          </w:p>
-        </w:tc>
-        <w:tc>
-          <w:tcPr>
-            <w:tcW w:type="dxa" w:w="7128"/>
-            <w:vAlign w:val="center"/>
-            <w:tcBorders>
-              <w:top w:val="single" w:sz="6" w:space="0" w:color="B7C4D5"/>
-              <w:left w:val="single" w:sz="6" w:space="0" w:color="B7C4D5"/>
-              <w:bottom w:val="single" w:sz="6" w:space="0" w:color="B7C4D5"/>
-              <w:right w:val="single" w:sz="6" w:space="0" w:color="B7C4D5"/>
-            </w:tcBorders>
-            <w:tcMar>
-              <w:top w:w="80" w:type="dxa"/>
-              <w:start w:w="120" w:type="dxa"/>
-              <w:bottom w:w="80" w:type="dxa"/>
-              <w:end w:w="120" w:type="dxa"/>
-            </w:tcMar>
-          </w:tcPr>
-          <w:p>
-            <w:r/>
-            <w:r>
-              <w:rPr>
-                <w:b w:val="0"/>
-                <w:i w:val="0"/>
-              </w:rPr>
-              <w:t>Iteration hiện tại ghi nhận thanh toán theo phương thức Chuyển khoản / xác nhận hệ thống. Chưa tích hợp cổng payment ngoài.</w:t>
-            </w:r>
-          </w:p>
-        </w:tc>
-      </w:tr>
-      <w:tr>
-        <w:tc>
-          <w:tcPr>
-            <w:tcW w:type="dxa" w:w="2232"/>
-            <w:vAlign w:val="center"/>
-            <w:tcBorders>
-              <w:top w:val="single" w:sz="6" w:space="0" w:color="B7C4D5"/>
-              <w:left w:val="single" w:sz="6" w:space="0" w:color="B7C4D5"/>
-              <w:bottom w:val="single" w:sz="6" w:space="0" w:color="B7C4D5"/>
-              <w:right w:val="single" w:sz="6" w:space="0" w:color="B7C4D5"/>
-            </w:tcBorders>
-            <w:tcMar>
-              <w:top w:w="80" w:type="dxa"/>
-              <w:start w:w="120" w:type="dxa"/>
-              <w:bottom w:w="80" w:type="dxa"/>
-              <w:end w:w="120" w:type="dxa"/>
-            </w:tcMar>
-          </w:tcPr>
-          <w:p>
-            <w:r/>
-            <w:r>
-              <w:rPr>
-                <w:b w:val="0"/>
-                <w:i w:val="0"/>
-              </w:rPr>
-              <w:t>QR vé tháng</w:t>
-            </w:r>
-          </w:p>
-        </w:tc>
-        <w:tc>
-          <w:tcPr>
-            <w:tcW w:type="dxa" w:w="7128"/>
-            <w:vAlign w:val="center"/>
-            <w:tcBorders>
-              <w:top w:val="single" w:sz="6" w:space="0" w:color="B7C4D5"/>
-              <w:left w:val="single" w:sz="6" w:space="0" w:color="B7C4D5"/>
-              <w:bottom w:val="single" w:sz="6" w:space="0" w:color="B7C4D5"/>
-              <w:right w:val="single" w:sz="6" w:space="0" w:color="B7C4D5"/>
-            </w:tcBorders>
-            <w:tcMar>
-              <w:top w:w="80" w:type="dxa"/>
-              <w:start w:w="120" w:type="dxa"/>
-              <w:bottom w:w="80" w:type="dxa"/>
-              <w:end w:w="120" w:type="dxa"/>
-            </w:tcMar>
-          </w:tcPr>
-          <w:p>
-            <w:r/>
-            <w:r>
-              <w:rPr>
-                <w:b w:val="0"/>
-                <w:i w:val="0"/>
-              </w:rPr>
-              <w:t>QR sinh ra sau khi có vé tháng active. Phụ xe quét QR để kiểm tra tuyến, trạng thái, thời hạn và ghi nhận lịch sử đi xe.</w:t>
-            </w:r>
-          </w:p>
-        </w:tc>
-      </w:tr>
-      <w:tr>
-        <w:tc>
-          <w:tcPr>
-            <w:tcW w:type="dxa" w:w="2232"/>
-            <w:vAlign w:val="center"/>
-            <w:tcBorders>
-              <w:top w:val="single" w:sz="6" w:space="0" w:color="B7C4D5"/>
-              <w:left w:val="single" w:sz="6" w:space="0" w:color="B7C4D5"/>
-              <w:bottom w:val="single" w:sz="6" w:space="0" w:color="B7C4D5"/>
-              <w:right w:val="single" w:sz="6" w:space="0" w:color="B7C4D5"/>
-            </w:tcBorders>
-            <w:tcMar>
-              <w:top w:w="80" w:type="dxa"/>
-              <w:start w:w="120" w:type="dxa"/>
-              <w:bottom w:w="80" w:type="dxa"/>
-              <w:end w:w="120" w:type="dxa"/>
-            </w:tcMar>
-          </w:tcPr>
-          <w:p>
-            <w:r/>
-            <w:r>
-              <w:rPr>
-                <w:b w:val="0"/>
-                <w:i w:val="0"/>
-              </w:rPr>
-              <w:t>GPS live</w:t>
-            </w:r>
-          </w:p>
-        </w:tc>
-        <w:tc>
-          <w:tcPr>
-            <w:tcW w:type="dxa" w:w="7128"/>
-            <w:vAlign w:val="center"/>
-            <w:tcBorders>
-              <w:top w:val="single" w:sz="6" w:space="0" w:color="B7C4D5"/>
-              <w:left w:val="single" w:sz="6" w:space="0" w:color="B7C4D5"/>
-              <w:bottom w:val="single" w:sz="6" w:space="0" w:color="B7C4D5"/>
-              <w:right w:val="single" w:sz="6" w:space="0" w:color="B7C4D5"/>
-            </w:tcBorders>
-            <w:tcMar>
-              <w:top w:w="80" w:type="dxa"/>
-              <w:start w:w="120" w:type="dxa"/>
-              <w:bottom w:w="80" w:type="dxa"/>
-              <w:end w:w="120" w:type="dxa"/>
-            </w:tcMar>
-          </w:tcPr>
-          <w:p>
-            <w:r/>
-            <w:r>
-              <w:rPr>
-                <w:b w:val="0"/>
-                <w:i w:val="0"/>
-              </w:rPr>
-              <w:t>Tài xế dùng Browser GPS trên HTTPS/local browser. Nếu từ chối quyền vị trí, điều phối sẽ thấy xe chưa gửi GPS.</w:t>
-            </w:r>
-          </w:p>
-        </w:tc>
-      </w:tr>
-    </w:tbl>
-    <w:p/>
-    <w:p>
-      <w:pPr>
-        <w:pStyle w:val="Heading1"/>
-      </w:pPr>
-      <w:r>
-        <w:rPr>
-          <w:b w:val="0"/>
-          <w:i w:val="0"/>
-        </w:rPr>
-        <w:t>5. Checklist pass/fail khi demo</w:t>
-      </w:r>
-    </w:p>
-    <w:tbl>
-      <w:tblPr>
-        <w:tblW w:type="dxa" w:w="9360"/>
-        <w:tblLayout w:type="fixed"/>
-        <w:tblLook w:firstColumn="1" w:firstRow="1" w:lastColumn="0" w:lastRow="0" w:noHBand="0" w:noVBand="1" w:val="04A0"/>
-        <w:jc w:val="left"/>
-        <w:tblInd w:w="120" w:type="dxa"/>
-      </w:tblPr>
-      <w:tblGrid>
-        <w:gridCol w:w="2088"/>
-        <w:gridCol w:w="3816"/>
-        <w:gridCol w:w="3456"/>
-      </w:tblGrid>
-      <w:tr>
-        <w:tc>
-          <w:tcPr>
-            <w:tcW w:type="dxa" w:w="2088"/>
-            <w:vAlign w:val="center"/>
-            <w:tcBorders>
-              <w:top w:val="single" w:sz="6" w:space="0" w:color="B7C4D5"/>
-              <w:left w:val="single" w:sz="6" w:space="0" w:color="B7C4D5"/>
-              <w:bottom w:val="single" w:sz="6" w:space="0" w:color="B7C4D5"/>
-              <w:right w:val="single" w:sz="6" w:space="0" w:color="B7C4D5"/>
-            </w:tcBorders>
-            <w:tcMar>
-              <w:top w:w="80" w:type="dxa"/>
-              <w:start w:w="120" w:type="dxa"/>
-              <w:bottom w:w="80" w:type="dxa"/>
-              <w:end w:w="120" w:type="dxa"/>
-            </w:tcMar>
-            <w:shd w:fill="E8EEF5"/>
-          </w:tcPr>
-          <w:p>
-            <w:r/>
-            <w:r>
-              <w:rPr>
-                <w:b/>
-                <w:i w:val="0"/>
-                <w:color w:val="0B2545"/>
-              </w:rPr>
-              <w:t>Mục kiểm tra</w:t>
-            </w:r>
-          </w:p>
-        </w:tc>
-        <w:tc>
-          <w:tcPr>
-            <w:tcW w:type="dxa" w:w="3816"/>
-            <w:vAlign w:val="center"/>
-            <w:tcBorders>
-              <w:top w:val="single" w:sz="6" w:space="0" w:color="B7C4D5"/>
-              <w:left w:val="single" w:sz="6" w:space="0" w:color="B7C4D5"/>
-              <w:bottom w:val="single" w:sz="6" w:space="0" w:color="B7C4D5"/>
-              <w:right w:val="single" w:sz="6" w:space="0" w:color="B7C4D5"/>
-            </w:tcBorders>
-            <w:tcMar>
-              <w:top w:w="80" w:type="dxa"/>
-              <w:start w:w="120" w:type="dxa"/>
-              <w:bottom w:w="80" w:type="dxa"/>
-              <w:end w:w="120" w:type="dxa"/>
-            </w:tcMar>
-            <w:shd w:fill="E8EEF5"/>
-          </w:tcPr>
-          <w:p>
-            <w:r/>
-            <w:r>
-              <w:rPr>
-                <w:b/>
-                <w:i w:val="0"/>
-                <w:color w:val="0B2545"/>
-              </w:rPr>
-              <w:t>Pass khi thấy</w:t>
-            </w:r>
-          </w:p>
-        </w:tc>
-        <w:tc>
-          <w:tcPr>
-            <w:tcW w:type="dxa" w:w="3456"/>
-            <w:vAlign w:val="center"/>
-            <w:tcBorders>
-              <w:top w:val="single" w:sz="6" w:space="0" w:color="B7C4D5"/>
-              <w:left w:val="single" w:sz="6" w:space="0" w:color="B7C4D5"/>
-              <w:bottom w:val="single" w:sz="6" w:space="0" w:color="B7C4D5"/>
-              <w:right w:val="single" w:sz="6" w:space="0" w:color="B7C4D5"/>
-            </w:tcBorders>
-            <w:tcMar>
-              <w:top w:w="80" w:type="dxa"/>
-              <w:start w:w="120" w:type="dxa"/>
-              <w:bottom w:w="80" w:type="dxa"/>
-              <w:end w:w="120" w:type="dxa"/>
-            </w:tcMar>
-            <w:shd w:fill="E8EEF5"/>
-          </w:tcPr>
-          <w:p>
-            <w:r/>
-            <w:r>
-              <w:rPr>
-                <w:b/>
-                <w:i w:val="0"/>
-                <w:color w:val="0B2545"/>
-              </w:rPr>
-              <w:t>Fail thường gặp</w:t>
-            </w:r>
-          </w:p>
-        </w:tc>
-      </w:tr>
-      <w:tr>
-        <w:tc>
-          <w:tcPr>
-            <w:tcW w:type="dxa" w:w="2088"/>
-            <w:vAlign w:val="center"/>
-            <w:tcBorders>
-              <w:top w:val="single" w:sz="6" w:space="0" w:color="B7C4D5"/>
-              <w:left w:val="single" w:sz="6" w:space="0" w:color="B7C4D5"/>
-              <w:bottom w:val="single" w:sz="6" w:space="0" w:color="B7C4D5"/>
-              <w:right w:val="single" w:sz="6" w:space="0" w:color="B7C4D5"/>
-            </w:tcBorders>
-            <w:tcMar>
-              <w:top w:w="80" w:type="dxa"/>
-              <w:start w:w="120" w:type="dxa"/>
-              <w:bottom w:w="80" w:type="dxa"/>
-              <w:end w:w="120" w:type="dxa"/>
-            </w:tcMar>
-          </w:tcPr>
-          <w:p>
-            <w:r/>
-            <w:r>
-              <w:rPr>
-                <w:b w:val="0"/>
-                <w:i w:val="0"/>
-              </w:rPr>
-              <w:t>Login theo role</w:t>
-            </w:r>
-          </w:p>
-        </w:tc>
-        <w:tc>
-          <w:tcPr>
-            <w:tcW w:type="dxa" w:w="3816"/>
-            <w:vAlign w:val="center"/>
-            <w:tcBorders>
-              <w:top w:val="single" w:sz="6" w:space="0" w:color="B7C4D5"/>
-              <w:left w:val="single" w:sz="6" w:space="0" w:color="B7C4D5"/>
-              <w:bottom w:val="single" w:sz="6" w:space="0" w:color="B7C4D5"/>
-              <w:right w:val="single" w:sz="6" w:space="0" w:color="B7C4D5"/>
-            </w:tcBorders>
-            <w:tcMar>
-              <w:top w:w="80" w:type="dxa"/>
-              <w:start w:w="120" w:type="dxa"/>
-              <w:bottom w:w="80" w:type="dxa"/>
-              <w:end w:w="120" w:type="dxa"/>
-            </w:tcMar>
-          </w:tcPr>
-          <w:p>
-            <w:r/>
-            <w:r>
-              <w:rPr>
-                <w:b w:val="0"/>
-                <w:i w:val="0"/>
-              </w:rPr>
-              <w:t>Đăng nhập đúng dashboard theo role.</w:t>
-            </w:r>
-          </w:p>
-        </w:tc>
-        <w:tc>
-          <w:tcPr>
-            <w:tcW w:type="dxa" w:w="3456"/>
-            <w:vAlign w:val="center"/>
-            <w:tcBorders>
-              <w:top w:val="single" w:sz="6" w:space="0" w:color="B7C4D5"/>
-              <w:left w:val="single" w:sz="6" w:space="0" w:color="B7C4D5"/>
-              <w:bottom w:val="single" w:sz="6" w:space="0" w:color="B7C4D5"/>
-              <w:right w:val="single" w:sz="6" w:space="0" w:color="B7C4D5"/>
-            </w:tcBorders>
-            <w:tcMar>
-              <w:top w:w="80" w:type="dxa"/>
-              <w:start w:w="120" w:type="dxa"/>
-              <w:bottom w:w="80" w:type="dxa"/>
-              <w:end w:w="120" w:type="dxa"/>
-            </w:tcMar>
-          </w:tcPr>
-          <w:p>
-            <w:r/>
-            <w:r>
-              <w:rPr>
-                <w:b w:val="0"/>
-                <w:i w:val="0"/>
-              </w:rPr>
-              <w:t>Sai role hoặc token cũ; logout/login lại.</w:t>
-            </w:r>
-          </w:p>
-        </w:tc>
-      </w:tr>
-      <w:tr>
-        <w:tc>
-          <w:tcPr>
-            <w:tcW w:type="dxa" w:w="2088"/>
-            <w:vAlign w:val="center"/>
-            <w:tcBorders>
-              <w:top w:val="single" w:sz="6" w:space="0" w:color="B7C4D5"/>
-              <w:left w:val="single" w:sz="6" w:space="0" w:color="B7C4D5"/>
-              <w:bottom w:val="single" w:sz="6" w:space="0" w:color="B7C4D5"/>
-              <w:right w:val="single" w:sz="6" w:space="0" w:color="B7C4D5"/>
-            </w:tcBorders>
-            <w:tcMar>
-              <w:top w:w="80" w:type="dxa"/>
-              <w:start w:w="120" w:type="dxa"/>
-              <w:bottom w:w="80" w:type="dxa"/>
-              <w:end w:w="120" w:type="dxa"/>
-            </w:tcMar>
-          </w:tcPr>
-          <w:p>
-            <w:r/>
-            <w:r>
-              <w:rPr>
-                <w:b w:val="0"/>
-                <w:i w:val="0"/>
-              </w:rPr>
-              <w:t>Xác minh</w:t>
-            </w:r>
-          </w:p>
-        </w:tc>
-        <w:tc>
-          <w:tcPr>
-            <w:tcW w:type="dxa" w:w="3816"/>
-            <w:vAlign w:val="center"/>
-            <w:tcBorders>
-              <w:top w:val="single" w:sz="6" w:space="0" w:color="B7C4D5"/>
-              <w:left w:val="single" w:sz="6" w:space="0" w:color="B7C4D5"/>
-              <w:bottom w:val="single" w:sz="6" w:space="0" w:color="B7C4D5"/>
-              <w:right w:val="single" w:sz="6" w:space="0" w:color="B7C4D5"/>
-            </w:tcBorders>
-            <w:tcMar>
-              <w:top w:w="80" w:type="dxa"/>
-              <w:start w:w="120" w:type="dxa"/>
-              <w:bottom w:w="80" w:type="dxa"/>
-              <w:end w:w="120" w:type="dxa"/>
-            </w:tcMar>
-          </w:tcPr>
-          <w:p>
-            <w:r/>
-            <w:r>
-              <w:rPr>
-                <w:b w:val="0"/>
-                <w:i w:val="0"/>
-              </w:rPr>
-              <w:t>Admin thấy hồ sơ, duyệt được, trạng thái cập nhật.</w:t>
-            </w:r>
-          </w:p>
-        </w:tc>
-        <w:tc>
-          <w:tcPr>
-            <w:tcW w:type="dxa" w:w="3456"/>
-            <w:vAlign w:val="center"/>
-            <w:tcBorders>
-              <w:top w:val="single" w:sz="6" w:space="0" w:color="B7C4D5"/>
-              <w:left w:val="single" w:sz="6" w:space="0" w:color="B7C4D5"/>
-              <w:bottom w:val="single" w:sz="6" w:space="0" w:color="B7C4D5"/>
-              <w:right w:val="single" w:sz="6" w:space="0" w:color="B7C4D5"/>
-            </w:tcBorders>
-            <w:tcMar>
-              <w:top w:w="80" w:type="dxa"/>
-              <w:start w:w="120" w:type="dxa"/>
-              <w:bottom w:w="80" w:type="dxa"/>
-              <w:end w:w="120" w:type="dxa"/>
-            </w:tcMar>
-          </w:tcPr>
-          <w:p>
-            <w:r/>
-            <w:r>
-              <w:rPr>
-                <w:b w:val="0"/>
-                <w:i w:val="0"/>
-              </w:rPr>
-              <w:t>Seed chưa chạy hoặc storage ảnh thiếu.</w:t>
-            </w:r>
-          </w:p>
-        </w:tc>
-      </w:tr>
-      <w:tr>
-        <w:tc>
-          <w:tcPr>
-            <w:tcW w:type="dxa" w:w="2088"/>
-            <w:vAlign w:val="center"/>
-            <w:tcBorders>
-              <w:top w:val="single" w:sz="6" w:space="0" w:color="B7C4D5"/>
-              <w:left w:val="single" w:sz="6" w:space="0" w:color="B7C4D5"/>
-              <w:bottom w:val="single" w:sz="6" w:space="0" w:color="B7C4D5"/>
-              <w:right w:val="single" w:sz="6" w:space="0" w:color="B7C4D5"/>
-            </w:tcBorders>
-            <w:tcMar>
-              <w:top w:w="80" w:type="dxa"/>
-              <w:start w:w="120" w:type="dxa"/>
-              <w:bottom w:w="80" w:type="dxa"/>
-              <w:end w:w="120" w:type="dxa"/>
-            </w:tcMar>
-          </w:tcPr>
-          <w:p>
-            <w:r/>
-            <w:r>
-              <w:rPr>
-                <w:b w:val="0"/>
-                <w:i w:val="0"/>
-              </w:rPr>
-              <w:t>Tuyến sinh viên</w:t>
-            </w:r>
-          </w:p>
-        </w:tc>
-        <w:tc>
-          <w:tcPr>
-            <w:tcW w:type="dxa" w:w="3816"/>
-            <w:vAlign w:val="center"/>
-            <w:tcBorders>
-              <w:top w:val="single" w:sz="6" w:space="0" w:color="B7C4D5"/>
-              <w:left w:val="single" w:sz="6" w:space="0" w:color="B7C4D5"/>
-              <w:bottom w:val="single" w:sz="6" w:space="0" w:color="B7C4D5"/>
-              <w:right w:val="single" w:sz="6" w:space="0" w:color="B7C4D5"/>
-            </w:tcBorders>
-            <w:tcMar>
-              <w:top w:w="80" w:type="dxa"/>
-              <w:start w:w="120" w:type="dxa"/>
-              <w:bottom w:w="80" w:type="dxa"/>
-              <w:end w:w="120" w:type="dxa"/>
-            </w:tcMar>
-          </w:tcPr>
-          <w:p>
-            <w:r/>
-            <w:r>
-              <w:rPr>
-                <w:b w:val="0"/>
-                <w:i w:val="0"/>
-              </w:rPr>
-              <w:t>Có trạm/tuyến theo trường, chọn được tuyến mặc định.</w:t>
-            </w:r>
-          </w:p>
-        </w:tc>
-        <w:tc>
-          <w:tcPr>
-            <w:tcW w:type="dxa" w:w="3456"/>
-            <w:vAlign w:val="center"/>
-            <w:tcBorders>
-              <w:top w:val="single" w:sz="6" w:space="0" w:color="B7C4D5"/>
-              <w:left w:val="single" w:sz="6" w:space="0" w:color="B7C4D5"/>
-              <w:bottom w:val="single" w:sz="6" w:space="0" w:color="B7C4D5"/>
-              <w:right w:val="single" w:sz="6" w:space="0" w:color="B7C4D5"/>
-            </w:tcBorders>
-            <w:tcMar>
-              <w:top w:w="80" w:type="dxa"/>
-              <w:start w:w="120" w:type="dxa"/>
-              <w:bottom w:w="80" w:type="dxa"/>
-              <w:end w:w="120" w:type="dxa"/>
-            </w:tcMar>
-          </w:tcPr>
-          <w:p>
-            <w:r/>
-            <w:r>
-              <w:rPr>
-                <w:b w:val="0"/>
-                <w:i w:val="0"/>
-              </w:rPr>
-              <w:t>Chưa chạy seed subsidy hoặc sinh viên chưa map university_id.</w:t>
-            </w:r>
-          </w:p>
-        </w:tc>
-      </w:tr>
-      <w:tr>
-        <w:tc>
-          <w:tcPr>
-            <w:tcW w:type="dxa" w:w="2088"/>
-            <w:vAlign w:val="center"/>
-            <w:tcBorders>
-              <w:top w:val="single" w:sz="6" w:space="0" w:color="B7C4D5"/>
-              <w:left w:val="single" w:sz="6" w:space="0" w:color="B7C4D5"/>
-              <w:bottom w:val="single" w:sz="6" w:space="0" w:color="B7C4D5"/>
-              <w:right w:val="single" w:sz="6" w:space="0" w:color="B7C4D5"/>
-            </w:tcBorders>
-            <w:tcMar>
-              <w:top w:w="80" w:type="dxa"/>
-              <w:start w:w="120" w:type="dxa"/>
-              <w:bottom w:w="80" w:type="dxa"/>
-              <w:end w:w="120" w:type="dxa"/>
-            </w:tcMar>
-          </w:tcPr>
-          <w:p>
-            <w:r/>
-            <w:r>
-              <w:rPr>
-                <w:b w:val="0"/>
-                <w:i w:val="0"/>
-              </w:rPr>
-              <w:t>Vé &amp; Tuyến</w:t>
-            </w:r>
-          </w:p>
-        </w:tc>
-        <w:tc>
-          <w:tcPr>
-            <w:tcW w:type="dxa" w:w="3816"/>
-            <w:vAlign w:val="center"/>
-            <w:tcBorders>
-              <w:top w:val="single" w:sz="6" w:space="0" w:color="B7C4D5"/>
-              <w:left w:val="single" w:sz="6" w:space="0" w:color="B7C4D5"/>
-              <w:bottom w:val="single" w:sz="6" w:space="0" w:color="B7C4D5"/>
-              <w:right w:val="single" w:sz="6" w:space="0" w:color="B7C4D5"/>
-            </w:tcBorders>
-            <w:tcMar>
-              <w:top w:w="80" w:type="dxa"/>
-              <w:start w:w="120" w:type="dxa"/>
-              <w:bottom w:w="80" w:type="dxa"/>
-              <w:end w:w="120" w:type="dxa"/>
-            </w:tcMar>
-          </w:tcPr>
-          <w:p>
-            <w:r/>
-            <w:r>
-              <w:rPr>
-                <w:b w:val="0"/>
-                <w:i w:val="0"/>
-              </w:rPr>
-              <w:t>Có giá gốc, trợ giá/thông báo chính sách, số thanh toán, QR/hóa đơn.</w:t>
-            </w:r>
-          </w:p>
-        </w:tc>
-        <w:tc>
-          <w:tcPr>
-            <w:tcW w:type="dxa" w:w="3456"/>
-            <w:vAlign w:val="center"/>
-            <w:tcBorders>
-              <w:top w:val="single" w:sz="6" w:space="0" w:color="B7C4D5"/>
-              <w:left w:val="single" w:sz="6" w:space="0" w:color="B7C4D5"/>
-              <w:bottom w:val="single" w:sz="6" w:space="0" w:color="B7C4D5"/>
-              <w:right w:val="single" w:sz="6" w:space="0" w:color="B7C4D5"/>
-            </w:tcBorders>
-            <w:tcMar>
-              <w:top w:w="80" w:type="dxa"/>
-              <w:start w:w="120" w:type="dxa"/>
-              <w:bottom w:w="80" w:type="dxa"/>
-              <w:end w:w="120" w:type="dxa"/>
-            </w:tcMar>
-          </w:tcPr>
-          <w:p>
-            <w:r/>
-            <w:r>
-              <w:rPr>
-                <w:b w:val="0"/>
-                <w:i w:val="0"/>
-              </w:rPr>
-              <w:t>Đã có pass cũ nên không thấy nút mua; reset bằng SeedUniversitySubsidyDemo.sql.</w:t>
-            </w:r>
-          </w:p>
-        </w:tc>
-      </w:tr>
-      <w:tr>
-        <w:tc>
-          <w:tcPr>
-            <w:tcW w:type="dxa" w:w="2088"/>
-            <w:vAlign w:val="center"/>
-            <w:tcBorders>
-              <w:top w:val="single" w:sz="6" w:space="0" w:color="B7C4D5"/>
-              <w:left w:val="single" w:sz="6" w:space="0" w:color="B7C4D5"/>
-              <w:bottom w:val="single" w:sz="6" w:space="0" w:color="B7C4D5"/>
-              <w:right w:val="single" w:sz="6" w:space="0" w:color="B7C4D5"/>
-            </w:tcBorders>
-            <w:tcMar>
-              <w:top w:w="80" w:type="dxa"/>
-              <w:start w:w="120" w:type="dxa"/>
-              <w:bottom w:w="80" w:type="dxa"/>
-              <w:end w:w="120" w:type="dxa"/>
-            </w:tcMar>
-          </w:tcPr>
-          <w:p>
-            <w:r/>
-            <w:r>
-              <w:rPr>
-                <w:b w:val="0"/>
-                <w:i w:val="0"/>
-              </w:rPr>
-              <w:t>Quét QR</w:t>
-            </w:r>
-          </w:p>
-        </w:tc>
-        <w:tc>
-          <w:tcPr>
-            <w:tcW w:type="dxa" w:w="3816"/>
-            <w:vAlign w:val="center"/>
-            <w:tcBorders>
-              <w:top w:val="single" w:sz="6" w:space="0" w:color="B7C4D5"/>
-              <w:left w:val="single" w:sz="6" w:space="0" w:color="B7C4D5"/>
-              <w:bottom w:val="single" w:sz="6" w:space="0" w:color="B7C4D5"/>
-              <w:right w:val="single" w:sz="6" w:space="0" w:color="B7C4D5"/>
-            </w:tcBorders>
-            <w:tcMar>
-              <w:top w:w="80" w:type="dxa"/>
-              <w:start w:w="120" w:type="dxa"/>
-              <w:bottom w:w="80" w:type="dxa"/>
-              <w:end w:w="120" w:type="dxa"/>
-            </w:tcMar>
-          </w:tcPr>
-          <w:p>
-            <w:r/>
-            <w:r>
-              <w:rPr>
-                <w:b w:val="0"/>
-                <w:i w:val="0"/>
-              </w:rPr>
-              <w:t>Phụ xe nhận kết quả hợp lệ và thông tin sinh viên/tuyến.</w:t>
-            </w:r>
-          </w:p>
-        </w:tc>
-        <w:tc>
-          <w:tcPr>
-            <w:tcW w:type="dxa" w:w="3456"/>
-            <w:vAlign w:val="center"/>
-            <w:tcBorders>
-              <w:top w:val="single" w:sz="6" w:space="0" w:color="B7C4D5"/>
-              <w:left w:val="single" w:sz="6" w:space="0" w:color="B7C4D5"/>
-              <w:bottom w:val="single" w:sz="6" w:space="0" w:color="B7C4D5"/>
-              <w:right w:val="single" w:sz="6" w:space="0" w:color="B7C4D5"/>
-            </w:tcBorders>
-            <w:tcMar>
-              <w:top w:w="80" w:type="dxa"/>
-              <w:start w:w="120" w:type="dxa"/>
-              <w:bottom w:w="80" w:type="dxa"/>
-              <w:end w:w="120" w:type="dxa"/>
-            </w:tcMar>
-          </w:tcPr>
-          <w:p>
-            <w:r/>
-            <w:r>
-              <w:rPr>
-                <w:b w:val="0"/>
-                <w:i w:val="0"/>
-              </w:rPr>
-              <w:t>Chọn sai trip hoặc QR không thuộc tuyến/chuyến.</w:t>
-            </w:r>
-          </w:p>
-        </w:tc>
-      </w:tr>
-      <w:tr>
-        <w:tc>
-          <w:tcPr>
-            <w:tcW w:type="dxa" w:w="2088"/>
-            <w:vAlign w:val="center"/>
-            <w:tcBorders>
-              <w:top w:val="single" w:sz="6" w:space="0" w:color="B7C4D5"/>
-              <w:left w:val="single" w:sz="6" w:space="0" w:color="B7C4D5"/>
-              <w:bottom w:val="single" w:sz="6" w:space="0" w:color="B7C4D5"/>
-              <w:right w:val="single" w:sz="6" w:space="0" w:color="B7C4D5"/>
-            </w:tcBorders>
-            <w:tcMar>
-              <w:top w:w="80" w:type="dxa"/>
-              <w:start w:w="120" w:type="dxa"/>
-              <w:bottom w:w="80" w:type="dxa"/>
-              <w:end w:w="120" w:type="dxa"/>
-            </w:tcMar>
-          </w:tcPr>
-          <w:p>
-            <w:r/>
-            <w:r>
-              <w:rPr>
-                <w:b w:val="0"/>
-                <w:i w:val="0"/>
-              </w:rPr>
-              <w:t>GPS live</w:t>
-            </w:r>
-          </w:p>
-        </w:tc>
-        <w:tc>
-          <w:tcPr>
-            <w:tcW w:type="dxa" w:w="3816"/>
-            <w:vAlign w:val="center"/>
-            <w:tcBorders>
-              <w:top w:val="single" w:sz="6" w:space="0" w:color="B7C4D5"/>
-              <w:left w:val="single" w:sz="6" w:space="0" w:color="B7C4D5"/>
-              <w:bottom w:val="single" w:sz="6" w:space="0" w:color="B7C4D5"/>
-              <w:right w:val="single" w:sz="6" w:space="0" w:color="B7C4D5"/>
-            </w:tcBorders>
-            <w:tcMar>
-              <w:top w:w="80" w:type="dxa"/>
-              <w:start w:w="120" w:type="dxa"/>
-              <w:bottom w:w="80" w:type="dxa"/>
-              <w:end w:w="120" w:type="dxa"/>
-            </w:tcMar>
-          </w:tcPr>
-          <w:p>
-            <w:r/>
-            <w:r>
-              <w:rPr>
-                <w:b w:val="0"/>
-                <w:i w:val="0"/>
-              </w:rPr>
-              <w:t>Coordinator thấy xe có GPS hoặc thông báo chưa gửi GPS rõ ràng.</w:t>
-            </w:r>
-          </w:p>
-        </w:tc>
-        <w:tc>
-          <w:tcPr>
-            <w:tcW w:type="dxa" w:w="3456"/>
-            <w:vAlign w:val="center"/>
-            <w:tcBorders>
-              <w:top w:val="single" w:sz="6" w:space="0" w:color="B7C4D5"/>
-              <w:left w:val="single" w:sz="6" w:space="0" w:color="B7C4D5"/>
-              <w:bottom w:val="single" w:sz="6" w:space="0" w:color="B7C4D5"/>
-              <w:right w:val="single" w:sz="6" w:space="0" w:color="B7C4D5"/>
-            </w:tcBorders>
-            <w:tcMar>
-              <w:top w:w="80" w:type="dxa"/>
-              <w:start w:w="120" w:type="dxa"/>
-              <w:bottom w:w="80" w:type="dxa"/>
-              <w:end w:w="120" w:type="dxa"/>
-            </w:tcMar>
-          </w:tcPr>
-          <w:p>
-            <w:r/>
-            <w:r>
-              <w:rPr>
-                <w:b w:val="0"/>
-                <w:i w:val="0"/>
-              </w:rPr>
-              <w:t>Browser không cấp quyền vị trí hoặc không chạy HTTPS khi deploy online.</w:t>
-            </w:r>
-          </w:p>
-        </w:tc>
-      </w:tr>
-      <w:tr>
-        <w:tc>
-          <w:tcPr>
-            <w:tcW w:type="dxa" w:w="2088"/>
-            <w:vAlign w:val="center"/>
-            <w:tcBorders>
-              <w:top w:val="single" w:sz="6" w:space="0" w:color="B7C4D5"/>
-              <w:left w:val="single" w:sz="6" w:space="0" w:color="B7C4D5"/>
-              <w:bottom w:val="single" w:sz="6" w:space="0" w:color="B7C4D5"/>
-              <w:right w:val="single" w:sz="6" w:space="0" w:color="B7C4D5"/>
-            </w:tcBorders>
-            <w:tcMar>
-              <w:top w:w="80" w:type="dxa"/>
-              <w:start w:w="120" w:type="dxa"/>
-              <w:bottom w:w="80" w:type="dxa"/>
-              <w:end w:w="120" w:type="dxa"/>
-            </w:tcMar>
-          </w:tcPr>
-          <w:p>
-            <w:r/>
-            <w:r>
-              <w:rPr>
-                <w:b w:val="0"/>
-                <w:i w:val="0"/>
-              </w:rPr>
-              <w:t>Feedback/thông báo</w:t>
-            </w:r>
-          </w:p>
-        </w:tc>
-        <w:tc>
-          <w:tcPr>
-            <w:tcW w:type="dxa" w:w="3816"/>
-            <w:vAlign w:val="center"/>
-            <w:tcBorders>
-              <w:top w:val="single" w:sz="6" w:space="0" w:color="B7C4D5"/>
-              <w:left w:val="single" w:sz="6" w:space="0" w:color="B7C4D5"/>
-              <w:bottom w:val="single" w:sz="6" w:space="0" w:color="B7C4D5"/>
-              <w:right w:val="single" w:sz="6" w:space="0" w:color="B7C4D5"/>
-            </w:tcBorders>
-            <w:tcMar>
-              <w:top w:w="80" w:type="dxa"/>
-              <w:start w:w="120" w:type="dxa"/>
-              <w:bottom w:w="80" w:type="dxa"/>
-              <w:end w:w="120" w:type="dxa"/>
-            </w:tcMar>
-          </w:tcPr>
-          <w:p>
-            <w:r/>
-            <w:r>
-              <w:rPr>
-                <w:b w:val="0"/>
-                <w:i w:val="0"/>
-              </w:rPr>
-              <w:t>Sinh viên gửi phản hồi, điều phối xử lý/gửi thông báo.</w:t>
-            </w:r>
-          </w:p>
-        </w:tc>
-        <w:tc>
-          <w:tcPr>
-            <w:tcW w:type="dxa" w:w="3456"/>
-            <w:vAlign w:val="center"/>
-            <w:tcBorders>
-              <w:top w:val="single" w:sz="6" w:space="0" w:color="B7C4D5"/>
-              <w:left w:val="single" w:sz="6" w:space="0" w:color="B7C4D5"/>
-              <w:bottom w:val="single" w:sz="6" w:space="0" w:color="B7C4D5"/>
-              <w:right w:val="single" w:sz="6" w:space="0" w:color="B7C4D5"/>
-            </w:tcBorders>
-            <w:tcMar>
-              <w:top w:w="80" w:type="dxa"/>
-              <w:start w:w="120" w:type="dxa"/>
-              <w:bottom w:w="80" w:type="dxa"/>
-              <w:end w:w="120" w:type="dxa"/>
-            </w:tcMar>
-          </w:tcPr>
-          <w:p>
-            <w:r/>
-            <w:r>
-              <w:rPr>
-                <w:b w:val="0"/>
-                <w:i w:val="0"/>
-              </w:rPr>
-              <w:t>Không có travel history nếu chưa quét vé hoặc seed lịch sử.</w:t>
-            </w:r>
-          </w:p>
-        </w:tc>
-      </w:tr>
-    </w:tbl>
-    <w:p/>
-    <w:p>
-      <w:pPr>
-        <w:pStyle w:val="Heading1"/>
-      </w:pPr>
-      <w:r>
-        <w:rPr>
-          <w:b w:val="0"/>
-          <w:i w:val="0"/>
-        </w:rPr>
-        <w:t>6. Lỗi thường gặp và cách xử lý nhanh</w:t>
-      </w:r>
-    </w:p>
-    <w:tbl>
-      <w:tblPr>
-        <w:tblW w:type="dxa" w:w="9360"/>
-        <w:tblLayout w:type="fixed"/>
-        <w:tblLook w:firstColumn="1" w:firstRow="1" w:lastColumn="0" w:lastRow="0" w:noHBand="0" w:noVBand="1" w:val="04A0"/>
-        <w:jc w:val="left"/>
-        <w:tblInd w:w="120" w:type="dxa"/>
-      </w:tblPr>
-      <w:tblGrid>
-        <w:gridCol w:w="2232"/>
-        <w:gridCol w:w="3240"/>
-        <w:gridCol w:w="3888"/>
-      </w:tblGrid>
-      <w:tr>
-        <w:tc>
-          <w:tcPr>
-            <w:tcW w:type="dxa" w:w="2232"/>
-            <w:vAlign w:val="center"/>
-            <w:tcBorders>
-              <w:top w:val="single" w:sz="6" w:space="0" w:color="B7C4D5"/>
-              <w:left w:val="single" w:sz="6" w:space="0" w:color="B7C4D5"/>
-              <w:bottom w:val="single" w:sz="6" w:space="0" w:color="B7C4D5"/>
-              <w:right w:val="single" w:sz="6" w:space="0" w:color="B7C4D5"/>
-            </w:tcBorders>
-            <w:tcMar>
-              <w:top w:w="80" w:type="dxa"/>
-              <w:start w:w="120" w:type="dxa"/>
-              <w:bottom w:w="80" w:type="dxa"/>
-              <w:end w:w="120" w:type="dxa"/>
-            </w:tcMar>
-            <w:shd w:fill="E8EEF5"/>
-          </w:tcPr>
-          <w:p>
-            <w:r/>
-            <w:r>
-              <w:rPr>
-                <w:b/>
-                <w:i w:val="0"/>
-                <w:color w:val="0B2545"/>
-              </w:rPr>
-              <w:t>Hiện tượng</w:t>
-            </w:r>
-          </w:p>
-        </w:tc>
-        <w:tc>
-          <w:tcPr>
-            <w:tcW w:type="dxa" w:w="3240"/>
-            <w:vAlign w:val="center"/>
-            <w:tcBorders>
-              <w:top w:val="single" w:sz="6" w:space="0" w:color="B7C4D5"/>
-              <w:left w:val="single" w:sz="6" w:space="0" w:color="B7C4D5"/>
-              <w:bottom w:val="single" w:sz="6" w:space="0" w:color="B7C4D5"/>
-              <w:right w:val="single" w:sz="6" w:space="0" w:color="B7C4D5"/>
-            </w:tcBorders>
-            <w:tcMar>
-              <w:top w:w="80" w:type="dxa"/>
-              <w:start w:w="120" w:type="dxa"/>
-              <w:bottom w:w="80" w:type="dxa"/>
-              <w:end w:w="120" w:type="dxa"/>
-            </w:tcMar>
-            <w:shd w:fill="E8EEF5"/>
-          </w:tcPr>
-          <w:p>
-            <w:r/>
-            <w:r>
-              <w:rPr>
-                <w:b/>
-                <w:i w:val="0"/>
-                <w:color w:val="0B2545"/>
-              </w:rPr>
-              <w:t>Nguyên nhân có khả năng cao</w:t>
-            </w:r>
-          </w:p>
-        </w:tc>
-        <w:tc>
-          <w:tcPr>
-            <w:tcW w:type="dxa" w:w="3888"/>
-            <w:vAlign w:val="center"/>
-            <w:tcBorders>
-              <w:top w:val="single" w:sz="6" w:space="0" w:color="B7C4D5"/>
-              <w:left w:val="single" w:sz="6" w:space="0" w:color="B7C4D5"/>
-              <w:bottom w:val="single" w:sz="6" w:space="0" w:color="B7C4D5"/>
-              <w:right w:val="single" w:sz="6" w:space="0" w:color="B7C4D5"/>
-            </w:tcBorders>
-            <w:tcMar>
-              <w:top w:w="80" w:type="dxa"/>
-              <w:start w:w="120" w:type="dxa"/>
-              <w:bottom w:w="80" w:type="dxa"/>
-              <w:end w:w="120" w:type="dxa"/>
-            </w:tcMar>
-            <w:shd w:fill="E8EEF5"/>
-          </w:tcPr>
-          <w:p>
-            <w:r/>
-            <w:r>
-              <w:rPr>
-                <w:b/>
-                <w:i w:val="0"/>
-                <w:color w:val="0B2545"/>
-              </w:rPr>
-              <w:t>Cách xử lý</w:t>
-            </w:r>
-          </w:p>
-        </w:tc>
-      </w:tr>
-      <w:tr>
-        <w:tc>
-          <w:tcPr>
-            <w:tcW w:type="dxa" w:w="2232"/>
-            <w:vAlign w:val="center"/>
-            <w:tcBorders>
-              <w:top w:val="single" w:sz="6" w:space="0" w:color="B7C4D5"/>
-              <w:left w:val="single" w:sz="6" w:space="0" w:color="B7C4D5"/>
-              <w:bottom w:val="single" w:sz="6" w:space="0" w:color="B7C4D5"/>
-              <w:right w:val="single" w:sz="6" w:space="0" w:color="B7C4D5"/>
-            </w:tcBorders>
-            <w:tcMar>
-              <w:top w:w="80" w:type="dxa"/>
-              <w:start w:w="120" w:type="dxa"/>
-              <w:bottom w:w="80" w:type="dxa"/>
-              <w:end w:w="120" w:type="dxa"/>
-            </w:tcMar>
-          </w:tcPr>
-          <w:p>
-            <w:r/>
-            <w:r>
-              <w:rPr>
-                <w:b w:val="0"/>
-                <w:i w:val="0"/>
-              </w:rPr>
-              <w:t>Sinh viên không thấy tuyến/trạm</w:t>
-            </w:r>
-          </w:p>
-        </w:tc>
-        <w:tc>
-          <w:tcPr>
-            <w:tcW w:type="dxa" w:w="3240"/>
-            <w:vAlign w:val="center"/>
-            <w:tcBorders>
-              <w:top w:val="single" w:sz="6" w:space="0" w:color="B7C4D5"/>
-              <w:left w:val="single" w:sz="6" w:space="0" w:color="B7C4D5"/>
-              <w:bottom w:val="single" w:sz="6" w:space="0" w:color="B7C4D5"/>
-              <w:right w:val="single" w:sz="6" w:space="0" w:color="B7C4D5"/>
-            </w:tcBorders>
-            <w:tcMar>
-              <w:top w:w="80" w:type="dxa"/>
-              <w:start w:w="120" w:type="dxa"/>
-              <w:bottom w:w="80" w:type="dxa"/>
-              <w:end w:w="120" w:type="dxa"/>
-            </w:tcMar>
-          </w:tcPr>
-          <w:p>
-            <w:r/>
-            <w:r>
-              <w:rPr>
-                <w:b w:val="0"/>
-                <w:i w:val="0"/>
-              </w:rPr>
-              <w:t>Tài khoản chưa VERIFIED, chưa map university_id, hoặc route_universities chưa có dòng active.</w:t>
-            </w:r>
-          </w:p>
-        </w:tc>
-        <w:tc>
-          <w:tcPr>
-            <w:tcW w:type="dxa" w:w="3888"/>
-            <w:vAlign w:val="center"/>
-            <w:tcBorders>
-              <w:top w:val="single" w:sz="6" w:space="0" w:color="B7C4D5"/>
-              <w:left w:val="single" w:sz="6" w:space="0" w:color="B7C4D5"/>
-              <w:bottom w:val="single" w:sz="6" w:space="0" w:color="B7C4D5"/>
-              <w:right w:val="single" w:sz="6" w:space="0" w:color="B7C4D5"/>
-            </w:tcBorders>
-            <w:tcMar>
-              <w:top w:w="80" w:type="dxa"/>
-              <w:start w:w="120" w:type="dxa"/>
-              <w:bottom w:w="80" w:type="dxa"/>
-              <w:end w:w="120" w:type="dxa"/>
-            </w:tcMar>
-          </w:tcPr>
-          <w:p>
-            <w:r/>
-            <w:r>
-              <w:rPr>
-                <w:b w:val="0"/>
-                <w:i w:val="0"/>
-              </w:rPr>
-              <w:t>Dùng student.verified; chạy SeedUniversitySubsidyDemo.sql; kiểm tra bảng route_universities.</w:t>
-            </w:r>
-          </w:p>
-        </w:tc>
-      </w:tr>
-      <w:tr>
-        <w:tc>
-          <w:tcPr>
-            <w:tcW w:type="dxa" w:w="2232"/>
-            <w:vAlign w:val="center"/>
-            <w:tcBorders>
-              <w:top w:val="single" w:sz="6" w:space="0" w:color="B7C4D5"/>
-              <w:left w:val="single" w:sz="6" w:space="0" w:color="B7C4D5"/>
-              <w:bottom w:val="single" w:sz="6" w:space="0" w:color="B7C4D5"/>
-              <w:right w:val="single" w:sz="6" w:space="0" w:color="B7C4D5"/>
-            </w:tcBorders>
-            <w:tcMar>
-              <w:top w:w="80" w:type="dxa"/>
-              <w:start w:w="120" w:type="dxa"/>
-              <w:bottom w:w="80" w:type="dxa"/>
-              <w:end w:w="120" w:type="dxa"/>
-            </w:tcMar>
-          </w:tcPr>
-          <w:p>
-            <w:r/>
-            <w:r>
-              <w:rPr>
-                <w:b w:val="0"/>
-                <w:i w:val="0"/>
-              </w:rPr>
-              <w:t>Không thấy nút thanh toán</w:t>
-            </w:r>
-          </w:p>
-        </w:tc>
-        <w:tc>
-          <w:tcPr>
-            <w:tcW w:type="dxa" w:w="3240"/>
-            <w:vAlign w:val="center"/>
-            <w:tcBorders>
-              <w:top w:val="single" w:sz="6" w:space="0" w:color="B7C4D5"/>
-              <w:left w:val="single" w:sz="6" w:space="0" w:color="B7C4D5"/>
-              <w:bottom w:val="single" w:sz="6" w:space="0" w:color="B7C4D5"/>
-              <w:right w:val="single" w:sz="6" w:space="0" w:color="B7C4D5"/>
-            </w:tcBorders>
-            <w:tcMar>
-              <w:top w:w="80" w:type="dxa"/>
-              <w:start w:w="120" w:type="dxa"/>
-              <w:bottom w:w="80" w:type="dxa"/>
-              <w:end w:w="120" w:type="dxa"/>
-            </w:tcMar>
-          </w:tcPr>
-          <w:p>
-            <w:r/>
-            <w:r>
-              <w:rPr>
-                <w:b w:val="0"/>
-                <w:i w:val="0"/>
-              </w:rPr>
-              <w:t>Chưa chọn tuyến hoặc đã có vé tháng active.</w:t>
-            </w:r>
-          </w:p>
-        </w:tc>
-        <w:tc>
-          <w:tcPr>
-            <w:tcW w:type="dxa" w:w="3888"/>
-            <w:vAlign w:val="center"/>
-            <w:tcBorders>
-              <w:top w:val="single" w:sz="6" w:space="0" w:color="B7C4D5"/>
-              <w:left w:val="single" w:sz="6" w:space="0" w:color="B7C4D5"/>
-              <w:bottom w:val="single" w:sz="6" w:space="0" w:color="B7C4D5"/>
-              <w:right w:val="single" w:sz="6" w:space="0" w:color="B7C4D5"/>
-            </w:tcBorders>
-            <w:tcMar>
-              <w:top w:w="80" w:type="dxa"/>
-              <w:start w:w="120" w:type="dxa"/>
-              <w:bottom w:w="80" w:type="dxa"/>
-              <w:end w:w="120" w:type="dxa"/>
-            </w:tcMar>
-          </w:tcPr>
-          <w:p>
-            <w:r/>
-            <w:r>
-              <w:rPr>
-                <w:b w:val="0"/>
-                <w:i w:val="0"/>
-              </w:rPr>
-              <w:t>Vào /student/routes chọn tuyến; nếu muốn demo mua mới thì reset pass bằng SeedUniversitySubsidyDemo.sql.</w:t>
-            </w:r>
-          </w:p>
-        </w:tc>
-      </w:tr>
-      <w:tr>
-        <w:tc>
-          <w:tcPr>
-            <w:tcW w:type="dxa" w:w="2232"/>
-            <w:vAlign w:val="center"/>
-            <w:tcBorders>
-              <w:top w:val="single" w:sz="6" w:space="0" w:color="B7C4D5"/>
-              <w:left w:val="single" w:sz="6" w:space="0" w:color="B7C4D5"/>
-              <w:bottom w:val="single" w:sz="6" w:space="0" w:color="B7C4D5"/>
-              <w:right w:val="single" w:sz="6" w:space="0" w:color="B7C4D5"/>
-            </w:tcBorders>
-            <w:tcMar>
-              <w:top w:w="80" w:type="dxa"/>
-              <w:start w:w="120" w:type="dxa"/>
-              <w:bottom w:w="80" w:type="dxa"/>
-              <w:end w:w="120" w:type="dxa"/>
-            </w:tcMar>
-          </w:tcPr>
-          <w:p>
-            <w:r/>
-            <w:r>
-              <w:rPr>
-                <w:b w:val="0"/>
-                <w:i w:val="0"/>
-              </w:rPr>
-              <w:t>QR không quét hợp lệ</w:t>
-            </w:r>
-          </w:p>
-        </w:tc>
-        <w:tc>
-          <w:tcPr>
-            <w:tcW w:type="dxa" w:w="3240"/>
-            <w:vAlign w:val="center"/>
-            <w:tcBorders>
-              <w:top w:val="single" w:sz="6" w:space="0" w:color="B7C4D5"/>
-              <w:left w:val="single" w:sz="6" w:space="0" w:color="B7C4D5"/>
-              <w:bottom w:val="single" w:sz="6" w:space="0" w:color="B7C4D5"/>
-              <w:right w:val="single" w:sz="6" w:space="0" w:color="B7C4D5"/>
-            </w:tcBorders>
-            <w:tcMar>
-              <w:top w:w="80" w:type="dxa"/>
-              <w:start w:w="120" w:type="dxa"/>
-              <w:bottom w:w="80" w:type="dxa"/>
-              <w:end w:w="120" w:type="dxa"/>
-            </w:tcMar>
-          </w:tcPr>
-          <w:p>
-            <w:r/>
-            <w:r>
-              <w:rPr>
-                <w:b w:val="0"/>
-                <w:i w:val="0"/>
-              </w:rPr>
-              <w:t>Chọn nhầm chuyến hoặc route của trip không khớp vé.</w:t>
-            </w:r>
-          </w:p>
-        </w:tc>
-        <w:tc>
-          <w:tcPr>
-            <w:tcW w:type="dxa" w:w="3888"/>
-            <w:vAlign w:val="center"/>
-            <w:tcBorders>
-              <w:top w:val="single" w:sz="6" w:space="0" w:color="B7C4D5"/>
-              <w:left w:val="single" w:sz="6" w:space="0" w:color="B7C4D5"/>
-              <w:bottom w:val="single" w:sz="6" w:space="0" w:color="B7C4D5"/>
-              <w:right w:val="single" w:sz="6" w:space="0" w:color="B7C4D5"/>
-            </w:tcBorders>
-            <w:tcMar>
-              <w:top w:w="80" w:type="dxa"/>
-              <w:start w:w="120" w:type="dxa"/>
-              <w:bottom w:w="80" w:type="dxa"/>
-              <w:end w:w="120" w:type="dxa"/>
-            </w:tcMar>
-          </w:tcPr>
-          <w:p>
-            <w:r/>
-            <w:r>
-              <w:rPr>
-                <w:b w:val="0"/>
-                <w:i w:val="0"/>
-              </w:rPr>
-              <w:t>Chọn trip ITER1 - Campus Loop hoặc mua vé đúng route trước khi scan.</w:t>
-            </w:r>
-          </w:p>
-        </w:tc>
-      </w:tr>
-      <w:tr>
-        <w:tc>
-          <w:tcPr>
-            <w:tcW w:type="dxa" w:w="2232"/>
-            <w:vAlign w:val="center"/>
-            <w:tcBorders>
-              <w:top w:val="single" w:sz="6" w:space="0" w:color="B7C4D5"/>
-              <w:left w:val="single" w:sz="6" w:space="0" w:color="B7C4D5"/>
-              <w:bottom w:val="single" w:sz="6" w:space="0" w:color="B7C4D5"/>
-              <w:right w:val="single" w:sz="6" w:space="0" w:color="B7C4D5"/>
-            </w:tcBorders>
-            <w:tcMar>
-              <w:top w:w="80" w:type="dxa"/>
-              <w:start w:w="120" w:type="dxa"/>
-              <w:bottom w:w="80" w:type="dxa"/>
-              <w:end w:w="120" w:type="dxa"/>
-            </w:tcMar>
-          </w:tcPr>
-          <w:p>
-            <w:r/>
-            <w:r>
-              <w:rPr>
-                <w:b w:val="0"/>
-                <w:i w:val="0"/>
-              </w:rPr>
-              <w:t>Admin không thấy ảnh thẻ</w:t>
-            </w:r>
-          </w:p>
-        </w:tc>
-        <w:tc>
-          <w:tcPr>
-            <w:tcW w:type="dxa" w:w="3240"/>
-            <w:vAlign w:val="center"/>
-            <w:tcBorders>
-              <w:top w:val="single" w:sz="6" w:space="0" w:color="B7C4D5"/>
-              <w:left w:val="single" w:sz="6" w:space="0" w:color="B7C4D5"/>
-              <w:bottom w:val="single" w:sz="6" w:space="0" w:color="B7C4D5"/>
-              <w:right w:val="single" w:sz="6" w:space="0" w:color="B7C4D5"/>
-            </w:tcBorders>
-            <w:tcMar>
-              <w:top w:w="80" w:type="dxa"/>
-              <w:start w:w="120" w:type="dxa"/>
-              <w:bottom w:w="80" w:type="dxa"/>
-              <w:end w:w="120" w:type="dxa"/>
-            </w:tcMar>
-          </w:tcPr>
-          <w:p>
-            <w:r/>
-            <w:r>
-              <w:rPr>
-                <w:b w:val="0"/>
-                <w:i w:val="0"/>
-              </w:rPr>
-              <w:t>Storage local/S3 thiếu file seed placeholder.</w:t>
-            </w:r>
-          </w:p>
-        </w:tc>
-        <w:tc>
-          <w:tcPr>
-            <w:tcW w:type="dxa" w:w="3888"/>
-            <w:vAlign w:val="center"/>
-            <w:tcBorders>
-              <w:top w:val="single" w:sz="6" w:space="0" w:color="B7C4D5"/>
-              <w:left w:val="single" w:sz="6" w:space="0" w:color="B7C4D5"/>
-              <w:bottom w:val="single" w:sz="6" w:space="0" w:color="B7C4D5"/>
-              <w:right w:val="single" w:sz="6" w:space="0" w:color="B7C4D5"/>
-            </w:tcBorders>
-            <w:tcMar>
-              <w:top w:w="80" w:type="dxa"/>
-              <w:start w:w="120" w:type="dxa"/>
-              <w:bottom w:w="80" w:type="dxa"/>
-              <w:end w:w="120" w:type="dxa"/>
-            </w:tcMar>
-          </w:tcPr>
-          <w:p>
-            <w:r/>
-            <w:r>
-              <w:rPr>
-                <w:b w:val="0"/>
-                <w:i w:val="0"/>
-              </w:rPr>
-              <w:t>Vẫn có thể duyệt bằng thông tin hồ sơ; kiểm tra storage nếu cần demo ảnh.</w:t>
-            </w:r>
-          </w:p>
-        </w:tc>
-      </w:tr>
-      <w:tr>
-        <w:tc>
-          <w:tcPr>
-            <w:tcW w:type="dxa" w:w="2232"/>
-            <w:vAlign w:val="center"/>
-            <w:tcBorders>
-              <w:top w:val="single" w:sz="6" w:space="0" w:color="B7C4D5"/>
-              <w:left w:val="single" w:sz="6" w:space="0" w:color="B7C4D5"/>
-              <w:bottom w:val="single" w:sz="6" w:space="0" w:color="B7C4D5"/>
-              <w:right w:val="single" w:sz="6" w:space="0" w:color="B7C4D5"/>
-            </w:tcBorders>
-            <w:tcMar>
-              <w:top w:w="80" w:type="dxa"/>
-              <w:start w:w="120" w:type="dxa"/>
-              <w:bottom w:w="80" w:type="dxa"/>
-              <w:end w:w="120" w:type="dxa"/>
-            </w:tcMar>
-          </w:tcPr>
-          <w:p>
-            <w:r/>
-            <w:r>
-              <w:rPr>
-                <w:b w:val="0"/>
-                <w:i w:val="0"/>
-              </w:rPr>
-              <w:t>Coordinator không thấy xe live</w:t>
-            </w:r>
-          </w:p>
-        </w:tc>
-        <w:tc>
-          <w:tcPr>
-            <w:tcW w:type="dxa" w:w="3240"/>
-            <w:vAlign w:val="center"/>
-            <w:tcBorders>
-              <w:top w:val="single" w:sz="6" w:space="0" w:color="B7C4D5"/>
-              <w:left w:val="single" w:sz="6" w:space="0" w:color="B7C4D5"/>
-              <w:bottom w:val="single" w:sz="6" w:space="0" w:color="B7C4D5"/>
-              <w:right w:val="single" w:sz="6" w:space="0" w:color="B7C4D5"/>
-            </w:tcBorders>
-            <w:tcMar>
-              <w:top w:w="80" w:type="dxa"/>
-              <w:start w:w="120" w:type="dxa"/>
-              <w:bottom w:w="80" w:type="dxa"/>
-              <w:end w:w="120" w:type="dxa"/>
-            </w:tcMar>
-          </w:tcPr>
-          <w:p>
-            <w:r/>
-            <w:r>
-              <w:rPr>
-                <w:b w:val="0"/>
-                <w:i w:val="0"/>
-              </w:rPr>
-              <w:t>Tài xế chưa start chuyến hoặc chưa gửi GPS.</w:t>
-            </w:r>
-          </w:p>
-        </w:tc>
-        <w:tc>
-          <w:tcPr>
-            <w:tcW w:type="dxa" w:w="3888"/>
-            <w:vAlign w:val="center"/>
-            <w:tcBorders>
-              <w:top w:val="single" w:sz="6" w:space="0" w:color="B7C4D5"/>
-              <w:left w:val="single" w:sz="6" w:space="0" w:color="B7C4D5"/>
-              <w:bottom w:val="single" w:sz="6" w:space="0" w:color="B7C4D5"/>
-              <w:right w:val="single" w:sz="6" w:space="0" w:color="B7C4D5"/>
-            </w:tcBorders>
-            <w:tcMar>
-              <w:top w:w="80" w:type="dxa"/>
-              <w:start w:w="120" w:type="dxa"/>
-              <w:bottom w:w="80" w:type="dxa"/>
-              <w:end w:w="120" w:type="dxa"/>
-            </w:tcMar>
-          </w:tcPr>
-          <w:p>
-            <w:r/>
-            <w:r>
-              <w:rPr>
-                <w:b w:val="0"/>
-                <w:i w:val="0"/>
-              </w:rPr>
-              <w:t>Đăng nhập driver, start trip, cho phép location; hoặc dùng seed có vehicle_locations.</w:t>
-            </w:r>
-          </w:p>
-        </w:tc>
-      </w:tr>
-      <w:tr>
-        <w:tc>
-          <w:tcPr>
-            <w:tcW w:type="dxa" w:w="2232"/>
-            <w:vAlign w:val="center"/>
-            <w:tcBorders>
-              <w:top w:val="single" w:sz="6" w:space="0" w:color="B7C4D5"/>
-              <w:left w:val="single" w:sz="6" w:space="0" w:color="B7C4D5"/>
-              <w:bottom w:val="single" w:sz="6" w:space="0" w:color="B7C4D5"/>
-              <w:right w:val="single" w:sz="6" w:space="0" w:color="B7C4D5"/>
-            </w:tcBorders>
-            <w:tcMar>
-              <w:top w:w="80" w:type="dxa"/>
-              <w:start w:w="120" w:type="dxa"/>
-              <w:bottom w:w="80" w:type="dxa"/>
-              <w:end w:w="120" w:type="dxa"/>
-            </w:tcMar>
-          </w:tcPr>
-          <w:p>
-            <w:r/>
-            <w:r>
-              <w:rPr>
-                <w:b w:val="0"/>
-                <w:i w:val="0"/>
-              </w:rPr>
-              <w:t>Build/test fail sau chỉnh sửa UI</w:t>
-            </w:r>
-          </w:p>
-        </w:tc>
-        <w:tc>
-          <w:tcPr>
-            <w:tcW w:type="dxa" w:w="3240"/>
-            <w:vAlign w:val="center"/>
-            <w:tcBorders>
-              <w:top w:val="single" w:sz="6" w:space="0" w:color="B7C4D5"/>
-              <w:left w:val="single" w:sz="6" w:space="0" w:color="B7C4D5"/>
-              <w:bottom w:val="single" w:sz="6" w:space="0" w:color="B7C4D5"/>
-              <w:right w:val="single" w:sz="6" w:space="0" w:color="B7C4D5"/>
-            </w:tcBorders>
-            <w:tcMar>
-              <w:top w:w="80" w:type="dxa"/>
-              <w:start w:w="120" w:type="dxa"/>
-              <w:bottom w:w="80" w:type="dxa"/>
-              <w:end w:w="120" w:type="dxa"/>
-            </w:tcMar>
-          </w:tcPr>
-          <w:p>
-            <w:r/>
-            <w:r>
-              <w:rPr>
-                <w:b w:val="0"/>
-                <w:i w:val="0"/>
-              </w:rPr>
-              <w:t>Lint/build chưa chạy lại hoặc import thừa.</w:t>
-            </w:r>
-          </w:p>
-        </w:tc>
-        <w:tc>
-          <w:tcPr>
-            <w:tcW w:type="dxa" w:w="3888"/>
-            <w:vAlign w:val="center"/>
-            <w:tcBorders>
-              <w:top w:val="single" w:sz="6" w:space="0" w:color="B7C4D5"/>
-              <w:left w:val="single" w:sz="6" w:space="0" w:color="B7C4D5"/>
-              <w:bottom w:val="single" w:sz="6" w:space="0" w:color="B7C4D5"/>
-              <w:right w:val="single" w:sz="6" w:space="0" w:color="B7C4D5"/>
-            </w:tcBorders>
-            <w:tcMar>
-              <w:top w:w="80" w:type="dxa"/>
-              <w:start w:w="120" w:type="dxa"/>
-              <w:bottom w:w="80" w:type="dxa"/>
-              <w:end w:w="120" w:type="dxa"/>
-            </w:tcMar>
-          </w:tcPr>
-          <w:p>
-            <w:r/>
-            <w:r>
-              <w:rPr>
-                <w:b w:val="0"/>
-                <w:i w:val="0"/>
-              </w:rPr>
-              <w:t>Chạy npm run lint, npm run build, backend mvn test trước khi deploy.</w:t>
-            </w:r>
-          </w:p>
-        </w:tc>
-      </w:tr>
-    </w:tbl>
-    <w:p/>
-    <w:p>
-      <w:pPr>
-        <w:pStyle w:val="Heading1"/>
-      </w:pPr>
-      <w:r>
-        <w:rPr>
-          <w:b w:val="0"/>
-          <w:i w:val="0"/>
-        </w:rPr>
-        <w:t>7. Phạm vi hiện tại và phần chưa nên hứa trong demo</w:t>
+        <w:t>9. Checklist truoc khi PR/demo</w:t>
       </w:r>
     </w:p>
     <w:p>
       <w:pPr>
         <w:pStyle w:val="ListBullet"/>
+        <w:spacing w:after="80"/>
       </w:pPr>
       <w:r>
         <w:rPr>
-          <w:b w:val="0"/>
-          <w:i w:val="0"/>
+          <w:rFonts w:ascii="Calibri" w:hAnsi="Calibri"/>
+          <w:sz w:val="22"/>
         </w:rPr>
-        <w:t>Không demo ví số dư, nạp/rút ví hoặc payment gateway ngoài. Hiện tại là vé tháng + thanh toán xác nhận hệ thống + hóa đơn.</w:t>
+        <w:t>git status khong co zip/log/artifact/patch reject.</w:t>
       </w:r>
     </w:p>
     <w:p>
       <w:pPr>
         <w:pStyle w:val="ListBullet"/>
+        <w:spacing w:after="80"/>
       </w:pPr>
       <w:r>
         <w:rPr>
-          <w:b w:val="0"/>
-          <w:i w:val="0"/>
+          <w:rFonts w:ascii="Calibri" w:hAnsi="Calibri"/>
+          <w:sz w:val="22"/>
         </w:rPr>
-        <w:t>Không demo University Admin, import roster, quản lý campus đầy đủ. Nền DB đã có nhưng UI quản trị trường chưa phải core demo hiện tại.</w:t>
+        <w:t>git diff --check pass.</w:t>
       </w:r>
     </w:p>
     <w:p>
       <w:pPr>
         <w:pStyle w:val="ListBullet"/>
+        <w:spacing w:after="80"/>
       </w:pPr>
       <w:r>
         <w:rPr>
-          <w:b w:val="0"/>
-          <w:i w:val="0"/>
+          <w:rFonts w:ascii="Calibri" w:hAnsi="Calibri"/>
+          <w:sz w:val="22"/>
         </w:rPr>
-        <w:t>AI assistant không nên đưa vào luồng demo chính nếu chưa có API/logic hoàn chỉnh cho use case cụ thể.</w:t>
+        <w:t>Frontend: npm run lint pass khong error; npm run build pass.</w:t>
       </w:r>
     </w:p>
     <w:p>
       <w:pPr>
         <w:pStyle w:val="ListBullet"/>
+        <w:spacing w:after="80"/>
       </w:pPr>
       <w:r>
         <w:rPr>
-          <w:b w:val="0"/>
-          <w:i w:val="0"/>
+          <w:rFonts w:ascii="Calibri" w:hAnsi="Calibri"/>
+          <w:sz w:val="22"/>
         </w:rPr>
-        <w:t>GPS live phụ thuộc quyền vị trí của trình duyệt và môi trường HTTPS khi deploy online.</w:t>
+        <w:t>Backend: mvn test pass.</w:t>
       </w:r>
     </w:p>
     <w:p>
       <w:pPr>
         <w:pStyle w:val="ListBullet"/>
+        <w:spacing w:after="80"/>
       </w:pPr>
       <w:r>
         <w:rPr>
-          <w:b w:val="0"/>
-          <w:i w:val="0"/>
+          <w:rFonts w:ascii="Calibri" w:hAnsi="Calibri"/>
+          <w:sz w:val="22"/>
         </w:rPr>
-        <w:t>OCR có thể phụ thuộc cấu hình provider/credential/billing. Nếu OCR lỗi, vẫn có thể demo luồng duyệt bằng seed hồ sơ có sẵn.</w:t>
+        <w:t>Scanner: QrScannerModal van mo, nhap QR goi API.</w:t>
       </w:r>
     </w:p>
     <w:p>
       <w:pPr>
-        <w:pStyle w:val="Heading1"/>
+        <w:pStyle w:val="ListBullet"/>
+        <w:spacing w:after="80"/>
       </w:pPr>
       <w:r>
         <w:rPr>
-          <w:b w:val="0"/>
-          <w:i w:val="0"/>
+          <w:rFonts w:ascii="Calibri" w:hAnsi="Calibri"/>
+          <w:sz w:val="22"/>
         </w:rPr>
-        <w:t>8. Kịch bản nói miệng ngắn khi trình bày</w:t>
-      </w:r>
-    </w:p>
-    <w:p>
-      <w:pPr/>
-      <w:r>
-        <w:rPr>
-          <w:b w:val="0"/>
-          <w:i w:val="0"/>
-        </w:rPr>
-        <w:t>“UniBus hiện tập trung vào luồng vận hành cốt lõi: sinh viên xác minh danh tính, chỉ thấy các tuyến được liên kết với trường, chọn tuyến và trạm mặc định, thanh toán vé tháng để nhận QR. Phụ xe dùng QR để xác thực khi lên xe, tài xế gửi trạng thái/GPS chuyến đi, điều phối theo dõi đội xe và xử lý phản hồi. Phần trợ giá đã có nền dữ liệu và được tính vào vé tháng; phần payment gateway, university admin và roster import là hướng mở rộng sau.”</w:t>
+        <w:t>OCR: student gui anh duoc, admin thay anh/OCR va review duoc.</w:t>
       </w:r>
     </w:p>
     <w:p>
       <w:pPr>
-        <w:pStyle w:val="Heading1"/>
+        <w:pStyle w:val="ListBullet"/>
+        <w:spacing w:after="80"/>
       </w:pPr>
       <w:r>
         <w:rPr>
-          <w:b w:val="0"/>
-          <w:i w:val="0"/>
+          <w:rFonts w:ascii="Calibri" w:hAnsi="Calibri"/>
+          <w:sz w:val="22"/>
         </w:rPr>
-        <w:t>9. Tài liệu/khu vực code liên quan</w:t>
+        <w:t>PR body ghi ro patch v6 duoc port co chon loc, khong rewrite mock role modules.</w:t>
       </w:r>
     </w:p>
-    <w:tbl>
-      <w:tblPr>
-        <w:tblW w:type="dxa" w:w="9360"/>
-        <w:tblLayout w:type="fixed"/>
-        <w:tblLook w:firstColumn="1" w:firstRow="1" w:lastColumn="0" w:lastRow="0" w:noHBand="0" w:noVBand="1" w:val="04A0"/>
-        <w:jc w:val="left"/>
-        <w:tblInd w:w="120" w:type="dxa"/>
-      </w:tblPr>
-      <w:tblGrid>
-        <w:gridCol w:w="2952"/>
-        <w:gridCol w:w="6408"/>
-      </w:tblGrid>
-      <w:tr>
-        <w:tc>
-          <w:tcPr>
-            <w:tcW w:type="dxa" w:w="2952"/>
-            <w:vAlign w:val="center"/>
-            <w:tcBorders>
-              <w:top w:val="single" w:sz="6" w:space="0" w:color="B7C4D5"/>
-              <w:left w:val="single" w:sz="6" w:space="0" w:color="B7C4D5"/>
-              <w:bottom w:val="single" w:sz="6" w:space="0" w:color="B7C4D5"/>
-              <w:right w:val="single" w:sz="6" w:space="0" w:color="B7C4D5"/>
-            </w:tcBorders>
-            <w:tcMar>
-              <w:top w:w="80" w:type="dxa"/>
-              <w:start w:w="120" w:type="dxa"/>
-              <w:bottom w:w="80" w:type="dxa"/>
-              <w:end w:w="120" w:type="dxa"/>
-            </w:tcMar>
-            <w:shd w:fill="E8EEF5"/>
-          </w:tcPr>
-          <w:p>
-            <w:r/>
-            <w:r>
-              <w:rPr>
-                <w:b/>
-                <w:i w:val="0"/>
-                <w:color w:val="0B2545"/>
-              </w:rPr>
-              <w:t>Khu vực</w:t>
-            </w:r>
-          </w:p>
-        </w:tc>
-        <w:tc>
-          <w:tcPr>
-            <w:tcW w:type="dxa" w:w="6408"/>
-            <w:vAlign w:val="center"/>
-            <w:tcBorders>
-              <w:top w:val="single" w:sz="6" w:space="0" w:color="B7C4D5"/>
-              <w:left w:val="single" w:sz="6" w:space="0" w:color="B7C4D5"/>
-              <w:bottom w:val="single" w:sz="6" w:space="0" w:color="B7C4D5"/>
-              <w:right w:val="single" w:sz="6" w:space="0" w:color="B7C4D5"/>
-            </w:tcBorders>
-            <w:tcMar>
-              <w:top w:w="80" w:type="dxa"/>
-              <w:start w:w="120" w:type="dxa"/>
-              <w:bottom w:w="80" w:type="dxa"/>
-              <w:end w:w="120" w:type="dxa"/>
-            </w:tcMar>
-            <w:shd w:fill="E8EEF5"/>
-          </w:tcPr>
-          <w:p>
-            <w:r/>
-            <w:r>
-              <w:rPr>
-                <w:b/>
-                <w:i w:val="0"/>
-                <w:color w:val="0B2545"/>
-              </w:rPr>
-              <w:t>Đường dẫn</w:t>
-            </w:r>
-          </w:p>
-        </w:tc>
-      </w:tr>
-      <w:tr>
-        <w:tc>
-          <w:tcPr>
-            <w:tcW w:type="dxa" w:w="2952"/>
-            <w:vAlign w:val="center"/>
-            <w:tcBorders>
-              <w:top w:val="single" w:sz="6" w:space="0" w:color="B7C4D5"/>
-              <w:left w:val="single" w:sz="6" w:space="0" w:color="B7C4D5"/>
-              <w:bottom w:val="single" w:sz="6" w:space="0" w:color="B7C4D5"/>
-              <w:right w:val="single" w:sz="6" w:space="0" w:color="B7C4D5"/>
-            </w:tcBorders>
-            <w:tcMar>
-              <w:top w:w="80" w:type="dxa"/>
-              <w:start w:w="120" w:type="dxa"/>
-              <w:bottom w:w="80" w:type="dxa"/>
-              <w:end w:w="120" w:type="dxa"/>
-            </w:tcMar>
-          </w:tcPr>
-          <w:p>
-            <w:r/>
-            <w:r>
-              <w:rPr>
-                <w:b w:val="0"/>
-                <w:i w:val="0"/>
-              </w:rPr>
-              <w:t>Seed demo chính</w:t>
-            </w:r>
-          </w:p>
-        </w:tc>
-        <w:tc>
-          <w:tcPr>
-            <w:tcW w:type="dxa" w:w="6408"/>
-            <w:vAlign w:val="center"/>
-            <w:tcBorders>
-              <w:top w:val="single" w:sz="6" w:space="0" w:color="B7C4D5"/>
-              <w:left w:val="single" w:sz="6" w:space="0" w:color="B7C4D5"/>
-              <w:bottom w:val="single" w:sz="6" w:space="0" w:color="B7C4D5"/>
-              <w:right w:val="single" w:sz="6" w:space="0" w:color="B7C4D5"/>
-            </w:tcBorders>
-            <w:tcMar>
-              <w:top w:w="80" w:type="dxa"/>
-              <w:start w:w="120" w:type="dxa"/>
-              <w:bottom w:w="80" w:type="dxa"/>
-              <w:end w:w="120" w:type="dxa"/>
-            </w:tcMar>
-          </w:tcPr>
-          <w:p>
-            <w:r/>
-            <w:r>
-              <w:rPr>
-                <w:b w:val="0"/>
-                <w:i w:val="0"/>
-              </w:rPr>
-              <w:t>database/SeedStudentVerificationTestData.sql</w:t>
-            </w:r>
-          </w:p>
-        </w:tc>
-      </w:tr>
-      <w:tr>
-        <w:tc>
-          <w:tcPr>
-            <w:tcW w:type="dxa" w:w="2952"/>
-            <w:vAlign w:val="center"/>
-            <w:tcBorders>
-              <w:top w:val="single" w:sz="6" w:space="0" w:color="B7C4D5"/>
-              <w:left w:val="single" w:sz="6" w:space="0" w:color="B7C4D5"/>
-              <w:bottom w:val="single" w:sz="6" w:space="0" w:color="B7C4D5"/>
-              <w:right w:val="single" w:sz="6" w:space="0" w:color="B7C4D5"/>
-            </w:tcBorders>
-            <w:tcMar>
-              <w:top w:w="80" w:type="dxa"/>
-              <w:start w:w="120" w:type="dxa"/>
-              <w:bottom w:w="80" w:type="dxa"/>
-              <w:end w:w="120" w:type="dxa"/>
-            </w:tcMar>
-          </w:tcPr>
-          <w:p>
-            <w:r/>
-            <w:r>
-              <w:rPr>
-                <w:b w:val="0"/>
-                <w:i w:val="0"/>
-              </w:rPr>
-              <w:t>Seed trợ giá trường</w:t>
-            </w:r>
-          </w:p>
-        </w:tc>
-        <w:tc>
-          <w:tcPr>
-            <w:tcW w:type="dxa" w:w="6408"/>
-            <w:vAlign w:val="center"/>
-            <w:tcBorders>
-              <w:top w:val="single" w:sz="6" w:space="0" w:color="B7C4D5"/>
-              <w:left w:val="single" w:sz="6" w:space="0" w:color="B7C4D5"/>
-              <w:bottom w:val="single" w:sz="6" w:space="0" w:color="B7C4D5"/>
-              <w:right w:val="single" w:sz="6" w:space="0" w:color="B7C4D5"/>
-            </w:tcBorders>
-            <w:tcMar>
-              <w:top w:w="80" w:type="dxa"/>
-              <w:start w:w="120" w:type="dxa"/>
-              <w:bottom w:w="80" w:type="dxa"/>
-              <w:end w:w="120" w:type="dxa"/>
-            </w:tcMar>
-          </w:tcPr>
-          <w:p>
-            <w:r/>
-            <w:r>
-              <w:rPr>
-                <w:b w:val="0"/>
-                <w:i w:val="0"/>
-              </w:rPr>
-              <w:t>database/SeedUniversitySubsidyDemo.sql</w:t>
-            </w:r>
-          </w:p>
-        </w:tc>
-      </w:tr>
-      <w:tr>
-        <w:tc>
-          <w:tcPr>
-            <w:tcW w:type="dxa" w:w="2952"/>
-            <w:vAlign w:val="center"/>
-            <w:tcBorders>
-              <w:top w:val="single" w:sz="6" w:space="0" w:color="B7C4D5"/>
-              <w:left w:val="single" w:sz="6" w:space="0" w:color="B7C4D5"/>
-              <w:bottom w:val="single" w:sz="6" w:space="0" w:color="B7C4D5"/>
-              <w:right w:val="single" w:sz="6" w:space="0" w:color="B7C4D5"/>
-            </w:tcBorders>
-            <w:tcMar>
-              <w:top w:w="80" w:type="dxa"/>
-              <w:start w:w="120" w:type="dxa"/>
-              <w:bottom w:w="80" w:type="dxa"/>
-              <w:end w:w="120" w:type="dxa"/>
-            </w:tcMar>
-          </w:tcPr>
-          <w:p>
-            <w:r/>
-            <w:r>
-              <w:rPr>
-                <w:b w:val="0"/>
-                <w:i w:val="0"/>
-              </w:rPr>
-              <w:t>Migration trợ giá</w:t>
-            </w:r>
-          </w:p>
-        </w:tc>
-        <w:tc>
-          <w:tcPr>
-            <w:tcW w:type="dxa" w:w="6408"/>
-            <w:vAlign w:val="center"/>
-            <w:tcBorders>
-              <w:top w:val="single" w:sz="6" w:space="0" w:color="B7C4D5"/>
-              <w:left w:val="single" w:sz="6" w:space="0" w:color="B7C4D5"/>
-              <w:bottom w:val="single" w:sz="6" w:space="0" w:color="B7C4D5"/>
-              <w:right w:val="single" w:sz="6" w:space="0" w:color="B7C4D5"/>
-            </w:tcBorders>
-            <w:tcMar>
-              <w:top w:w="80" w:type="dxa"/>
-              <w:start w:w="120" w:type="dxa"/>
-              <w:bottom w:w="80" w:type="dxa"/>
-              <w:end w:w="120" w:type="dxa"/>
-            </w:tcMar>
-          </w:tcPr>
-          <w:p>
-            <w:r/>
-            <w:r>
-              <w:rPr>
-                <w:b w:val="0"/>
-                <w:i w:val="0"/>
-              </w:rPr>
-              <w:t>backend/src/main/resources/db/migration/V8__university_subsidy_foundation.sql</w:t>
-            </w:r>
-          </w:p>
-        </w:tc>
-      </w:tr>
-      <w:tr>
-        <w:tc>
-          <w:tcPr>
-            <w:tcW w:type="dxa" w:w="2952"/>
-            <w:vAlign w:val="center"/>
-            <w:tcBorders>
-              <w:top w:val="single" w:sz="6" w:space="0" w:color="B7C4D5"/>
-              <w:left w:val="single" w:sz="6" w:space="0" w:color="B7C4D5"/>
-              <w:bottom w:val="single" w:sz="6" w:space="0" w:color="B7C4D5"/>
-              <w:right w:val="single" w:sz="6" w:space="0" w:color="B7C4D5"/>
-            </w:tcBorders>
-            <w:tcMar>
-              <w:top w:w="80" w:type="dxa"/>
-              <w:start w:w="120" w:type="dxa"/>
-              <w:bottom w:w="80" w:type="dxa"/>
-              <w:end w:w="120" w:type="dxa"/>
-            </w:tcMar>
-          </w:tcPr>
-          <w:p>
-            <w:r/>
-            <w:r>
-              <w:rPr>
-                <w:b w:val="0"/>
-                <w:i w:val="0"/>
-              </w:rPr>
-              <w:t>Hub Vé &amp; Tuyến</w:t>
-            </w:r>
-          </w:p>
-        </w:tc>
-        <w:tc>
-          <w:tcPr>
-            <w:tcW w:type="dxa" w:w="6408"/>
-            <w:vAlign w:val="center"/>
-            <w:tcBorders>
-              <w:top w:val="single" w:sz="6" w:space="0" w:color="B7C4D5"/>
-              <w:left w:val="single" w:sz="6" w:space="0" w:color="B7C4D5"/>
-              <w:bottom w:val="single" w:sz="6" w:space="0" w:color="B7C4D5"/>
-              <w:right w:val="single" w:sz="6" w:space="0" w:color="B7C4D5"/>
-            </w:tcBorders>
-            <w:tcMar>
-              <w:top w:w="80" w:type="dxa"/>
-              <w:start w:w="120" w:type="dxa"/>
-              <w:bottom w:w="80" w:type="dxa"/>
-              <w:end w:w="120" w:type="dxa"/>
-            </w:tcMar>
-          </w:tcPr>
-          <w:p>
-            <w:r/>
-            <w:r>
-              <w:rPr>
-                <w:b w:val="0"/>
-                <w:i w:val="0"/>
-              </w:rPr>
-              <w:t>frontend/src/app/student/passes/page.js</w:t>
-            </w:r>
-          </w:p>
-        </w:tc>
-      </w:tr>
-      <w:tr>
-        <w:tc>
-          <w:tcPr>
-            <w:tcW w:type="dxa" w:w="2952"/>
-            <w:vAlign w:val="center"/>
-            <w:tcBorders>
-              <w:top w:val="single" w:sz="6" w:space="0" w:color="B7C4D5"/>
-              <w:left w:val="single" w:sz="6" w:space="0" w:color="B7C4D5"/>
-              <w:bottom w:val="single" w:sz="6" w:space="0" w:color="B7C4D5"/>
-              <w:right w:val="single" w:sz="6" w:space="0" w:color="B7C4D5"/>
-            </w:tcBorders>
-            <w:tcMar>
-              <w:top w:w="80" w:type="dxa"/>
-              <w:start w:w="120" w:type="dxa"/>
-              <w:bottom w:w="80" w:type="dxa"/>
-              <w:end w:w="120" w:type="dxa"/>
-            </w:tcMar>
-          </w:tcPr>
-          <w:p>
-            <w:r/>
-            <w:r>
-              <w:rPr>
-                <w:b w:val="0"/>
-                <w:i w:val="0"/>
-              </w:rPr>
-              <w:t>Chọn tuyến sinh viên</w:t>
-            </w:r>
-          </w:p>
-        </w:tc>
-        <w:tc>
-          <w:tcPr>
-            <w:tcW w:type="dxa" w:w="6408"/>
-            <w:vAlign w:val="center"/>
-            <w:tcBorders>
-              <w:top w:val="single" w:sz="6" w:space="0" w:color="B7C4D5"/>
-              <w:left w:val="single" w:sz="6" w:space="0" w:color="B7C4D5"/>
-              <w:bottom w:val="single" w:sz="6" w:space="0" w:color="B7C4D5"/>
-              <w:right w:val="single" w:sz="6" w:space="0" w:color="B7C4D5"/>
-            </w:tcBorders>
-            <w:tcMar>
-              <w:top w:w="80" w:type="dxa"/>
-              <w:start w:w="120" w:type="dxa"/>
-              <w:bottom w:w="80" w:type="dxa"/>
-              <w:end w:w="120" w:type="dxa"/>
-            </w:tcMar>
-          </w:tcPr>
-          <w:p>
-            <w:r/>
-            <w:r>
-              <w:rPr>
-                <w:b w:val="0"/>
-                <w:i w:val="0"/>
-              </w:rPr>
-              <w:t>frontend/src/app/student/routes/page.js</w:t>
-            </w:r>
-          </w:p>
-        </w:tc>
-      </w:tr>
-      <w:tr>
-        <w:tc>
-          <w:tcPr>
-            <w:tcW w:type="dxa" w:w="2952"/>
-            <w:vAlign w:val="center"/>
-            <w:tcBorders>
-              <w:top w:val="single" w:sz="6" w:space="0" w:color="B7C4D5"/>
-              <w:left w:val="single" w:sz="6" w:space="0" w:color="B7C4D5"/>
-              <w:bottom w:val="single" w:sz="6" w:space="0" w:color="B7C4D5"/>
-              <w:right w:val="single" w:sz="6" w:space="0" w:color="B7C4D5"/>
-            </w:tcBorders>
-            <w:tcMar>
-              <w:top w:w="80" w:type="dxa"/>
-              <w:start w:w="120" w:type="dxa"/>
-              <w:bottom w:w="80" w:type="dxa"/>
-              <w:end w:w="120" w:type="dxa"/>
-            </w:tcMar>
-          </w:tcPr>
-          <w:p>
-            <w:r/>
-            <w:r>
-              <w:rPr>
-                <w:b w:val="0"/>
-                <w:i w:val="0"/>
-              </w:rPr>
-              <w:t>Ticketing backend</w:t>
-            </w:r>
-          </w:p>
-        </w:tc>
-        <w:tc>
-          <w:tcPr>
-            <w:tcW w:type="dxa" w:w="6408"/>
-            <w:vAlign w:val="center"/>
-            <w:tcBorders>
-              <w:top w:val="single" w:sz="6" w:space="0" w:color="B7C4D5"/>
-              <w:left w:val="single" w:sz="6" w:space="0" w:color="B7C4D5"/>
-              <w:bottom w:val="single" w:sz="6" w:space="0" w:color="B7C4D5"/>
-              <w:right w:val="single" w:sz="6" w:space="0" w:color="B7C4D5"/>
-            </w:tcBorders>
-            <w:tcMar>
-              <w:top w:w="80" w:type="dxa"/>
-              <w:start w:w="120" w:type="dxa"/>
-              <w:bottom w:w="80" w:type="dxa"/>
-              <w:end w:w="120" w:type="dxa"/>
-            </w:tcMar>
-          </w:tcPr>
-          <w:p>
-            <w:r/>
-            <w:r>
-              <w:rPr>
-                <w:b w:val="0"/>
-                <w:i w:val="0"/>
-              </w:rPr>
-              <w:t>backend/src/main/java/com/unibus/api/ticketing</w:t>
-            </w:r>
-          </w:p>
-        </w:tc>
-      </w:tr>
-      <w:tr>
-        <w:tc>
-          <w:tcPr>
-            <w:tcW w:type="dxa" w:w="2952"/>
-            <w:vAlign w:val="center"/>
-            <w:tcBorders>
-              <w:top w:val="single" w:sz="6" w:space="0" w:color="B7C4D5"/>
-              <w:left w:val="single" w:sz="6" w:space="0" w:color="B7C4D5"/>
-              <w:bottom w:val="single" w:sz="6" w:space="0" w:color="B7C4D5"/>
-              <w:right w:val="single" w:sz="6" w:space="0" w:color="B7C4D5"/>
-            </w:tcBorders>
-            <w:tcMar>
-              <w:top w:w="80" w:type="dxa"/>
-              <w:start w:w="120" w:type="dxa"/>
-              <w:bottom w:w="80" w:type="dxa"/>
-              <w:end w:w="120" w:type="dxa"/>
-            </w:tcMar>
-          </w:tcPr>
-          <w:p>
-            <w:r/>
-            <w:r>
-              <w:rPr>
-                <w:b w:val="0"/>
-                <w:i w:val="0"/>
-              </w:rPr>
-              <w:t>Subsidy backend</w:t>
-            </w:r>
-          </w:p>
-        </w:tc>
-        <w:tc>
-          <w:tcPr>
-            <w:tcW w:type="dxa" w:w="6408"/>
-            <w:vAlign w:val="center"/>
-            <w:tcBorders>
-              <w:top w:val="single" w:sz="6" w:space="0" w:color="B7C4D5"/>
-              <w:left w:val="single" w:sz="6" w:space="0" w:color="B7C4D5"/>
-              <w:bottom w:val="single" w:sz="6" w:space="0" w:color="B7C4D5"/>
-              <w:right w:val="single" w:sz="6" w:space="0" w:color="B7C4D5"/>
-            </w:tcBorders>
-            <w:tcMar>
-              <w:top w:w="80" w:type="dxa"/>
-              <w:start w:w="120" w:type="dxa"/>
-              <w:bottom w:w="80" w:type="dxa"/>
-              <w:end w:w="120" w:type="dxa"/>
-            </w:tcMar>
-          </w:tcPr>
-          <w:p>
-            <w:r/>
-            <w:r>
-              <w:rPr>
-                <w:b w:val="0"/>
-                <w:i w:val="0"/>
-              </w:rPr>
-              <w:t>backend/src/main/java/com/unibus/api/university</w:t>
-            </w:r>
-          </w:p>
-        </w:tc>
-      </w:tr>
-      <w:tr>
-        <w:tc>
-          <w:tcPr>
-            <w:tcW w:type="dxa" w:w="2952"/>
-            <w:vAlign w:val="center"/>
-            <w:tcBorders>
-              <w:top w:val="single" w:sz="6" w:space="0" w:color="B7C4D5"/>
-              <w:left w:val="single" w:sz="6" w:space="0" w:color="B7C4D5"/>
-              <w:bottom w:val="single" w:sz="6" w:space="0" w:color="B7C4D5"/>
-              <w:right w:val="single" w:sz="6" w:space="0" w:color="B7C4D5"/>
-            </w:tcBorders>
-            <w:tcMar>
-              <w:top w:w="80" w:type="dxa"/>
-              <w:start w:w="120" w:type="dxa"/>
-              <w:bottom w:w="80" w:type="dxa"/>
-              <w:end w:w="120" w:type="dxa"/>
-            </w:tcMar>
-          </w:tcPr>
-          <w:p>
-            <w:r/>
-            <w:r>
-              <w:rPr>
-                <w:b w:val="0"/>
-                <w:i w:val="0"/>
-              </w:rPr>
-              <w:t>Operations driver/conductor/coordinator</w:t>
-            </w:r>
-          </w:p>
-        </w:tc>
-        <w:tc>
-          <w:tcPr>
-            <w:tcW w:type="dxa" w:w="6408"/>
-            <w:vAlign w:val="center"/>
-            <w:tcBorders>
-              <w:top w:val="single" w:sz="6" w:space="0" w:color="B7C4D5"/>
-              <w:left w:val="single" w:sz="6" w:space="0" w:color="B7C4D5"/>
-              <w:bottom w:val="single" w:sz="6" w:space="0" w:color="B7C4D5"/>
-              <w:right w:val="single" w:sz="6" w:space="0" w:color="B7C4D5"/>
-            </w:tcBorders>
-            <w:tcMar>
-              <w:top w:w="80" w:type="dxa"/>
-              <w:start w:w="120" w:type="dxa"/>
-              <w:bottom w:w="80" w:type="dxa"/>
-              <w:end w:w="120" w:type="dxa"/>
-            </w:tcMar>
-          </w:tcPr>
-          <w:p>
-            <w:r/>
-            <w:r>
-              <w:rPr>
-                <w:b w:val="0"/>
-                <w:i w:val="0"/>
-              </w:rPr>
-              <w:t>backend/src/main/java/com/unibus/api/operations</w:t>
-            </w:r>
-          </w:p>
-        </w:tc>
-      </w:tr>
-    </w:tbl>
-    <w:p/>
     <w:sectPr>
-      <w:headerReference w:type="default" r:id="rId9"/>
-      <w:footerReference w:type="default" r:id="rId10"/>
+      <w:footerReference w:type="default" r:id="rId9"/>
       <w:pgSz w:w="12240" w:h="15840"/>
       <w:pgMar w:top="1440" w:right="1440" w:bottom="1440" w:left="1440" w:header="708" w:footer="708" w:gutter="0"/>
       <w:cols w:space="720"/>
@@ -8350,35 +2572,14 @@
     </w:pPr>
     <w:r>
       <w:rPr>
-        <w:b w:val="0"/>
-        <w:i w:val="0"/>
-        <w:color w:val="666666"/>
+        <w:rFonts w:ascii="Calibri" w:hAnsi="Calibri"/>
+        <w:color w:val="555555"/>
         <w:sz w:val="18"/>
       </w:rPr>
-      <w:t>UniBus - Hướng dẫn demo luồng chính</w:t>
+      <w:t>UniBus demo guide - Completion/OCR branch</w:t>
     </w:r>
   </w:p>
 </w:ftr>
-</file>
-
-<file path=word/header1.xml><?xml version="1.0" encoding="utf-8"?>
-<w:hdr xmlns:m="http://schemas.openxmlformats.org/officeDocument/2006/math" xmlns:mc="http://schemas.openxmlformats.org/markup-compatibility/2006" xmlns:mo="http://schemas.microsoft.com/office/mac/office/2008/main" xmlns:mv="urn:schemas-microsoft-com:mac:vml" xmlns:o="urn:schemas-microsoft-com:office:office" xmlns:r="http://schemas.openxmlformats.org/officeDocument/2006/relationships" xmlns:v="urn:schemas-microsoft-com:vml" xmlns:w10="urn:schemas-microsoft-com:office:word" xmlns:w14="http://schemas.microsoft.com/office/word/2010/wordml" xmlns:w="http://schemas.openxmlformats.org/wordprocessingml/2006/main" xmlns:wne="http://schemas.microsoft.com/office/word/2006/wordml" xmlns:wp14="http://schemas.microsoft.com/office/word/2010/wordprocessingDrawing" xmlns:wp="http://schemas.openxmlformats.org/drawingml/2006/wordprocessingDrawing" xmlns:wpc="http://schemas.microsoft.com/office/word/2010/wordprocessingCanvas" xmlns:wpg="http://schemas.microsoft.com/office/word/2010/wordprocessingGroup" xmlns:wpi="http://schemas.microsoft.com/office/word/2010/wordprocessingInk" xmlns:wps="http://schemas.microsoft.com/office/word/2010/wordprocessingShape" mc:Ignorable="w14 wp14">
-  <w:p>
-    <w:pPr>
-      <w:pStyle w:val="Header"/>
-      <w:jc w:val="right"/>
-    </w:pPr>
-    <w:r>
-      <w:rPr>
-        <w:b w:val="0"/>
-        <w:i w:val="0"/>
-        <w:color w:val="666666"/>
-        <w:sz w:val="18"/>
-      </w:rPr>
-      <w:t>UniBus Demo Guide</w:t>
-    </w:r>
-  </w:p>
-</w:hdr>
 </file>
 
 <file path=word/numbering.xml><?xml version="1.0" encoding="utf-8"?>
@@ -8748,8 +2949,7 @@
       <w:spacing w:after="120" w:line="300" w:lineRule="auto"/>
     </w:pPr>
     <w:rPr>
-      <w:rFonts w:ascii="Calibri" w:hAnsi="Calibri" w:eastAsia="Calibri"/>
-      <w:color w:val="000000"/>
+      <w:rFonts w:ascii="Calibri" w:hAnsi="Calibri"/>
       <w:sz w:val="22"/>
     </w:rPr>
   </w:style>
@@ -8808,11 +3008,11 @@
     <w:pPr>
       <w:keepNext/>
       <w:keepLines/>
-      <w:spacing w:before="360" w:after="200"/>
+      <w:spacing w:before="240" w:after="120"/>
       <w:outlineLvl w:val="0"/>
     </w:pPr>
     <w:rPr>
-      <w:rFonts w:asciiTheme="majorHAnsi" w:eastAsiaTheme="majorEastAsia" w:hAnsiTheme="majorHAnsi" w:cstheme="majorBidi" w:ascii="Calibri" w:hAnsi="Calibri" w:eastAsia="Calibri"/>
+      <w:rFonts w:asciiTheme="majorHAnsi" w:eastAsiaTheme="majorEastAsia" w:hAnsiTheme="majorHAnsi" w:cstheme="majorBidi" w:ascii="Calibri" w:hAnsi="Calibri"/>
       <w:b/>
       <w:bCs/>
       <w:color w:val="2E74B5"/>
@@ -8832,11 +3032,11 @@
     <w:pPr>
       <w:keepNext/>
       <w:keepLines/>
-      <w:spacing w:before="280" w:after="140"/>
+      <w:spacing w:before="160" w:after="120"/>
       <w:outlineLvl w:val="1"/>
     </w:pPr>
     <w:rPr>
-      <w:rFonts w:asciiTheme="majorHAnsi" w:eastAsiaTheme="majorEastAsia" w:hAnsiTheme="majorHAnsi" w:cstheme="majorBidi" w:ascii="Calibri" w:hAnsi="Calibri" w:eastAsia="Calibri"/>
+      <w:rFonts w:asciiTheme="majorHAnsi" w:eastAsiaTheme="majorEastAsia" w:hAnsiTheme="majorHAnsi" w:cstheme="majorBidi" w:ascii="Calibri" w:hAnsi="Calibri"/>
       <w:b/>
       <w:bCs/>
       <w:color w:val="2E74B5"/>
@@ -8856,11 +3056,11 @@
     <w:pPr>
       <w:keepNext/>
       <w:keepLines/>
-      <w:spacing w:before="200" w:after="100"/>
+      <w:spacing w:before="160" w:after="120"/>
       <w:outlineLvl w:val="2"/>
     </w:pPr>
     <w:rPr>
-      <w:rFonts w:asciiTheme="majorHAnsi" w:eastAsiaTheme="majorEastAsia" w:hAnsiTheme="majorHAnsi" w:cstheme="majorBidi" w:ascii="Calibri" w:hAnsi="Calibri" w:eastAsia="Calibri"/>
+      <w:rFonts w:asciiTheme="majorHAnsi" w:eastAsiaTheme="majorEastAsia" w:hAnsiTheme="majorHAnsi" w:cstheme="majorBidi" w:ascii="Calibri" w:hAnsi="Calibri"/>
       <w:b/>
       <w:bCs/>
       <w:color w:val="1F4D78"/>
@@ -9280,14 +3480,8 @@
       <w:numPr>
         <w:numId w:val="1"/>
       </w:numPr>
-      <w:spacing w:after="80" w:line="300" w:lineRule="auto"/>
-      <w:ind w:left="540" w:hanging="271"/>
       <w:contextualSpacing/>
     </w:pPr>
-    <w:rPr>
-      <w:rFonts w:ascii="Calibri" w:hAnsi="Calibri" w:eastAsia="Calibri"/>
-      <w:sz w:val="22"/>
-    </w:rPr>
   </w:style>
   <w:style w:type="paragraph" w:styleId="ListBullet2">
     <w:name w:val="List Bullet 2"/>
@@ -9325,14 +3519,8 @@
       <w:numPr>
         <w:numId w:val="5"/>
       </w:numPr>
-      <w:spacing w:after="80" w:line="300" w:lineRule="auto"/>
-      <w:ind w:left="540" w:hanging="271"/>
       <w:contextualSpacing/>
     </w:pPr>
-    <w:rPr>
-      <w:rFonts w:ascii="Calibri" w:hAnsi="Calibri" w:eastAsia="Calibri"/>
-      <w:sz w:val="22"/>
-    </w:rPr>
   </w:style>
   <w:style w:type="paragraph" w:styleId="ListNumber2">
     <w:name w:val="List Number 2"/>

--- a/docs/UniBus_Huong_Dan_Demo_Luong_Chinh.docx
+++ b/docs/UniBus_Huong_Dan_Demo_Luong_Chinh.docx
@@ -502,7 +502,7 @@
                 <w:b w:val="0"/>
                 <w:sz w:val="20"/>
               </w:rPr>
-              <w:t>Database seed</w:t>
+              <w:t>Complete-flow seed</w:t>
             </w:r>
           </w:p>
         </w:tc>
@@ -522,7 +522,7 @@
                 <w:b w:val="0"/>
                 <w:sz w:val="20"/>
               </w:rPr>
-              <w:t>database/SeedStudentVerificationTestData.sql, SeedUniversitySubsidyDemo.sql, SeedUiV11MvpDemo.sql, SeedKhanhStudentUiTestData.sql</w:t>
+              <w:t>database/SeedCompleteDemoFlow.sql</w:t>
             </w:r>
           </w:p>
         </w:tc>
@@ -542,7 +542,69 @@
                 <w:b w:val="0"/>
                 <w:sz w:val="20"/>
               </w:rPr>
-              <w:t>Chi chay tren DB demo. Backup neu dung RDS chung.</w:t>
+              <w:t>Idempotent; chi reset giao dich cua SV-FLOW-001 va dua account ve trang thai san sang demo.</w:t>
+            </w:r>
+          </w:p>
+        </w:tc>
+      </w:tr>
+      <w:tr>
+        <w:tc>
+          <w:tcPr>
+            <w:tcW w:type="dxa" w:w="3120"/>
+            <w:vAlign w:val="center"/>
+          </w:tcPr>
+          <w:p>
+            <w:pPr>
+              <w:spacing w:after="0"/>
+            </w:pPr>
+            <w:r/>
+            <w:r>
+              <w:rPr>
+                <w:rFonts w:ascii="Calibri" w:hAnsi="Calibri"/>
+                <w:b w:val="0"/>
+                <w:sz w:val="20"/>
+              </w:rPr>
+              <w:t>Complete-flow reset</w:t>
+            </w:r>
+          </w:p>
+        </w:tc>
+        <w:tc>
+          <w:tcPr>
+            <w:tcW w:type="dxa" w:w="3120"/>
+            <w:vAlign w:val="center"/>
+          </w:tcPr>
+          <w:p>
+            <w:pPr>
+              <w:spacing w:after="0"/>
+            </w:pPr>
+            <w:r/>
+            <w:r>
+              <w:rPr>
+                <w:rFonts w:ascii="Calibri" w:hAnsi="Calibri"/>
+                <w:b w:val="0"/>
+                <w:sz w:val="20"/>
+              </w:rPr>
+              <w:t>database/ResetCompleteDemoFlow.sql</w:t>
+            </w:r>
+          </w:p>
+        </w:tc>
+        <w:tc>
+          <w:tcPr>
+            <w:tcW w:type="dxa" w:w="3120"/>
+            <w:vAlign w:val="center"/>
+          </w:tcPr>
+          <w:p>
+            <w:pPr>
+              <w:spacing w:after="0"/>
+            </w:pPr>
+            <w:r/>
+            <w:r>
+              <w:rPr>
+                <w:rFonts w:ascii="Calibri" w:hAnsi="Calibri"/>
+                <w:b w:val="0"/>
+                <w:sz w:val="20"/>
+              </w:rPr>
+              <w:t>Chi xoa dang ky/ve/payment/order cua SV-FLOW-001; khong drop DB va khong anh huong account khac.</w:t>
             </w:r>
           </w:p>
         </w:tc>
@@ -589,7 +651,7 @@
                 <w:color w:val="323232"/>
                 <w:sz w:val="20"/>
               </w:rPr>
-              <w:t>Khong drop database chi de demo UI. Neu can nap lai seed, hay backup/snapshot truoc va chay tung script seed theo thu tu. Cac seed trong database/ la du lieu demo, khong phai migration bat buoc.</w:t>
+              <w:t>Khong drop database chi de demo UI. RDS da o Flyway V13 va account complete-flow da duoc nap san. Seed/reset complete-flow chi tac dong du lieu giao dich cua SV-FLOW-001; cac seed cu khong nen chay lai hang loat tren RDS hien tai.</w:t>
             </w:r>
           </w:p>
         </w:tc>
@@ -832,6 +894,68 @@
                 <w:sz w:val="20"/>
               </w:rPr>
               <w:t>Roster, subsidy, stats, reconciliation, payment transactions.</w:t>
+            </w:r>
+          </w:p>
+        </w:tc>
+      </w:tr>
+      <w:tr>
+        <w:tc>
+          <w:tcPr>
+            <w:tcW w:type="dxa" w:w="3120"/>
+            <w:vAlign w:val="center"/>
+          </w:tcPr>
+          <w:p>
+            <w:pPr>
+              <w:spacing w:after="0"/>
+            </w:pPr>
+            <w:r/>
+            <w:r>
+              <w:rPr>
+                <w:rFonts w:ascii="Calibri" w:hAnsi="Calibri"/>
+                <w:b w:val="0"/>
+                <w:sz w:val="20"/>
+              </w:rPr>
+              <w:t>Student complete flow</w:t>
+            </w:r>
+          </w:p>
+        </w:tc>
+        <w:tc>
+          <w:tcPr>
+            <w:tcW w:type="dxa" w:w="3120"/>
+            <w:vAlign w:val="center"/>
+          </w:tcPr>
+          <w:p>
+            <w:pPr>
+              <w:spacing w:after="0"/>
+            </w:pPr>
+            <w:r/>
+            <w:r>
+              <w:rPr>
+                <w:rFonts w:ascii="Calibri" w:hAnsi="Calibri"/>
+                <w:b w:val="0"/>
+                <w:sz w:val="20"/>
+              </w:rPr>
+              <w:t>student.flow@unibus.local</w:t>
+            </w:r>
+          </w:p>
+        </w:tc>
+        <w:tc>
+          <w:tcPr>
+            <w:tcW w:type="dxa" w:w="3120"/>
+            <w:vAlign w:val="center"/>
+          </w:tcPr>
+          <w:p>
+            <w:pPr>
+              <w:spacing w:after="0"/>
+            </w:pPr>
+            <w:r/>
+            <w:r>
+              <w:rPr>
+                <w:rFonts w:ascii="Calibri" w:hAnsi="Calibri"/>
+                <w:b w:val="0"/>
+                <w:sz w:val="20"/>
+              </w:rPr>
+              <w:t>Mot account de demo dang ky tuyen, SePay, ve thang, hoa don va QR.</w:t>
             </w:r>
           </w:p>
         </w:tc>
@@ -1398,7 +1522,295 @@
           <w:rFonts w:ascii="Calibri" w:hAnsi="Calibri"/>
           <w:color w:val="2E74B5"/>
         </w:rPr>
-        <w:t>5. OCR sinh vien - chi tiet</w:t>
+        <w:t>5. Complete flow bang mot tai khoan</w:t>
+      </w:r>
+    </w:p>
+    <w:tbl>
+      <w:tblPr>
+        <w:tblStyle w:val="TableGrid"/>
+        <w:tblW w:type="auto" w:w="0"/>
+        <w:jc w:val="center"/>
+        <w:tblLook w:firstColumn="1" w:firstRow="1" w:lastColumn="0" w:lastRow="0" w:noHBand="0" w:noVBand="1" w:val="04A0"/>
+      </w:tblPr>
+      <w:tblGrid>
+        <w:gridCol w:w="9360"/>
+      </w:tblGrid>
+      <w:tr>
+        <w:tc>
+          <w:tcPr>
+            <w:tcW w:type="dxa" w:w="9360"/>
+            <w:shd w:fill="EAF4EA"/>
+          </w:tcPr>
+          <w:p>
+            <w:pPr>
+              <w:spacing w:after="80"/>
+            </w:pPr>
+            <w:r>
+              <w:rPr>
+                <w:rFonts w:ascii="Calibri" w:hAnsi="Calibri"/>
+                <w:b/>
+                <w:color w:val="14140F"/>
+                <w:sz w:val="21"/>
+              </w:rPr>
+              <w:t>Demo nhanh, khong can reset</w:t>
+            </w:r>
+          </w:p>
+          <w:p>
+            <w:pPr>
+              <w:spacing w:after="0"/>
+            </w:pPr>
+            <w:r>
+              <w:rPr>
+                <w:rFonts w:ascii="Calibri" w:hAnsi="Calibri"/>
+                <w:color w:val="323232"/>
+                <w:sz w:val="20"/>
+              </w:rPr>
+              <w:t>Dang nhap student.flow@unibus.local / Password123!. Account da VERIFIED, co dang ky tuyen 20, ve goc 50.000 VND, tro gia 12.500 VND, thanh toan 37.500 VND va QR UB-DEMO-FLOW-001. QR khop voi chuyen hom nay cua conductor.demo@unibus.local.</w:t>
+            </w:r>
+          </w:p>
+        </w:tc>
+      </w:tr>
+    </w:tbl>
+    <w:p/>
+    <w:p>
+      <w:pPr>
+        <w:pStyle w:val="ListNumber"/>
+        <w:spacing w:after="80"/>
+      </w:pPr>
+      <w:r>
+        <w:rPr>
+          <w:rFonts w:ascii="Calibri" w:hAnsi="Calibri"/>
+          <w:sz w:val="22"/>
+        </w:rPr>
+        <w:t>Dang nhap student.flow@unibus.local. Mo Truong cua toi de xac nhan trang thai VERIFIED va truong UniBus Demo University.</w:t>
+      </w:r>
+    </w:p>
+    <w:p>
+      <w:pPr>
+        <w:pStyle w:val="ListNumber"/>
+        <w:spacing w:after="80"/>
+      </w:pPr>
+      <w:r>
+        <w:rPr>
+          <w:rFonts w:ascii="Calibri" w:hAnsi="Calibri"/>
+          <w:sz w:val="22"/>
+        </w:rPr>
+        <w:t>Mo Tuyen cua toi/Ve cua toi de thay dang ky da APPROVED, ve thang ACTIVE, tien goc, tro gia va tien da tra.</w:t>
+      </w:r>
+    </w:p>
+    <w:p>
+      <w:pPr>
+        <w:pStyle w:val="ListNumber"/>
+        <w:spacing w:after="80"/>
+      </w:pPr>
+      <w:r>
+        <w:rPr>
+          <w:rFonts w:ascii="Calibri" w:hAnsi="Calibri"/>
+          <w:sz w:val="22"/>
+        </w:rPr>
+        <w:t>Mo Thanh toan/Hoa don de thay order Paid, payment PAID va hoa don tuong ung.</w:t>
+      </w:r>
+    </w:p>
+    <w:p>
+      <w:pPr>
+        <w:pStyle w:val="ListNumber"/>
+        <w:spacing w:after="80"/>
+      </w:pPr>
+      <w:r>
+        <w:rPr>
+          <w:rFonts w:ascii="Calibri" w:hAnsi="Calibri"/>
+          <w:sz w:val="22"/>
+        </w:rPr>
+        <w:t>Mo QR va giu man hinh QR UB-DEMO-FLOW-001.</w:t>
+      </w:r>
+    </w:p>
+    <w:p>
+      <w:pPr>
+        <w:pStyle w:val="ListNumber"/>
+        <w:spacing w:after="80"/>
+      </w:pPr>
+      <w:r>
+        <w:rPr>
+          <w:rFonts w:ascii="Calibri" w:hAnsi="Calibri"/>
+          <w:sz w:val="22"/>
+        </w:rPr>
+        <w:t>Dang xuat, dang nhap conductor.demo@unibus.local, chon chuyen hom nay va quet QR bang camera hoac nhap UB-DEMO-FLOW-001.</w:t>
+      </w:r>
+    </w:p>
+    <w:p>
+      <w:pPr>
+        <w:pStyle w:val="Heading1"/>
+        <w:keepNext/>
+      </w:pPr>
+      <w:r>
+        <w:rPr>
+          <w:rFonts w:ascii="Calibri" w:hAnsi="Calibri"/>
+          <w:color w:val="2E74B5"/>
+        </w:rPr>
+        <w:t>6. Complete flow live tu dau</w:t>
+      </w:r>
+    </w:p>
+    <w:p>
+      <w:pPr>
+        <w:spacing w:after="120"/>
+      </w:pPr>
+      <w:r>
+        <w:rPr>
+          <w:rFonts w:ascii="Calibri" w:hAnsi="Calibri"/>
+          <w:sz w:val="22"/>
+        </w:rPr>
+        <w:t>Chi dung cach nay khi muon thao tac truc tiep tu dang ky tuyen den thanh toan. Chay ResetCompleteDemoFlow.sql bang DB client tren RDS/demo DB; account van VERIFIED.</w:t>
+      </w:r>
+    </w:p>
+    <w:p>
+      <w:pPr>
+        <w:pStyle w:val="ListNumber"/>
+        <w:spacing w:after="80"/>
+      </w:pPr>
+      <w:r>
+        <w:rPr>
+          <w:rFonts w:ascii="Calibri" w:hAnsi="Calibri"/>
+          <w:sz w:val="22"/>
+        </w:rPr>
+        <w:t>Chay database/ResetCompleteDemoFlow.sql. Dang nhap student.flow@unibus.local / Password123!.</w:t>
+      </w:r>
+    </w:p>
+    <w:p>
+      <w:pPr>
+        <w:pStyle w:val="ListNumber"/>
+        <w:spacing w:after="80"/>
+      </w:pPr>
+      <w:r>
+        <w:rPr>
+          <w:rFonts w:ascii="Calibri" w:hAnsi="Calibri"/>
+          <w:sz w:val="22"/>
+        </w:rPr>
+        <w:t>Mo danh sach tuyen, chon tuyen duoc gan cho truong va dang ky diem len/xuong. Backend tao registration APPROVED.</w:t>
+      </w:r>
+    </w:p>
+    <w:p>
+      <w:pPr>
+        <w:pStyle w:val="ListNumber"/>
+        <w:spacing w:after="80"/>
+      </w:pPr>
+      <w:r>
+        <w:rPr>
+          <w:rFonts w:ascii="Calibri" w:hAnsi="Calibri"/>
+          <w:sz w:val="22"/>
+        </w:rPr>
+        <w:t>Chon mua ve thang, tao order SePay va ghi lai Order ID cung so tien chinh xac tren man hinh.</w:t>
+      </w:r>
+    </w:p>
+    <w:p>
+      <w:pPr>
+        <w:pStyle w:val="ListNumber"/>
+        <w:spacing w:after="80"/>
+      </w:pPr>
+      <w:r>
+        <w:rPr>
+          <w:rFonts w:ascii="Calibri" w:hAnsi="Calibri"/>
+          <w:sz w:val="22"/>
+        </w:rPr>
+        <w:t>Tai thu muc goc du an, chay: .\database\CompleteDemoSePayWebhook.ps1 -OrderId &lt;ORDER_ID&gt; -Amount &lt;SO_TIEN&gt;</w:t>
+      </w:r>
+    </w:p>
+    <w:p>
+      <w:pPr>
+        <w:pStyle w:val="ListNumber"/>
+        <w:spacing w:after="80"/>
+      </w:pPr>
+      <w:r>
+        <w:rPr>
+          <w:rFonts w:ascii="Calibri" w:hAnsi="Calibri"/>
+          <w:sz w:val="22"/>
+        </w:rPr>
+        <w:t>Frontend poll order status thanh Paid; mo Ve cua toi de thay ve thang va QR moi duoc backend cap.</w:t>
+      </w:r>
+    </w:p>
+    <w:p>
+      <w:pPr>
+        <w:pStyle w:val="ListNumber"/>
+        <w:spacing w:after="80"/>
+      </w:pPr>
+      <w:r>
+        <w:rPr>
+          <w:rFonts w:ascii="Calibri" w:hAnsi="Calibri"/>
+          <w:sz w:val="22"/>
+        </w:rPr>
+        <w:t>Dang nhap conductor.demo@unibus.local, chon chuyen cung tuyen va quet QR moi. Thu them INVALID-QR-001 de demo loi.</w:t>
+      </w:r>
+    </w:p>
+    <w:p>
+      <w:pPr>
+        <w:pStyle w:val="ListNumber"/>
+        <w:spacing w:after="80"/>
+      </w:pPr>
+      <w:r>
+        <w:rPr>
+          <w:rFonts w:ascii="Calibri" w:hAnsi="Calibri"/>
+          <w:sz w:val="22"/>
+        </w:rPr>
+        <w:t>Sau buoi demo, chay database/SeedCompleteDemoFlow.sql de dua RDS ve QR co dinh UB-DEMO-FLOW-001.</w:t>
+      </w:r>
+    </w:p>
+    <w:tbl>
+      <w:tblPr>
+        <w:tblStyle w:val="TableGrid"/>
+        <w:tblW w:type="auto" w:w="0"/>
+        <w:jc w:val="center"/>
+        <w:tblLook w:firstColumn="1" w:firstRow="1" w:lastColumn="0" w:lastRow="0" w:noHBand="0" w:noVBand="1" w:val="04A0"/>
+      </w:tblPr>
+      <w:tblGrid>
+        <w:gridCol w:w="9360"/>
+      </w:tblGrid>
+      <w:tr>
+        <w:tc>
+          <w:tcPr>
+            <w:tcW w:type="dxa" w:w="9360"/>
+            <w:shd w:fill="F4F6F9"/>
+          </w:tcPr>
+          <w:p>
+            <w:pPr>
+              <w:spacing w:after="80"/>
+            </w:pPr>
+            <w:r>
+              <w:rPr>
+                <w:rFonts w:ascii="Calibri" w:hAnsi="Calibri"/>
+                <w:b/>
+                <w:color w:val="14140F"/>
+                <w:sz w:val="21"/>
+              </w:rPr>
+              <w:t>Dieu kien cho webhook local</w:t>
+            </w:r>
+          </w:p>
+          <w:p>
+            <w:pPr>
+              <w:spacing w:after="0"/>
+            </w:pPr>
+            <w:r>
+              <w:rPr>
+                <w:rFonts w:ascii="Calibri" w:hAnsi="Calibri"/>
+                <w:color w:val="323232"/>
+                <w:sz w:val="20"/>
+              </w:rPr>
+              <w:t>Backend phai chay tai http://localhost:8080. Neu dung URL khac, them -BackendUrl https://host. Script gui payload SePay vao endpoint that /api/v1/payments/sepay/webhook, content DH&lt;OrderId&gt; va amount dung bang tong order.</w:t>
+            </w:r>
+          </w:p>
+        </w:tc>
+      </w:tr>
+    </w:tbl>
+    <w:p/>
+    <w:p>
+      <w:pPr>
+        <w:pStyle w:val="Heading1"/>
+        <w:keepNext/>
+      </w:pPr>
+      <w:r>
+        <w:rPr>
+          <w:rFonts w:ascii="Calibri" w:hAnsi="Calibri"/>
+          <w:color w:val="2E74B5"/>
+        </w:rPr>
+        <w:t>7. OCR sinh vien - chi tiet</w:t>
       </w:r>
     </w:p>
     <w:tbl>
@@ -1858,7 +2270,7 @@
           <w:rFonts w:ascii="Calibri" w:hAnsi="Calibri"/>
           <w:color w:val="2E74B5"/>
         </w:rPr>
-        <w:t>6. Scanner QR phu xe</w:t>
+        <w:t>8. Scanner QR phu xe</w:t>
       </w:r>
     </w:p>
     <w:p>
@@ -1872,6 +2284,19 @@
           <w:sz w:val="22"/>
         </w:rPr>
         <w:t>Scanner khong bi doi sang camera fake. Man phu xe van dung QrScannerModal va operationsApi.scanTicket.</w:t>
+      </w:r>
+    </w:p>
+    <w:p>
+      <w:pPr>
+        <w:pStyle w:val="ListBullet"/>
+        <w:spacing w:after="80"/>
+      </w:pPr>
+      <w:r>
+        <w:rPr>
+          <w:rFonts w:ascii="Calibri" w:hAnsi="Calibri"/>
+          <w:sz w:val="22"/>
+        </w:rPr>
+        <w:t>Complete flow: dung UB-DEMO-FLOW-001. QR nay duoc seed theo dung route cua chuyen hom nay gan cho conductor.demo.</w:t>
       </w:r>
     </w:p>
     <w:p>
@@ -1923,7 +2348,7 @@
           <w:rFonts w:ascii="Calibri" w:hAnsi="Calibri"/>
           <w:color w:val="2E74B5"/>
         </w:rPr>
-        <w:t>7. SePay va dashboard tien</w:t>
+        <w:t>9. SePay va dashboard tien</w:t>
       </w:r>
     </w:p>
     <w:p>
@@ -1975,7 +2400,7 @@
           <w:rFonts w:ascii="Calibri" w:hAnsi="Calibri"/>
           <w:sz w:val="22"/>
         </w:rPr>
-        <w:t>Neu muon demo webhook SePay that, can dung webhook key/cau hinh moi truong hien tai; khong can cho luong OCR.</w:t>
+        <w:t>CompleteDemoSePayWebhook.ps1 cho phep demo callback local co kiem soat; amount phai trung tong order va content phai chua DH&lt;OrderId&gt;.</w:t>
       </w:r>
     </w:p>
     <w:p>
@@ -1988,7 +2413,7 @@
           <w:rFonts w:ascii="Calibri" w:hAnsi="Calibri"/>
           <w:color w:val="2E74B5"/>
         </w:rPr>
-        <w:t>8. Phan UI da va khong thay doi tu patch v6</w:t>
+        <w:t>10. Phan UI da va khong thay doi tu patch v6</w:t>
       </w:r>
     </w:p>
     <w:tbl>
@@ -2458,7 +2883,7 @@
           <w:rFonts w:ascii="Calibri" w:hAnsi="Calibri"/>
           <w:color w:val="2E74B5"/>
         </w:rPr>
-        <w:t>9. Checklist truoc khi PR/demo</w:t>
+        <w:t>11. Checklist truoc khi PR/demo</w:t>
       </w:r>
     </w:p>
     <w:p>
@@ -2511,6 +2936,19 @@
           <w:sz w:val="22"/>
         </w:rPr>
         <w:t>Backend: mvn test pass.</w:t>
+      </w:r>
+    </w:p>
+    <w:p>
+      <w:pPr>
+        <w:pStyle w:val="ListBullet"/>
+        <w:spacing w:after="80"/>
+      </w:pPr>
+      <w:r>
+        <w:rPr>
+          <w:rFonts w:ascii="Calibri" w:hAnsi="Calibri"/>
+          <w:sz w:val="22"/>
+        </w:rPr>
+        <w:t>RDS: Flyway V13; student.flow co registration APPROVED, pass ACTIVE, payment/order Paid va QR UB-DEMO-FLOW-001.</w:t>
       </w:r>
     </w:p>
     <w:p>

--- a/docs/UniBus_Huong_Dan_Demo_Luong_Chinh.docx
+++ b/docs/UniBus_Huong_Dan_Demo_Luong_Chinh.docx
@@ -13,7 +13,7 @@
           <w:color w:val="14140F"/>
           <w:sz w:val="48"/>
         </w:rPr>
-        <w:t>UniBus - Huong dan demo day du</w:t>
+        <w:t>UniBus - Hướng dẫn demo đầy đủ</w:t>
       </w:r>
     </w:p>
     <w:p>
@@ -26,7 +26,7 @@
           <w:color w:val="555555"/>
           <w:sz w:val="22"/>
         </w:rPr>
-        <w:t>Nhanh, dung luong that, va tranh nham voi mock UI trong patch v6</w:t>
+        <w:t>Kịch bản CloudFront, tài khoản người dùng mới, thanh toán SePay và quét QR bởi phụ xe</w:t>
       </w:r>
     </w:p>
     <w:tbl>
@@ -34,10 +34,533 @@
         <w:tblStyle w:val="TableGrid"/>
         <w:tblW w:type="auto" w:w="0"/>
         <w:jc w:val="center"/>
+        <w:tblLayout w:type="fixed"/>
         <w:tblLook w:firstColumn="1" w:firstRow="1" w:lastColumn="0" w:lastRow="0" w:noHBand="0" w:noVBand="1" w:val="04A0"/>
       </w:tblPr>
       <w:tblGrid>
-        <w:gridCol w:w="9360"/>
+        <w:gridCol w:w="9648"/>
+      </w:tblGrid>
+      <w:tr>
+        <w:tc>
+          <w:tcPr>
+            <w:tcW w:type="dxa" w:w="9360"/>
+            <w:shd w:fill="EAF4EA"/>
+          </w:tcPr>
+          <w:p>
+            <w:pPr>
+              <w:spacing w:after="80"/>
+            </w:pPr>
+            <w:r>
+              <w:rPr>
+                <w:rFonts w:ascii="Calibri" w:hAnsi="Calibri"/>
+                <w:b/>
+                <w:sz w:val="21"/>
+              </w:rPr>
+              <w:t>Kết luận kiểm thử mới nhất</w:t>
+            </w:r>
+          </w:p>
+          <w:p>
+            <w:pPr>
+              <w:spacing w:after="0"/>
+            </w:pPr>
+            <w:r>
+              <w:rPr>
+                <w:rFonts w:ascii="Calibri" w:hAnsi="Calibri"/>
+                <w:sz w:val="20"/>
+              </w:rPr>
+              <w:t>Ngày 22/06/2026, luồng đã được chạy thật qua CloudFront: sinh viên đăng nhập, đăng ký tuyến, tạo đơn 37.500 đồng, nhận callback SePay, được cấp QR động và phụ xe quét thành công trên chuyến 65. Sau kiểm thử, tài khoản đã được reset về trạng thái sinh viên mới đã xác minh.</w:t>
+            </w:r>
+          </w:p>
+        </w:tc>
+      </w:tr>
+    </w:tbl>
+    <w:p/>
+    <w:p>
+      <w:pPr>
+        <w:pStyle w:val="Heading1"/>
+        <w:keepNext/>
+      </w:pPr>
+      <w:r>
+        <w:t>1. Mục tiêu và trạng thái tài khoản chính</w:t>
+      </w:r>
+    </w:p>
+    <w:p>
+      <w:pPr>
+        <w:spacing w:after="120"/>
+      </w:pPr>
+      <w:r>
+        <w:rPr>
+          <w:rFonts w:ascii="Calibri" w:hAnsi="Calibri"/>
+          <w:sz w:val="22"/>
+        </w:rPr>
+        <w:t>Tài khoản student.flow@unibus.local được thiết kế giống một sinh viên mới: đã xác minh thuộc UniBus Demo University nhưng chưa đăng ký tuyến, chưa có vé, chưa có đơn hàng, chưa thanh toán và chưa có lịch sử quét.</w:t>
+      </w:r>
+    </w:p>
+    <w:tbl>
+      <w:tblPr>
+        <w:tblStyle w:val="TableGrid"/>
+        <w:tblW w:type="auto" w:w="0"/>
+        <w:jc w:val="center"/>
+        <w:tblLayout w:type="fixed"/>
+        <w:tblLook w:firstColumn="1" w:firstRow="1" w:lastColumn="0" w:lastRow="0" w:noHBand="0" w:noVBand="1" w:val="04A0"/>
+      </w:tblPr>
+      <w:tblGrid>
+        <w:gridCol w:w="3216"/>
+        <w:gridCol w:w="3216"/>
+        <w:gridCol w:w="3216"/>
+      </w:tblGrid>
+      <w:tr>
+        <w:trPr>
+          <w:tblHeader w:val="true"/>
+        </w:trPr>
+        <w:tc>
+          <w:tcPr>
+            <w:tcW w:type="dxa" w:w="2088"/>
+            <w:vAlign w:val="center"/>
+            <w:shd w:fill="E8EEF5"/>
+          </w:tcPr>
+          <w:p>
+            <w:pPr>
+              <w:spacing w:after="0"/>
+            </w:pPr>
+            <w:r/>
+            <w:r>
+              <w:rPr>
+                <w:rFonts w:ascii="Calibri" w:hAnsi="Calibri"/>
+                <w:b/>
+                <w:sz w:val="19"/>
+              </w:rPr>
+              <w:t>Thông tin</w:t>
+            </w:r>
+          </w:p>
+        </w:tc>
+        <w:tc>
+          <w:tcPr>
+            <w:tcW w:type="dxa" w:w="3672"/>
+            <w:vAlign w:val="center"/>
+            <w:shd w:fill="E8EEF5"/>
+          </w:tcPr>
+          <w:p>
+            <w:pPr>
+              <w:spacing w:after="0"/>
+            </w:pPr>
+            <w:r/>
+            <w:r>
+              <w:rPr>
+                <w:rFonts w:ascii="Calibri" w:hAnsi="Calibri"/>
+                <w:b/>
+                <w:sz w:val="19"/>
+              </w:rPr>
+              <w:t>Giá trị</w:t>
+            </w:r>
+          </w:p>
+        </w:tc>
+        <w:tc>
+          <w:tcPr>
+            <w:tcW w:type="dxa" w:w="3600"/>
+            <w:vAlign w:val="center"/>
+            <w:shd w:fill="E8EEF5"/>
+          </w:tcPr>
+          <w:p>
+            <w:pPr>
+              <w:spacing w:after="0"/>
+            </w:pPr>
+            <w:r/>
+            <w:r>
+              <w:rPr>
+                <w:rFonts w:ascii="Calibri" w:hAnsi="Calibri"/>
+                <w:b/>
+                <w:sz w:val="19"/>
+              </w:rPr>
+              <w:t>Trạng thái trước khi demo</w:t>
+            </w:r>
+          </w:p>
+        </w:tc>
+      </w:tr>
+      <w:tr>
+        <w:tc>
+          <w:tcPr>
+            <w:tcW w:type="dxa" w:w="3216"/>
+            <w:vAlign w:val="center"/>
+          </w:tcPr>
+          <w:p>
+            <w:pPr>
+              <w:spacing w:after="0"/>
+            </w:pPr>
+            <w:r/>
+            <w:r>
+              <w:rPr>
+                <w:rFonts w:ascii="Calibri" w:hAnsi="Calibri"/>
+                <w:b w:val="0"/>
+                <w:sz w:val="19"/>
+              </w:rPr>
+              <w:t>Email</w:t>
+            </w:r>
+          </w:p>
+        </w:tc>
+        <w:tc>
+          <w:tcPr>
+            <w:tcW w:type="dxa" w:w="3216"/>
+            <w:vAlign w:val="center"/>
+          </w:tcPr>
+          <w:p>
+            <w:pPr>
+              <w:spacing w:after="0"/>
+            </w:pPr>
+            <w:r/>
+            <w:r>
+              <w:rPr>
+                <w:rFonts w:ascii="Calibri" w:hAnsi="Calibri"/>
+                <w:b w:val="0"/>
+                <w:sz w:val="19"/>
+              </w:rPr>
+              <w:t>student.flow@unibus.local</w:t>
+            </w:r>
+          </w:p>
+        </w:tc>
+        <w:tc>
+          <w:tcPr>
+            <w:tcW w:type="dxa" w:w="3216"/>
+            <w:vAlign w:val="center"/>
+          </w:tcPr>
+          <w:p>
+            <w:pPr>
+              <w:spacing w:after="0"/>
+            </w:pPr>
+            <w:r/>
+            <w:r>
+              <w:rPr>
+                <w:rFonts w:ascii="Calibri" w:hAnsi="Calibri"/>
+                <w:b w:val="0"/>
+                <w:sz w:val="19"/>
+              </w:rPr>
+              <w:t>ACTIVE</w:t>
+            </w:r>
+          </w:p>
+        </w:tc>
+      </w:tr>
+      <w:tr>
+        <w:tc>
+          <w:tcPr>
+            <w:tcW w:type="dxa" w:w="3216"/>
+            <w:vAlign w:val="center"/>
+          </w:tcPr>
+          <w:p>
+            <w:pPr>
+              <w:spacing w:after="0"/>
+            </w:pPr>
+            <w:r/>
+            <w:r>
+              <w:rPr>
+                <w:rFonts w:ascii="Calibri" w:hAnsi="Calibri"/>
+                <w:b w:val="0"/>
+                <w:sz w:val="19"/>
+              </w:rPr>
+              <w:t>Mật khẩu</w:t>
+            </w:r>
+          </w:p>
+        </w:tc>
+        <w:tc>
+          <w:tcPr>
+            <w:tcW w:type="dxa" w:w="3216"/>
+            <w:vAlign w:val="center"/>
+          </w:tcPr>
+          <w:p>
+            <w:pPr>
+              <w:spacing w:after="0"/>
+            </w:pPr>
+            <w:r/>
+            <w:r>
+              <w:rPr>
+                <w:rFonts w:ascii="Calibri" w:hAnsi="Calibri"/>
+                <w:b w:val="0"/>
+                <w:sz w:val="19"/>
+              </w:rPr>
+              <w:t>Password123!</w:t>
+            </w:r>
+          </w:p>
+        </w:tc>
+        <w:tc>
+          <w:tcPr>
+            <w:tcW w:type="dxa" w:w="3216"/>
+            <w:vAlign w:val="center"/>
+          </w:tcPr>
+          <w:p>
+            <w:pPr>
+              <w:spacing w:after="0"/>
+            </w:pPr>
+            <w:r/>
+            <w:r>
+              <w:rPr>
+                <w:rFonts w:ascii="Calibri" w:hAnsi="Calibri"/>
+                <w:b w:val="0"/>
+                <w:sz w:val="19"/>
+              </w:rPr>
+              <w:t>Dùng đăng nhập bằng email</w:t>
+            </w:r>
+          </w:p>
+        </w:tc>
+      </w:tr>
+      <w:tr>
+        <w:tc>
+          <w:tcPr>
+            <w:tcW w:type="dxa" w:w="3216"/>
+            <w:vAlign w:val="center"/>
+          </w:tcPr>
+          <w:p>
+            <w:pPr>
+              <w:spacing w:after="0"/>
+            </w:pPr>
+            <w:r/>
+            <w:r>
+              <w:rPr>
+                <w:rFonts w:ascii="Calibri" w:hAnsi="Calibri"/>
+                <w:b w:val="0"/>
+                <w:sz w:val="19"/>
+              </w:rPr>
+              <w:t>MSSV</w:t>
+            </w:r>
+          </w:p>
+        </w:tc>
+        <w:tc>
+          <w:tcPr>
+            <w:tcW w:type="dxa" w:w="3216"/>
+            <w:vAlign w:val="center"/>
+          </w:tcPr>
+          <w:p>
+            <w:pPr>
+              <w:spacing w:after="0"/>
+            </w:pPr>
+            <w:r/>
+            <w:r>
+              <w:rPr>
+                <w:rFonts w:ascii="Calibri" w:hAnsi="Calibri"/>
+                <w:b w:val="0"/>
+                <w:sz w:val="19"/>
+              </w:rPr>
+              <w:t>SV-FLOW-001</w:t>
+            </w:r>
+          </w:p>
+        </w:tc>
+        <w:tc>
+          <w:tcPr>
+            <w:tcW w:type="dxa" w:w="3216"/>
+            <w:vAlign w:val="center"/>
+          </w:tcPr>
+          <w:p>
+            <w:pPr>
+              <w:spacing w:after="0"/>
+            </w:pPr>
+            <w:r/>
+            <w:r>
+              <w:rPr>
+                <w:rFonts w:ascii="Calibri" w:hAnsi="Calibri"/>
+                <w:b w:val="0"/>
+                <w:sz w:val="19"/>
+              </w:rPr>
+              <w:t>Đã liên kết hồ sơ</w:t>
+            </w:r>
+          </w:p>
+        </w:tc>
+      </w:tr>
+      <w:tr>
+        <w:tc>
+          <w:tcPr>
+            <w:tcW w:type="dxa" w:w="3216"/>
+            <w:vAlign w:val="center"/>
+          </w:tcPr>
+          <w:p>
+            <w:pPr>
+              <w:spacing w:after="0"/>
+            </w:pPr>
+            <w:r/>
+            <w:r>
+              <w:rPr>
+                <w:rFonts w:ascii="Calibri" w:hAnsi="Calibri"/>
+                <w:b w:val="0"/>
+                <w:sz w:val="19"/>
+              </w:rPr>
+              <w:t>Trường</w:t>
+            </w:r>
+          </w:p>
+        </w:tc>
+        <w:tc>
+          <w:tcPr>
+            <w:tcW w:type="dxa" w:w="3216"/>
+            <w:vAlign w:val="center"/>
+          </w:tcPr>
+          <w:p>
+            <w:pPr>
+              <w:spacing w:after="0"/>
+            </w:pPr>
+            <w:r/>
+            <w:r>
+              <w:rPr>
+                <w:rFonts w:ascii="Calibri" w:hAnsi="Calibri"/>
+                <w:b w:val="0"/>
+                <w:sz w:val="19"/>
+              </w:rPr>
+              <w:t>UniBus Demo University</w:t>
+            </w:r>
+          </w:p>
+        </w:tc>
+        <w:tc>
+          <w:tcPr>
+            <w:tcW w:type="dxa" w:w="3216"/>
+            <w:vAlign w:val="center"/>
+          </w:tcPr>
+          <w:p>
+            <w:pPr>
+              <w:spacing w:after="0"/>
+            </w:pPr>
+            <w:r/>
+            <w:r>
+              <w:rPr>
+                <w:rFonts w:ascii="Calibri" w:hAnsi="Calibri"/>
+                <w:b w:val="0"/>
+                <w:sz w:val="19"/>
+              </w:rPr>
+              <w:t>VERIFIED</w:t>
+            </w:r>
+          </w:p>
+        </w:tc>
+      </w:tr>
+      <w:tr>
+        <w:tc>
+          <w:tcPr>
+            <w:tcW w:type="dxa" w:w="3216"/>
+            <w:vAlign w:val="center"/>
+          </w:tcPr>
+          <w:p>
+            <w:pPr>
+              <w:spacing w:after="0"/>
+            </w:pPr>
+            <w:r/>
+            <w:r>
+              <w:rPr>
+                <w:rFonts w:ascii="Calibri" w:hAnsi="Calibri"/>
+                <w:b w:val="0"/>
+                <w:sz w:val="19"/>
+              </w:rPr>
+              <w:t>Đăng ký tuyến</w:t>
+            </w:r>
+          </w:p>
+        </w:tc>
+        <w:tc>
+          <w:tcPr>
+            <w:tcW w:type="dxa" w:w="3216"/>
+            <w:vAlign w:val="center"/>
+          </w:tcPr>
+          <w:p>
+            <w:pPr>
+              <w:spacing w:after="0"/>
+            </w:pPr>
+            <w:r/>
+            <w:r>
+              <w:rPr>
+                <w:rFonts w:ascii="Calibri" w:hAnsi="Calibri"/>
+                <w:b w:val="0"/>
+                <w:sz w:val="19"/>
+              </w:rPr>
+              <w:t>Chưa có</w:t>
+            </w:r>
+          </w:p>
+        </w:tc>
+        <w:tc>
+          <w:tcPr>
+            <w:tcW w:type="dxa" w:w="3216"/>
+            <w:vAlign w:val="center"/>
+          </w:tcPr>
+          <w:p>
+            <w:pPr>
+              <w:spacing w:after="0"/>
+            </w:pPr>
+            <w:r/>
+            <w:r>
+              <w:rPr>
+                <w:rFonts w:ascii="Calibri" w:hAnsi="Calibri"/>
+                <w:b w:val="0"/>
+                <w:sz w:val="19"/>
+              </w:rPr>
+              <w:t>Sẽ tạo trực tiếp trên giao diện</w:t>
+            </w:r>
+          </w:p>
+        </w:tc>
+      </w:tr>
+      <w:tr>
+        <w:tc>
+          <w:tcPr>
+            <w:tcW w:type="dxa" w:w="3216"/>
+            <w:vAlign w:val="center"/>
+          </w:tcPr>
+          <w:p>
+            <w:pPr>
+              <w:spacing w:after="0"/>
+            </w:pPr>
+            <w:r/>
+            <w:r>
+              <w:rPr>
+                <w:rFonts w:ascii="Calibri" w:hAnsi="Calibri"/>
+                <w:b w:val="0"/>
+                <w:sz w:val="19"/>
+              </w:rPr>
+              <w:t>Vé/thanh toán/QR</w:t>
+            </w:r>
+          </w:p>
+        </w:tc>
+        <w:tc>
+          <w:tcPr>
+            <w:tcW w:type="dxa" w:w="3216"/>
+            <w:vAlign w:val="center"/>
+          </w:tcPr>
+          <w:p>
+            <w:pPr>
+              <w:spacing w:after="0"/>
+            </w:pPr>
+            <w:r/>
+            <w:r>
+              <w:rPr>
+                <w:rFonts w:ascii="Calibri" w:hAnsi="Calibri"/>
+                <w:b w:val="0"/>
+                <w:sz w:val="19"/>
+              </w:rPr>
+              <w:t>Chưa có</w:t>
+            </w:r>
+          </w:p>
+        </w:tc>
+        <w:tc>
+          <w:tcPr>
+            <w:tcW w:type="dxa" w:w="3216"/>
+            <w:vAlign w:val="center"/>
+          </w:tcPr>
+          <w:p>
+            <w:pPr>
+              <w:spacing w:after="0"/>
+            </w:pPr>
+            <w:r/>
+            <w:r>
+              <w:rPr>
+                <w:rFonts w:ascii="Calibri" w:hAnsi="Calibri"/>
+                <w:b w:val="0"/>
+                <w:sz w:val="19"/>
+              </w:rPr>
+              <w:t>Sẽ phát sinh trong buổi demo</w:t>
+            </w:r>
+          </w:p>
+        </w:tc>
+      </w:tr>
+    </w:tbl>
+    <w:p/>
+    <w:tbl>
+      <w:tblPr>
+        <w:tblStyle w:val="TableGrid"/>
+        <w:tblW w:type="auto" w:w="0"/>
+        <w:jc w:val="center"/>
+        <w:tblLayout w:type="fixed"/>
+        <w:tblLook w:firstColumn="1" w:firstRow="1" w:lastColumn="0" w:lastRow="0" w:noHBand="0" w:noVBand="1" w:val="04A0"/>
+      </w:tblPr>
+      <w:tblGrid>
+        <w:gridCol w:w="9648"/>
       </w:tblGrid>
       <w:tr>
         <w:tc>
@@ -53,10 +576,9 @@
               <w:rPr>
                 <w:rFonts w:ascii="Calibri" w:hAnsi="Calibri"/>
                 <w:b/>
-                <w:color w:val="14140F"/>
                 <w:sz w:val="21"/>
               </w:rPr>
-              <w:t>Pham vi merge hien tai</w:t>
+              <w:t>Không dùng QR cố định</w:t>
             </w:r>
           </w:p>
           <w:p>
@@ -66,10 +588,9 @@
             <w:r>
               <w:rPr>
                 <w:rFonts w:ascii="Calibri" w:hAnsi="Calibri"/>
-                <w:color w:val="323232"/>
                 <w:sz w:val="20"/>
               </w:rPr>
-              <w:t>Patch v6 khong duoc apply mu. Da port giao dien AI va cac wiring can thiet cho OCR/admin, nhung giu scanner phu xe, SePay, dashboard tien, driver/coordinator contacts va API that. Cac doan prototype-context/mock trong patch role-module lon duoc bo qua co chu dich.</w:t>
+              <w:t>QR của student.flow được backend sinh mới sau khi đơn SePay được thanh toán. Khi demo, hãy dùng QR đang hiển thị trên màn hình Vé của tôi; không nhập lại UB-DEMO-FLOW-001 từ tài liệu cũ.</w:t>
             </w:r>
           </w:p>
         </w:tc>
@@ -82,11 +603,27 @@
         <w:keepNext/>
       </w:pPr>
       <w:r>
+        <w:t>2. Môi trường CloudFront</w:t>
+      </w:r>
+    </w:p>
+    <w:p>
+      <w:pPr>
+        <w:spacing w:after="120"/>
+      </w:pPr>
+      <w:r>
         <w:rPr>
           <w:rFonts w:ascii="Calibri" w:hAnsi="Calibri"/>
-          <w:color w:val="2E74B5"/>
+          <w:b/>
+          <w:sz w:val="22"/>
         </w:rPr>
-        <w:t>1. Muc tieu demo</w:t>
+        <w:t>URL công khai:</w:t>
+      </w:r>
+      <w:r>
+        <w:rPr>
+          <w:rFonts w:ascii="Calibri" w:hAnsi="Calibri"/>
+          <w:sz w:val="22"/>
+        </w:rPr>
+        <w:t xml:space="preserve"> https://d8xawk4fn4vfd.cloudfront.net</w:t>
       </w:r>
     </w:p>
     <w:p>
@@ -99,7 +636,7 @@
           <w:rFonts w:ascii="Calibri" w:hAnsi="Calibri"/>
           <w:sz w:val="22"/>
         </w:rPr>
-        <w:t>Chung minh UI completion khong lam mat cac luong that cua team: scanner QR, SePay, dashboard tien, realtime/operations.</w:t>
+        <w:t>CloudFront đang nối tới backend và RDS của môi trường demo.</w:t>
       </w:r>
     </w:p>
     <w:p>
@@ -112,7 +649,7 @@
           <w:rFonts w:ascii="Calibri" w:hAnsi="Calibri"/>
           <w:sz w:val="22"/>
         </w:rPr>
-        <w:t>Demo luong OCR sinh vien: student gui anh the, backend OCR tra ket qua, admin xem anh va duyet/tu choi/yeu cau gui lai.</w:t>
+        <w:t>Luồng API đăng ký tuyến, SePay và scanner đã được kiểm thử thành công qua URL này.</w:t>
       </w:r>
     </w:p>
     <w:p>
@@ -125,7 +662,7 @@
           <w:rFonts w:ascii="Calibri" w:hAnsi="Calibri"/>
           <w:sz w:val="22"/>
         </w:rPr>
-        <w:t>Demo dashboard/transactions cho admin va university admin de thay thong ke tien, tro gia, ve thang.</w:t>
+        <w:t>Giao diện mới trong PR #32 chỉ xuất hiện trên CloudFront sau khi PR được merge vào main và CI/CD deploy thành công.</w:t>
       </w:r>
     </w:p>
     <w:p>
@@ -138,7 +675,7 @@
           <w:rFonts w:ascii="Calibri" w:hAnsi="Calibri"/>
           <w:sz w:val="22"/>
         </w:rPr>
-        <w:t>Giu thong diep review: day la branch feature, khong phai reset RDS hay rewrite UI toan bo.</w:t>
+        <w:t>Có thể tập dượt nhiều lần; sau mỗi lần chỉ cần chạy lệnh chuẩn bị lại dữ liệu ở mục 3.</w:t>
       </w:r>
     </w:p>
     <w:p>
@@ -147,11 +684,19 @@
         <w:keepNext/>
       </w:pPr>
       <w:r>
+        <w:t>3. Reset nhanh trước hoặc sau khi tập</w:t>
+      </w:r>
+    </w:p>
+    <w:p>
+      <w:pPr>
+        <w:spacing w:after="120"/>
+      </w:pPr>
+      <w:r>
         <w:rPr>
           <w:rFonts w:ascii="Calibri" w:hAnsi="Calibri"/>
-          <w:color w:val="2E74B5"/>
+          <w:sz w:val="22"/>
         </w:rPr>
-        <w:t>2. Chuan bi truoc demo</w:t>
+        <w:t>Tại PowerShell, đứng ở thư mục gốc dự án và chạy đúng một lệnh:</w:t>
       </w:r>
     </w:p>
     <w:tbl>
@@ -162,1234 +707,24 @@
         <w:tblLook w:firstColumn="1" w:firstRow="1" w:lastColumn="0" w:lastRow="0" w:noHBand="0" w:noVBand="1" w:val="04A0"/>
       </w:tblPr>
       <w:tblGrid>
-        <w:gridCol w:w="3120"/>
-        <w:gridCol w:w="3120"/>
-        <w:gridCol w:w="3120"/>
-      </w:tblGrid>
-      <w:tr>
-        <w:trPr>
-          <w:tblHeader w:val="true"/>
-        </w:trPr>
-        <w:tc>
-          <w:tcPr>
-            <w:tcW w:type="dxa" w:w="1944"/>
-            <w:shd w:fill="E8EEF5"/>
-            <w:vAlign w:val="center"/>
-          </w:tcPr>
-          <w:p>
-            <w:pPr>
-              <w:spacing w:after="0"/>
-            </w:pPr>
-            <w:r/>
-            <w:r>
-              <w:rPr>
-                <w:rFonts w:ascii="Calibri" w:hAnsi="Calibri"/>
-                <w:b/>
-                <w:color w:val="14140F"/>
-                <w:sz w:val="20"/>
-              </w:rPr>
-              <w:t>Hang muc</w:t>
-            </w:r>
-          </w:p>
-        </w:tc>
-        <w:tc>
-          <w:tcPr>
-            <w:tcW w:type="dxa" w:w="4320"/>
-            <w:shd w:fill="E8EEF5"/>
-            <w:vAlign w:val="center"/>
-          </w:tcPr>
-          <w:p>
-            <w:pPr>
-              <w:spacing w:after="0"/>
-            </w:pPr>
-            <w:r/>
-            <w:r>
-              <w:rPr>
-                <w:rFonts w:ascii="Calibri" w:hAnsi="Calibri"/>
-                <w:b/>
-                <w:color w:val="14140F"/>
-                <w:sz w:val="20"/>
-              </w:rPr>
-              <w:t>Lenh/du lieu</w:t>
-            </w:r>
-          </w:p>
-        </w:tc>
-        <w:tc>
-          <w:tcPr>
-            <w:tcW w:type="dxa" w:w="3096"/>
-            <w:shd w:fill="E8EEF5"/>
-            <w:vAlign w:val="center"/>
-          </w:tcPr>
-          <w:p>
-            <w:pPr>
-              <w:spacing w:after="0"/>
-            </w:pPr>
-            <w:r/>
-            <w:r>
-              <w:rPr>
-                <w:rFonts w:ascii="Calibri" w:hAnsi="Calibri"/>
-                <w:b/>
-                <w:color w:val="14140F"/>
-                <w:sz w:val="20"/>
-              </w:rPr>
-              <w:t>Ghi chu</w:t>
-            </w:r>
-          </w:p>
-        </w:tc>
-      </w:tr>
-      <w:tr>
-        <w:tc>
-          <w:tcPr>
-            <w:tcW w:type="dxa" w:w="3120"/>
-            <w:vAlign w:val="center"/>
-          </w:tcPr>
-          <w:p>
-            <w:pPr>
-              <w:spacing w:after="0"/>
-            </w:pPr>
-            <w:r/>
-            <w:r>
-              <w:rPr>
-                <w:rFonts w:ascii="Calibri" w:hAnsi="Calibri"/>
-                <w:b w:val="0"/>
-                <w:sz w:val="20"/>
-              </w:rPr>
-              <w:t>Branch</w:t>
-            </w:r>
-          </w:p>
-        </w:tc>
-        <w:tc>
-          <w:tcPr>
-            <w:tcW w:type="dxa" w:w="3120"/>
-            <w:vAlign w:val="center"/>
-          </w:tcPr>
-          <w:p>
-            <w:pPr>
-              <w:spacing w:after="0"/>
-            </w:pPr>
-            <w:r/>
-            <w:r>
-              <w:rPr>
-                <w:rFonts w:ascii="Calibri" w:hAnsi="Calibri"/>
-                <w:b w:val="0"/>
-                <w:sz w:val="20"/>
-              </w:rPr>
-              <w:t>codex/ui-v2-ocr</w:t>
-            </w:r>
-          </w:p>
-        </w:tc>
-        <w:tc>
-          <w:tcPr>
-            <w:tcW w:type="dxa" w:w="3120"/>
-            <w:vAlign w:val="center"/>
-          </w:tcPr>
-          <w:p>
-            <w:pPr>
-              <w:spacing w:after="0"/>
-            </w:pPr>
-            <w:r/>
-            <w:r>
-              <w:rPr>
-                <w:rFonts w:ascii="Calibri" w:hAnsi="Calibri"/>
-                <w:b w:val="0"/>
-                <w:sz w:val="20"/>
-              </w:rPr>
-              <w:t>Nhanh PR moi thay the PR #30.</w:t>
-            </w:r>
-          </w:p>
-        </w:tc>
-      </w:tr>
-      <w:tr>
-        <w:tc>
-          <w:tcPr>
-            <w:tcW w:type="dxa" w:w="3120"/>
-            <w:vAlign w:val="center"/>
-          </w:tcPr>
-          <w:p>
-            <w:pPr>
-              <w:spacing w:after="0"/>
-            </w:pPr>
-            <w:r/>
-            <w:r>
-              <w:rPr>
-                <w:rFonts w:ascii="Calibri" w:hAnsi="Calibri"/>
-                <w:b w:val="0"/>
-                <w:sz w:val="20"/>
-              </w:rPr>
-              <w:t>Backend</w:t>
-            </w:r>
-          </w:p>
-        </w:tc>
-        <w:tc>
-          <w:tcPr>
-            <w:tcW w:type="dxa" w:w="3120"/>
-            <w:vAlign w:val="center"/>
-          </w:tcPr>
-          <w:p>
-            <w:pPr>
-              <w:spacing w:after="0"/>
-            </w:pPr>
-            <w:r/>
-            <w:r>
-              <w:rPr>
-                <w:rFonts w:ascii="Calibri" w:hAnsi="Calibri"/>
-                <w:b w:val="0"/>
-                <w:sz w:val="20"/>
-              </w:rPr>
-              <w:t>mvn test; chay Spring Boot voi DB demo/RDS</w:t>
-            </w:r>
-          </w:p>
-        </w:tc>
-        <w:tc>
-          <w:tcPr>
-            <w:tcW w:type="dxa" w:w="3120"/>
-            <w:vAlign w:val="center"/>
-          </w:tcPr>
-          <w:p>
-            <w:pPr>
-              <w:spacing w:after="0"/>
-            </w:pPr>
-            <w:r/>
-            <w:r>
-              <w:rPr>
-                <w:rFonts w:ascii="Calibri" w:hAnsi="Calibri"/>
-                <w:b w:val="0"/>
-                <w:sz w:val="20"/>
-              </w:rPr>
-              <w:t>Neu test OCR local, dung profile local.</w:t>
-            </w:r>
-          </w:p>
-        </w:tc>
-      </w:tr>
-      <w:tr>
-        <w:tc>
-          <w:tcPr>
-            <w:tcW w:type="dxa" w:w="3120"/>
-            <w:vAlign w:val="center"/>
-          </w:tcPr>
-          <w:p>
-            <w:pPr>
-              <w:spacing w:after="0"/>
-            </w:pPr>
-            <w:r/>
-            <w:r>
-              <w:rPr>
-                <w:rFonts w:ascii="Calibri" w:hAnsi="Calibri"/>
-                <w:b w:val="0"/>
-                <w:sz w:val="20"/>
-              </w:rPr>
-              <w:t>Frontend</w:t>
-            </w:r>
-          </w:p>
-        </w:tc>
-        <w:tc>
-          <w:tcPr>
-            <w:tcW w:type="dxa" w:w="3120"/>
-            <w:vAlign w:val="center"/>
-          </w:tcPr>
-          <w:p>
-            <w:pPr>
-              <w:spacing w:after="0"/>
-            </w:pPr>
-            <w:r/>
-            <w:r>
-              <w:rPr>
-                <w:rFonts w:ascii="Calibri" w:hAnsi="Calibri"/>
-                <w:b w:val="0"/>
-                <w:sz w:val="20"/>
-              </w:rPr>
-              <w:t>npm run lint; npm run build; npm run dev</w:t>
-            </w:r>
-          </w:p>
-        </w:tc>
-        <w:tc>
-          <w:tcPr>
-            <w:tcW w:type="dxa" w:w="3120"/>
-            <w:vAlign w:val="center"/>
-          </w:tcPr>
-          <w:p>
-            <w:pPr>
-              <w:spacing w:after="0"/>
-            </w:pPr>
-            <w:r/>
-            <w:r>
-              <w:rPr>
-                <w:rFonts w:ascii="Calibri" w:hAnsi="Calibri"/>
-                <w:b w:val="0"/>
-                <w:sz w:val="20"/>
-              </w:rPr>
-              <w:t>Lint co the con warning hook cu, khong co error.</w:t>
-            </w:r>
-          </w:p>
-        </w:tc>
-      </w:tr>
-      <w:tr>
-        <w:tc>
-          <w:tcPr>
-            <w:tcW w:type="dxa" w:w="3120"/>
-            <w:vAlign w:val="center"/>
-          </w:tcPr>
-          <w:p>
-            <w:pPr>
-              <w:spacing w:after="0"/>
-            </w:pPr>
-            <w:r/>
-            <w:r>
-              <w:rPr>
-                <w:rFonts w:ascii="Calibri" w:hAnsi="Calibri"/>
-                <w:b w:val="0"/>
-                <w:sz w:val="20"/>
-              </w:rPr>
-              <w:t>OCR local</w:t>
-            </w:r>
-          </w:p>
-        </w:tc>
-        <w:tc>
-          <w:tcPr>
-            <w:tcW w:type="dxa" w:w="3120"/>
-            <w:vAlign w:val="center"/>
-          </w:tcPr>
-          <w:p>
-            <w:pPr>
-              <w:spacing w:after="0"/>
-            </w:pPr>
-            <w:r/>
-            <w:r>
-              <w:rPr>
-                <w:rFonts w:ascii="Calibri" w:hAnsi="Calibri"/>
-                <w:b w:val="0"/>
-                <w:sz w:val="20"/>
-              </w:rPr>
-              <w:t>SPRING_PROFILES_ACTIVE=local; OCR_ENABLED=true; OCR_PROVIDER=google</w:t>
-            </w:r>
-          </w:p>
-        </w:tc>
-        <w:tc>
-          <w:tcPr>
-            <w:tcW w:type="dxa" w:w="3120"/>
-            <w:vAlign w:val="center"/>
-          </w:tcPr>
-          <w:p>
-            <w:pPr>
-              <w:spacing w:after="0"/>
-            </w:pPr>
-            <w:r/>
-            <w:r>
-              <w:rPr>
-                <w:rFonts w:ascii="Calibri" w:hAnsi="Calibri"/>
-                <w:b w:val="0"/>
-                <w:sz w:val="20"/>
-              </w:rPr>
-              <w:t>Credential path mac dinh ../unibus-vision-ocr.json hoac GOOGLE_APPLICATION_CREDENTIALS.</w:t>
-            </w:r>
-          </w:p>
-        </w:tc>
-      </w:tr>
-      <w:tr>
-        <w:tc>
-          <w:tcPr>
-            <w:tcW w:type="dxa" w:w="3120"/>
-            <w:vAlign w:val="center"/>
-          </w:tcPr>
-          <w:p>
-            <w:pPr>
-              <w:spacing w:after="0"/>
-            </w:pPr>
-            <w:r/>
-            <w:r>
-              <w:rPr>
-                <w:rFonts w:ascii="Calibri" w:hAnsi="Calibri"/>
-                <w:b w:val="0"/>
-                <w:sz w:val="20"/>
-              </w:rPr>
-              <w:t>Complete-flow seed</w:t>
-            </w:r>
-          </w:p>
-        </w:tc>
-        <w:tc>
-          <w:tcPr>
-            <w:tcW w:type="dxa" w:w="3120"/>
-            <w:vAlign w:val="center"/>
-          </w:tcPr>
-          <w:p>
-            <w:pPr>
-              <w:spacing w:after="0"/>
-            </w:pPr>
-            <w:r/>
-            <w:r>
-              <w:rPr>
-                <w:rFonts w:ascii="Calibri" w:hAnsi="Calibri"/>
-                <w:b w:val="0"/>
-                <w:sz w:val="20"/>
-              </w:rPr>
-              <w:t>database/SeedCompleteDemoFlow.sql</w:t>
-            </w:r>
-          </w:p>
-        </w:tc>
-        <w:tc>
-          <w:tcPr>
-            <w:tcW w:type="dxa" w:w="3120"/>
-            <w:vAlign w:val="center"/>
-          </w:tcPr>
-          <w:p>
-            <w:pPr>
-              <w:spacing w:after="0"/>
-            </w:pPr>
-            <w:r/>
-            <w:r>
-              <w:rPr>
-                <w:rFonts w:ascii="Calibri" w:hAnsi="Calibri"/>
-                <w:b w:val="0"/>
-                <w:sz w:val="20"/>
-              </w:rPr>
-              <w:t>Idempotent; chi reset giao dich cua SV-FLOW-001 va dua account ve trang thai san sang demo.</w:t>
-            </w:r>
-          </w:p>
-        </w:tc>
-      </w:tr>
-      <w:tr>
-        <w:tc>
-          <w:tcPr>
-            <w:tcW w:type="dxa" w:w="3120"/>
-            <w:vAlign w:val="center"/>
-          </w:tcPr>
-          <w:p>
-            <w:pPr>
-              <w:spacing w:after="0"/>
-            </w:pPr>
-            <w:r/>
-            <w:r>
-              <w:rPr>
-                <w:rFonts w:ascii="Calibri" w:hAnsi="Calibri"/>
-                <w:b w:val="0"/>
-                <w:sz w:val="20"/>
-              </w:rPr>
-              <w:t>Complete-flow reset</w:t>
-            </w:r>
-          </w:p>
-        </w:tc>
-        <w:tc>
-          <w:tcPr>
-            <w:tcW w:type="dxa" w:w="3120"/>
-            <w:vAlign w:val="center"/>
-          </w:tcPr>
-          <w:p>
-            <w:pPr>
-              <w:spacing w:after="0"/>
-            </w:pPr>
-            <w:r/>
-            <w:r>
-              <w:rPr>
-                <w:rFonts w:ascii="Calibri" w:hAnsi="Calibri"/>
-                <w:b w:val="0"/>
-                <w:sz w:val="20"/>
-              </w:rPr>
-              <w:t>database/ResetCompleteDemoFlow.sql</w:t>
-            </w:r>
-          </w:p>
-        </w:tc>
-        <w:tc>
-          <w:tcPr>
-            <w:tcW w:type="dxa" w:w="3120"/>
-            <w:vAlign w:val="center"/>
-          </w:tcPr>
-          <w:p>
-            <w:pPr>
-              <w:spacing w:after="0"/>
-            </w:pPr>
-            <w:r/>
-            <w:r>
-              <w:rPr>
-                <w:rFonts w:ascii="Calibri" w:hAnsi="Calibri"/>
-                <w:b w:val="0"/>
-                <w:sz w:val="20"/>
-              </w:rPr>
-              <w:t>Chi xoa dang ky/ve/payment/order cua SV-FLOW-001; khong drop DB va khong anh huong account khac.</w:t>
-            </w:r>
-          </w:p>
-        </w:tc>
-      </w:tr>
-    </w:tbl>
-    <w:p/>
-    <w:tbl>
-      <w:tblPr>
-        <w:tblStyle w:val="TableGrid"/>
-        <w:tblW w:type="auto" w:w="0"/>
-        <w:jc w:val="center"/>
-        <w:tblLook w:firstColumn="1" w:firstRow="1" w:lastColumn="0" w:lastRow="0" w:noHBand="0" w:noVBand="1" w:val="04A0"/>
-      </w:tblPr>
-      <w:tblGrid>
-        <w:gridCol w:w="9360"/>
+        <w:gridCol w:w="9648"/>
       </w:tblGrid>
       <w:tr>
         <w:tc>
           <w:tcPr>
-            <w:tcW w:type="dxa" w:w="9360"/>
-            <w:shd w:fill="F4F6F9"/>
+            <w:tcW w:type="dxa" w:w="9648"/>
+            <w:shd w:fill="F2F4F7"/>
           </w:tcPr>
-          <w:p>
-            <w:pPr>
-              <w:spacing w:after="80"/>
-            </w:pPr>
-            <w:r>
-              <w:rPr>
-                <w:rFonts w:ascii="Calibri" w:hAnsi="Calibri"/>
-                <w:b/>
-                <w:color w:val="14140F"/>
-                <w:sz w:val="21"/>
-              </w:rPr>
-              <w:t>Luu y ve RDS</w:t>
-            </w:r>
-          </w:p>
           <w:p>
             <w:pPr>
               <w:spacing w:after="0"/>
             </w:pPr>
             <w:r>
               <w:rPr>
-                <w:rFonts w:ascii="Calibri" w:hAnsi="Calibri"/>
-                <w:color w:val="323232"/>
-                <w:sz w:val="20"/>
+                <w:rFonts w:ascii="Consolas" w:hAnsi="Consolas"/>
+                <w:sz w:val="18"/>
               </w:rPr>
-              <w:t>Khong drop database chi de demo UI. RDS da o Flyway V13 va account complete-flow da duoc nap san. Seed/reset complete-flow chi tac dong du lieu giao dich cua SV-FLOW-001; cac seed cu khong nen chay lai hang loat tren RDS hien tai.</w:t>
-            </w:r>
-          </w:p>
-        </w:tc>
-      </w:tr>
-    </w:tbl>
-    <w:p/>
-    <w:p>
-      <w:pPr>
-        <w:pStyle w:val="Heading1"/>
-        <w:keepNext/>
-      </w:pPr>
-      <w:r>
-        <w:rPr>
-          <w:rFonts w:ascii="Calibri" w:hAnsi="Calibri"/>
-          <w:color w:val="2E74B5"/>
-        </w:rPr>
-        <w:t>3. Tai khoan demo</w:t>
-      </w:r>
-    </w:p>
-    <w:p>
-      <w:pPr>
-        <w:spacing w:after="120"/>
-      </w:pPr>
-      <w:r>
-        <w:rPr>
-          <w:rFonts w:ascii="Calibri" w:hAnsi="Calibri"/>
-          <w:b/>
-          <w:sz w:val="22"/>
-        </w:rPr>
-        <w:t>Mat khau chung</w:t>
-      </w:r>
-      <w:r>
-        <w:rPr>
-          <w:rFonts w:ascii="Calibri" w:hAnsi="Calibri"/>
-          <w:sz w:val="22"/>
-        </w:rPr>
-        <w:t xml:space="preserve"> cho cac account password-based seed: Password123!</w:t>
-      </w:r>
-    </w:p>
-    <w:tbl>
-      <w:tblPr>
-        <w:tblStyle w:val="TableGrid"/>
-        <w:tblW w:type="auto" w:w="0"/>
-        <w:jc w:val="center"/>
-        <w:tblLook w:firstColumn="1" w:firstRow="1" w:lastColumn="0" w:lastRow="0" w:noHBand="0" w:noVBand="1" w:val="04A0"/>
-      </w:tblPr>
-      <w:tblGrid>
-        <w:gridCol w:w="3120"/>
-        <w:gridCol w:w="3120"/>
-        <w:gridCol w:w="3120"/>
-      </w:tblGrid>
-      <w:tr>
-        <w:trPr>
-          <w:tblHeader w:val="true"/>
-        </w:trPr>
-        <w:tc>
-          <w:tcPr>
-            <w:tcW w:type="dxa" w:w="1944"/>
-            <w:shd w:fill="E8EEF5"/>
-            <w:vAlign w:val="center"/>
-          </w:tcPr>
-          <w:p>
-            <w:pPr>
-              <w:spacing w:after="0"/>
-            </w:pPr>
-            <w:r/>
-            <w:r>
-              <w:rPr>
-                <w:rFonts w:ascii="Calibri" w:hAnsi="Calibri"/>
-                <w:b/>
-                <w:color w:val="14140F"/>
-                <w:sz w:val="20"/>
-              </w:rPr>
-              <w:t>Role</w:t>
-            </w:r>
-          </w:p>
-        </w:tc>
-        <w:tc>
-          <w:tcPr>
-            <w:tcW w:type="dxa" w:w="3528"/>
-            <w:shd w:fill="E8EEF5"/>
-            <w:vAlign w:val="center"/>
-          </w:tcPr>
-          <w:p>
-            <w:pPr>
-              <w:spacing w:after="0"/>
-            </w:pPr>
-            <w:r/>
-            <w:r>
-              <w:rPr>
-                <w:rFonts w:ascii="Calibri" w:hAnsi="Calibri"/>
-                <w:b/>
-                <w:color w:val="14140F"/>
-                <w:sz w:val="20"/>
-              </w:rPr>
-              <w:t>Email</w:t>
-            </w:r>
-          </w:p>
-        </w:tc>
-        <w:tc>
-          <w:tcPr>
-            <w:tcW w:type="dxa" w:w="3888"/>
-            <w:shd w:fill="E8EEF5"/>
-            <w:vAlign w:val="center"/>
-          </w:tcPr>
-          <w:p>
-            <w:pPr>
-              <w:spacing w:after="0"/>
-            </w:pPr>
-            <w:r/>
-            <w:r>
-              <w:rPr>
-                <w:rFonts w:ascii="Calibri" w:hAnsi="Calibri"/>
-                <w:b/>
-                <w:color w:val="14140F"/>
-                <w:sz w:val="20"/>
-              </w:rPr>
-              <w:t>Demo chinh</w:t>
-            </w:r>
-          </w:p>
-        </w:tc>
-      </w:tr>
-      <w:tr>
-        <w:tc>
-          <w:tcPr>
-            <w:tcW w:type="dxa" w:w="3120"/>
-            <w:vAlign w:val="center"/>
-          </w:tcPr>
-          <w:p>
-            <w:pPr>
-              <w:spacing w:after="0"/>
-            </w:pPr>
-            <w:r/>
-            <w:r>
-              <w:rPr>
-                <w:rFonts w:ascii="Calibri" w:hAnsi="Calibri"/>
-                <w:b w:val="0"/>
-                <w:sz w:val="20"/>
-              </w:rPr>
-              <w:t>Admin</w:t>
-            </w:r>
-          </w:p>
-        </w:tc>
-        <w:tc>
-          <w:tcPr>
-            <w:tcW w:type="dxa" w:w="3120"/>
-            <w:vAlign w:val="center"/>
-          </w:tcPr>
-          <w:p>
-            <w:pPr>
-              <w:spacing w:after="0"/>
-            </w:pPr>
-            <w:r/>
-            <w:r>
-              <w:rPr>
-                <w:rFonts w:ascii="Calibri" w:hAnsi="Calibri"/>
-                <w:b w:val="0"/>
-                <w:sz w:val="20"/>
-              </w:rPr>
-              <w:t>admin.verify@unibus.local</w:t>
-            </w:r>
-          </w:p>
-        </w:tc>
-        <w:tc>
-          <w:tcPr>
-            <w:tcW w:type="dxa" w:w="3120"/>
-            <w:vAlign w:val="center"/>
-          </w:tcPr>
-          <w:p>
-            <w:pPr>
-              <w:spacing w:after="0"/>
-            </w:pPr>
-            <w:r/>
-            <w:r>
-              <w:rPr>
-                <w:rFonts w:ascii="Calibri" w:hAnsi="Calibri"/>
-                <w:b w:val="0"/>
-                <w:sz w:val="20"/>
-              </w:rPr>
-              <w:t>Duyet OCR, xem dashboard tien, users, transactions.</w:t>
-            </w:r>
-          </w:p>
-        </w:tc>
-      </w:tr>
-      <w:tr>
-        <w:tc>
-          <w:tcPr>
-            <w:tcW w:type="dxa" w:w="3120"/>
-            <w:vAlign w:val="center"/>
-          </w:tcPr>
-          <w:p>
-            <w:pPr>
-              <w:spacing w:after="0"/>
-            </w:pPr>
-            <w:r/>
-            <w:r>
-              <w:rPr>
-                <w:rFonts w:ascii="Calibri" w:hAnsi="Calibri"/>
-                <w:b w:val="0"/>
-                <w:sz w:val="20"/>
-              </w:rPr>
-              <w:t>University Admin</w:t>
-            </w:r>
-          </w:p>
-        </w:tc>
-        <w:tc>
-          <w:tcPr>
-            <w:tcW w:type="dxa" w:w="3120"/>
-            <w:vAlign w:val="center"/>
-          </w:tcPr>
-          <w:p>
-            <w:pPr>
-              <w:spacing w:after="0"/>
-            </w:pPr>
-            <w:r/>
-            <w:r>
-              <w:rPr>
-                <w:rFonts w:ascii="Calibri" w:hAnsi="Calibri"/>
-                <w:b w:val="0"/>
-                <w:sz w:val="20"/>
-              </w:rPr>
-              <w:t>uni.admin@unibus.local</w:t>
-            </w:r>
-          </w:p>
-        </w:tc>
-        <w:tc>
-          <w:tcPr>
-            <w:tcW w:type="dxa" w:w="3120"/>
-            <w:vAlign w:val="center"/>
-          </w:tcPr>
-          <w:p>
-            <w:pPr>
-              <w:spacing w:after="0"/>
-            </w:pPr>
-            <w:r/>
-            <w:r>
-              <w:rPr>
-                <w:rFonts w:ascii="Calibri" w:hAnsi="Calibri"/>
-                <w:b w:val="0"/>
-                <w:sz w:val="20"/>
-              </w:rPr>
-              <w:t>Roster, subsidy, stats, reconciliation, payment transactions.</w:t>
-            </w:r>
-          </w:p>
-        </w:tc>
-      </w:tr>
-      <w:tr>
-        <w:tc>
-          <w:tcPr>
-            <w:tcW w:type="dxa" w:w="3120"/>
-            <w:vAlign w:val="center"/>
-          </w:tcPr>
-          <w:p>
-            <w:pPr>
-              <w:spacing w:after="0"/>
-            </w:pPr>
-            <w:r/>
-            <w:r>
-              <w:rPr>
-                <w:rFonts w:ascii="Calibri" w:hAnsi="Calibri"/>
-                <w:b w:val="0"/>
-                <w:sz w:val="20"/>
-              </w:rPr>
-              <w:t>Student complete flow</w:t>
-            </w:r>
-          </w:p>
-        </w:tc>
-        <w:tc>
-          <w:tcPr>
-            <w:tcW w:type="dxa" w:w="3120"/>
-            <w:vAlign w:val="center"/>
-          </w:tcPr>
-          <w:p>
-            <w:pPr>
-              <w:spacing w:after="0"/>
-            </w:pPr>
-            <w:r/>
-            <w:r>
-              <w:rPr>
-                <w:rFonts w:ascii="Calibri" w:hAnsi="Calibri"/>
-                <w:b w:val="0"/>
-                <w:sz w:val="20"/>
-              </w:rPr>
-              <w:t>student.flow@unibus.local</w:t>
-            </w:r>
-          </w:p>
-        </w:tc>
-        <w:tc>
-          <w:tcPr>
-            <w:tcW w:type="dxa" w:w="3120"/>
-            <w:vAlign w:val="center"/>
-          </w:tcPr>
-          <w:p>
-            <w:pPr>
-              <w:spacing w:after="0"/>
-            </w:pPr>
-            <w:r/>
-            <w:r>
-              <w:rPr>
-                <w:rFonts w:ascii="Calibri" w:hAnsi="Calibri"/>
-                <w:b w:val="0"/>
-                <w:sz w:val="20"/>
-              </w:rPr>
-              <w:t>Mot account de demo dang ky tuyen, SePay, ve thang, hoa don va QR.</w:t>
-            </w:r>
-          </w:p>
-        </w:tc>
-      </w:tr>
-      <w:tr>
-        <w:tc>
-          <w:tcPr>
-            <w:tcW w:type="dxa" w:w="3120"/>
-            <w:vAlign w:val="center"/>
-          </w:tcPr>
-          <w:p>
-            <w:pPr>
-              <w:spacing w:after="0"/>
-            </w:pPr>
-            <w:r/>
-            <w:r>
-              <w:rPr>
-                <w:rFonts w:ascii="Calibri" w:hAnsi="Calibri"/>
-                <w:b w:val="0"/>
-                <w:sz w:val="20"/>
-              </w:rPr>
-              <w:t>Student verified</w:t>
-            </w:r>
-          </w:p>
-        </w:tc>
-        <w:tc>
-          <w:tcPr>
-            <w:tcW w:type="dxa" w:w="3120"/>
-            <w:vAlign w:val="center"/>
-          </w:tcPr>
-          <w:p>
-            <w:pPr>
-              <w:spacing w:after="0"/>
-            </w:pPr>
-            <w:r/>
-            <w:r>
-              <w:rPr>
-                <w:rFonts w:ascii="Calibri" w:hAnsi="Calibri"/>
-                <w:b w:val="0"/>
-                <w:sz w:val="20"/>
-              </w:rPr>
-              <w:t>student.verified@unibus.local</w:t>
-            </w:r>
-          </w:p>
-        </w:tc>
-        <w:tc>
-          <w:tcPr>
-            <w:tcW w:type="dxa" w:w="3120"/>
-            <w:vAlign w:val="center"/>
-          </w:tcPr>
-          <w:p>
-            <w:pPr>
-              <w:spacing w:after="0"/>
-            </w:pPr>
-            <w:r/>
-            <w:r>
-              <w:rPr>
-                <w:rFonts w:ascii="Calibri" w:hAnsi="Calibri"/>
-                <w:b w:val="0"/>
-                <w:sz w:val="20"/>
-              </w:rPr>
-              <w:t>Truong cua toi, ve thang, QR, payment/invoice, AI suggestions.</w:t>
-            </w:r>
-          </w:p>
-        </w:tc>
-      </w:tr>
-      <w:tr>
-        <w:tc>
-          <w:tcPr>
-            <w:tcW w:type="dxa" w:w="3120"/>
-            <w:vAlign w:val="center"/>
-          </w:tcPr>
-          <w:p>
-            <w:pPr>
-              <w:spacing w:after="0"/>
-            </w:pPr>
-            <w:r/>
-            <w:r>
-              <w:rPr>
-                <w:rFonts w:ascii="Calibri" w:hAnsi="Calibri"/>
-                <w:b w:val="0"/>
-                <w:sz w:val="20"/>
-              </w:rPr>
-              <w:t>Student pending</w:t>
-            </w:r>
-          </w:p>
-        </w:tc>
-        <w:tc>
-          <w:tcPr>
-            <w:tcW w:type="dxa" w:w="3120"/>
-            <w:vAlign w:val="center"/>
-          </w:tcPr>
-          <w:p>
-            <w:pPr>
-              <w:spacing w:after="0"/>
-            </w:pPr>
-            <w:r/>
-            <w:r>
-              <w:rPr>
-                <w:rFonts w:ascii="Calibri" w:hAnsi="Calibri"/>
-                <w:b w:val="0"/>
-                <w:sz w:val="20"/>
-              </w:rPr>
-              <w:t>student.pending@unibus.local</w:t>
-            </w:r>
-          </w:p>
-        </w:tc>
-        <w:tc>
-          <w:tcPr>
-            <w:tcW w:type="dxa" w:w="3120"/>
-            <w:vAlign w:val="center"/>
-          </w:tcPr>
-          <w:p>
-            <w:pPr>
-              <w:spacing w:after="0"/>
-            </w:pPr>
-            <w:r/>
-            <w:r>
-              <w:rPr>
-                <w:rFonts w:ascii="Calibri" w:hAnsi="Calibri"/>
-                <w:b w:val="0"/>
-                <w:sz w:val="20"/>
-              </w:rPr>
-              <w:t>Trang thai OCR dang cho duyet, admin co ho so pending.</w:t>
-            </w:r>
-          </w:p>
-        </w:tc>
-      </w:tr>
-      <w:tr>
-        <w:tc>
-          <w:tcPr>
-            <w:tcW w:type="dxa" w:w="3120"/>
-            <w:vAlign w:val="center"/>
-          </w:tcPr>
-          <w:p>
-            <w:pPr>
-              <w:spacing w:after="0"/>
-            </w:pPr>
-            <w:r/>
-            <w:r>
-              <w:rPr>
-                <w:rFonts w:ascii="Calibri" w:hAnsi="Calibri"/>
-                <w:b w:val="0"/>
-                <w:sz w:val="20"/>
-              </w:rPr>
-              <w:t>Student rejected</w:t>
-            </w:r>
-          </w:p>
-        </w:tc>
-        <w:tc>
-          <w:tcPr>
-            <w:tcW w:type="dxa" w:w="3120"/>
-            <w:vAlign w:val="center"/>
-          </w:tcPr>
-          <w:p>
-            <w:pPr>
-              <w:spacing w:after="0"/>
-            </w:pPr>
-            <w:r/>
-            <w:r>
-              <w:rPr>
-                <w:rFonts w:ascii="Calibri" w:hAnsi="Calibri"/>
-                <w:b w:val="0"/>
-                <w:sz w:val="20"/>
-              </w:rPr>
-              <w:t>student.rejected@unibus.local</w:t>
-            </w:r>
-          </w:p>
-        </w:tc>
-        <w:tc>
-          <w:tcPr>
-            <w:tcW w:type="dxa" w:w="3120"/>
-            <w:vAlign w:val="center"/>
-          </w:tcPr>
-          <w:p>
-            <w:pPr>
-              <w:spacing w:after="0"/>
-            </w:pPr>
-            <w:r/>
-            <w:r>
-              <w:rPr>
-                <w:rFonts w:ascii="Calibri" w:hAnsi="Calibri"/>
-                <w:b w:val="0"/>
-                <w:sz w:val="20"/>
-              </w:rPr>
-              <w:t>Form gui lai sau khi bi tu choi.</w:t>
-            </w:r>
-          </w:p>
-        </w:tc>
-      </w:tr>
-      <w:tr>
-        <w:tc>
-          <w:tcPr>
-            <w:tcW w:type="dxa" w:w="3120"/>
-            <w:vAlign w:val="center"/>
-          </w:tcPr>
-          <w:p>
-            <w:pPr>
-              <w:spacing w:after="0"/>
-            </w:pPr>
-            <w:r/>
-            <w:r>
-              <w:rPr>
-                <w:rFonts w:ascii="Calibri" w:hAnsi="Calibri"/>
-                <w:b w:val="0"/>
-                <w:sz w:val="20"/>
-              </w:rPr>
-              <w:t>Student resubmit</w:t>
-            </w:r>
-          </w:p>
-        </w:tc>
-        <w:tc>
-          <w:tcPr>
-            <w:tcW w:type="dxa" w:w="3120"/>
-            <w:vAlign w:val="center"/>
-          </w:tcPr>
-          <w:p>
-            <w:pPr>
-              <w:spacing w:after="0"/>
-            </w:pPr>
-            <w:r/>
-            <w:r>
-              <w:rPr>
-                <w:rFonts w:ascii="Calibri" w:hAnsi="Calibri"/>
-                <w:b w:val="0"/>
-                <w:sz w:val="20"/>
-              </w:rPr>
-              <w:t>student.resubmit@unibus.local</w:t>
-            </w:r>
-          </w:p>
-        </w:tc>
-        <w:tc>
-          <w:tcPr>
-            <w:tcW w:type="dxa" w:w="3120"/>
-            <w:vAlign w:val="center"/>
-          </w:tcPr>
-          <w:p>
-            <w:pPr>
-              <w:spacing w:after="0"/>
-            </w:pPr>
-            <w:r/>
-            <w:r>
-              <w:rPr>
-                <w:rFonts w:ascii="Calibri" w:hAnsi="Calibri"/>
-                <w:b w:val="0"/>
-                <w:sz w:val="20"/>
-              </w:rPr>
-              <w:t>Form gui lai theo yeu cau admin.</w:t>
-            </w:r>
-          </w:p>
-        </w:tc>
-      </w:tr>
-      <w:tr>
-        <w:tc>
-          <w:tcPr>
-            <w:tcW w:type="dxa" w:w="3120"/>
-            <w:vAlign w:val="center"/>
-          </w:tcPr>
-          <w:p>
-            <w:pPr>
-              <w:spacing w:after="0"/>
-            </w:pPr>
-            <w:r/>
-            <w:r>
-              <w:rPr>
-                <w:rFonts w:ascii="Calibri" w:hAnsi="Calibri"/>
-                <w:b w:val="0"/>
-                <w:sz w:val="20"/>
-              </w:rPr>
-              <w:t>Driver</w:t>
-            </w:r>
-          </w:p>
-        </w:tc>
-        <w:tc>
-          <w:tcPr>
-            <w:tcW w:type="dxa" w:w="3120"/>
-            <w:vAlign w:val="center"/>
-          </w:tcPr>
-          <w:p>
-            <w:pPr>
-              <w:spacing w:after="0"/>
-            </w:pPr>
-            <w:r/>
-            <w:r>
-              <w:rPr>
-                <w:rFonts w:ascii="Calibri" w:hAnsi="Calibri"/>
-                <w:b w:val="0"/>
-                <w:sz w:val="20"/>
-              </w:rPr>
-              <w:t>driver.demo@unibus.local</w:t>
-            </w:r>
-          </w:p>
-        </w:tc>
-        <w:tc>
-          <w:tcPr>
-            <w:tcW w:type="dxa" w:w="3120"/>
-            <w:vAlign w:val="center"/>
-          </w:tcPr>
-          <w:p>
-            <w:pPr>
-              <w:spacing w:after="0"/>
-            </w:pPr>
-            <w:r/>
-            <w:r>
-              <w:rPr>
-                <w:rFonts w:ascii="Calibri" w:hAnsi="Calibri"/>
-                <w:b w:val="0"/>
-                <w:sz w:val="20"/>
-              </w:rPr>
-              <w:t>Lich chay, chuyen dang chay, lien he dieu phoi.</w:t>
-            </w:r>
-          </w:p>
-        </w:tc>
-      </w:tr>
-      <w:tr>
-        <w:tc>
-          <w:tcPr>
-            <w:tcW w:type="dxa" w:w="3120"/>
-            <w:vAlign w:val="center"/>
-          </w:tcPr>
-          <w:p>
-            <w:pPr>
-              <w:spacing w:after="0"/>
-            </w:pPr>
-            <w:r/>
-            <w:r>
-              <w:rPr>
-                <w:rFonts w:ascii="Calibri" w:hAnsi="Calibri"/>
-                <w:b w:val="0"/>
-                <w:sz w:val="20"/>
-              </w:rPr>
-              <w:t>Conductor</w:t>
-            </w:r>
-          </w:p>
-        </w:tc>
-        <w:tc>
-          <w:tcPr>
-            <w:tcW w:type="dxa" w:w="3120"/>
-            <w:vAlign w:val="center"/>
-          </w:tcPr>
-          <w:p>
-            <w:pPr>
-              <w:spacing w:after="0"/>
-            </w:pPr>
-            <w:r/>
-            <w:r>
-              <w:rPr>
-                <w:rFonts w:ascii="Calibri" w:hAnsi="Calibri"/>
-                <w:b w:val="0"/>
-                <w:sz w:val="20"/>
-              </w:rPr>
-              <w:t>conductor.demo@unibus.local</w:t>
-            </w:r>
-          </w:p>
-        </w:tc>
-        <w:tc>
-          <w:tcPr>
-            <w:tcW w:type="dxa" w:w="3120"/>
-            <w:vAlign w:val="center"/>
-          </w:tcPr>
-          <w:p>
-            <w:pPr>
-              <w:spacing w:after="0"/>
-            </w:pPr>
-            <w:r/>
-            <w:r>
-              <w:rPr>
-                <w:rFonts w:ascii="Calibri" w:hAnsi="Calibri"/>
-                <w:b w:val="0"/>
-                <w:sz w:val="20"/>
-              </w:rPr>
-              <w:t>Quet QR ve that bang camera modal hoac nhap ma thu cong.</w:t>
-            </w:r>
-          </w:p>
-        </w:tc>
-      </w:tr>
-      <w:tr>
-        <w:tc>
-          <w:tcPr>
-            <w:tcW w:type="dxa" w:w="3120"/>
-            <w:vAlign w:val="center"/>
-          </w:tcPr>
-          <w:p>
-            <w:pPr>
-              <w:spacing w:after="0"/>
-            </w:pPr>
-            <w:r/>
-            <w:r>
-              <w:rPr>
-                <w:rFonts w:ascii="Calibri" w:hAnsi="Calibri"/>
-                <w:b w:val="0"/>
-                <w:sz w:val="20"/>
-              </w:rPr>
-              <w:t>Dispatcher</w:t>
-            </w:r>
-          </w:p>
-        </w:tc>
-        <w:tc>
-          <w:tcPr>
-            <w:tcW w:type="dxa" w:w="3120"/>
-            <w:vAlign w:val="center"/>
-          </w:tcPr>
-          <w:p>
-            <w:pPr>
-              <w:spacing w:after="0"/>
-            </w:pPr>
-            <w:r/>
-            <w:r>
-              <w:rPr>
-                <w:rFonts w:ascii="Calibri" w:hAnsi="Calibri"/>
-                <w:b w:val="0"/>
-                <w:sz w:val="20"/>
-              </w:rPr>
-              <w:t>dispatcher.demo@unibus.local</w:t>
-            </w:r>
-          </w:p>
-        </w:tc>
-        <w:tc>
-          <w:tcPr>
-            <w:tcW w:type="dxa" w:w="3120"/>
-            <w:vAlign w:val="center"/>
-          </w:tcPr>
-          <w:p>
-            <w:pPr>
-              <w:spacing w:after="0"/>
-            </w:pPr>
-            <w:r/>
-            <w:r>
-              <w:rPr>
-                <w:rFonts w:ascii="Calibri" w:hAnsi="Calibri"/>
-                <w:b w:val="0"/>
-                <w:sz w:val="20"/>
-              </w:rPr>
-              <w:t>Dieu phoi, live fleet, schedule, by-university.</w:t>
+              <w:t>.\database\PrepareCompleteDemoFlow.ps1</w:t>
             </w:r>
           </w:p>
         </w:tc>
@@ -1405,7 +740,85 @@
           <w:rFonts w:ascii="Calibri" w:hAnsi="Calibri"/>
           <w:sz w:val="22"/>
         </w:rPr>
-        <w:t>Tai khoan student.google@unibus.local la OAuth seed, khong dung password. Tai khoan khanhnv20a02@gmail.com giu login/password state co san va chi dung khi DB cua may da co account nay.</w:t>
+        <w:t>Kết quả mong đợi: “Đã reset student.flow về trạng thái sinh viên mới đã xác minh.” Script chạy SeedCompleteDemoFlow.sql, chỉ làm sạch dữ liệu giao dịch của SV-FLOW-001.</w:t>
+      </w:r>
+    </w:p>
+    <w:p>
+      <w:pPr>
+        <w:pStyle w:val="ListBullet"/>
+        <w:spacing w:after="80"/>
+      </w:pPr>
+      <w:r>
+        <w:rPr>
+          <w:rFonts w:ascii="Calibri" w:hAnsi="Calibri"/>
+          <w:sz w:val="22"/>
+        </w:rPr>
+        <w:t>Không drop database và không thay đổi Flyway.</w:t>
+      </w:r>
+    </w:p>
+    <w:p>
+      <w:pPr>
+        <w:pStyle w:val="ListBullet"/>
+        <w:spacing w:after="80"/>
+      </w:pPr>
+      <w:r>
+        <w:rPr>
+          <w:rFonts w:ascii="Calibri" w:hAnsi="Calibri"/>
+          <w:sz w:val="22"/>
+        </w:rPr>
+        <w:t>Không xóa dữ liệu của tài khoản sinh viên, admin, tài xế hoặc phụ xe khác.</w:t>
+      </w:r>
+    </w:p>
+    <w:p>
+      <w:pPr>
+        <w:pStyle w:val="ListBullet"/>
+        <w:spacing w:after="80"/>
+      </w:pPr>
+      <w:r>
+        <w:rPr>
+          <w:rFonts w:ascii="Calibri" w:hAnsi="Calibri"/>
+          <w:sz w:val="22"/>
+        </w:rPr>
+        <w:t>Giữ nguyên trạng thái VERIFIED và liên kết trường của student.flow.</w:t>
+      </w:r>
+    </w:p>
+    <w:p>
+      <w:pPr>
+        <w:pStyle w:val="ListBullet"/>
+        <w:spacing w:after="80"/>
+      </w:pPr>
+      <w:r>
+        <w:rPr>
+          <w:rFonts w:ascii="Calibri" w:hAnsi="Calibri"/>
+          <w:sz w:val="22"/>
+        </w:rPr>
+        <w:t>Xóa riêng đăng ký tuyến, vé, đơn hàng, giao dịch, hóa đơn, thông báo và lịch sử quét của SV-FLOW-001.</w:t>
+      </w:r>
+    </w:p>
+    <w:p>
+      <w:pPr>
+        <w:pStyle w:val="ListBullet"/>
+        <w:spacing w:after="80"/>
+      </w:pPr>
+      <w:r>
+        <w:rPr>
+          <w:rFonts w:ascii="Calibri" w:hAnsi="Calibri"/>
+          <w:sz w:val="22"/>
+        </w:rPr>
+        <w:t>Cần file dbauth.txt ở máy người chạy. File này được Git ignore và tuyệt đối không commit.</w:t>
+      </w:r>
+    </w:p>
+    <w:p>
+      <w:pPr>
+        <w:pStyle w:val="ListBullet"/>
+        <w:spacing w:after="80"/>
+      </w:pPr>
+      <w:r>
+        <w:rPr>
+          <w:rFonts w:ascii="Calibri" w:hAnsi="Calibri"/>
+          <w:sz w:val="22"/>
+        </w:rPr>
+        <w:t>Cần PostgreSQL JDBC driver trong thư mục Maven local; chạy backend Maven test một lần nếu máy chưa có.</w:t>
       </w:r>
     </w:p>
     <w:p>
@@ -1414,115 +827,142 @@
         <w:keepNext/>
       </w:pPr>
       <w:r>
-        <w:rPr>
-          <w:rFonts w:ascii="Calibri" w:hAnsi="Calibri"/>
-          <w:color w:val="2E74B5"/>
-        </w:rPr>
-        <w:t>4. Luong demo goi y</w:t>
+        <w:t>4. Kịch bản demo chính thức: sinh viên tự mua vé</w:t>
+      </w:r>
+    </w:p>
+    <w:p>
+      <w:pPr>
+        <w:pStyle w:val="Heading2"/>
+        <w:keepNext/>
+      </w:pPr>
+      <w:r>
+        <w:t>4.1. Đăng nhập và kiểm tra trường</w:t>
       </w:r>
     </w:p>
     <w:p>
       <w:pPr>
         <w:pStyle w:val="ListNumber"/>
-        <w:spacing w:after="80"/>
+        <w:spacing w:after="100"/>
       </w:pPr>
       <w:r>
         <w:rPr>
           <w:rFonts w:ascii="Calibri" w:hAnsi="Calibri"/>
           <w:sz w:val="22"/>
         </w:rPr>
-        <w:t>Mo frontend, dang nhap student.verified@unibus.local. Vao Trang chu, Truong cua toi, Ve cua toi, Thanh toan &amp; ve, Hoa don, AI goi y tuyen.</w:t>
+        <w:t>Mở CloudFront và đăng nhập student.flow@unibus.local / Password123!.</w:t>
       </w:r>
     </w:p>
     <w:p>
       <w:pPr>
         <w:pStyle w:val="ListNumber"/>
-        <w:spacing w:after="80"/>
+        <w:spacing w:after="100"/>
       </w:pPr>
       <w:r>
         <w:rPr>
           <w:rFonts w:ascii="Calibri" w:hAnsi="Calibri"/>
           <w:sz w:val="22"/>
         </w:rPr>
-        <w:t>Dang nhap student.rejected@unibus.local hoac student.resubmit@unibus.local. Mo avatar dropdown, chon Xac minh sinh vien, nhap truong/MSSV va upload anh the.</w:t>
+        <w:t>Mở menu avatar. Tài khoản đã VERIFIED nên menu hiển thị “Trường của tôi”, không yêu cầu OCR lại.</w:t>
       </w:r>
     </w:p>
     <w:p>
       <w:pPr>
         <w:pStyle w:val="ListNumber"/>
-        <w:spacing w:after="80"/>
+        <w:spacing w:after="100"/>
       </w:pPr>
       <w:r>
         <w:rPr>
           <w:rFonts w:ascii="Calibri" w:hAnsi="Calibri"/>
           <w:sz w:val="22"/>
         </w:rPr>
-        <w:t>Dang nhap admin.verify@unibus.local. Mo Xac minh sinh vien, loc Cho duyet, xem anh the protected, OCR fields, confidence, raw OCR, sau do Duyet/Tu choi/Yeu cau gui lai.</w:t>
+        <w:t>Mở “Trường của tôi” và giới thiệu thông tin UniBus Demo University cùng MSSV SV-FLOW-001.</w:t>
       </w:r>
     </w:p>
     <w:p>
       <w:pPr>
         <w:pStyle w:val="ListNumber"/>
-        <w:spacing w:after="80"/>
+        <w:spacing w:after="100"/>
       </w:pPr>
       <w:r>
         <w:rPr>
           <w:rFonts w:ascii="Calibri" w:hAnsi="Calibri"/>
           <w:sz w:val="22"/>
         </w:rPr>
-        <w:t>Mo Lich su giao dich cua admin de xem tong tien/so giao dich. Sau do mo dashboard de xem thong ke he thong.</w:t>
+        <w:t>Mở “Tuyến của tôi” hoặc “Vé của tôi” để chứng minh tài khoản chưa có đăng ký và chưa có vé.</w:t>
+      </w:r>
+    </w:p>
+    <w:p>
+      <w:pPr>
+        <w:pStyle w:val="Heading2"/>
+        <w:keepNext/>
+      </w:pPr>
+      <w:r>
+        <w:t>4.2. Đăng ký tuyến</w:t>
       </w:r>
     </w:p>
     <w:p>
       <w:pPr>
         <w:pStyle w:val="ListNumber"/>
-        <w:spacing w:after="80"/>
+        <w:spacing w:after="100"/>
       </w:pPr>
       <w:r>
         <w:rPr>
           <w:rFonts w:ascii="Calibri" w:hAnsi="Calibri"/>
           <w:sz w:val="22"/>
         </w:rPr>
-        <w:t>Dang nhap uni.admin@unibus.local de demo dashboard truong, roster, subsidy, reconciliation va transaction theo truong.</w:t>
+        <w:t>Mở “Tìm tuyến xe” hoặc màn đăng ký tuyến.</w:t>
       </w:r>
     </w:p>
     <w:p>
       <w:pPr>
         <w:pStyle w:val="ListNumber"/>
-        <w:spacing w:after="80"/>
+        <w:spacing w:after="100"/>
       </w:pPr>
       <w:r>
         <w:rPr>
           <w:rFonts w:ascii="Calibri" w:hAnsi="Calibri"/>
           <w:sz w:val="22"/>
         </w:rPr>
-        <w:t>Dang nhap conductor.demo@unibus.local. Mo Quet QR ve, bat camera modal neu co camera, hoac nhap thu cong ma UB-DEMO-MONTHLY-SV-VER-001.</w:t>
+        <w:t>Chọn tuyến R-20, tuyến Quốc Tế - FPT.</w:t>
       </w:r>
     </w:p>
     <w:p>
       <w:pPr>
         <w:pStyle w:val="ListNumber"/>
-        <w:spacing w:after="80"/>
+        <w:spacing w:after="100"/>
       </w:pPr>
       <w:r>
         <w:rPr>
           <w:rFonts w:ascii="Calibri" w:hAnsi="Calibri"/>
           <w:sz w:val="22"/>
         </w:rPr>
-        <w:t>Dang nhap driver.demo@unibus.local va dispatcher.demo@unibus.local de demo operations: chuyen dang chay, live fleet, schedule, by-university, contacts.</w:t>
+        <w:t>Chọn trạm lên “Quốc Tế” và trạm xuống “Kinh tế”.</w:t>
       </w:r>
     </w:p>
     <w:p>
       <w:pPr>
-        <w:pStyle w:val="Heading1"/>
-        <w:keepNext/>
+        <w:pStyle w:val="ListNumber"/>
+        <w:spacing w:after="100"/>
       </w:pPr>
       <w:r>
         <w:rPr>
           <w:rFonts w:ascii="Calibri" w:hAnsi="Calibri"/>
-          <w:color w:val="2E74B5"/>
+          <w:sz w:val="22"/>
         </w:rPr>
-        <w:t>5. Complete flow bang mot tai khoan</w:t>
+        <w:t>Xác nhận đăng ký. Backend tự duyệt APPROVED vì sinh viên đã VERIFIED.</w:t>
+      </w:r>
+    </w:p>
+    <w:p>
+      <w:pPr>
+        <w:pStyle w:val="ListNumber"/>
+        <w:spacing w:after="100"/>
+      </w:pPr>
+      <w:r>
+        <w:rPr>
+          <w:rFonts w:ascii="Calibri" w:hAnsi="Calibri"/>
+          <w:sz w:val="22"/>
+        </w:rPr>
+        <w:t>Mở “Tuyến của tôi” để kiểm tra tuyến vừa đăng ký.</w:t>
       </w:r>
     </w:p>
     <w:tbl>
@@ -1530,10 +970,11 @@
         <w:tblStyle w:val="TableGrid"/>
         <w:tblW w:type="auto" w:w="0"/>
         <w:jc w:val="center"/>
+        <w:tblLayout w:type="fixed"/>
         <w:tblLook w:firstColumn="1" w:firstRow="1" w:lastColumn="0" w:lastRow="0" w:noHBand="0" w:noVBand="1" w:val="04A0"/>
       </w:tblPr>
       <w:tblGrid>
-        <w:gridCol w:w="9360"/>
+        <w:gridCol w:w="9648"/>
       </w:tblGrid>
       <w:tr>
         <w:tc>
@@ -1549,10 +990,9 @@
               <w:rPr>
                 <w:rFonts w:ascii="Calibri" w:hAnsi="Calibri"/>
                 <w:b/>
-                <w:color w:val="14140F"/>
                 <w:sz w:val="21"/>
               </w:rPr>
-              <w:t>Demo nhanh, khong can reset</w:t>
+              <w:t>Vì sao chọn tuyến R-20?</w:t>
             </w:r>
           </w:p>
           <w:p>
@@ -1562,10 +1002,9 @@
             <w:r>
               <w:rPr>
                 <w:rFonts w:ascii="Calibri" w:hAnsi="Calibri"/>
-                <w:color w:val="323232"/>
                 <w:sz w:val="20"/>
               </w:rPr>
-              <w:t>Dang nhap student.flow@unibus.local / Password123!. Account da VERIFIED, co dang ky tuyen 20, ve goc 50.000 VND, tro gia 12.500 VND, thanh toan 37.500 VND va QR UB-DEMO-FLOW-001. QR khop voi chuyen hom nay cua conductor.demo@unibus.local.</w:t>
+              <w:t>Tuyến này đang được gán cho chuyến hôm nay của conductor.demo. Vé mua trên tuyến này vì vậy có thể được phụ xe quét thật ngay trong cùng kịch bản.</w:t>
             </w:r>
           </w:p>
         </w:tc>
@@ -1574,80 +1013,63 @@
     <w:p/>
     <w:p>
       <w:pPr>
+        <w:pStyle w:val="Heading2"/>
+        <w:keepNext/>
+      </w:pPr>
+      <w:r>
+        <w:t>4.3. Tự tạo đơn và thanh toán</w:t>
+      </w:r>
+    </w:p>
+    <w:p>
+      <w:pPr>
         <w:pStyle w:val="ListNumber"/>
-        <w:spacing w:after="80"/>
+        <w:spacing w:after="100"/>
       </w:pPr>
       <w:r>
         <w:rPr>
           <w:rFonts w:ascii="Calibri" w:hAnsi="Calibri"/>
           <w:sz w:val="22"/>
         </w:rPr>
-        <w:t>Dang nhap student.flow@unibus.local. Mo Truong cua toi de xac nhan trang thai VERIFIED va truong UniBus Demo University.</w:t>
+        <w:t>Mở “Thanh toán &amp; vé” và chọn mua vé tháng.</w:t>
       </w:r>
     </w:p>
     <w:p>
       <w:pPr>
         <w:pStyle w:val="ListNumber"/>
-        <w:spacing w:after="80"/>
+        <w:spacing w:after="100"/>
       </w:pPr>
       <w:r>
         <w:rPr>
           <w:rFonts w:ascii="Calibri" w:hAnsi="Calibri"/>
           <w:sz w:val="22"/>
         </w:rPr>
-        <w:t>Mo Tuyen cua toi/Ve cua toi de thay dang ky da APPROVED, ve thang ACTIVE, tien goc, tro gia va tien da tra.</w:t>
+        <w:t>Kiểm tra giá gốc, trợ giá của trường và số tiền phải trả. Lần kiểm thử gần nhất là 50.000 - 12.500 = 37.500 đồng.</w:t>
       </w:r>
     </w:p>
     <w:p>
       <w:pPr>
         <w:pStyle w:val="ListNumber"/>
-        <w:spacing w:after="80"/>
+        <w:spacing w:after="100"/>
       </w:pPr>
       <w:r>
         <w:rPr>
           <w:rFonts w:ascii="Calibri" w:hAnsi="Calibri"/>
           <w:sz w:val="22"/>
         </w:rPr>
-        <w:t>Mo Thanh toan/Hoa don de thay order Paid, payment PAID va hoa don tuong ung.</w:t>
+        <w:t>Nhấn tạo đơn SePay. Ghi lại chính xác Order ID và Amount đang hiển thị.</w:t>
       </w:r>
     </w:p>
     <w:p>
       <w:pPr>
         <w:pStyle w:val="ListNumber"/>
-        <w:spacing w:after="80"/>
+        <w:spacing w:after="100"/>
       </w:pPr>
       <w:r>
         <w:rPr>
           <w:rFonts w:ascii="Calibri" w:hAnsi="Calibri"/>
           <w:sz w:val="22"/>
         </w:rPr>
-        <w:t>Mo QR va giu man hinh QR UB-DEMO-FLOW-001.</w:t>
-      </w:r>
-    </w:p>
-    <w:p>
-      <w:pPr>
-        <w:pStyle w:val="ListNumber"/>
-        <w:spacing w:after="80"/>
-      </w:pPr>
-      <w:r>
-        <w:rPr>
-          <w:rFonts w:ascii="Calibri" w:hAnsi="Calibri"/>
-          <w:sz w:val="22"/>
-        </w:rPr>
-        <w:t>Dang xuat, dang nhap conductor.demo@unibus.local, chon chuyen hom nay va quet QR bang camera hoac nhap UB-DEMO-FLOW-001.</w:t>
-      </w:r>
-    </w:p>
-    <w:p>
-      <w:pPr>
-        <w:pStyle w:val="Heading1"/>
-        <w:keepNext/>
-      </w:pPr>
-      <w:r>
-        <w:rPr>
-          <w:rFonts w:ascii="Calibri" w:hAnsi="Calibri"/>
-          <w:color w:val="2E74B5"/>
-        </w:rPr>
-        <w:t>6. Complete flow live tu dau</w:t>
+        <w:t>Không sửa số tiền thủ công. Callback chỉ thành công khi Amount bằng đúng tổng đơn hàng.</w:t>
       </w:r>
     </w:p>
     <w:p>
@@ -1659,98 +1081,7 @@
           <w:rFonts w:ascii="Calibri" w:hAnsi="Calibri"/>
           <w:sz w:val="22"/>
         </w:rPr>
-        <w:t>Chi dung cach nay khi muon thao tac truc tiep tu dang ky tuyen den thanh toan. Chay ResetCompleteDemoFlow.sql bang DB client tren RDS/demo DB; account van VERIFIED.</w:t>
-      </w:r>
-    </w:p>
-    <w:p>
-      <w:pPr>
-        <w:pStyle w:val="ListNumber"/>
-        <w:spacing w:after="80"/>
-      </w:pPr>
-      <w:r>
-        <w:rPr>
-          <w:rFonts w:ascii="Calibri" w:hAnsi="Calibri"/>
-          <w:sz w:val="22"/>
-        </w:rPr>
-        <w:t>Chay database/ResetCompleteDemoFlow.sql. Dang nhap student.flow@unibus.local / Password123!.</w:t>
-      </w:r>
-    </w:p>
-    <w:p>
-      <w:pPr>
-        <w:pStyle w:val="ListNumber"/>
-        <w:spacing w:after="80"/>
-      </w:pPr>
-      <w:r>
-        <w:rPr>
-          <w:rFonts w:ascii="Calibri" w:hAnsi="Calibri"/>
-          <w:sz w:val="22"/>
-        </w:rPr>
-        <w:t>Mo danh sach tuyen, chon tuyen duoc gan cho truong va dang ky diem len/xuong. Backend tao registration APPROVED.</w:t>
-      </w:r>
-    </w:p>
-    <w:p>
-      <w:pPr>
-        <w:pStyle w:val="ListNumber"/>
-        <w:spacing w:after="80"/>
-      </w:pPr>
-      <w:r>
-        <w:rPr>
-          <w:rFonts w:ascii="Calibri" w:hAnsi="Calibri"/>
-          <w:sz w:val="22"/>
-        </w:rPr>
-        <w:t>Chon mua ve thang, tao order SePay va ghi lai Order ID cung so tien chinh xac tren man hinh.</w:t>
-      </w:r>
-    </w:p>
-    <w:p>
-      <w:pPr>
-        <w:pStyle w:val="ListNumber"/>
-        <w:spacing w:after="80"/>
-      </w:pPr>
-      <w:r>
-        <w:rPr>
-          <w:rFonts w:ascii="Calibri" w:hAnsi="Calibri"/>
-          <w:sz w:val="22"/>
-        </w:rPr>
-        <w:t>Tai thu muc goc du an, chay: .\database\CompleteDemoSePayWebhook.ps1 -OrderId &lt;ORDER_ID&gt; -Amount &lt;SO_TIEN&gt;</w:t>
-      </w:r>
-    </w:p>
-    <w:p>
-      <w:pPr>
-        <w:pStyle w:val="ListNumber"/>
-        <w:spacing w:after="80"/>
-      </w:pPr>
-      <w:r>
-        <w:rPr>
-          <w:rFonts w:ascii="Calibri" w:hAnsi="Calibri"/>
-          <w:sz w:val="22"/>
-        </w:rPr>
-        <w:t>Frontend poll order status thanh Paid; mo Ve cua toi de thay ve thang va QR moi duoc backend cap.</w:t>
-      </w:r>
-    </w:p>
-    <w:p>
-      <w:pPr>
-        <w:pStyle w:val="ListNumber"/>
-        <w:spacing w:after="80"/>
-      </w:pPr>
-      <w:r>
-        <w:rPr>
-          <w:rFonts w:ascii="Calibri" w:hAnsi="Calibri"/>
-          <w:sz w:val="22"/>
-        </w:rPr>
-        <w:t>Dang nhap conductor.demo@unibus.local, chon chuyen cung tuyen va quet QR moi. Thu them INVALID-QR-001 de demo loi.</w:t>
-      </w:r>
-    </w:p>
-    <w:p>
-      <w:pPr>
-        <w:pStyle w:val="ListNumber"/>
-        <w:spacing w:after="80"/>
-      </w:pPr>
-      <w:r>
-        <w:rPr>
-          <w:rFonts w:ascii="Calibri" w:hAnsi="Calibri"/>
-          <w:sz w:val="22"/>
-        </w:rPr>
-        <w:t>Sau buoi demo, chay database/SeedCompleteDemoFlow.sql de dua RDS ve QR co dinh UB-DEMO-FLOW-001.</w:t>
+        <w:t>Mở PowerShell tại thư mục gốc dự án và chạy:</w:t>
       </w:r>
     </w:p>
     <w:tbl>
@@ -1761,39 +1092,24 @@
         <w:tblLook w:firstColumn="1" w:firstRow="1" w:lastColumn="0" w:lastRow="0" w:noHBand="0" w:noVBand="1" w:val="04A0"/>
       </w:tblPr>
       <w:tblGrid>
-        <w:gridCol w:w="9360"/>
+        <w:gridCol w:w="9648"/>
       </w:tblGrid>
       <w:tr>
         <w:tc>
           <w:tcPr>
-            <w:tcW w:type="dxa" w:w="9360"/>
-            <w:shd w:fill="F4F6F9"/>
+            <w:tcW w:type="dxa" w:w="9648"/>
+            <w:shd w:fill="F2F4F7"/>
           </w:tcPr>
-          <w:p>
-            <w:pPr>
-              <w:spacing w:after="80"/>
-            </w:pPr>
-            <w:r>
-              <w:rPr>
-                <w:rFonts w:ascii="Calibri" w:hAnsi="Calibri"/>
-                <w:b/>
-                <w:color w:val="14140F"/>
-                <w:sz w:val="21"/>
-              </w:rPr>
-              <w:t>Dieu kien cho webhook local</w:t>
-            </w:r>
-          </w:p>
           <w:p>
             <w:pPr>
               <w:spacing w:after="0"/>
             </w:pPr>
             <w:r>
               <w:rPr>
-                <w:rFonts w:ascii="Calibri" w:hAnsi="Calibri"/>
-                <w:color w:val="323232"/>
-                <w:sz w:val="20"/>
+                <w:rFonts w:ascii="Consolas" w:hAnsi="Consolas"/>
+                <w:sz w:val="18"/>
               </w:rPr>
-              <w:t>Backend phai chay tai http://localhost:8080. Neu dung URL khac, them -BackendUrl https://host. Script gui payload SePay vao endpoint that /api/v1/payments/sepay/webhook, content DH&lt;OrderId&gt; va amount dung bang tong order.</w:t>
+              <w:t>.\database\CompleteDemoSePayWebhook.ps1 -OrderId &lt;ORDER_ID&gt; -Amount &lt;SO_TIEN&gt; -BackendUrl "https://d8xawk4fn4vfd.cloudfront.net"</w:t>
             </w:r>
           </w:p>
         </w:tc>
@@ -1802,15 +1118,14 @@
     <w:p/>
     <w:p>
       <w:pPr>
-        <w:pStyle w:val="Heading1"/>
-        <w:keepNext/>
+        <w:spacing w:after="120"/>
       </w:pPr>
       <w:r>
         <w:rPr>
           <w:rFonts w:ascii="Calibri" w:hAnsi="Calibri"/>
-          <w:color w:val="2E74B5"/>
+          <w:sz w:val="22"/>
         </w:rPr>
-        <w:t>7. OCR sinh vien - chi tiet</w:t>
+        <w:t>Ví dụ nếu màn hình hiển thị Order ID 19 và 37.500 đồng:</w:t>
       </w:r>
     </w:p>
     <w:tbl>
@@ -1821,387 +1136,24 @@
         <w:tblLook w:firstColumn="1" w:firstRow="1" w:lastColumn="0" w:lastRow="0" w:noHBand="0" w:noVBand="1" w:val="04A0"/>
       </w:tblPr>
       <w:tblGrid>
-        <w:gridCol w:w="3120"/>
-        <w:gridCol w:w="3120"/>
-        <w:gridCol w:w="3120"/>
+        <w:gridCol w:w="9648"/>
       </w:tblGrid>
       <w:tr>
-        <w:trPr>
-          <w:tblHeader w:val="true"/>
-        </w:trPr>
         <w:tc>
           <w:tcPr>
-            <w:tcW w:type="dxa" w:w="2088"/>
-            <w:shd w:fill="E8EEF5"/>
-            <w:vAlign w:val="center"/>
+            <w:tcW w:type="dxa" w:w="9648"/>
+            <w:shd w:fill="F2F4F7"/>
           </w:tcPr>
           <w:p>
             <w:pPr>
               <w:spacing w:after="0"/>
             </w:pPr>
-            <w:r/>
             <w:r>
               <w:rPr>
-                <w:rFonts w:ascii="Calibri" w:hAnsi="Calibri"/>
-                <w:b/>
-                <w:color w:val="14140F"/>
-                <w:sz w:val="20"/>
+                <w:rFonts w:ascii="Consolas" w:hAnsi="Consolas"/>
+                <w:sz w:val="18"/>
               </w:rPr>
-              <w:t>Trang thai</w:t>
-            </w:r>
-          </w:p>
-        </w:tc>
-        <w:tc>
-          <w:tcPr>
-            <w:tcW w:type="dxa" w:w="3672"/>
-            <w:shd w:fill="E8EEF5"/>
-            <w:vAlign w:val="center"/>
-          </w:tcPr>
-          <w:p>
-            <w:pPr>
-              <w:spacing w:after="0"/>
-            </w:pPr>
-            <w:r/>
-            <w:r>
-              <w:rPr>
-                <w:rFonts w:ascii="Calibri" w:hAnsi="Calibri"/>
-                <w:b/>
-                <w:color w:val="14140F"/>
-                <w:sz w:val="20"/>
-              </w:rPr>
-              <w:t>Student UI</w:t>
-            </w:r>
-          </w:p>
-        </w:tc>
-        <w:tc>
-          <w:tcPr>
-            <w:tcW w:type="dxa" w:w="3600"/>
-            <w:shd w:fill="E8EEF5"/>
-            <w:vAlign w:val="center"/>
-          </w:tcPr>
-          <w:p>
-            <w:pPr>
-              <w:spacing w:after="0"/>
-            </w:pPr>
-            <w:r/>
-            <w:r>
-              <w:rPr>
-                <w:rFonts w:ascii="Calibri" w:hAnsi="Calibri"/>
-                <w:b/>
-                <w:color w:val="14140F"/>
-                <w:sz w:val="20"/>
-              </w:rPr>
-              <w:t>Admin UI</w:t>
-            </w:r>
-          </w:p>
-        </w:tc>
-      </w:tr>
-      <w:tr>
-        <w:tc>
-          <w:tcPr>
-            <w:tcW w:type="dxa" w:w="3120"/>
-            <w:vAlign w:val="center"/>
-          </w:tcPr>
-          <w:p>
-            <w:pPr>
-              <w:spacing w:after="0"/>
-            </w:pPr>
-            <w:r/>
-            <w:r>
-              <w:rPr>
-                <w:rFonts w:ascii="Calibri" w:hAnsi="Calibri"/>
-                <w:b w:val="0"/>
-                <w:sz w:val="20"/>
-              </w:rPr>
-              <w:t>NOT_SUBMITTED</w:t>
-            </w:r>
-          </w:p>
-        </w:tc>
-        <w:tc>
-          <w:tcPr>
-            <w:tcW w:type="dxa" w:w="3120"/>
-            <w:vAlign w:val="center"/>
-          </w:tcPr>
-          <w:p>
-            <w:pPr>
-              <w:spacing w:after="0"/>
-            </w:pPr>
-            <w:r/>
-            <w:r>
-              <w:rPr>
-                <w:rFonts w:ascii="Calibri" w:hAnsi="Calibri"/>
-                <w:b w:val="0"/>
-                <w:sz w:val="20"/>
-              </w:rPr>
-              <w:t>Hien form chon truong, MSSV, anh the.</w:t>
-            </w:r>
-          </w:p>
-        </w:tc>
-        <w:tc>
-          <w:tcPr>
-            <w:tcW w:type="dxa" w:w="3120"/>
-            <w:vAlign w:val="center"/>
-          </w:tcPr>
-          <w:p>
-            <w:pPr>
-              <w:spacing w:after="0"/>
-            </w:pPr>
-            <w:r/>
-            <w:r>
-              <w:rPr>
-                <w:rFonts w:ascii="Calibri" w:hAnsi="Calibri"/>
-                <w:b w:val="0"/>
-                <w:sz w:val="20"/>
-              </w:rPr>
-              <w:t>Khong co trong queue cho duyet neu chua gui.</w:t>
-            </w:r>
-          </w:p>
-        </w:tc>
-      </w:tr>
-      <w:tr>
-        <w:tc>
-          <w:tcPr>
-            <w:tcW w:type="dxa" w:w="3120"/>
-            <w:vAlign w:val="center"/>
-          </w:tcPr>
-          <w:p>
-            <w:pPr>
-              <w:spacing w:after="0"/>
-            </w:pPr>
-            <w:r/>
-            <w:r>
-              <w:rPr>
-                <w:rFonts w:ascii="Calibri" w:hAnsi="Calibri"/>
-                <w:b w:val="0"/>
-                <w:sz w:val="20"/>
-              </w:rPr>
-              <w:t>REJECTED</w:t>
-            </w:r>
-          </w:p>
-        </w:tc>
-        <w:tc>
-          <w:tcPr>
-            <w:tcW w:type="dxa" w:w="3120"/>
-            <w:vAlign w:val="center"/>
-          </w:tcPr>
-          <w:p>
-            <w:pPr>
-              <w:spacing w:after="0"/>
-            </w:pPr>
-            <w:r/>
-            <w:r>
-              <w:rPr>
-                <w:rFonts w:ascii="Calibri" w:hAnsi="Calibri"/>
-                <w:b w:val="0"/>
-                <w:sz w:val="20"/>
-              </w:rPr>
-              <w:t>Hien ly do va cho gui lai.</w:t>
-            </w:r>
-          </w:p>
-        </w:tc>
-        <w:tc>
-          <w:tcPr>
-            <w:tcW w:type="dxa" w:w="3120"/>
-            <w:vAlign w:val="center"/>
-          </w:tcPr>
-          <w:p>
-            <w:pPr>
-              <w:spacing w:after="0"/>
-            </w:pPr>
-            <w:r/>
-            <w:r>
-              <w:rPr>
-                <w:rFonts w:ascii="Calibri" w:hAnsi="Calibri"/>
-                <w:b w:val="0"/>
-                <w:sz w:val="20"/>
-              </w:rPr>
-              <w:t>Co the loc Rejected de xem lich su.</w:t>
-            </w:r>
-          </w:p>
-        </w:tc>
-      </w:tr>
-      <w:tr>
-        <w:tc>
-          <w:tcPr>
-            <w:tcW w:type="dxa" w:w="3120"/>
-            <w:vAlign w:val="center"/>
-          </w:tcPr>
-          <w:p>
-            <w:pPr>
-              <w:spacing w:after="0"/>
-            </w:pPr>
-            <w:r/>
-            <w:r>
-              <w:rPr>
-                <w:rFonts w:ascii="Calibri" w:hAnsi="Calibri"/>
-                <w:b w:val="0"/>
-                <w:sz w:val="20"/>
-              </w:rPr>
-              <w:t>RESUBMISSION_REQUIRED</w:t>
-            </w:r>
-          </w:p>
-        </w:tc>
-        <w:tc>
-          <w:tcPr>
-            <w:tcW w:type="dxa" w:w="3120"/>
-            <w:vAlign w:val="center"/>
-          </w:tcPr>
-          <w:p>
-            <w:pPr>
-              <w:spacing w:after="0"/>
-            </w:pPr>
-            <w:r/>
-            <w:r>
-              <w:rPr>
-                <w:rFonts w:ascii="Calibri" w:hAnsi="Calibri"/>
-                <w:b w:val="0"/>
-                <w:sz w:val="20"/>
-              </w:rPr>
-              <w:t>Hien ly do va cho gui lai.</w:t>
-            </w:r>
-          </w:p>
-        </w:tc>
-        <w:tc>
-          <w:tcPr>
-            <w:tcW w:type="dxa" w:w="3120"/>
-            <w:vAlign w:val="center"/>
-          </w:tcPr>
-          <w:p>
-            <w:pPr>
-              <w:spacing w:after="0"/>
-            </w:pPr>
-            <w:r/>
-            <w:r>
-              <w:rPr>
-                <w:rFonts w:ascii="Calibri" w:hAnsi="Calibri"/>
-                <w:b w:val="0"/>
-                <w:sz w:val="20"/>
-              </w:rPr>
-              <w:t>Co the loc Can gui lai.</w:t>
-            </w:r>
-          </w:p>
-        </w:tc>
-      </w:tr>
-      <w:tr>
-        <w:tc>
-          <w:tcPr>
-            <w:tcW w:type="dxa" w:w="3120"/>
-            <w:vAlign w:val="center"/>
-          </w:tcPr>
-          <w:p>
-            <w:pPr>
-              <w:spacing w:after="0"/>
-            </w:pPr>
-            <w:r/>
-            <w:r>
-              <w:rPr>
-                <w:rFonts w:ascii="Calibri" w:hAnsi="Calibri"/>
-                <w:b w:val="0"/>
-                <w:sz w:val="20"/>
-              </w:rPr>
-              <w:t>PENDING_REVIEW</w:t>
-            </w:r>
-          </w:p>
-        </w:tc>
-        <w:tc>
-          <w:tcPr>
-            <w:tcW w:type="dxa" w:w="3120"/>
-            <w:vAlign w:val="center"/>
-          </w:tcPr>
-          <w:p>
-            <w:pPr>
-              <w:spacing w:after="0"/>
-            </w:pPr>
-            <w:r/>
-            <w:r>
-              <w:rPr>
-                <w:rFonts w:ascii="Calibri" w:hAnsi="Calibri"/>
-                <w:b w:val="0"/>
-                <w:sz w:val="20"/>
-              </w:rPr>
-              <w:t>Khoa form, hien anh/ket qua OCR neu co.</w:t>
-            </w:r>
-          </w:p>
-        </w:tc>
-        <w:tc>
-          <w:tcPr>
-            <w:tcW w:type="dxa" w:w="3120"/>
-            <w:vAlign w:val="center"/>
-          </w:tcPr>
-          <w:p>
-            <w:pPr>
-              <w:spacing w:after="0"/>
-            </w:pPr>
-            <w:r/>
-            <w:r>
-              <w:rPr>
-                <w:rFonts w:ascii="Calibri" w:hAnsi="Calibri"/>
-                <w:b w:val="0"/>
-                <w:sz w:val="20"/>
-              </w:rPr>
-              <w:t>Co nut Duyet, Tu choi, Yeu cau gui lai.</w:t>
-            </w:r>
-          </w:p>
-        </w:tc>
-      </w:tr>
-      <w:tr>
-        <w:tc>
-          <w:tcPr>
-            <w:tcW w:type="dxa" w:w="3120"/>
-            <w:vAlign w:val="center"/>
-          </w:tcPr>
-          <w:p>
-            <w:pPr>
-              <w:spacing w:after="0"/>
-            </w:pPr>
-            <w:r/>
-            <w:r>
-              <w:rPr>
-                <w:rFonts w:ascii="Calibri" w:hAnsi="Calibri"/>
-                <w:b w:val="0"/>
-                <w:sz w:val="20"/>
-              </w:rPr>
-              <w:t>VERIFIED</w:t>
-            </w:r>
-          </w:p>
-        </w:tc>
-        <w:tc>
-          <w:tcPr>
-            <w:tcW w:type="dxa" w:w="3120"/>
-            <w:vAlign w:val="center"/>
-          </w:tcPr>
-          <w:p>
-            <w:pPr>
-              <w:spacing w:after="0"/>
-            </w:pPr>
-            <w:r/>
-            <w:r>
-              <w:rPr>
-                <w:rFonts w:ascii="Calibri" w:hAnsi="Calibri"/>
-                <w:b w:val="0"/>
-                <w:sz w:val="20"/>
-              </w:rPr>
-              <w:t>Chi hien Truong cua toi va thong tin lien ket.</w:t>
-            </w:r>
-          </w:p>
-        </w:tc>
-        <w:tc>
-          <w:tcPr>
-            <w:tcW w:type="dxa" w:w="3120"/>
-            <w:vAlign w:val="center"/>
-          </w:tcPr>
-          <w:p>
-            <w:pPr>
-              <w:spacing w:after="0"/>
-            </w:pPr>
-            <w:r/>
-            <w:r>
-              <w:rPr>
-                <w:rFonts w:ascii="Calibri" w:hAnsi="Calibri"/>
-                <w:b w:val="0"/>
-                <w:sz w:val="20"/>
-              </w:rPr>
-              <w:t>Co the loc Da duyet de xem record.</w:t>
+              <w:t>.\database\CompleteDemoSePayWebhook.ps1 -OrderId 19 -Amount 37500 -BackendUrl "https://d8xawk4fn4vfd.cloudfront.net"</w:t>
             </w:r>
           </w:p>
         </w:tc>
@@ -2218,7 +1170,7 @@
           <w:rFonts w:ascii="Calibri" w:hAnsi="Calibri"/>
           <w:sz w:val="22"/>
         </w:rPr>
-        <w:t>Frontend upload chi nhan JPG, PNG, WebP toi da 10MB; backend cung validate lai.</w:t>
+        <w:t>Script gọi endpoint SePay thật của backend qua CloudFront.</w:t>
       </w:r>
     </w:p>
     <w:p>
@@ -2231,7 +1183,7 @@
           <w:rFonts w:ascii="Calibri" w:hAnsi="Calibri"/>
           <w:sz w:val="22"/>
         </w:rPr>
-        <w:t>Anh the hien qua ProtectedImage vi endpoint can Authorization token.</w:t>
+        <w:t>Frontend sẽ poll trạng thái đơn và chuyển sang Paid.</w:t>
       </w:r>
     </w:p>
     <w:p>
@@ -2244,7 +1196,7 @@
           <w:rFonts w:ascii="Calibri" w:hAnsi="Calibri"/>
           <w:sz w:val="22"/>
         </w:rPr>
-        <w:t>Sau khi student submit, profile reload de avatar dropdown doi thanh Ho so dang cho duyet.</w:t>
+        <w:t>Backend tự tạo payment, invoice, monthly pass và QR động.</w:t>
       </w:r>
     </w:p>
     <w:p>
@@ -2257,7 +1209,68 @@
           <w:rFonts w:ascii="Calibri" w:hAnsi="Calibri"/>
           <w:sz w:val="22"/>
         </w:rPr>
-        <w:t>Admin can nhap ly do khi Tu choi hoac Yeu cau gui lai de student biet can sua gi.</w:t>
+        <w:t>Đây là callback demo có kiểm soát, không phải chuyển khoản ngân hàng thật.</w:t>
+      </w:r>
+    </w:p>
+    <w:p>
+      <w:pPr>
+        <w:pStyle w:val="Heading2"/>
+        <w:keepNext/>
+      </w:pPr>
+      <w:r>
+        <w:t>4.4. Kiểm tra vé và QR</w:t>
+      </w:r>
+    </w:p>
+    <w:p>
+      <w:pPr>
+        <w:pStyle w:val="ListNumber"/>
+        <w:spacing w:after="100"/>
+      </w:pPr>
+      <w:r>
+        <w:rPr>
+          <w:rFonts w:ascii="Calibri" w:hAnsi="Calibri"/>
+          <w:sz w:val="22"/>
+        </w:rPr>
+        <w:t>Đợi giao diện báo thanh toán thành công hoặc tải lại trạng thái đơn.</w:t>
+      </w:r>
+    </w:p>
+    <w:p>
+      <w:pPr>
+        <w:pStyle w:val="ListNumber"/>
+        <w:spacing w:after="100"/>
+      </w:pPr>
+      <w:r>
+        <w:rPr>
+          <w:rFonts w:ascii="Calibri" w:hAnsi="Calibri"/>
+          <w:sz w:val="22"/>
+        </w:rPr>
+        <w:t>Mở “Vé của tôi”. Kiểm tra vé ACTIVE, tuyến R-20, trạm lên/xuống và tiền trợ giá.</w:t>
+      </w:r>
+    </w:p>
+    <w:p>
+      <w:pPr>
+        <w:pStyle w:val="ListNumber"/>
+        <w:spacing w:after="100"/>
+      </w:pPr>
+      <w:r>
+        <w:rPr>
+          <w:rFonts w:ascii="Calibri" w:hAnsi="Calibri"/>
+          <w:sz w:val="22"/>
+        </w:rPr>
+        <w:t>Mở QR trên vé. Giữ màn hình QR để phụ xe quét bằng camera hoặc ghi lại chuỗi QR để nhập thủ công.</w:t>
+      </w:r>
+    </w:p>
+    <w:p>
+      <w:pPr>
+        <w:pStyle w:val="ListNumber"/>
+        <w:spacing w:after="100"/>
+      </w:pPr>
+      <w:r>
+        <w:rPr>
+          <w:rFonts w:ascii="Calibri" w:hAnsi="Calibri"/>
+          <w:sz w:val="22"/>
+        </w:rPr>
+        <w:t>Mở “Hóa đơn” để chứng minh payment và invoice được backend tạo sau callback.</w:t>
       </w:r>
     </w:p>
     <w:p>
@@ -2266,11 +1279,1439 @@
         <w:keepNext/>
       </w:pPr>
       <w:r>
+        <w:t>5. Phụ xe quét QR thật</w:t>
+      </w:r>
+    </w:p>
+    <w:tbl>
+      <w:tblPr>
+        <w:tblStyle w:val="TableGrid"/>
+        <w:tblW w:type="auto" w:w="0"/>
+        <w:jc w:val="center"/>
+        <w:tblLayout w:type="fixed"/>
+        <w:tblLook w:firstColumn="1" w:firstRow="1" w:lastColumn="0" w:lastRow="0" w:noHBand="0" w:noVBand="1" w:val="04A0"/>
+      </w:tblPr>
+      <w:tblGrid>
+        <w:gridCol w:w="4824"/>
+        <w:gridCol w:w="4824"/>
+      </w:tblGrid>
+      <w:tr>
+        <w:trPr>
+          <w:tblHeader w:val="true"/>
+        </w:trPr>
+        <w:tc>
+          <w:tcPr>
+            <w:tcW w:type="dxa" w:w="3024"/>
+            <w:vAlign w:val="center"/>
+            <w:shd w:fill="E8EEF5"/>
+          </w:tcPr>
+          <w:p>
+            <w:pPr>
+              <w:spacing w:after="0"/>
+            </w:pPr>
+            <w:r/>
+            <w:r>
+              <w:rPr>
+                <w:rFonts w:ascii="Calibri" w:hAnsi="Calibri"/>
+                <w:b/>
+                <w:sz w:val="19"/>
+              </w:rPr>
+              <w:t>Thông tin</w:t>
+            </w:r>
+          </w:p>
+        </w:tc>
+        <w:tc>
+          <w:tcPr>
+            <w:tcW w:type="dxa" w:w="6336"/>
+            <w:vAlign w:val="center"/>
+            <w:shd w:fill="E8EEF5"/>
+          </w:tcPr>
+          <w:p>
+            <w:pPr>
+              <w:spacing w:after="0"/>
+            </w:pPr>
+            <w:r/>
+            <w:r>
+              <w:rPr>
+                <w:rFonts w:ascii="Calibri" w:hAnsi="Calibri"/>
+                <w:b/>
+                <w:sz w:val="19"/>
+              </w:rPr>
+              <w:t>Giá trị</w:t>
+            </w:r>
+          </w:p>
+        </w:tc>
+      </w:tr>
+      <w:tr>
+        <w:tc>
+          <w:tcPr>
+            <w:tcW w:type="dxa" w:w="4824"/>
+            <w:vAlign w:val="center"/>
+          </w:tcPr>
+          <w:p>
+            <w:pPr>
+              <w:spacing w:after="0"/>
+            </w:pPr>
+            <w:r/>
+            <w:r>
+              <w:rPr>
+                <w:rFonts w:ascii="Calibri" w:hAnsi="Calibri"/>
+                <w:b w:val="0"/>
+                <w:sz w:val="19"/>
+              </w:rPr>
+              <w:t>Tài khoản phụ xe</w:t>
+            </w:r>
+          </w:p>
+        </w:tc>
+        <w:tc>
+          <w:tcPr>
+            <w:tcW w:type="dxa" w:w="4824"/>
+            <w:vAlign w:val="center"/>
+          </w:tcPr>
+          <w:p>
+            <w:pPr>
+              <w:spacing w:after="0"/>
+            </w:pPr>
+            <w:r/>
+            <w:r>
+              <w:rPr>
+                <w:rFonts w:ascii="Calibri" w:hAnsi="Calibri"/>
+                <w:b w:val="0"/>
+                <w:sz w:val="19"/>
+              </w:rPr>
+              <w:t>conductor.demo@unibus.local</w:t>
+            </w:r>
+          </w:p>
+        </w:tc>
+      </w:tr>
+      <w:tr>
+        <w:tc>
+          <w:tcPr>
+            <w:tcW w:type="dxa" w:w="4824"/>
+            <w:vAlign w:val="center"/>
+          </w:tcPr>
+          <w:p>
+            <w:pPr>
+              <w:spacing w:after="0"/>
+            </w:pPr>
+            <w:r/>
+            <w:r>
+              <w:rPr>
+                <w:rFonts w:ascii="Calibri" w:hAnsi="Calibri"/>
+                <w:b w:val="0"/>
+                <w:sz w:val="19"/>
+              </w:rPr>
+              <w:t>Mật khẩu</w:t>
+            </w:r>
+          </w:p>
+        </w:tc>
+        <w:tc>
+          <w:tcPr>
+            <w:tcW w:type="dxa" w:w="4824"/>
+            <w:vAlign w:val="center"/>
+          </w:tcPr>
+          <w:p>
+            <w:pPr>
+              <w:spacing w:after="0"/>
+            </w:pPr>
+            <w:r/>
+            <w:r>
+              <w:rPr>
+                <w:rFonts w:ascii="Calibri" w:hAnsi="Calibri"/>
+                <w:b w:val="0"/>
+                <w:sz w:val="19"/>
+              </w:rPr>
+              <w:t>Password123!</w:t>
+            </w:r>
+          </w:p>
+        </w:tc>
+      </w:tr>
+      <w:tr>
+        <w:tc>
+          <w:tcPr>
+            <w:tcW w:type="dxa" w:w="4824"/>
+            <w:vAlign w:val="center"/>
+          </w:tcPr>
+          <w:p>
+            <w:pPr>
+              <w:spacing w:after="0"/>
+            </w:pPr>
+            <w:r/>
+            <w:r>
+              <w:rPr>
+                <w:rFonts w:ascii="Calibri" w:hAnsi="Calibri"/>
+                <w:b w:val="0"/>
+                <w:sz w:val="19"/>
+              </w:rPr>
+              <w:t>Chuyến kiểm thử gần nhất</w:t>
+            </w:r>
+          </w:p>
+        </w:tc>
+        <w:tc>
+          <w:tcPr>
+            <w:tcW w:type="dxa" w:w="4824"/>
+            <w:vAlign w:val="center"/>
+          </w:tcPr>
+          <w:p>
+            <w:pPr>
+              <w:spacing w:after="0"/>
+            </w:pPr>
+            <w:r/>
+            <w:r>
+              <w:rPr>
+                <w:rFonts w:ascii="Calibri" w:hAnsi="Calibri"/>
+                <w:b w:val="0"/>
+                <w:sz w:val="19"/>
+              </w:rPr>
+              <w:t>Trip 65</w:t>
+            </w:r>
+          </w:p>
+        </w:tc>
+      </w:tr>
+      <w:tr>
+        <w:tc>
+          <w:tcPr>
+            <w:tcW w:type="dxa" w:w="4824"/>
+            <w:vAlign w:val="center"/>
+          </w:tcPr>
+          <w:p>
+            <w:pPr>
+              <w:spacing w:after="0"/>
+            </w:pPr>
+            <w:r/>
+            <w:r>
+              <w:rPr>
+                <w:rFonts w:ascii="Calibri" w:hAnsi="Calibri"/>
+                <w:b w:val="0"/>
+                <w:sz w:val="19"/>
+              </w:rPr>
+              <w:t>Tuyến</w:t>
+            </w:r>
+          </w:p>
+        </w:tc>
+        <w:tc>
+          <w:tcPr>
+            <w:tcW w:type="dxa" w:w="4824"/>
+            <w:vAlign w:val="center"/>
+          </w:tcPr>
+          <w:p>
+            <w:pPr>
+              <w:spacing w:after="0"/>
+            </w:pPr>
+            <w:r/>
+            <w:r>
+              <w:rPr>
+                <w:rFonts w:ascii="Calibri" w:hAnsi="Calibri"/>
+                <w:b w:val="0"/>
+                <w:sz w:val="19"/>
+              </w:rPr>
+              <w:t>R-20 / Quốc Tế - FPT</w:t>
+            </w:r>
+          </w:p>
+        </w:tc>
+      </w:tr>
+      <w:tr>
+        <w:tc>
+          <w:tcPr>
+            <w:tcW w:type="dxa" w:w="4824"/>
+            <w:vAlign w:val="center"/>
+          </w:tcPr>
+          <w:p>
+            <w:pPr>
+              <w:spacing w:after="0"/>
+            </w:pPr>
+            <w:r/>
+            <w:r>
+              <w:rPr>
+                <w:rFonts w:ascii="Calibri" w:hAnsi="Calibri"/>
+                <w:b w:val="0"/>
+                <w:sz w:val="19"/>
+              </w:rPr>
+              <w:t>QR</w:t>
+            </w:r>
+          </w:p>
+        </w:tc>
+        <w:tc>
+          <w:tcPr>
+            <w:tcW w:type="dxa" w:w="4824"/>
+            <w:vAlign w:val="center"/>
+          </w:tcPr>
+          <w:p>
+            <w:pPr>
+              <w:spacing w:after="0"/>
+            </w:pPr>
+            <w:r/>
+            <w:r>
+              <w:rPr>
+                <w:rFonts w:ascii="Calibri" w:hAnsi="Calibri"/>
+                <w:b w:val="0"/>
+                <w:sz w:val="19"/>
+              </w:rPr>
+              <w:t>Dùng QR động vừa sinh trên Vé của tôi</w:t>
+            </w:r>
+          </w:p>
+        </w:tc>
+      </w:tr>
+    </w:tbl>
+    <w:p/>
+    <w:p>
+      <w:pPr>
+        <w:pStyle w:val="ListNumber"/>
+        <w:spacing w:after="100"/>
+      </w:pPr>
+      <w:r>
         <w:rPr>
           <w:rFonts w:ascii="Calibri" w:hAnsi="Calibri"/>
-          <w:color w:val="2E74B5"/>
+          <w:sz w:val="22"/>
         </w:rPr>
-        <w:t>8. Scanner QR phu xe</w:t>
+        <w:t>Đăng xuất tài khoản sinh viên và đăng nhập conductor.demo@unibus.local.</w:t>
+      </w:r>
+    </w:p>
+    <w:p>
+      <w:pPr>
+        <w:pStyle w:val="ListNumber"/>
+        <w:spacing w:after="100"/>
+      </w:pPr>
+      <w:r>
+        <w:rPr>
+          <w:rFonts w:ascii="Calibri" w:hAnsi="Calibri"/>
+          <w:sz w:val="22"/>
+        </w:rPr>
+        <w:t>Mở màn quét vé và chọn chuyến hôm nay của tuyến R-20.</w:t>
+      </w:r>
+    </w:p>
+    <w:p>
+      <w:pPr>
+        <w:pStyle w:val="ListNumber"/>
+        <w:spacing w:after="100"/>
+      </w:pPr>
+      <w:r>
+        <w:rPr>
+          <w:rFonts w:ascii="Calibri" w:hAnsi="Calibri"/>
+          <w:sz w:val="22"/>
+        </w:rPr>
+        <w:t>Nhấn mở QrScannerModal. Có thể quét bằng camera hoặc nhập chuỗi QR thủ công.</w:t>
+      </w:r>
+    </w:p>
+    <w:p>
+      <w:pPr>
+        <w:pStyle w:val="ListNumber"/>
+        <w:spacing w:after="100"/>
+      </w:pPr>
+      <w:r>
+        <w:rPr>
+          <w:rFonts w:ascii="Calibri" w:hAnsi="Calibri"/>
+          <w:sz w:val="22"/>
+        </w:rPr>
+        <w:t>Quét QR vừa được cấp cho student.flow.</w:t>
+      </w:r>
+    </w:p>
+    <w:p>
+      <w:pPr>
+        <w:pStyle w:val="ListNumber"/>
+        <w:spacing w:after="100"/>
+      </w:pPr>
+      <w:r>
+        <w:rPr>
+          <w:rFonts w:ascii="Calibri" w:hAnsi="Calibri"/>
+          <w:sz w:val="22"/>
+        </w:rPr>
+        <w:t>Kết quả đúng: “Vé tháng hợp lệ. Đã ghi nhận sinh viên lên xe.”</w:t>
+      </w:r>
+    </w:p>
+    <w:p>
+      <w:pPr>
+        <w:pStyle w:val="ListNumber"/>
+        <w:spacing w:after="100"/>
+      </w:pPr>
+      <w:r>
+        <w:rPr>
+          <w:rFonts w:ascii="Calibri" w:hAnsi="Calibri"/>
+          <w:sz w:val="22"/>
+        </w:rPr>
+        <w:t>Thử INVALID-QR-001 nếu muốn minh họa lỗi vé không hợp lệ.</w:t>
+      </w:r>
+    </w:p>
+    <w:tbl>
+      <w:tblPr>
+        <w:tblStyle w:val="TableGrid"/>
+        <w:tblW w:type="auto" w:w="0"/>
+        <w:jc w:val="center"/>
+        <w:tblLayout w:type="fixed"/>
+        <w:tblLook w:firstColumn="1" w:firstRow="1" w:lastColumn="0" w:lastRow="0" w:noHBand="0" w:noVBand="1" w:val="04A0"/>
+      </w:tblPr>
+      <w:tblGrid>
+        <w:gridCol w:w="9648"/>
+      </w:tblGrid>
+      <w:tr>
+        <w:tc>
+          <w:tcPr>
+            <w:tcW w:type="dxa" w:w="9360"/>
+            <w:shd w:fill="EAF4EA"/>
+          </w:tcPr>
+          <w:p>
+            <w:pPr>
+              <w:spacing w:after="80"/>
+            </w:pPr>
+            <w:r>
+              <w:rPr>
+                <w:rFonts w:ascii="Calibri" w:hAnsi="Calibri"/>
+                <w:b/>
+                <w:sz w:val="21"/>
+              </w:rPr>
+              <w:t>Kết quả đã xác nhận</w:t>
+            </w:r>
+          </w:p>
+          <w:p>
+            <w:pPr>
+              <w:spacing w:after="0"/>
+            </w:pPr>
+            <w:r>
+              <w:rPr>
+                <w:rFonts w:ascii="Calibri" w:hAnsi="Calibri"/>
+                <w:sz w:val="20"/>
+              </w:rPr>
+              <w:t>Trong lần kiểm thử CloudFront ngày 22/06/2026, backend sinh QR UB-MONTHLY-0444e938-09d7-4744-853b-d821111db10c và phụ xe quét thành công. Mỗi lần reset rồi mua lại, QR mới có thể khác.</w:t>
+            </w:r>
+          </w:p>
+        </w:tc>
+      </w:tr>
+    </w:tbl>
+    <w:p/>
+    <w:p>
+      <w:pPr>
+        <w:pStyle w:val="Heading1"/>
+        <w:keepNext/>
+      </w:pPr>
+      <w:r>
+        <w:t>6. Quy trình tập dượt và demo chính thức</w:t>
+      </w:r>
+    </w:p>
+    <w:tbl>
+      <w:tblPr>
+        <w:tblStyle w:val="TableGrid"/>
+        <w:tblW w:type="auto" w:w="0"/>
+        <w:jc w:val="center"/>
+        <w:tblLayout w:type="fixed"/>
+        <w:tblLook w:firstColumn="1" w:firstRow="1" w:lastColumn="0" w:lastRow="0" w:noHBand="0" w:noVBand="1" w:val="04A0"/>
+      </w:tblPr>
+      <w:tblGrid>
+        <w:gridCol w:w="4824"/>
+        <w:gridCol w:w="4824"/>
+      </w:tblGrid>
+      <w:tr>
+        <w:trPr>
+          <w:tblHeader w:val="true"/>
+        </w:trPr>
+        <w:tc>
+          <w:tcPr>
+            <w:tcW w:type="dxa" w:w="2736"/>
+            <w:vAlign w:val="center"/>
+            <w:shd w:fill="E8EEF5"/>
+          </w:tcPr>
+          <w:p>
+            <w:pPr>
+              <w:spacing w:after="0"/>
+            </w:pPr>
+            <w:r/>
+            <w:r>
+              <w:rPr>
+                <w:rFonts w:ascii="Calibri" w:hAnsi="Calibri"/>
+                <w:b/>
+                <w:sz w:val="19"/>
+              </w:rPr>
+              <w:t>Thời điểm</w:t>
+            </w:r>
+          </w:p>
+        </w:tc>
+        <w:tc>
+          <w:tcPr>
+            <w:tcW w:type="dxa" w:w="6624"/>
+            <w:vAlign w:val="center"/>
+            <w:shd w:fill="E8EEF5"/>
+          </w:tcPr>
+          <w:p>
+            <w:pPr>
+              <w:spacing w:after="0"/>
+            </w:pPr>
+            <w:r/>
+            <w:r>
+              <w:rPr>
+                <w:rFonts w:ascii="Calibri" w:hAnsi="Calibri"/>
+                <w:b/>
+                <w:sz w:val="19"/>
+              </w:rPr>
+              <w:t>Việc cần làm</w:t>
+            </w:r>
+          </w:p>
+        </w:tc>
+      </w:tr>
+      <w:tr>
+        <w:tc>
+          <w:tcPr>
+            <w:tcW w:type="dxa" w:w="4824"/>
+            <w:vAlign w:val="center"/>
+          </w:tcPr>
+          <w:p>
+            <w:pPr>
+              <w:spacing w:after="0"/>
+            </w:pPr>
+            <w:r/>
+            <w:r>
+              <w:rPr>
+                <w:rFonts w:ascii="Calibri" w:hAnsi="Calibri"/>
+                <w:b w:val="0"/>
+                <w:sz w:val="19"/>
+              </w:rPr>
+              <w:t>Trước khi tập</w:t>
+            </w:r>
+          </w:p>
+        </w:tc>
+        <w:tc>
+          <w:tcPr>
+            <w:tcW w:type="dxa" w:w="4824"/>
+            <w:vAlign w:val="center"/>
+          </w:tcPr>
+          <w:p>
+            <w:pPr>
+              <w:spacing w:after="0"/>
+            </w:pPr>
+            <w:r/>
+            <w:r>
+              <w:rPr>
+                <w:rFonts w:ascii="Calibri" w:hAnsi="Calibri"/>
+                <w:b w:val="0"/>
+                <w:sz w:val="19"/>
+              </w:rPr>
+              <w:t>Chạy .\database\PrepareCompleteDemoFlow.ps1</w:t>
+            </w:r>
+          </w:p>
+        </w:tc>
+      </w:tr>
+      <w:tr>
+        <w:tc>
+          <w:tcPr>
+            <w:tcW w:type="dxa" w:w="4824"/>
+            <w:vAlign w:val="center"/>
+          </w:tcPr>
+          <w:p>
+            <w:pPr>
+              <w:spacing w:after="0"/>
+            </w:pPr>
+            <w:r/>
+            <w:r>
+              <w:rPr>
+                <w:rFonts w:ascii="Calibri" w:hAnsi="Calibri"/>
+                <w:b w:val="0"/>
+                <w:sz w:val="19"/>
+              </w:rPr>
+              <w:t>Trong lúc tập</w:t>
+            </w:r>
+          </w:p>
+        </w:tc>
+        <w:tc>
+          <w:tcPr>
+            <w:tcW w:type="dxa" w:w="4824"/>
+            <w:vAlign w:val="center"/>
+          </w:tcPr>
+          <w:p>
+            <w:pPr>
+              <w:spacing w:after="0"/>
+            </w:pPr>
+            <w:r/>
+            <w:r>
+              <w:rPr>
+                <w:rFonts w:ascii="Calibri" w:hAnsi="Calibri"/>
+                <w:b w:val="0"/>
+                <w:sz w:val="19"/>
+              </w:rPr>
+              <w:t>Thực hiện mục 4 và 5 trên CloudFront</w:t>
+            </w:r>
+          </w:p>
+        </w:tc>
+      </w:tr>
+      <w:tr>
+        <w:tc>
+          <w:tcPr>
+            <w:tcW w:type="dxa" w:w="4824"/>
+            <w:vAlign w:val="center"/>
+          </w:tcPr>
+          <w:p>
+            <w:pPr>
+              <w:spacing w:after="0"/>
+            </w:pPr>
+            <w:r/>
+            <w:r>
+              <w:rPr>
+                <w:rFonts w:ascii="Calibri" w:hAnsi="Calibri"/>
+                <w:b w:val="0"/>
+                <w:sz w:val="19"/>
+              </w:rPr>
+              <w:t>Ngay sau khi tập</w:t>
+            </w:r>
+          </w:p>
+        </w:tc>
+        <w:tc>
+          <w:tcPr>
+            <w:tcW w:type="dxa" w:w="4824"/>
+            <w:vAlign w:val="center"/>
+          </w:tcPr>
+          <w:p>
+            <w:pPr>
+              <w:spacing w:after="0"/>
+            </w:pPr>
+            <w:r/>
+            <w:r>
+              <w:rPr>
+                <w:rFonts w:ascii="Calibri" w:hAnsi="Calibri"/>
+                <w:b w:val="0"/>
+                <w:sz w:val="19"/>
+              </w:rPr>
+              <w:t>Chạy lại .\database\PrepareCompleteDemoFlow.ps1</w:t>
+            </w:r>
+          </w:p>
+        </w:tc>
+      </w:tr>
+      <w:tr>
+        <w:tc>
+          <w:tcPr>
+            <w:tcW w:type="dxa" w:w="4824"/>
+            <w:vAlign w:val="center"/>
+          </w:tcPr>
+          <w:p>
+            <w:pPr>
+              <w:spacing w:after="0"/>
+            </w:pPr>
+            <w:r/>
+            <w:r>
+              <w:rPr>
+                <w:rFonts w:ascii="Calibri" w:hAnsi="Calibri"/>
+                <w:b w:val="0"/>
+                <w:sz w:val="19"/>
+              </w:rPr>
+              <w:t>Trước demo chính thức</w:t>
+            </w:r>
+          </w:p>
+        </w:tc>
+        <w:tc>
+          <w:tcPr>
+            <w:tcW w:type="dxa" w:w="4824"/>
+            <w:vAlign w:val="center"/>
+          </w:tcPr>
+          <w:p>
+            <w:pPr>
+              <w:spacing w:after="0"/>
+            </w:pPr>
+            <w:r/>
+            <w:r>
+              <w:rPr>
+                <w:rFonts w:ascii="Calibri" w:hAnsi="Calibri"/>
+                <w:b w:val="0"/>
+                <w:sz w:val="19"/>
+              </w:rPr>
+              <w:t>Chạy reset lần cuối, đăng nhập student.flow và xác nhận chưa có tuyến/vé</w:t>
+            </w:r>
+          </w:p>
+        </w:tc>
+      </w:tr>
+      <w:tr>
+        <w:tc>
+          <w:tcPr>
+            <w:tcW w:type="dxa" w:w="4824"/>
+            <w:vAlign w:val="center"/>
+          </w:tcPr>
+          <w:p>
+            <w:pPr>
+              <w:spacing w:after="0"/>
+            </w:pPr>
+            <w:r/>
+            <w:r>
+              <w:rPr>
+                <w:rFonts w:ascii="Calibri" w:hAnsi="Calibri"/>
+                <w:b w:val="0"/>
+                <w:sz w:val="19"/>
+              </w:rPr>
+              <w:t>Sau demo chính thức</w:t>
+            </w:r>
+          </w:p>
+        </w:tc>
+        <w:tc>
+          <w:tcPr>
+            <w:tcW w:type="dxa" w:w="4824"/>
+            <w:vAlign w:val="center"/>
+          </w:tcPr>
+          <w:p>
+            <w:pPr>
+              <w:spacing w:after="0"/>
+            </w:pPr>
+            <w:r/>
+            <w:r>
+              <w:rPr>
+                <w:rFonts w:ascii="Calibri" w:hAnsi="Calibri"/>
+                <w:b w:val="0"/>
+                <w:sz w:val="19"/>
+              </w:rPr>
+              <w:t>Có thể reset lại để môi trường sạch cho nhóm tiếp theo</w:t>
+            </w:r>
+          </w:p>
+        </w:tc>
+      </w:tr>
+    </w:tbl>
+    <w:p/>
+    <w:p>
+      <w:pPr>
+        <w:spacing w:after="120"/>
+      </w:pPr>
+      <w:r>
+        <w:rPr>
+          <w:rFonts w:ascii="Calibri" w:hAnsi="Calibri"/>
+          <w:sz w:val="22"/>
+        </w:rPr>
+        <w:t>Dấu hiệu reset thành công trên giao diện: tài khoản vẫn vào được “Trường của tôi”, nhưng “Tuyến của tôi”, “Vé của tôi”, “Thanh toán” và lịch sử chuyến không còn dữ liệu của lần tập trước.</w:t>
+      </w:r>
+    </w:p>
+    <w:p>
+      <w:pPr>
+        <w:pStyle w:val="Heading1"/>
+        <w:keepNext/>
+      </w:pPr>
+      <w:r>
+        <w:t>7. Demo OCR và các tài khoản bổ sung</w:t>
+      </w:r>
+    </w:p>
+    <w:p>
+      <w:pPr>
+        <w:spacing w:after="120"/>
+      </w:pPr>
+      <w:r>
+        <w:rPr>
+          <w:rFonts w:ascii="Calibri" w:hAnsi="Calibri"/>
+          <w:sz w:val="22"/>
+        </w:rPr>
+        <w:t>Mật khẩu chung cho các tài khoản password-based dưới đây là Password123!.</w:t>
+      </w:r>
+    </w:p>
+    <w:tbl>
+      <w:tblPr>
+        <w:tblStyle w:val="TableGrid"/>
+        <w:tblW w:type="auto" w:w="0"/>
+        <w:jc w:val="center"/>
+        <w:tblLayout w:type="fixed"/>
+        <w:tblLook w:firstColumn="1" w:firstRow="1" w:lastColumn="0" w:lastRow="0" w:noHBand="0" w:noVBand="1" w:val="04A0"/>
+      </w:tblPr>
+      <w:tblGrid>
+        <w:gridCol w:w="3216"/>
+        <w:gridCol w:w="3216"/>
+        <w:gridCol w:w="3216"/>
+      </w:tblGrid>
+      <w:tr>
+        <w:trPr>
+          <w:tblHeader w:val="true"/>
+        </w:trPr>
+        <w:tc>
+          <w:tcPr>
+            <w:tcW w:type="dxa" w:w="2088"/>
+            <w:vAlign w:val="center"/>
+            <w:shd w:fill="E8EEF5"/>
+          </w:tcPr>
+          <w:p>
+            <w:pPr>
+              <w:spacing w:after="0"/>
+            </w:pPr>
+            <w:r/>
+            <w:r>
+              <w:rPr>
+                <w:rFonts w:ascii="Calibri" w:hAnsi="Calibri"/>
+                <w:b/>
+                <w:sz w:val="19"/>
+              </w:rPr>
+              <w:t>Vai trò/trạng thái</w:t>
+            </w:r>
+          </w:p>
+        </w:tc>
+        <w:tc>
+          <w:tcPr>
+            <w:tcW w:type="dxa" w:w="3456"/>
+            <w:vAlign w:val="center"/>
+            <w:shd w:fill="E8EEF5"/>
+          </w:tcPr>
+          <w:p>
+            <w:pPr>
+              <w:spacing w:after="0"/>
+            </w:pPr>
+            <w:r/>
+            <w:r>
+              <w:rPr>
+                <w:rFonts w:ascii="Calibri" w:hAnsi="Calibri"/>
+                <w:b/>
+                <w:sz w:val="19"/>
+              </w:rPr>
+              <w:t>Email</w:t>
+            </w:r>
+          </w:p>
+        </w:tc>
+        <w:tc>
+          <w:tcPr>
+            <w:tcW w:type="dxa" w:w="3816"/>
+            <w:vAlign w:val="center"/>
+            <w:shd w:fill="E8EEF5"/>
+          </w:tcPr>
+          <w:p>
+            <w:pPr>
+              <w:spacing w:after="0"/>
+            </w:pPr>
+            <w:r/>
+            <w:r>
+              <w:rPr>
+                <w:rFonts w:ascii="Calibri" w:hAnsi="Calibri"/>
+                <w:b/>
+                <w:sz w:val="19"/>
+              </w:rPr>
+              <w:t>Nội dung demo</w:t>
+            </w:r>
+          </w:p>
+        </w:tc>
+      </w:tr>
+      <w:tr>
+        <w:tc>
+          <w:tcPr>
+            <w:tcW w:type="dxa" w:w="3216"/>
+            <w:vAlign w:val="center"/>
+          </w:tcPr>
+          <w:p>
+            <w:pPr>
+              <w:spacing w:after="0"/>
+            </w:pPr>
+            <w:r/>
+            <w:r>
+              <w:rPr>
+                <w:rFonts w:ascii="Calibri" w:hAnsi="Calibri"/>
+                <w:b w:val="0"/>
+                <w:sz w:val="19"/>
+              </w:rPr>
+              <w:t>Admin</w:t>
+            </w:r>
+          </w:p>
+        </w:tc>
+        <w:tc>
+          <w:tcPr>
+            <w:tcW w:type="dxa" w:w="3216"/>
+            <w:vAlign w:val="center"/>
+          </w:tcPr>
+          <w:p>
+            <w:pPr>
+              <w:spacing w:after="0"/>
+            </w:pPr>
+            <w:r/>
+            <w:r>
+              <w:rPr>
+                <w:rFonts w:ascii="Calibri" w:hAnsi="Calibri"/>
+                <w:b w:val="0"/>
+                <w:sz w:val="19"/>
+              </w:rPr>
+              <w:t>admin.verify@unibus.local</w:t>
+            </w:r>
+          </w:p>
+        </w:tc>
+        <w:tc>
+          <w:tcPr>
+            <w:tcW w:type="dxa" w:w="3216"/>
+            <w:vAlign w:val="center"/>
+          </w:tcPr>
+          <w:p>
+            <w:pPr>
+              <w:spacing w:after="0"/>
+            </w:pPr>
+            <w:r/>
+            <w:r>
+              <w:rPr>
+                <w:rFonts w:ascii="Calibri" w:hAnsi="Calibri"/>
+                <w:b w:val="0"/>
+                <w:sz w:val="19"/>
+              </w:rPr>
+              <w:t>Duyệt OCR, dashboard và giao dịch.</w:t>
+            </w:r>
+          </w:p>
+        </w:tc>
+      </w:tr>
+      <w:tr>
+        <w:tc>
+          <w:tcPr>
+            <w:tcW w:type="dxa" w:w="3216"/>
+            <w:vAlign w:val="center"/>
+          </w:tcPr>
+          <w:p>
+            <w:pPr>
+              <w:spacing w:after="0"/>
+            </w:pPr>
+            <w:r/>
+            <w:r>
+              <w:rPr>
+                <w:rFonts w:ascii="Calibri" w:hAnsi="Calibri"/>
+                <w:b w:val="0"/>
+                <w:sz w:val="19"/>
+              </w:rPr>
+              <w:t>University Admin</w:t>
+            </w:r>
+          </w:p>
+        </w:tc>
+        <w:tc>
+          <w:tcPr>
+            <w:tcW w:type="dxa" w:w="3216"/>
+            <w:vAlign w:val="center"/>
+          </w:tcPr>
+          <w:p>
+            <w:pPr>
+              <w:spacing w:after="0"/>
+            </w:pPr>
+            <w:r/>
+            <w:r>
+              <w:rPr>
+                <w:rFonts w:ascii="Calibri" w:hAnsi="Calibri"/>
+                <w:b w:val="0"/>
+                <w:sz w:val="19"/>
+              </w:rPr>
+              <w:t>uni.admin@unibus.local</w:t>
+            </w:r>
+          </w:p>
+        </w:tc>
+        <w:tc>
+          <w:tcPr>
+            <w:tcW w:type="dxa" w:w="3216"/>
+            <w:vAlign w:val="center"/>
+          </w:tcPr>
+          <w:p>
+            <w:pPr>
+              <w:spacing w:after="0"/>
+            </w:pPr>
+            <w:r/>
+            <w:r>
+              <w:rPr>
+                <w:rFonts w:ascii="Calibri" w:hAnsi="Calibri"/>
+                <w:b w:val="0"/>
+                <w:sz w:val="19"/>
+              </w:rPr>
+              <w:t>Roster, trợ giá, đối soát và thống kê trường.</w:t>
+            </w:r>
+          </w:p>
+        </w:tc>
+      </w:tr>
+      <w:tr>
+        <w:tc>
+          <w:tcPr>
+            <w:tcW w:type="dxa" w:w="3216"/>
+            <w:vAlign w:val="center"/>
+          </w:tcPr>
+          <w:p>
+            <w:pPr>
+              <w:spacing w:after="0"/>
+            </w:pPr>
+            <w:r/>
+            <w:r>
+              <w:rPr>
+                <w:rFonts w:ascii="Calibri" w:hAnsi="Calibri"/>
+                <w:b w:val="0"/>
+                <w:sz w:val="19"/>
+              </w:rPr>
+              <w:t>Student pending</w:t>
+            </w:r>
+          </w:p>
+        </w:tc>
+        <w:tc>
+          <w:tcPr>
+            <w:tcW w:type="dxa" w:w="3216"/>
+            <w:vAlign w:val="center"/>
+          </w:tcPr>
+          <w:p>
+            <w:pPr>
+              <w:spacing w:after="0"/>
+            </w:pPr>
+            <w:r/>
+            <w:r>
+              <w:rPr>
+                <w:rFonts w:ascii="Calibri" w:hAnsi="Calibri"/>
+                <w:b w:val="0"/>
+                <w:sz w:val="19"/>
+              </w:rPr>
+              <w:t>student.pending@unibus.local</w:t>
+            </w:r>
+          </w:p>
+        </w:tc>
+        <w:tc>
+          <w:tcPr>
+            <w:tcW w:type="dxa" w:w="3216"/>
+            <w:vAlign w:val="center"/>
+          </w:tcPr>
+          <w:p>
+            <w:pPr>
+              <w:spacing w:after="0"/>
+            </w:pPr>
+            <w:r/>
+            <w:r>
+              <w:rPr>
+                <w:rFonts w:ascii="Calibri" w:hAnsi="Calibri"/>
+                <w:b w:val="0"/>
+                <w:sz w:val="19"/>
+              </w:rPr>
+              <w:t>Hồ sơ OCR đang chờ duyệt và confidence.</w:t>
+            </w:r>
+          </w:p>
+        </w:tc>
+      </w:tr>
+      <w:tr>
+        <w:tc>
+          <w:tcPr>
+            <w:tcW w:type="dxa" w:w="3216"/>
+            <w:vAlign w:val="center"/>
+          </w:tcPr>
+          <w:p>
+            <w:pPr>
+              <w:spacing w:after="0"/>
+            </w:pPr>
+            <w:r/>
+            <w:r>
+              <w:rPr>
+                <w:rFonts w:ascii="Calibri" w:hAnsi="Calibri"/>
+                <w:b w:val="0"/>
+                <w:sz w:val="19"/>
+              </w:rPr>
+              <w:t>Student rejected</w:t>
+            </w:r>
+          </w:p>
+        </w:tc>
+        <w:tc>
+          <w:tcPr>
+            <w:tcW w:type="dxa" w:w="3216"/>
+            <w:vAlign w:val="center"/>
+          </w:tcPr>
+          <w:p>
+            <w:pPr>
+              <w:spacing w:after="0"/>
+            </w:pPr>
+            <w:r/>
+            <w:r>
+              <w:rPr>
+                <w:rFonts w:ascii="Calibri" w:hAnsi="Calibri"/>
+                <w:b w:val="0"/>
+                <w:sz w:val="19"/>
+              </w:rPr>
+              <w:t>student.rejected@unibus.local</w:t>
+            </w:r>
+          </w:p>
+        </w:tc>
+        <w:tc>
+          <w:tcPr>
+            <w:tcW w:type="dxa" w:w="3216"/>
+            <w:vAlign w:val="center"/>
+          </w:tcPr>
+          <w:p>
+            <w:pPr>
+              <w:spacing w:after="0"/>
+            </w:pPr>
+            <w:r/>
+            <w:r>
+              <w:rPr>
+                <w:rFonts w:ascii="Calibri" w:hAnsi="Calibri"/>
+                <w:b w:val="0"/>
+                <w:sz w:val="19"/>
+              </w:rPr>
+              <w:t>Form gửi lại sau từ chối.</w:t>
+            </w:r>
+          </w:p>
+        </w:tc>
+      </w:tr>
+      <w:tr>
+        <w:tc>
+          <w:tcPr>
+            <w:tcW w:type="dxa" w:w="3216"/>
+            <w:vAlign w:val="center"/>
+          </w:tcPr>
+          <w:p>
+            <w:pPr>
+              <w:spacing w:after="0"/>
+            </w:pPr>
+            <w:r/>
+            <w:r>
+              <w:rPr>
+                <w:rFonts w:ascii="Calibri" w:hAnsi="Calibri"/>
+                <w:b w:val="0"/>
+                <w:sz w:val="19"/>
+              </w:rPr>
+              <w:t>Student resubmit</w:t>
+            </w:r>
+          </w:p>
+        </w:tc>
+        <w:tc>
+          <w:tcPr>
+            <w:tcW w:type="dxa" w:w="3216"/>
+            <w:vAlign w:val="center"/>
+          </w:tcPr>
+          <w:p>
+            <w:pPr>
+              <w:spacing w:after="0"/>
+            </w:pPr>
+            <w:r/>
+            <w:r>
+              <w:rPr>
+                <w:rFonts w:ascii="Calibri" w:hAnsi="Calibri"/>
+                <w:b w:val="0"/>
+                <w:sz w:val="19"/>
+              </w:rPr>
+              <w:t>student.resubmit@unibus.local</w:t>
+            </w:r>
+          </w:p>
+        </w:tc>
+        <w:tc>
+          <w:tcPr>
+            <w:tcW w:type="dxa" w:w="3216"/>
+            <w:vAlign w:val="center"/>
+          </w:tcPr>
+          <w:p>
+            <w:pPr>
+              <w:spacing w:after="0"/>
+            </w:pPr>
+            <w:r/>
+            <w:r>
+              <w:rPr>
+                <w:rFonts w:ascii="Calibri" w:hAnsi="Calibri"/>
+                <w:b w:val="0"/>
+                <w:sz w:val="19"/>
+              </w:rPr>
+              <w:t>Form bổ sung theo yêu cầu admin.</w:t>
+            </w:r>
+          </w:p>
+        </w:tc>
+      </w:tr>
+      <w:tr>
+        <w:tc>
+          <w:tcPr>
+            <w:tcW w:type="dxa" w:w="3216"/>
+            <w:vAlign w:val="center"/>
+          </w:tcPr>
+          <w:p>
+            <w:pPr>
+              <w:spacing w:after="0"/>
+            </w:pPr>
+            <w:r/>
+            <w:r>
+              <w:rPr>
+                <w:rFonts w:ascii="Calibri" w:hAnsi="Calibri"/>
+                <w:b w:val="0"/>
+                <w:sz w:val="19"/>
+              </w:rPr>
+              <w:t>Student verified</w:t>
+            </w:r>
+          </w:p>
+        </w:tc>
+        <w:tc>
+          <w:tcPr>
+            <w:tcW w:type="dxa" w:w="3216"/>
+            <w:vAlign w:val="center"/>
+          </w:tcPr>
+          <w:p>
+            <w:pPr>
+              <w:spacing w:after="0"/>
+            </w:pPr>
+            <w:r/>
+            <w:r>
+              <w:rPr>
+                <w:rFonts w:ascii="Calibri" w:hAnsi="Calibri"/>
+                <w:b w:val="0"/>
+                <w:sz w:val="19"/>
+              </w:rPr>
+              <w:t>student.verified@unibus.local</w:t>
+            </w:r>
+          </w:p>
+        </w:tc>
+        <w:tc>
+          <w:tcPr>
+            <w:tcW w:type="dxa" w:w="3216"/>
+            <w:vAlign w:val="center"/>
+          </w:tcPr>
+          <w:p>
+            <w:pPr>
+              <w:spacing w:after="0"/>
+            </w:pPr>
+            <w:r/>
+            <w:r>
+              <w:rPr>
+                <w:rFonts w:ascii="Calibri" w:hAnsi="Calibri"/>
+                <w:b w:val="0"/>
+                <w:sz w:val="19"/>
+              </w:rPr>
+              <w:t>Vé có sẵn, AI gợi ý và các màn sinh viên.</w:t>
+            </w:r>
+          </w:p>
+        </w:tc>
+      </w:tr>
+      <w:tr>
+        <w:tc>
+          <w:tcPr>
+            <w:tcW w:type="dxa" w:w="3216"/>
+            <w:vAlign w:val="center"/>
+          </w:tcPr>
+          <w:p>
+            <w:pPr>
+              <w:spacing w:after="0"/>
+            </w:pPr>
+            <w:r/>
+            <w:r>
+              <w:rPr>
+                <w:rFonts w:ascii="Calibri" w:hAnsi="Calibri"/>
+                <w:b w:val="0"/>
+                <w:sz w:val="19"/>
+              </w:rPr>
+              <w:t>Driver</w:t>
+            </w:r>
+          </w:p>
+        </w:tc>
+        <w:tc>
+          <w:tcPr>
+            <w:tcW w:type="dxa" w:w="3216"/>
+            <w:vAlign w:val="center"/>
+          </w:tcPr>
+          <w:p>
+            <w:pPr>
+              <w:spacing w:after="0"/>
+            </w:pPr>
+            <w:r/>
+            <w:r>
+              <w:rPr>
+                <w:rFonts w:ascii="Calibri" w:hAnsi="Calibri"/>
+                <w:b w:val="0"/>
+                <w:sz w:val="19"/>
+              </w:rPr>
+              <w:t>driver.demo@unibus.local</w:t>
+            </w:r>
+          </w:p>
+        </w:tc>
+        <w:tc>
+          <w:tcPr>
+            <w:tcW w:type="dxa" w:w="3216"/>
+            <w:vAlign w:val="center"/>
+          </w:tcPr>
+          <w:p>
+            <w:pPr>
+              <w:spacing w:after="0"/>
+            </w:pPr>
+            <w:r/>
+            <w:r>
+              <w:rPr>
+                <w:rFonts w:ascii="Calibri" w:hAnsi="Calibri"/>
+                <w:b w:val="0"/>
+                <w:sz w:val="19"/>
+              </w:rPr>
+              <w:t>Lịch chạy, chuyến và liên hệ điều phối.</w:t>
+            </w:r>
+          </w:p>
+        </w:tc>
+      </w:tr>
+      <w:tr>
+        <w:tc>
+          <w:tcPr>
+            <w:tcW w:type="dxa" w:w="3216"/>
+            <w:vAlign w:val="center"/>
+          </w:tcPr>
+          <w:p>
+            <w:pPr>
+              <w:spacing w:after="0"/>
+            </w:pPr>
+            <w:r/>
+            <w:r>
+              <w:rPr>
+                <w:rFonts w:ascii="Calibri" w:hAnsi="Calibri"/>
+                <w:b w:val="0"/>
+                <w:sz w:val="19"/>
+              </w:rPr>
+              <w:t>Conductor</w:t>
+            </w:r>
+          </w:p>
+        </w:tc>
+        <w:tc>
+          <w:tcPr>
+            <w:tcW w:type="dxa" w:w="3216"/>
+            <w:vAlign w:val="center"/>
+          </w:tcPr>
+          <w:p>
+            <w:pPr>
+              <w:spacing w:after="0"/>
+            </w:pPr>
+            <w:r/>
+            <w:r>
+              <w:rPr>
+                <w:rFonts w:ascii="Calibri" w:hAnsi="Calibri"/>
+                <w:b w:val="0"/>
+                <w:sz w:val="19"/>
+              </w:rPr>
+              <w:t>conductor.demo@unibus.local</w:t>
+            </w:r>
+          </w:p>
+        </w:tc>
+        <w:tc>
+          <w:tcPr>
+            <w:tcW w:type="dxa" w:w="3216"/>
+            <w:vAlign w:val="center"/>
+          </w:tcPr>
+          <w:p>
+            <w:pPr>
+              <w:spacing w:after="0"/>
+            </w:pPr>
+            <w:r/>
+            <w:r>
+              <w:rPr>
+                <w:rFonts w:ascii="Calibri" w:hAnsi="Calibri"/>
+                <w:b w:val="0"/>
+                <w:sz w:val="19"/>
+              </w:rPr>
+              <w:t>Camera scanner và API quét vé thật.</w:t>
+            </w:r>
+          </w:p>
+        </w:tc>
+      </w:tr>
+      <w:tr>
+        <w:tc>
+          <w:tcPr>
+            <w:tcW w:type="dxa" w:w="3216"/>
+            <w:vAlign w:val="center"/>
+          </w:tcPr>
+          <w:p>
+            <w:pPr>
+              <w:spacing w:after="0"/>
+            </w:pPr>
+            <w:r/>
+            <w:r>
+              <w:rPr>
+                <w:rFonts w:ascii="Calibri" w:hAnsi="Calibri"/>
+                <w:b w:val="0"/>
+                <w:sz w:val="19"/>
+              </w:rPr>
+              <w:t>Dispatcher</w:t>
+            </w:r>
+          </w:p>
+        </w:tc>
+        <w:tc>
+          <w:tcPr>
+            <w:tcW w:type="dxa" w:w="3216"/>
+            <w:vAlign w:val="center"/>
+          </w:tcPr>
+          <w:p>
+            <w:pPr>
+              <w:spacing w:after="0"/>
+            </w:pPr>
+            <w:r/>
+            <w:r>
+              <w:rPr>
+                <w:rFonts w:ascii="Calibri" w:hAnsi="Calibri"/>
+                <w:b w:val="0"/>
+                <w:sz w:val="19"/>
+              </w:rPr>
+              <w:t>dispatcher.demo@unibus.local</w:t>
+            </w:r>
+          </w:p>
+        </w:tc>
+        <w:tc>
+          <w:tcPr>
+            <w:tcW w:type="dxa" w:w="3216"/>
+            <w:vAlign w:val="center"/>
+          </w:tcPr>
+          <w:p>
+            <w:pPr>
+              <w:spacing w:after="0"/>
+            </w:pPr>
+            <w:r/>
+            <w:r>
+              <w:rPr>
+                <w:rFonts w:ascii="Calibri" w:hAnsi="Calibri"/>
+                <w:b w:val="0"/>
+                <w:sz w:val="19"/>
+              </w:rPr>
+              <w:t>Điều phối, live fleet và lịch vận hành.</w:t>
+            </w:r>
+          </w:p>
+        </w:tc>
+      </w:tr>
+    </w:tbl>
+    <w:p/>
+    <w:p>
+      <w:pPr>
+        <w:pStyle w:val="Heading2"/>
+        <w:keepNext/>
+      </w:pPr>
+      <w:r>
+        <w:t>7.1. OCR sinh viên</w:t>
+      </w:r>
+    </w:p>
+    <w:p>
+      <w:pPr>
+        <w:pStyle w:val="ListNumber"/>
+        <w:spacing w:after="100"/>
+      </w:pPr>
+      <w:r>
+        <w:rPr>
+          <w:rFonts w:ascii="Calibri" w:hAnsi="Calibri"/>
+          <w:sz w:val="22"/>
+        </w:rPr>
+        <w:t>Đăng nhập student.rejected hoặc student.resubmit.</w:t>
+      </w:r>
+    </w:p>
+    <w:p>
+      <w:pPr>
+        <w:pStyle w:val="ListNumber"/>
+        <w:spacing w:after="100"/>
+      </w:pPr>
+      <w:r>
+        <w:rPr>
+          <w:rFonts w:ascii="Calibri" w:hAnsi="Calibri"/>
+          <w:sz w:val="22"/>
+        </w:rPr>
+        <w:t>Mở menu avatar và chọn xác minh sinh viên.</w:t>
+      </w:r>
+    </w:p>
+    <w:p>
+      <w:pPr>
+        <w:pStyle w:val="ListNumber"/>
+        <w:spacing w:after="100"/>
+      </w:pPr>
+      <w:r>
+        <w:rPr>
+          <w:rFonts w:ascii="Calibri" w:hAnsi="Calibri"/>
+          <w:sz w:val="22"/>
+        </w:rPr>
+        <w:t>Chọn trường, nhập MSSV, tải ảnh JPG/PNG/WebP tối đa 10MB và gửi.</w:t>
+      </w:r>
+    </w:p>
+    <w:p>
+      <w:pPr>
+        <w:pStyle w:val="ListNumber"/>
+        <w:spacing w:after="100"/>
+      </w:pPr>
+      <w:r>
+        <w:rPr>
+          <w:rFonts w:ascii="Calibri" w:hAnsi="Calibri"/>
+          <w:sz w:val="22"/>
+        </w:rPr>
+        <w:t>Đăng nhập admin.verify, mở “Xác minh sinh viên”, xem ảnh thẻ, dữ liệu OCR, confidence và raw text.</w:t>
+      </w:r>
+    </w:p>
+    <w:p>
+      <w:pPr>
+        <w:pStyle w:val="ListNumber"/>
+        <w:spacing w:after="100"/>
+      </w:pPr>
+      <w:r>
+        <w:rPr>
+          <w:rFonts w:ascii="Calibri" w:hAnsi="Calibri"/>
+          <w:sz w:val="22"/>
+        </w:rPr>
+        <w:t>Thực hiện Duyệt, Từ chối hoặc Yêu cầu gửi lại; hai thao tác sau cần nhập lý do.</w:t>
+      </w:r>
+    </w:p>
+    <w:p>
+      <w:pPr>
+        <w:pStyle w:val="Heading1"/>
+        <w:keepNext/>
+      </w:pPr>
+      <w:r>
+        <w:t>8. Dashboard tiền và các chức năng cần smoke test</w:t>
       </w:r>
     </w:p>
     <w:p>
@@ -2283,7 +2724,7 @@
           <w:rFonts w:ascii="Calibri" w:hAnsi="Calibri"/>
           <w:sz w:val="22"/>
         </w:rPr>
-        <w:t>Scanner khong bi doi sang camera fake. Man phu xe van dung QrScannerModal va operationsApi.scanTicket.</w:t>
+        <w:t>Admin: dashboard tổng quan và lịch sử giao dịch dùng API thật.</w:t>
       </w:r>
     </w:p>
     <w:p>
@@ -2296,7 +2737,7 @@
           <w:rFonts w:ascii="Calibri" w:hAnsi="Calibri"/>
           <w:sz w:val="22"/>
         </w:rPr>
-        <w:t>Complete flow: dung UB-DEMO-FLOW-001. QR nay duoc seed theo dung route cua chuyen hom nay gan cho conductor.demo.</w:t>
+        <w:t>University Admin: thống kê, trợ giá, đối soát và giao dịch theo trường.</w:t>
       </w:r>
     </w:p>
     <w:p>
@@ -2309,7 +2750,7 @@
           <w:rFonts w:ascii="Calibri" w:hAnsi="Calibri"/>
           <w:sz w:val="22"/>
         </w:rPr>
-        <w:t>Test nhanh: dang nhap conductor.demo@unibus.local, vao Quet QR ve, chon chuyen, nhap UB-DEMO-MONTHLY-SV-VER-001.</w:t>
+        <w:t>Student: AI suggestions dùng experienceApi có authentication; SePay không dùng mock.</w:t>
       </w:r>
     </w:p>
     <w:p>
@@ -2322,7 +2763,7 @@
           <w:rFonts w:ascii="Calibri" w:hAnsi="Calibri"/>
           <w:sz w:val="22"/>
         </w:rPr>
-        <w:t>Ky vong: ve hop le tra SUCCESS/VALID; quet lai cung ma trong cung ngu canh co the bao duplicate hoac da scan tuy backend state.</w:t>
+        <w:t>Conductor: QrScannerModal và operationsApi.scanTicket vẫn được giữ nguyên.</w:t>
       </w:r>
     </w:p>
     <w:p>
@@ -2335,20 +2776,7 @@
           <w:rFonts w:ascii="Calibri" w:hAnsi="Calibri"/>
           <w:sz w:val="22"/>
         </w:rPr>
-        <w:t>Test invalid: nhap QR bat ky nhu INVALID-QR-001 de thay thong bao loi tu API.</w:t>
-      </w:r>
-    </w:p>
-    <w:p>
-      <w:pPr>
-        <w:pStyle w:val="Heading1"/>
-        <w:keepNext/>
-      </w:pPr>
-      <w:r>
-        <w:rPr>
-          <w:rFonts w:ascii="Calibri" w:hAnsi="Calibri"/>
-          <w:color w:val="2E74B5"/>
-        </w:rPr>
-        <w:t>9. SePay va dashboard tien</w:t>
+        <w:t>Driver/Dispatcher: chuyến, live fleet, schedule, contacts và by-university.</w:t>
       </w:r>
     </w:p>
     <w:p>
@@ -2361,7 +2789,7 @@
           <w:rFonts w:ascii="Calibri" w:hAnsi="Calibri"/>
           <w:sz w:val="22"/>
         </w:rPr>
-        <w:t>Khong dua mock payment tu patch cu. Student payment van dung SePay order/status API hien co.</w:t>
+        <w:t>Thông báo: badge giảm ngay sau khi đánh dấu đã đọc.</w:t>
       </w:r>
     </w:p>
     <w:p>
@@ -2374,7 +2802,380 @@
           <w:rFonts w:ascii="Calibri" w:hAnsi="Calibri"/>
           <w:sz w:val="22"/>
         </w:rPr>
-        <w:t>Admin co man Lich su giao dich moi dung adminApi.paymentTransactions de xem order, trang thai, tong tien.</w:t>
+        <w:t>Sidebar: thu/mở trên desktop; mobile phải chiếm toàn bộ chiều rộng và không lệch 288px.</w:t>
+      </w:r>
+    </w:p>
+    <w:p>
+      <w:pPr>
+        <w:pStyle w:val="Heading1"/>
+        <w:keepNext/>
+      </w:pPr>
+      <w:r>
+        <w:t>9. Xử lý sự cố nhanh</w:t>
+      </w:r>
+    </w:p>
+    <w:tbl>
+      <w:tblPr>
+        <w:tblStyle w:val="TableGrid"/>
+        <w:tblW w:type="auto" w:w="0"/>
+        <w:jc w:val="center"/>
+        <w:tblLayout w:type="fixed"/>
+        <w:tblLook w:firstColumn="1" w:firstRow="1" w:lastColumn="0" w:lastRow="0" w:noHBand="0" w:noVBand="1" w:val="04A0"/>
+      </w:tblPr>
+      <w:tblGrid>
+        <w:gridCol w:w="4824"/>
+        <w:gridCol w:w="4824"/>
+      </w:tblGrid>
+      <w:tr>
+        <w:trPr>
+          <w:tblHeader w:val="true"/>
+        </w:trPr>
+        <w:tc>
+          <w:tcPr>
+            <w:tcW w:type="dxa" w:w="2880"/>
+            <w:vAlign w:val="center"/>
+            <w:shd w:fill="E8EEF5"/>
+          </w:tcPr>
+          <w:p>
+            <w:pPr>
+              <w:spacing w:after="0"/>
+            </w:pPr>
+            <w:r/>
+            <w:r>
+              <w:rPr>
+                <w:rFonts w:ascii="Calibri" w:hAnsi="Calibri"/>
+                <w:b/>
+                <w:sz w:val="19"/>
+              </w:rPr>
+              <w:t>Hiện tượng</w:t>
+            </w:r>
+          </w:p>
+        </w:tc>
+        <w:tc>
+          <w:tcPr>
+            <w:tcW w:type="dxa" w:w="6480"/>
+            <w:vAlign w:val="center"/>
+            <w:shd w:fill="E8EEF5"/>
+          </w:tcPr>
+          <w:p>
+            <w:pPr>
+              <w:spacing w:after="0"/>
+            </w:pPr>
+            <w:r/>
+            <w:r>
+              <w:rPr>
+                <w:rFonts w:ascii="Calibri" w:hAnsi="Calibri"/>
+                <w:b/>
+                <w:sz w:val="19"/>
+              </w:rPr>
+              <w:t>Cách xử lý</w:t>
+            </w:r>
+          </w:p>
+        </w:tc>
+      </w:tr>
+      <w:tr>
+        <w:tc>
+          <w:tcPr>
+            <w:tcW w:type="dxa" w:w="4824"/>
+            <w:vAlign w:val="center"/>
+          </w:tcPr>
+          <w:p>
+            <w:pPr>
+              <w:spacing w:after="0"/>
+            </w:pPr>
+            <w:r/>
+            <w:r>
+              <w:rPr>
+                <w:rFonts w:ascii="Calibri" w:hAnsi="Calibri"/>
+                <w:b w:val="0"/>
+                <w:sz w:val="19"/>
+              </w:rPr>
+              <w:t>CloudFront chưa có UI mới</w:t>
+            </w:r>
+          </w:p>
+        </w:tc>
+        <w:tc>
+          <w:tcPr>
+            <w:tcW w:type="dxa" w:w="4824"/>
+            <w:vAlign w:val="center"/>
+          </w:tcPr>
+          <w:p>
+            <w:pPr>
+              <w:spacing w:after="0"/>
+            </w:pPr>
+            <w:r/>
+            <w:r>
+              <w:rPr>
+                <w:rFonts w:ascii="Calibri" w:hAnsi="Calibri"/>
+                <w:b w:val="0"/>
+                <w:sz w:val="19"/>
+              </w:rPr>
+              <w:t>Kiểm tra PR #32 đã merge và workflow main đã deploy/invalidate CloudFront.</w:t>
+            </w:r>
+          </w:p>
+        </w:tc>
+      </w:tr>
+      <w:tr>
+        <w:tc>
+          <w:tcPr>
+            <w:tcW w:type="dxa" w:w="4824"/>
+            <w:vAlign w:val="center"/>
+          </w:tcPr>
+          <w:p>
+            <w:pPr>
+              <w:spacing w:after="0"/>
+            </w:pPr>
+            <w:r/>
+            <w:r>
+              <w:rPr>
+                <w:rFonts w:ascii="Calibri" w:hAnsi="Calibri"/>
+                <w:b w:val="0"/>
+                <w:sz w:val="19"/>
+              </w:rPr>
+              <w:t>Không tạo được đơn</w:t>
+            </w:r>
+          </w:p>
+        </w:tc>
+        <w:tc>
+          <w:tcPr>
+            <w:tcW w:type="dxa" w:w="4824"/>
+            <w:vAlign w:val="center"/>
+          </w:tcPr>
+          <w:p>
+            <w:pPr>
+              <w:spacing w:after="0"/>
+            </w:pPr>
+            <w:r/>
+            <w:r>
+              <w:rPr>
+                <w:rFonts w:ascii="Calibri" w:hAnsi="Calibri"/>
+                <w:b w:val="0"/>
+                <w:sz w:val="19"/>
+              </w:rPr>
+              <w:t>Kiểm tra student.flow đã đăng ký tuyến APPROVED.</w:t>
+            </w:r>
+          </w:p>
+        </w:tc>
+      </w:tr>
+      <w:tr>
+        <w:tc>
+          <w:tcPr>
+            <w:tcW w:type="dxa" w:w="4824"/>
+            <w:vAlign w:val="center"/>
+          </w:tcPr>
+          <w:p>
+            <w:pPr>
+              <w:spacing w:after="0"/>
+            </w:pPr>
+            <w:r/>
+            <w:r>
+              <w:rPr>
+                <w:rFonts w:ascii="Calibri" w:hAnsi="Calibri"/>
+                <w:b w:val="0"/>
+                <w:sz w:val="19"/>
+              </w:rPr>
+              <w:t>Webhook không Paid</w:t>
+            </w:r>
+          </w:p>
+        </w:tc>
+        <w:tc>
+          <w:tcPr>
+            <w:tcW w:type="dxa" w:w="4824"/>
+            <w:vAlign w:val="center"/>
+          </w:tcPr>
+          <w:p>
+            <w:pPr>
+              <w:spacing w:after="0"/>
+            </w:pPr>
+            <w:r/>
+            <w:r>
+              <w:rPr>
+                <w:rFonts w:ascii="Calibri" w:hAnsi="Calibri"/>
+                <w:b w:val="0"/>
+                <w:sz w:val="19"/>
+              </w:rPr>
+              <w:t>Kiểm tra Order ID, Amount và BackendUrl; Amount phải đúng tuyệt đối.</w:t>
+            </w:r>
+          </w:p>
+        </w:tc>
+      </w:tr>
+      <w:tr>
+        <w:tc>
+          <w:tcPr>
+            <w:tcW w:type="dxa" w:w="4824"/>
+            <w:vAlign w:val="center"/>
+          </w:tcPr>
+          <w:p>
+            <w:pPr>
+              <w:spacing w:after="0"/>
+            </w:pPr>
+            <w:r/>
+            <w:r>
+              <w:rPr>
+                <w:rFonts w:ascii="Calibri" w:hAnsi="Calibri"/>
+                <w:b w:val="0"/>
+                <w:sz w:val="19"/>
+              </w:rPr>
+              <w:t>Phụ xe không thấy vé</w:t>
+            </w:r>
+          </w:p>
+        </w:tc>
+        <w:tc>
+          <w:tcPr>
+            <w:tcW w:type="dxa" w:w="4824"/>
+            <w:vAlign w:val="center"/>
+          </w:tcPr>
+          <w:p>
+            <w:pPr>
+              <w:spacing w:after="0"/>
+            </w:pPr>
+            <w:r/>
+            <w:r>
+              <w:rPr>
+                <w:rFonts w:ascii="Calibri" w:hAnsi="Calibri"/>
+                <w:b w:val="0"/>
+                <w:sz w:val="19"/>
+              </w:rPr>
+              <w:t>Chọn đúng chuyến cùng tuyến R-20 và dùng QR mới vừa sinh.</w:t>
+            </w:r>
+          </w:p>
+        </w:tc>
+      </w:tr>
+      <w:tr>
+        <w:tc>
+          <w:tcPr>
+            <w:tcW w:type="dxa" w:w="4824"/>
+            <w:vAlign w:val="center"/>
+          </w:tcPr>
+          <w:p>
+            <w:pPr>
+              <w:spacing w:after="0"/>
+            </w:pPr>
+            <w:r/>
+            <w:r>
+              <w:rPr>
+                <w:rFonts w:ascii="Calibri" w:hAnsi="Calibri"/>
+                <w:b w:val="0"/>
+                <w:sz w:val="19"/>
+              </w:rPr>
+              <w:t>QR báo đã quét</w:t>
+            </w:r>
+          </w:p>
+        </w:tc>
+        <w:tc>
+          <w:tcPr>
+            <w:tcW w:type="dxa" w:w="4824"/>
+            <w:vAlign w:val="center"/>
+          </w:tcPr>
+          <w:p>
+            <w:pPr>
+              <w:spacing w:after="0"/>
+            </w:pPr>
+            <w:r/>
+            <w:r>
+              <w:rPr>
+                <w:rFonts w:ascii="Calibri" w:hAnsi="Calibri"/>
+                <w:b w:val="0"/>
+                <w:sz w:val="19"/>
+              </w:rPr>
+              <w:t>Chạy PrepareCompleteDemoFlow.ps1 rồi thực hiện lại toàn bộ flow.</w:t>
+            </w:r>
+          </w:p>
+        </w:tc>
+      </w:tr>
+      <w:tr>
+        <w:tc>
+          <w:tcPr>
+            <w:tcW w:type="dxa" w:w="4824"/>
+            <w:vAlign w:val="center"/>
+          </w:tcPr>
+          <w:p>
+            <w:pPr>
+              <w:spacing w:after="0"/>
+            </w:pPr>
+            <w:r/>
+            <w:r>
+              <w:rPr>
+                <w:rFonts w:ascii="Calibri" w:hAnsi="Calibri"/>
+                <w:b w:val="0"/>
+                <w:sz w:val="19"/>
+              </w:rPr>
+              <w:t>Reset báo thiếu dbauth.txt</w:t>
+            </w:r>
+          </w:p>
+        </w:tc>
+        <w:tc>
+          <w:tcPr>
+            <w:tcW w:type="dxa" w:w="4824"/>
+            <w:vAlign w:val="center"/>
+          </w:tcPr>
+          <w:p>
+            <w:pPr>
+              <w:spacing w:after="0"/>
+            </w:pPr>
+            <w:r/>
+            <w:r>
+              <w:rPr>
+                <w:rFonts w:ascii="Calibri" w:hAnsi="Calibri"/>
+                <w:b w:val="0"/>
+                <w:sz w:val="19"/>
+              </w:rPr>
+              <w:t>Tạo file local theo thông tin RDS; không commit file này.</w:t>
+            </w:r>
+          </w:p>
+        </w:tc>
+      </w:tr>
+      <w:tr>
+        <w:tc>
+          <w:tcPr>
+            <w:tcW w:type="dxa" w:w="4824"/>
+            <w:vAlign w:val="center"/>
+          </w:tcPr>
+          <w:p>
+            <w:pPr>
+              <w:spacing w:after="0"/>
+            </w:pPr>
+            <w:r/>
+            <w:r>
+              <w:rPr>
+                <w:rFonts w:ascii="Calibri" w:hAnsi="Calibri"/>
+                <w:b w:val="0"/>
+                <w:sz w:val="19"/>
+              </w:rPr>
+              <w:t>Reset báo thiếu JDBC driver</w:t>
+            </w:r>
+          </w:p>
+        </w:tc>
+        <w:tc>
+          <w:tcPr>
+            <w:tcW w:type="dxa" w:w="4824"/>
+            <w:vAlign w:val="center"/>
+          </w:tcPr>
+          <w:p>
+            <w:pPr>
+              <w:spacing w:after="0"/>
+            </w:pPr>
+            <w:r/>
+            <w:r>
+              <w:rPr>
+                <w:rFonts w:ascii="Calibri" w:hAnsi="Calibri"/>
+                <w:b w:val="0"/>
+                <w:sz w:val="19"/>
+              </w:rPr>
+              <w:t>Chạy Maven test backend một lần để tải PostgreSQL driver.</w:t>
+            </w:r>
+          </w:p>
+        </w:tc>
+      </w:tr>
+    </w:tbl>
+    <w:p/>
+    <w:p>
+      <w:pPr>
+        <w:pStyle w:val="Heading1"/>
+        <w:keepNext/>
+      </w:pPr>
+      <w:r>
+        <w:t>10. Checklist trước khi trình bày</w:t>
       </w:r>
     </w:p>
     <w:p>
@@ -2387,7 +3188,7 @@
           <w:rFonts w:ascii="Calibri" w:hAnsi="Calibri"/>
           <w:sz w:val="22"/>
         </w:rPr>
-        <w:t>University admin da co stats/reconciliation/payment transactions theo truong.</w:t>
+        <w:t>CloudFront mở được và bản giao diện mong muốn đã deploy.</w:t>
       </w:r>
     </w:p>
     <w:p>
@@ -2400,490 +3201,7 @@
           <w:rFonts w:ascii="Calibri" w:hAnsi="Calibri"/>
           <w:sz w:val="22"/>
         </w:rPr>
-        <w:t>CompleteDemoSePayWebhook.ps1 cho phep demo callback local co kiem soat; amount phai trung tong order va content phai chua DH&lt;OrderId&gt;.</w:t>
-      </w:r>
-    </w:p>
-    <w:p>
-      <w:pPr>
-        <w:pStyle w:val="Heading1"/>
-        <w:keepNext/>
-      </w:pPr>
-      <w:r>
-        <w:rPr>
-          <w:rFonts w:ascii="Calibri" w:hAnsi="Calibri"/>
-          <w:color w:val="2E74B5"/>
-        </w:rPr>
-        <w:t>10. Phan UI da va khong thay doi tu patch v6</w:t>
-      </w:r>
-    </w:p>
-    <w:tbl>
-      <w:tblPr>
-        <w:tblStyle w:val="TableGrid"/>
-        <w:tblW w:type="auto" w:w="0"/>
-        <w:jc w:val="center"/>
-        <w:tblLook w:firstColumn="1" w:firstRow="1" w:lastColumn="0" w:lastRow="0" w:noHBand="0" w:noVBand="1" w:val="04A0"/>
-      </w:tblPr>
-      <w:tblGrid>
-        <w:gridCol w:w="3120"/>
-        <w:gridCol w:w="3120"/>
-        <w:gridCol w:w="3120"/>
-      </w:tblGrid>
-      <w:tr>
-        <w:trPr>
-          <w:tblHeader w:val="true"/>
-        </w:trPr>
-        <w:tc>
-          <w:tcPr>
-            <w:tcW w:type="dxa" w:w="2232"/>
-            <w:shd w:fill="E8EEF5"/>
-            <w:vAlign w:val="center"/>
-          </w:tcPr>
-          <w:p>
-            <w:pPr>
-              <w:spacing w:after="0"/>
-            </w:pPr>
-            <w:r/>
-            <w:r>
-              <w:rPr>
-                <w:rFonts w:ascii="Calibri" w:hAnsi="Calibri"/>
-                <w:b/>
-                <w:color w:val="14140F"/>
-                <w:sz w:val="20"/>
-              </w:rPr>
-              <w:t>Khu vuc</w:t>
-            </w:r>
-          </w:p>
-        </w:tc>
-        <w:tc>
-          <w:tcPr>
-            <w:tcW w:type="dxa" w:w="3168"/>
-            <w:shd w:fill="E8EEF5"/>
-            <w:vAlign w:val="center"/>
-          </w:tcPr>
-          <w:p>
-            <w:pPr>
-              <w:spacing w:after="0"/>
-            </w:pPr>
-            <w:r/>
-            <w:r>
-              <w:rPr>
-                <w:rFonts w:ascii="Calibri" w:hAnsi="Calibri"/>
-                <w:b/>
-                <w:color w:val="14140F"/>
-                <w:sz w:val="20"/>
-              </w:rPr>
-              <w:t>Quyet dinh</w:t>
-            </w:r>
-          </w:p>
-        </w:tc>
-        <w:tc>
-          <w:tcPr>
-            <w:tcW w:type="dxa" w:w="3960"/>
-            <w:shd w:fill="E8EEF5"/>
-            <w:vAlign w:val="center"/>
-          </w:tcPr>
-          <w:p>
-            <w:pPr>
-              <w:spacing w:after="0"/>
-            </w:pPr>
-            <w:r/>
-            <w:r>
-              <w:rPr>
-                <w:rFonts w:ascii="Calibri" w:hAnsi="Calibri"/>
-                <w:b/>
-                <w:color w:val="14140F"/>
-                <w:sz w:val="20"/>
-              </w:rPr>
-              <w:t>Ly do</w:t>
-            </w:r>
-          </w:p>
-        </w:tc>
-      </w:tr>
-      <w:tr>
-        <w:tc>
-          <w:tcPr>
-            <w:tcW w:type="dxa" w:w="3120"/>
-            <w:vAlign w:val="center"/>
-          </w:tcPr>
-          <w:p>
-            <w:pPr>
-              <w:spacing w:after="0"/>
-            </w:pPr>
-            <w:r/>
-            <w:r>
-              <w:rPr>
-                <w:rFonts w:ascii="Calibri" w:hAnsi="Calibri"/>
-                <w:b w:val="0"/>
-                <w:sz w:val="20"/>
-              </w:rPr>
-              <w:t>AI Suggestions</w:t>
-            </w:r>
-          </w:p>
-        </w:tc>
-        <w:tc>
-          <w:tcPr>
-            <w:tcW w:type="dxa" w:w="3120"/>
-            <w:vAlign w:val="center"/>
-          </w:tcPr>
-          <w:p>
-            <w:pPr>
-              <w:spacing w:after="0"/>
-            </w:pPr>
-            <w:r/>
-            <w:r>
-              <w:rPr>
-                <w:rFonts w:ascii="Calibri" w:hAnsi="Calibri"/>
-                <w:b w:val="0"/>
-                <w:sz w:val="20"/>
-              </w:rPr>
-              <w:t>Nhan UI patch v6 va sua call ve experienceApi.studentRouteSuggestions()</w:t>
-            </w:r>
-          </w:p>
-        </w:tc>
-        <w:tc>
-          <w:tcPr>
-            <w:tcW w:type="dxa" w:w="3120"/>
-            <w:vAlign w:val="center"/>
-          </w:tcPr>
-          <w:p>
-            <w:pPr>
-              <w:spacing w:after="0"/>
-            </w:pPr>
-            <w:r/>
-            <w:r>
-              <w:rPr>
-                <w:rFonts w:ascii="Calibri" w:hAnsi="Calibri"/>
-                <w:b w:val="0"/>
-                <w:sz w:val="20"/>
-              </w:rPr>
-              <w:t>Giu giao dien dep nhung khong dung raw fetch/endpoint POST chua ton tai.</w:t>
-            </w:r>
-          </w:p>
-        </w:tc>
-      </w:tr>
-      <w:tr>
-        <w:tc>
-          <w:tcPr>
-            <w:tcW w:type="dxa" w:w="3120"/>
-            <w:vAlign w:val="center"/>
-          </w:tcPr>
-          <w:p>
-            <w:pPr>
-              <w:spacing w:after="0"/>
-            </w:pPr>
-            <w:r/>
-            <w:r>
-              <w:rPr>
-                <w:rFonts w:ascii="Calibri" w:hAnsi="Calibri"/>
-                <w:b w:val="0"/>
-                <w:sz w:val="20"/>
-              </w:rPr>
-              <w:t>Student verification</w:t>
-            </w:r>
-          </w:p>
-        </w:tc>
-        <w:tc>
-          <w:tcPr>
-            <w:tcW w:type="dxa" w:w="3120"/>
-            <w:vAlign w:val="center"/>
-          </w:tcPr>
-          <w:p>
-            <w:pPr>
-              <w:spacing w:after="0"/>
-            </w:pPr>
-            <w:r/>
-            <w:r>
-              <w:rPr>
-                <w:rFonts w:ascii="Calibri" w:hAnsi="Calibri"/>
-                <w:b w:val="0"/>
-                <w:sz w:val="20"/>
-              </w:rPr>
-              <w:t>Bo sung UI OCR that</w:t>
-            </w:r>
-          </w:p>
-        </w:tc>
-        <w:tc>
-          <w:tcPr>
-            <w:tcW w:type="dxa" w:w="3120"/>
-            <w:vAlign w:val="center"/>
-          </w:tcPr>
-          <w:p>
-            <w:pPr>
-              <w:spacing w:after="0"/>
-            </w:pPr>
-            <w:r/>
-            <w:r>
-              <w:rPr>
-                <w:rFonts w:ascii="Calibri" w:hAnsi="Calibri"/>
-                <w:b w:val="0"/>
-                <w:sz w:val="20"/>
-              </w:rPr>
-              <w:t>Backend OCR da co, can wiring frontend va trang thai avatar dropdown.</w:t>
-            </w:r>
-          </w:p>
-        </w:tc>
-      </w:tr>
-      <w:tr>
-        <w:tc>
-          <w:tcPr>
-            <w:tcW w:type="dxa" w:w="3120"/>
-            <w:vAlign w:val="center"/>
-          </w:tcPr>
-          <w:p>
-            <w:pPr>
-              <w:spacing w:after="0"/>
-            </w:pPr>
-            <w:r/>
-            <w:r>
-              <w:rPr>
-                <w:rFonts w:ascii="Calibri" w:hAnsi="Calibri"/>
-                <w:b w:val="0"/>
-                <w:sz w:val="20"/>
-              </w:rPr>
-              <w:t>Admin verification</w:t>
-            </w:r>
-          </w:p>
-        </w:tc>
-        <w:tc>
-          <w:tcPr>
-            <w:tcW w:type="dxa" w:w="3120"/>
-            <w:vAlign w:val="center"/>
-          </w:tcPr>
-          <w:p>
-            <w:pPr>
-              <w:spacing w:after="0"/>
-            </w:pPr>
-            <w:r/>
-            <w:r>
-              <w:rPr>
-                <w:rFonts w:ascii="Calibri" w:hAnsi="Calibri"/>
-                <w:b w:val="0"/>
-                <w:sz w:val="20"/>
-              </w:rPr>
-              <w:t>Them queue duyet OCR</w:t>
-            </w:r>
-          </w:p>
-        </w:tc>
-        <w:tc>
-          <w:tcPr>
-            <w:tcW w:type="dxa" w:w="3120"/>
-            <w:vAlign w:val="center"/>
-          </w:tcPr>
-          <w:p>
-            <w:pPr>
-              <w:spacing w:after="0"/>
-            </w:pPr>
-            <w:r/>
-            <w:r>
-              <w:rPr>
-                <w:rFonts w:ascii="Calibri" w:hAnsi="Calibri"/>
-                <w:b w:val="0"/>
-                <w:sz w:val="20"/>
-              </w:rPr>
-              <w:t>Endpoint admin da co nhung chua co man dung du.</w:t>
-            </w:r>
-          </w:p>
-        </w:tc>
-      </w:tr>
-      <w:tr>
-        <w:tc>
-          <w:tcPr>
-            <w:tcW w:type="dxa" w:w="3120"/>
-            <w:vAlign w:val="center"/>
-          </w:tcPr>
-          <w:p>
-            <w:pPr>
-              <w:spacing w:after="0"/>
-            </w:pPr>
-            <w:r/>
-            <w:r>
-              <w:rPr>
-                <w:rFonts w:ascii="Calibri" w:hAnsi="Calibri"/>
-                <w:b w:val="0"/>
-                <w:sz w:val="20"/>
-              </w:rPr>
-              <w:t>Role modules patch lon</w:t>
-            </w:r>
-          </w:p>
-        </w:tc>
-        <w:tc>
-          <w:tcPr>
-            <w:tcW w:type="dxa" w:w="3120"/>
-            <w:vAlign w:val="center"/>
-          </w:tcPr>
-          <w:p>
-            <w:pPr>
-              <w:spacing w:after="0"/>
-            </w:pPr>
-            <w:r/>
-            <w:r>
-              <w:rPr>
-                <w:rFonts w:ascii="Calibri" w:hAnsi="Calibri"/>
-                <w:b w:val="0"/>
-                <w:sz w:val="20"/>
-              </w:rPr>
-              <w:t>Khong apply nguyen xi</w:t>
-            </w:r>
-          </w:p>
-        </w:tc>
-        <w:tc>
-          <w:tcPr>
-            <w:tcW w:type="dxa" w:w="3120"/>
-            <w:vAlign w:val="center"/>
-          </w:tcPr>
-          <w:p>
-            <w:pPr>
-              <w:spacing w:after="0"/>
-            </w:pPr>
-            <w:r/>
-            <w:r>
-              <w:rPr>
-                <w:rFonts w:ascii="Calibri" w:hAnsi="Calibri"/>
-                <w:b w:val="0"/>
-                <w:sz w:val="20"/>
-              </w:rPr>
-              <w:t>Patch thay API that bang mock/prototype context, co nguy co lam mat scanner/SePay.</w:t>
-            </w:r>
-          </w:p>
-        </w:tc>
-      </w:tr>
-      <w:tr>
-        <w:tc>
-          <w:tcPr>
-            <w:tcW w:type="dxa" w:w="3120"/>
-            <w:vAlign w:val="center"/>
-          </w:tcPr>
-          <w:p>
-            <w:pPr>
-              <w:spacing w:after="0"/>
-            </w:pPr>
-            <w:r/>
-            <w:r>
-              <w:rPr>
-                <w:rFonts w:ascii="Calibri" w:hAnsi="Calibri"/>
-                <w:b w:val="0"/>
-                <w:sz w:val="20"/>
-              </w:rPr>
-              <w:t>Conductor scanner</w:t>
-            </w:r>
-          </w:p>
-        </w:tc>
-        <w:tc>
-          <w:tcPr>
-            <w:tcW w:type="dxa" w:w="3120"/>
-            <w:vAlign w:val="center"/>
-          </w:tcPr>
-          <w:p>
-            <w:pPr>
-              <w:spacing w:after="0"/>
-            </w:pPr>
-            <w:r/>
-            <w:r>
-              <w:rPr>
-                <w:rFonts w:ascii="Calibri" w:hAnsi="Calibri"/>
-                <w:b w:val="0"/>
-                <w:sz w:val="20"/>
-              </w:rPr>
-              <w:t>Giu QrScannerModal + operationsApi.scanTicket</w:t>
-            </w:r>
-          </w:p>
-        </w:tc>
-        <w:tc>
-          <w:tcPr>
-            <w:tcW w:type="dxa" w:w="3120"/>
-            <w:vAlign w:val="center"/>
-          </w:tcPr>
-          <w:p>
-            <w:pPr>
-              <w:spacing w:after="0"/>
-            </w:pPr>
-            <w:r/>
-            <w:r>
-              <w:rPr>
-                <w:rFonts w:ascii="Calibri" w:hAnsi="Calibri"/>
-                <w:b w:val="0"/>
-                <w:sz w:val="20"/>
-              </w:rPr>
-              <w:t>Day la luong that tren main/team.</w:t>
-            </w:r>
-          </w:p>
-        </w:tc>
-      </w:tr>
-      <w:tr>
-        <w:tc>
-          <w:tcPr>
-            <w:tcW w:type="dxa" w:w="3120"/>
-            <w:vAlign w:val="center"/>
-          </w:tcPr>
-          <w:p>
-            <w:pPr>
-              <w:spacing w:after="0"/>
-            </w:pPr>
-            <w:r/>
-            <w:r>
-              <w:rPr>
-                <w:rFonts w:ascii="Calibri" w:hAnsi="Calibri"/>
-                <w:b w:val="0"/>
-                <w:sz w:val="20"/>
-              </w:rPr>
-              <w:t>SePay/dashboard/contacts</w:t>
-            </w:r>
-          </w:p>
-        </w:tc>
-        <w:tc>
-          <w:tcPr>
-            <w:tcW w:type="dxa" w:w="3120"/>
-            <w:vAlign w:val="center"/>
-          </w:tcPr>
-          <w:p>
-            <w:pPr>
-              <w:spacing w:after="0"/>
-            </w:pPr>
-            <w:r/>
-            <w:r>
-              <w:rPr>
-                <w:rFonts w:ascii="Calibri" w:hAnsi="Calibri"/>
-                <w:b w:val="0"/>
-                <w:sz w:val="20"/>
-              </w:rPr>
-              <w:t>Giu logic hien tai, chi noi them transactions admin</w:t>
-            </w:r>
-          </w:p>
-        </w:tc>
-        <w:tc>
-          <w:tcPr>
-            <w:tcW w:type="dxa" w:w="3120"/>
-            <w:vAlign w:val="center"/>
-          </w:tcPr>
-          <w:p>
-            <w:pPr>
-              <w:spacing w:after="0"/>
-            </w:pPr>
-            <w:r/>
-            <w:r>
-              <w:rPr>
-                <w:rFonts w:ascii="Calibri" w:hAnsi="Calibri"/>
-                <w:b w:val="0"/>
-                <w:sz w:val="20"/>
-              </w:rPr>
-              <w:t>Tranh de UI dep nhung mat chuc nang that.</w:t>
-            </w:r>
-          </w:p>
-        </w:tc>
-      </w:tr>
-    </w:tbl>
-    <w:p/>
-    <w:p>
-      <w:pPr>
-        <w:pStyle w:val="Heading1"/>
-        <w:keepNext/>
-      </w:pPr>
-      <w:r>
-        <w:rPr>
-          <w:rFonts w:ascii="Calibri" w:hAnsi="Calibri"/>
-          <w:color w:val="2E74B5"/>
-        </w:rPr>
-        <w:t>11. Checklist truoc khi PR/demo</w:t>
+        <w:t>Chạy PrepareCompleteDemoFlow.ps1 thành công.</w:t>
       </w:r>
     </w:p>
     <w:p>
@@ -2896,7 +3214,7 @@
           <w:rFonts w:ascii="Calibri" w:hAnsi="Calibri"/>
           <w:sz w:val="22"/>
         </w:rPr>
-        <w:t>git status khong co zip/log/artifact/patch reject.</w:t>
+        <w:t>student.flow đăng nhập được, VERIFIED nhưng chưa có tuyến/vé.</w:t>
       </w:r>
     </w:p>
     <w:p>
@@ -2909,7 +3227,7 @@
           <w:rFonts w:ascii="Calibri" w:hAnsi="Calibri"/>
           <w:sz w:val="22"/>
         </w:rPr>
-        <w:t>git diff --check pass.</w:t>
+        <w:t>conductor.demo có chuyến hôm nay trên tuyến R-20.</w:t>
       </w:r>
     </w:p>
     <w:p>
@@ -2922,7 +3240,7 @@
           <w:rFonts w:ascii="Calibri" w:hAnsi="Calibri"/>
           <w:sz w:val="22"/>
         </w:rPr>
-        <w:t>Frontend: npm run lint pass khong error; npm run build pass.</w:t>
+        <w:t>Mở sẵn PowerShell tại thư mục gốc để gọi webhook.</w:t>
       </w:r>
     </w:p>
     <w:p>
@@ -2935,7 +3253,7 @@
           <w:rFonts w:ascii="Calibri" w:hAnsi="Calibri"/>
           <w:sz w:val="22"/>
         </w:rPr>
-        <w:t>Backend: mvn test pass.</w:t>
+        <w:t>Không hiển thị hoặc chia sẻ nội dung dbauth.txt.</w:t>
       </w:r>
     </w:p>
     <w:p>
@@ -2948,52 +3266,59 @@
           <w:rFonts w:ascii="Calibri" w:hAnsi="Calibri"/>
           <w:sz w:val="22"/>
         </w:rPr>
-        <w:t>RDS: Flyway V13; student.flow co registration APPROVED, pass ACTIVE, payment/order Paid va QR UB-DEMO-FLOW-001.</w:t>
+        <w:t>Sau khi demo thử, reset lại ngay để không mang dữ liệu cũ vào buổi chính thức.</w:t>
       </w:r>
     </w:p>
-    <w:p>
-      <w:pPr>
-        <w:pStyle w:val="ListBullet"/>
-        <w:spacing w:after="80"/>
-      </w:pPr>
-      <w:r>
-        <w:rPr>
-          <w:rFonts w:ascii="Calibri" w:hAnsi="Calibri"/>
-          <w:sz w:val="22"/>
-        </w:rPr>
-        <w:t>Scanner: QrScannerModal van mo, nhap QR goi API.</w:t>
-      </w:r>
-    </w:p>
-    <w:p>
-      <w:pPr>
-        <w:pStyle w:val="ListBullet"/>
-        <w:spacing w:after="80"/>
-      </w:pPr>
-      <w:r>
-        <w:rPr>
-          <w:rFonts w:ascii="Calibri" w:hAnsi="Calibri"/>
-          <w:sz w:val="22"/>
-        </w:rPr>
-        <w:t>OCR: student gui anh duoc, admin thay anh/OCR va review duoc.</w:t>
-      </w:r>
-    </w:p>
-    <w:p>
-      <w:pPr>
-        <w:pStyle w:val="ListBullet"/>
-        <w:spacing w:after="80"/>
-      </w:pPr>
-      <w:r>
-        <w:rPr>
-          <w:rFonts w:ascii="Calibri" w:hAnsi="Calibri"/>
-          <w:sz w:val="22"/>
-        </w:rPr>
-        <w:t>PR body ghi ro patch v6 duoc port co chon loc, khong rewrite mock role modules.</w:t>
-      </w:r>
-    </w:p>
+    <w:tbl>
+      <w:tblPr>
+        <w:tblStyle w:val="TableGrid"/>
+        <w:tblW w:type="auto" w:w="0"/>
+        <w:jc w:val="center"/>
+        <w:tblLayout w:type="fixed"/>
+        <w:tblLook w:firstColumn="1" w:firstRow="1" w:lastColumn="0" w:lastRow="0" w:noHBand="0" w:noVBand="1" w:val="04A0"/>
+      </w:tblPr>
+      <w:tblGrid>
+        <w:gridCol w:w="9648"/>
+      </w:tblGrid>
+      <w:tr>
+        <w:tc>
+          <w:tcPr>
+            <w:tcW w:type="dxa" w:w="9360"/>
+            <w:shd w:fill="E8EEF5"/>
+          </w:tcPr>
+          <w:p>
+            <w:pPr>
+              <w:spacing w:after="80"/>
+            </w:pPr>
+            <w:r>
+              <w:rPr>
+                <w:rFonts w:ascii="Calibri" w:hAnsi="Calibri"/>
+                <w:b/>
+                <w:sz w:val="21"/>
+              </w:rPr>
+              <w:t>Phạm vi dữ liệu</w:t>
+            </w:r>
+          </w:p>
+          <w:p>
+            <w:pPr>
+              <w:spacing w:after="0"/>
+            </w:pPr>
+            <w:r>
+              <w:rPr>
+                <w:rFonts w:ascii="Calibri" w:hAnsi="Calibri"/>
+                <w:sz w:val="20"/>
+              </w:rPr>
+              <w:t>Các script demo không phải migration. Flyway vẫn ở V13. Chúng chỉ chuẩn bị danh tính demo và làm sạch dữ liệu nghiệp vụ của SV-FLOW-001, vì vậy không cần drop RDS.</w:t>
+            </w:r>
+          </w:p>
+        </w:tc>
+      </w:tr>
+    </w:tbl>
+    <w:p/>
     <w:sectPr>
       <w:footerReference w:type="default" r:id="rId9"/>
       <w:pgSz w:w="12240" w:h="15840"/>
-      <w:pgMar w:top="1440" w:right="1440" w:bottom="1440" w:left="1440" w:header="708" w:footer="708" w:gutter="0"/>
+      <w:pgMar w:top="1224" w:right="1296" w:bottom="1224" w:left="1296" w:header="576" w:footer="576" w:gutter="0"/>
       <w:cols w:space="720"/>
       <w:docGrid w:linePitch="360"/>
     </w:sectPr>
@@ -3012,9 +3337,9 @@
       <w:rPr>
         <w:rFonts w:ascii="Calibri" w:hAnsi="Calibri"/>
         <w:color w:val="555555"/>
-        <w:sz w:val="18"/>
-      </w:rPr>
-      <w:t>UniBus demo guide - Completion/OCR branch</w:t>
+        <w:sz w:val="17"/>
+      </w:rPr>
+      <w:t>UniBus - Hướng dẫn demo luồng chính | Cập nhật 22/06/2026</w:t>
     </w:r>
   </w:p>
 </w:ftr>
@@ -3384,7 +3709,7 @@
     <w:qFormat/>
     <w:rsid w:val="00FC693F"/>
     <w:pPr>
-      <w:spacing w:after="120" w:line="300" w:lineRule="auto"/>
+      <w:spacing w:after="120" w:line="288" w:lineRule="auto"/>
     </w:pPr>
     <w:rPr>
       <w:rFonts w:ascii="Calibri" w:hAnsi="Calibri"/>
@@ -3446,7 +3771,7 @@
     <w:pPr>
       <w:keepNext/>
       <w:keepLines/>
-      <w:spacing w:before="240" w:after="120"/>
+      <w:spacing w:before="320" w:after="160"/>
       <w:outlineLvl w:val="0"/>
     </w:pPr>
     <w:rPr>
@@ -3470,7 +3795,7 @@
     <w:pPr>
       <w:keepNext/>
       <w:keepLines/>
-      <w:spacing w:before="160" w:after="120"/>
+      <w:spacing w:before="240" w:after="120"/>
       <w:outlineLvl w:val="1"/>
     </w:pPr>
     <w:rPr>
@@ -3494,7 +3819,7 @@
     <w:pPr>
       <w:keepNext/>
       <w:keepLines/>
-      <w:spacing w:before="160" w:after="120"/>
+      <w:spacing w:before="180" w:after="80"/>
       <w:outlineLvl w:val="2"/>
     </w:pPr>
     <w:rPr>
